--- a/TS-Kramam/TS-6.3/TS 6.3 Sanskrit Krama Paatam Corrections.docx
+++ b/TS-Kramam/TS-6.3/TS 6.3 Sanskrit Krama Paatam Corrections.docx
@@ -404,7 +404,6 @@
                 <w:lang w:bidi="ml-IN"/>
               </w:rPr>
             </w:pPr>
-            <w:proofErr w:type="spellStart"/>
             <w:r>
               <w:rPr>
                 <w:rFonts w:ascii="BRH Devanagari Extra" w:hAnsi="BRH Devanagari Extra" w:cs="BRH Devanagari Extra"/>
@@ -415,19 +414,17 @@
               </w:rPr>
               <w:t>AalÉÏþS</w:t>
             </w:r>
-            <w:proofErr w:type="spellEnd"/>
-            <w:r>
-              <w:rPr>
-                <w:rFonts w:ascii="BRH Malayalam Extra" w:hAnsi="BRH Malayalam Extra" w:cs="BRH Devanagari Extra"/>
-                <w:b/>
-                <w:color w:val="000000"/>
-                <w:sz w:val="32"/>
-                <w:szCs w:val="40"/>
-                <w:lang w:bidi="ml-IN"/>
-              </w:rPr>
-              <w:t>–</w:t>
-            </w:r>
-            <w:proofErr w:type="spellStart"/>
+            <w:r>
+              <w:rPr>
+                <w:rFonts w:ascii="BRH Malayalam Extra" w:hAnsi="BRH Malayalam Extra" w:cs="BRH Devanagari Extra"/>
+                <w:b/>
+                <w:color w:val="000000"/>
+                <w:sz w:val="32"/>
+                <w:szCs w:val="40"/>
+                <w:lang w:bidi="ml-IN"/>
+              </w:rPr>
+              <w:t>–</w:t>
+            </w:r>
             <w:r>
               <w:rPr>
                 <w:rFonts w:ascii="BRH Devanagari Extra" w:hAnsi="BRH Devanagari Extra" w:cs="BRH Devanagari Extra"/>
@@ -449,7 +446,6 @@
               </w:rPr>
               <w:t>iÉç</w:t>
             </w:r>
-            <w:proofErr w:type="spellEnd"/>
             <w:r>
               <w:rPr>
                 <w:rFonts w:ascii="BRH Devanagari Extra" w:hAnsi="BRH Devanagari Extra" w:cs="BRH Devanagari Extra"/>
@@ -477,7 +473,6 @@
                 <w:lang w:bidi="ml-IN"/>
               </w:rPr>
             </w:pPr>
-            <w:proofErr w:type="spellStart"/>
             <w:r>
               <w:rPr>
                 <w:rFonts w:ascii="BRH Devanagari Extra" w:hAnsi="BRH Devanagari Extra" w:cs="BRH Devanagari Extra"/>
@@ -488,19 +483,17 @@
               </w:rPr>
               <w:t>AalÉÏþS</w:t>
             </w:r>
-            <w:proofErr w:type="spellEnd"/>
-            <w:r>
-              <w:rPr>
-                <w:rFonts w:ascii="BRH Malayalam Extra" w:hAnsi="BRH Malayalam Extra" w:cs="BRH Devanagari Extra"/>
-                <w:b/>
-                <w:color w:val="000000"/>
-                <w:sz w:val="32"/>
-                <w:szCs w:val="40"/>
-                <w:lang w:bidi="ml-IN"/>
-              </w:rPr>
-              <w:t>–</w:t>
-            </w:r>
-            <w:proofErr w:type="spellStart"/>
+            <w:r>
+              <w:rPr>
+                <w:rFonts w:ascii="BRH Malayalam Extra" w:hAnsi="BRH Malayalam Extra" w:cs="BRH Devanagari Extra"/>
+                <w:b/>
+                <w:color w:val="000000"/>
+                <w:sz w:val="32"/>
+                <w:szCs w:val="40"/>
+                <w:lang w:bidi="ml-IN"/>
+              </w:rPr>
+              <w:t>–</w:t>
+            </w:r>
             <w:r>
               <w:rPr>
                 <w:rFonts w:ascii="BRH Devanagari Extra" w:hAnsi="BRH Devanagari Extra" w:cs="BRH Devanagari Extra"/>
@@ -522,7 +515,6 @@
               </w:rPr>
               <w:t>lÉç</w:t>
             </w:r>
-            <w:proofErr w:type="spellEnd"/>
             <w:r>
               <w:rPr>
                 <w:rFonts w:ascii="BRH Devanagari Extra" w:hAnsi="BRH Devanagari Extra" w:cs="BRH Devanagari Extra"/>
@@ -725,29 +717,7 @@
                 <w:szCs w:val="40"/>
                 <w:lang w:bidi="ml-IN"/>
               </w:rPr>
-              <w:t xml:space="preserve"> </w:t>
-            </w:r>
-            <w:proofErr w:type="spellStart"/>
-            <w:r>
-              <w:rPr>
-                <w:rFonts w:ascii="BRH Devanagari Extra" w:hAnsi="BRH Devanagari Extra" w:cs="BRH Devanagari Extra"/>
-                <w:color w:val="000000"/>
-                <w:sz w:val="40"/>
-                <w:szCs w:val="40"/>
-                <w:lang w:bidi="ml-IN"/>
-              </w:rPr>
-              <w:t>rÉeÉþqÉÉlÉÈ</w:t>
-            </w:r>
-            <w:proofErr w:type="spellEnd"/>
-            <w:r>
-              <w:rPr>
-                <w:rFonts w:ascii="BRH Devanagari Extra" w:hAnsi="BRH Devanagari Extra" w:cs="BRH Devanagari Extra"/>
-                <w:color w:val="000000"/>
-                <w:sz w:val="40"/>
-                <w:szCs w:val="40"/>
-                <w:lang w:bidi="ml-IN"/>
-              </w:rPr>
-              <w:t xml:space="preserve"> | </w:t>
+              <w:t xml:space="preserve"> rÉeÉþqÉÉlÉÈ | </w:t>
             </w:r>
             <w:r>
               <w:rPr>
@@ -759,7 +729,6 @@
               </w:rPr>
               <w:br/>
             </w:r>
-            <w:proofErr w:type="spellStart"/>
             <w:r>
               <w:rPr>
                 <w:rFonts w:ascii="BRH Devanagari Extra" w:hAnsi="BRH Devanagari Extra" w:cs="BRH Devanagari Extra"/>
@@ -791,49 +760,26 @@
               </w:rPr>
               <w:t>lÉÉå</w:t>
             </w:r>
-            <w:proofErr w:type="spellEnd"/>
-            <w:r>
-              <w:rPr>
-                <w:rFonts w:ascii="BRH Malayalam Extra" w:hAnsi="BRH Malayalam Extra" w:cs="BRH Devanagari Extra"/>
-                <w:b/>
-                <w:color w:val="000000"/>
-                <w:sz w:val="32"/>
-                <w:szCs w:val="40"/>
-                <w:lang w:bidi="ml-IN"/>
-              </w:rPr>
-              <w:t>–</w:t>
-            </w:r>
-            <w:r>
-              <w:rPr>
-                <w:rFonts w:ascii="BRH Devanagari Extra" w:hAnsi="BRH Devanagari Extra" w:cs="BRH Devanagari Extra"/>
-                <w:color w:val="000000"/>
-                <w:sz w:val="40"/>
-                <w:szCs w:val="40"/>
-                <w:lang w:bidi="ml-IN"/>
-              </w:rPr>
-              <w:t xml:space="preserve"> </w:t>
-            </w:r>
-            <w:proofErr w:type="spellStart"/>
-            <w:r>
-              <w:rPr>
-                <w:rFonts w:ascii="BRH Devanagari Extra" w:hAnsi="BRH Devanagari Extra" w:cs="BRH Devanagari Extra"/>
-                <w:color w:val="000000"/>
-                <w:sz w:val="40"/>
-                <w:szCs w:val="40"/>
-                <w:lang w:bidi="ml-IN"/>
-              </w:rPr>
-              <w:t>pÉëÉiÉ×þurÉÉlÉç</w:t>
-            </w:r>
-            <w:proofErr w:type="spellEnd"/>
-            <w:r>
-              <w:rPr>
-                <w:rFonts w:ascii="BRH Devanagari Extra" w:hAnsi="BRH Devanagari Extra" w:cs="BRH Devanagari Extra"/>
-                <w:color w:val="000000"/>
-                <w:sz w:val="40"/>
-                <w:szCs w:val="40"/>
-                <w:lang w:bidi="ml-IN"/>
-              </w:rPr>
-              <w:t xml:space="preserve"> |</w:t>
+            <w:r>
+              <w:rPr>
+                <w:rFonts w:ascii="BRH Malayalam Extra" w:hAnsi="BRH Malayalam Extra" w:cs="BRH Devanagari Extra"/>
+                <w:b/>
+                <w:color w:val="000000"/>
+                <w:sz w:val="32"/>
+                <w:szCs w:val="40"/>
+                <w:lang w:bidi="ml-IN"/>
+              </w:rPr>
+              <w:t>–</w:t>
+            </w:r>
+            <w:r>
+              <w:rPr>
+                <w:rFonts w:ascii="BRH Devanagari Extra" w:hAnsi="BRH Devanagari Extra" w:cs="BRH Devanagari Extra"/>
+                <w:color w:val="000000"/>
+                <w:sz w:val="40"/>
+                <w:szCs w:val="40"/>
+                <w:lang w:bidi="ml-IN"/>
+              </w:rPr>
+              <w:t xml:space="preserve"> pÉëÉiÉ×þurÉÉlÉç |</w:t>
             </w:r>
           </w:p>
         </w:tc>
@@ -881,29 +827,7 @@
                 <w:szCs w:val="40"/>
                 <w:lang w:bidi="ml-IN"/>
               </w:rPr>
-              <w:t xml:space="preserve"> </w:t>
-            </w:r>
-            <w:proofErr w:type="spellStart"/>
-            <w:r>
-              <w:rPr>
-                <w:rFonts w:ascii="BRH Devanagari Extra" w:hAnsi="BRH Devanagari Extra" w:cs="BRH Devanagari Extra"/>
-                <w:color w:val="000000"/>
-                <w:sz w:val="40"/>
-                <w:szCs w:val="40"/>
-                <w:lang w:bidi="ml-IN"/>
-              </w:rPr>
-              <w:t>rÉeÉþqÉÉlÉÈ</w:t>
-            </w:r>
-            <w:proofErr w:type="spellEnd"/>
-            <w:r>
-              <w:rPr>
-                <w:rFonts w:ascii="BRH Devanagari Extra" w:hAnsi="BRH Devanagari Extra" w:cs="BRH Devanagari Extra"/>
-                <w:color w:val="000000"/>
-                <w:sz w:val="40"/>
-                <w:szCs w:val="40"/>
-                <w:lang w:bidi="ml-IN"/>
-              </w:rPr>
-              <w:t xml:space="preserve"> | </w:t>
+              <w:t xml:space="preserve"> rÉeÉþqÉÉlÉÈ | </w:t>
             </w:r>
             <w:r>
               <w:rPr>
@@ -915,7 +839,6 @@
               </w:rPr>
               <w:br/>
             </w:r>
-            <w:proofErr w:type="spellStart"/>
             <w:r>
               <w:rPr>
                 <w:rFonts w:ascii="BRH Devanagari Extra" w:hAnsi="BRH Devanagari Extra" w:cs="BRH Devanagari Extra"/>
@@ -947,49 +870,26 @@
               </w:rPr>
               <w:t>lÉÉå</w:t>
             </w:r>
-            <w:proofErr w:type="spellEnd"/>
-            <w:r>
-              <w:rPr>
-                <w:rFonts w:ascii="BRH Malayalam Extra" w:hAnsi="BRH Malayalam Extra" w:cs="BRH Devanagari Extra"/>
-                <w:b/>
-                <w:color w:val="000000"/>
-                <w:sz w:val="32"/>
-                <w:szCs w:val="40"/>
-                <w:lang w:bidi="ml-IN"/>
-              </w:rPr>
-              <w:t>–</w:t>
-            </w:r>
-            <w:r>
-              <w:rPr>
-                <w:rFonts w:ascii="BRH Devanagari Extra" w:hAnsi="BRH Devanagari Extra" w:cs="BRH Devanagari Extra"/>
-                <w:color w:val="000000"/>
-                <w:sz w:val="40"/>
-                <w:szCs w:val="40"/>
-                <w:lang w:bidi="ml-IN"/>
-              </w:rPr>
-              <w:t xml:space="preserve"> </w:t>
-            </w:r>
-            <w:proofErr w:type="spellStart"/>
-            <w:r>
-              <w:rPr>
-                <w:rFonts w:ascii="BRH Devanagari Extra" w:hAnsi="BRH Devanagari Extra" w:cs="BRH Devanagari Extra"/>
-                <w:color w:val="000000"/>
-                <w:sz w:val="40"/>
-                <w:szCs w:val="40"/>
-                <w:lang w:bidi="ml-IN"/>
-              </w:rPr>
-              <w:t>pÉëÉiÉ×þurÉÉlÉç</w:t>
-            </w:r>
-            <w:proofErr w:type="spellEnd"/>
-            <w:r>
-              <w:rPr>
-                <w:rFonts w:ascii="BRH Devanagari Extra" w:hAnsi="BRH Devanagari Extra" w:cs="BRH Devanagari Extra"/>
-                <w:color w:val="000000"/>
-                <w:sz w:val="40"/>
-                <w:szCs w:val="40"/>
-                <w:lang w:bidi="ml-IN"/>
-              </w:rPr>
-              <w:t xml:space="preserve"> |</w:t>
+            <w:r>
+              <w:rPr>
+                <w:rFonts w:ascii="BRH Malayalam Extra" w:hAnsi="BRH Malayalam Extra" w:cs="BRH Devanagari Extra"/>
+                <w:b/>
+                <w:color w:val="000000"/>
+                <w:sz w:val="32"/>
+                <w:szCs w:val="40"/>
+                <w:lang w:bidi="ml-IN"/>
+              </w:rPr>
+              <w:t>–</w:t>
+            </w:r>
+            <w:r>
+              <w:rPr>
+                <w:rFonts w:ascii="BRH Devanagari Extra" w:hAnsi="BRH Devanagari Extra" w:cs="BRH Devanagari Extra"/>
+                <w:color w:val="000000"/>
+                <w:sz w:val="40"/>
+                <w:szCs w:val="40"/>
+                <w:lang w:bidi="ml-IN"/>
+              </w:rPr>
+              <w:t xml:space="preserve"> pÉëÉiÉ×þurÉÉlÉç |</w:t>
             </w:r>
           </w:p>
         </w:tc>
@@ -1183,18 +1083,7 @@
                 <w:szCs w:val="40"/>
                 <w:lang w:bidi="ml-IN"/>
               </w:rPr>
-              <w:t xml:space="preserve">qÉç </w:t>
-            </w:r>
-            <w:proofErr w:type="spellStart"/>
-            <w:r>
-              <w:rPr>
-                <w:rFonts w:ascii="BRH Devanagari Extra" w:hAnsi="BRH Devanagari Extra" w:cs="BRH Devanagari Extra"/>
-                <w:color w:val="000000"/>
-                <w:sz w:val="40"/>
-                <w:szCs w:val="40"/>
-                <w:lang w:bidi="ml-IN"/>
-              </w:rPr>
-              <w:t>aÉÉUç.WûþmÉirÉ</w:t>
+              <w:t>qÉç aÉÉUç.WûþmÉirÉ</w:t>
             </w:r>
             <w:r>
               <w:rPr>
@@ -1206,7 +1095,6 @@
               </w:rPr>
               <w:t>å</w:t>
             </w:r>
-            <w:proofErr w:type="spellEnd"/>
             <w:r>
               <w:rPr>
                 <w:rFonts w:ascii="BRH Devanagari Extra" w:hAnsi="BRH Devanagari Extra" w:cs="BRH Devanagari Extra"/>
@@ -1227,7 +1115,6 @@
               </w:rPr>
               <w:br/>
             </w:r>
-            <w:proofErr w:type="spellStart"/>
             <w:r>
               <w:rPr>
                 <w:rFonts w:ascii="BRH Devanagari Extra" w:hAnsi="BRH Devanagari Extra" w:cs="BRH Devanagari Extra"/>
@@ -1269,27 +1156,15 @@
               </w:rPr>
               <w:t>å</w:t>
             </w:r>
-            <w:proofErr w:type="spellEnd"/>
-            <w:r>
-              <w:rPr>
-                <w:rFonts w:ascii="BRH Devanagari Extra" w:hAnsi="BRH Devanagari Extra" w:cs="BRH Devanagari Extra"/>
-                <w:color w:val="000000"/>
-                <w:sz w:val="40"/>
-                <w:szCs w:val="40"/>
-                <w:lang w:bidi="ml-IN"/>
-              </w:rPr>
-              <w:t xml:space="preserve"> </w:t>
-            </w:r>
-            <w:proofErr w:type="spellStart"/>
-            <w:r>
-              <w:rPr>
-                <w:rFonts w:ascii="BRH Devanagari Extra" w:hAnsi="BRH Devanagari Extra" w:cs="BRH Devanagari Extra"/>
-                <w:color w:val="000000"/>
-                <w:sz w:val="40"/>
-                <w:szCs w:val="40"/>
-                <w:lang w:bidi="ml-IN"/>
-              </w:rPr>
-              <w:t>eÉÑWûÉ</w:t>
+            <w:r>
+              <w:rPr>
+                <w:rFonts w:ascii="BRH Devanagari Extra" w:hAnsi="BRH Devanagari Extra" w:cs="BRH Devanagari Extra"/>
+                <w:color w:val="000000"/>
+                <w:sz w:val="40"/>
+                <w:szCs w:val="40"/>
+                <w:lang w:bidi="ml-IN"/>
+              </w:rPr>
+              <w:t xml:space="preserve"> eÉÑWûÉ</w:t>
             </w:r>
             <w:r>
               <w:rPr>
@@ -1309,18 +1184,7 @@
                 <w:szCs w:val="40"/>
                 <w:lang w:bidi="ml-IN"/>
               </w:rPr>
-              <w:t>ÌiÉ</w:t>
-            </w:r>
-            <w:proofErr w:type="spellEnd"/>
-            <w:r>
-              <w:rPr>
-                <w:rFonts w:ascii="BRH Devanagari Extra" w:hAnsi="BRH Devanagari Extra" w:cs="BRH Devanagari Extra"/>
-                <w:color w:val="000000"/>
-                <w:sz w:val="40"/>
-                <w:szCs w:val="40"/>
-                <w:lang w:bidi="ml-IN"/>
-              </w:rPr>
-              <w:t xml:space="preserve"> |</w:t>
+              <w:t>ÌiÉ |</w:t>
             </w:r>
           </w:p>
         </w:tc>
@@ -1368,18 +1232,7 @@
                 <w:szCs w:val="40"/>
                 <w:lang w:bidi="ml-IN"/>
               </w:rPr>
-              <w:t xml:space="preserve">qÉç </w:t>
-            </w:r>
-            <w:proofErr w:type="spellStart"/>
-            <w:r>
-              <w:rPr>
-                <w:rFonts w:ascii="BRH Devanagari Extra" w:hAnsi="BRH Devanagari Extra" w:cs="BRH Devanagari Extra"/>
-                <w:color w:val="000000"/>
-                <w:sz w:val="40"/>
-                <w:szCs w:val="40"/>
-                <w:lang w:bidi="ml-IN"/>
-              </w:rPr>
-              <w:t>aÉÉUç.WûþmÉirÉ</w:t>
+              <w:t>qÉç aÉÉUç.WûþmÉirÉ</w:t>
             </w:r>
             <w:r>
               <w:rPr>
@@ -1391,7 +1244,6 @@
               </w:rPr>
               <w:t>å</w:t>
             </w:r>
-            <w:proofErr w:type="spellEnd"/>
             <w:r>
               <w:rPr>
                 <w:rFonts w:ascii="BRH Devanagari Extra" w:hAnsi="BRH Devanagari Extra" w:cs="BRH Devanagari Extra"/>
@@ -1402,7 +1254,18 @@
               </w:rPr>
               <w:t xml:space="preserve"> | </w:t>
             </w:r>
-            <w:proofErr w:type="spellStart"/>
+          </w:p>
+          <w:p>
+            <w:pPr>
+              <w:spacing w:before="0" w:line="240" w:lineRule="auto"/>
+              <w:rPr>
+                <w:rFonts w:ascii="BRH Devanagari Extra" w:hAnsi="BRH Devanagari Extra" w:cs="BRH Devanagari Extra"/>
+                <w:color w:val="000000"/>
+                <w:sz w:val="40"/>
+                <w:szCs w:val="40"/>
+                <w:lang w:bidi="ml-IN"/>
+              </w:rPr>
+            </w:pPr>
             <w:r>
               <w:rPr>
                 <w:rFonts w:ascii="BRH Devanagari Extra" w:hAnsi="BRH Devanagari Extra" w:cs="BRH Devanagari Extra"/>
@@ -1444,27 +1307,15 @@
               </w:rPr>
               <w:t>å</w:t>
             </w:r>
-            <w:proofErr w:type="spellEnd"/>
-            <w:r>
-              <w:rPr>
-                <w:rFonts w:ascii="BRH Devanagari Extra" w:hAnsi="BRH Devanagari Extra" w:cs="BRH Devanagari Extra"/>
-                <w:color w:val="000000"/>
-                <w:sz w:val="40"/>
-                <w:szCs w:val="40"/>
-                <w:lang w:bidi="ml-IN"/>
-              </w:rPr>
-              <w:t xml:space="preserve"> </w:t>
-            </w:r>
-            <w:proofErr w:type="spellStart"/>
-            <w:r>
-              <w:rPr>
-                <w:rFonts w:ascii="BRH Devanagari Extra" w:hAnsi="BRH Devanagari Extra" w:cs="BRH Devanagari Extra"/>
-                <w:color w:val="000000"/>
-                <w:sz w:val="40"/>
-                <w:szCs w:val="40"/>
-                <w:lang w:bidi="ml-IN"/>
-              </w:rPr>
-              <w:t>eÉÑWûÉ</w:t>
+            <w:r>
+              <w:rPr>
+                <w:rFonts w:ascii="BRH Devanagari Extra" w:hAnsi="BRH Devanagari Extra" w:cs="BRH Devanagari Extra"/>
+                <w:color w:val="000000"/>
+                <w:sz w:val="40"/>
+                <w:szCs w:val="40"/>
+                <w:lang w:bidi="ml-IN"/>
+              </w:rPr>
+              <w:t xml:space="preserve"> eÉÑWûÉ</w:t>
             </w:r>
             <w:r>
               <w:rPr>
@@ -1484,18 +1335,7 @@
                 <w:szCs w:val="40"/>
                 <w:lang w:bidi="ml-IN"/>
               </w:rPr>
-              <w:t>ÌiÉ</w:t>
-            </w:r>
-            <w:proofErr w:type="spellEnd"/>
-            <w:r>
-              <w:rPr>
-                <w:rFonts w:ascii="BRH Devanagari Extra" w:hAnsi="BRH Devanagari Extra" w:cs="BRH Devanagari Extra"/>
-                <w:color w:val="000000"/>
-                <w:sz w:val="40"/>
-                <w:szCs w:val="40"/>
-                <w:lang w:bidi="ml-IN"/>
-              </w:rPr>
-              <w:t xml:space="preserve"> |</w:t>
+              <w:t>ÌiÉ |</w:t>
             </w:r>
           </w:p>
         </w:tc>
@@ -1581,16 +1421,16 @@
                 <w:b/>
                 <w:sz w:val="28"/>
                 <w:szCs w:val="32"/>
-                <w:lang w:val="it-IT"/>
-              </w:rPr>
-            </w:pPr>
-            <w:r>
-              <w:rPr>
-                <w:rFonts w:cs="Arial"/>
-                <w:b/>
-                <w:sz w:val="28"/>
-                <w:szCs w:val="32"/>
-                <w:lang w:val="it-IT"/>
+                <w:lang w:val="en-IN"/>
+              </w:rPr>
+            </w:pPr>
+            <w:r>
+              <w:rPr>
+                <w:rFonts w:cs="Arial"/>
+                <w:b/>
+                <w:sz w:val="28"/>
+                <w:szCs w:val="32"/>
+                <w:lang w:val="en-IN"/>
               </w:rPr>
               <w:t>Krama Vaakyam No.– 43</w:t>
             </w:r>
@@ -1657,16 +1497,16 @@
                 <w:color w:val="000000"/>
                 <w:sz w:val="40"/>
                 <w:szCs w:val="40"/>
-                <w:lang w:val="en-IN" w:eastAsia="en-IN" w:bidi="ml-IN"/>
-              </w:rPr>
-            </w:pPr>
-            <w:r>
-              <w:rPr>
-                <w:rFonts w:ascii="BRH Devanagari Extra" w:hAnsi="BRH Devanagari Extra" w:cs="BRH Devanagari Extra"/>
-                <w:color w:val="000000"/>
-                <w:sz w:val="40"/>
-                <w:szCs w:val="40"/>
-                <w:lang w:bidi="ml-IN"/>
+                <w:lang w:val="it-IT" w:eastAsia="en-IN" w:bidi="ml-IN"/>
+              </w:rPr>
+            </w:pPr>
+            <w:r>
+              <w:rPr>
+                <w:rFonts w:ascii="BRH Devanagari Extra" w:hAnsi="BRH Devanagari Extra" w:cs="BRH Devanagari Extra"/>
+                <w:color w:val="000000"/>
+                <w:sz w:val="40"/>
+                <w:szCs w:val="40"/>
+                <w:lang w:val="it-IT" w:bidi="ml-IN"/>
               </w:rPr>
               <w:t>C</w:t>
             </w:r>
@@ -1677,64 +1517,59 @@
                 <w:color w:val="000000"/>
                 <w:sz w:val="32"/>
                 <w:szCs w:val="40"/>
-                <w:lang w:bidi="ml-IN"/>
-              </w:rPr>
-              <w:t>–</w:t>
-            </w:r>
-            <w:proofErr w:type="spellStart"/>
-            <w:r>
-              <w:rPr>
-                <w:rFonts w:ascii="BRH Devanagari Extra" w:hAnsi="BRH Devanagari Extra" w:cs="BRH Devanagari Extra"/>
-                <w:color w:val="000000"/>
-                <w:sz w:val="40"/>
-                <w:szCs w:val="40"/>
-                <w:lang w:bidi="ml-IN"/>
+                <w:lang w:val="it-IT" w:bidi="ml-IN"/>
+              </w:rPr>
+              <w:t>–</w:t>
+            </w:r>
+            <w:r>
+              <w:rPr>
+                <w:rFonts w:ascii="BRH Devanagari Extra" w:hAnsi="BRH Devanagari Extra" w:cs="BRH Devanagari Extra"/>
+                <w:color w:val="000000"/>
+                <w:sz w:val="40"/>
+                <w:szCs w:val="40"/>
+                <w:lang w:val="it-IT" w:bidi="ml-IN"/>
               </w:rPr>
               <w:t>ÎlSì</w:t>
             </w:r>
-            <w:proofErr w:type="spellEnd"/>
-            <w:r>
-              <w:rPr>
-                <w:rFonts w:ascii="BRH Malayalam Extra" w:hAnsi="BRH Malayalam Extra" w:cs="BRH Devanagari Extra"/>
-                <w:b/>
-                <w:color w:val="000000"/>
-                <w:sz w:val="32"/>
-                <w:szCs w:val="40"/>
-                <w:lang w:bidi="ml-IN"/>
-              </w:rPr>
-              <w:t>–</w:t>
-            </w:r>
-            <w:proofErr w:type="spellStart"/>
-            <w:r>
-              <w:rPr>
-                <w:rFonts w:ascii="BRH Devanagari Extra" w:hAnsi="BRH Devanagari Extra" w:cs="BRH Devanagari Extra"/>
-                <w:color w:val="000000"/>
-                <w:sz w:val="40"/>
-                <w:szCs w:val="40"/>
-                <w:lang w:bidi="ml-IN"/>
+            <w:r>
+              <w:rPr>
+                <w:rFonts w:ascii="BRH Malayalam Extra" w:hAnsi="BRH Malayalam Extra" w:cs="BRH Devanagari Extra"/>
+                <w:b/>
+                <w:color w:val="000000"/>
+                <w:sz w:val="32"/>
+                <w:szCs w:val="40"/>
+                <w:lang w:val="it-IT" w:bidi="ml-IN"/>
+              </w:rPr>
+              <w:t>–</w:t>
+            </w:r>
+            <w:r>
+              <w:rPr>
+                <w:rFonts w:ascii="BRH Devanagari Extra" w:hAnsi="BRH Devanagari Extra" w:cs="BRH Devanagari Extra"/>
+                <w:color w:val="000000"/>
+                <w:sz w:val="40"/>
+                <w:szCs w:val="40"/>
+                <w:lang w:val="it-IT" w:bidi="ml-IN"/>
               </w:rPr>
               <w:t>rÉMüÉþqÉ</w:t>
             </w:r>
-            <w:proofErr w:type="spellEnd"/>
-            <w:r>
-              <w:rPr>
-                <w:rFonts w:ascii="BRH Malayalam Extra" w:hAnsi="BRH Malayalam Extra" w:cs="BRH Devanagari Extra"/>
-                <w:b/>
-                <w:color w:val="000000"/>
-                <w:sz w:val="32"/>
-                <w:szCs w:val="40"/>
-                <w:lang w:bidi="ml-IN"/>
-              </w:rPr>
-              <w:t>–</w:t>
-            </w:r>
-            <w:proofErr w:type="spellStart"/>
-            <w:r>
-              <w:rPr>
-                <w:rFonts w:ascii="BRH Devanagari Extra" w:hAnsi="BRH Devanagari Extra" w:cs="BRH Devanagari Extra"/>
-                <w:color w:val="000000"/>
-                <w:sz w:val="40"/>
-                <w:szCs w:val="40"/>
-                <w:lang w:bidi="ml-IN"/>
+            <w:r>
+              <w:rPr>
+                <w:rFonts w:ascii="BRH Malayalam Extra" w:hAnsi="BRH Malayalam Extra" w:cs="BRH Devanagari Extra"/>
+                <w:b/>
+                <w:color w:val="000000"/>
+                <w:sz w:val="32"/>
+                <w:szCs w:val="40"/>
+                <w:lang w:val="it-IT" w:bidi="ml-IN"/>
+              </w:rPr>
+              <w:t>–</w:t>
+            </w:r>
+            <w:r>
+              <w:rPr>
+                <w:rFonts w:ascii="BRH Devanagari Extra" w:hAnsi="BRH Devanagari Extra" w:cs="BRH Devanagari Extra"/>
+                <w:color w:val="000000"/>
+                <w:sz w:val="40"/>
+                <w:szCs w:val="40"/>
+                <w:lang w:val="it-IT" w:bidi="ml-IN"/>
               </w:rPr>
               <w:t>xrÉæMüÉþSzÉÉ</w:t>
             </w:r>
@@ -1745,7 +1580,7 @@
                 <w:sz w:val="40"/>
                 <w:szCs w:val="40"/>
                 <w:highlight w:val="yellow"/>
-                <w:lang w:bidi="ml-IN"/>
+                <w:lang w:val="it-IT" w:bidi="ml-IN"/>
               </w:rPr>
               <w:t>¤ÉÉ</w:t>
             </w:r>
@@ -1755,20 +1590,9 @@
                 <w:color w:val="000000"/>
                 <w:sz w:val="40"/>
                 <w:szCs w:val="40"/>
-                <w:lang w:bidi="ml-IN"/>
-              </w:rPr>
-              <w:t>UÉ</w:t>
-            </w:r>
-            <w:proofErr w:type="spellEnd"/>
-            <w:r>
-              <w:rPr>
-                <w:rFonts w:ascii="BRH Devanagari Extra" w:hAnsi="BRH Devanagari Extra" w:cs="BRH Devanagari Extra"/>
-                <w:color w:val="000000"/>
-                <w:sz w:val="40"/>
-                <w:szCs w:val="40"/>
-                <w:lang w:bidi="ml-IN"/>
-              </w:rPr>
-              <w:t xml:space="preserve"> |</w:t>
+                <w:lang w:val="it-IT" w:bidi="ml-IN"/>
+              </w:rPr>
+              <w:t>UÉ |</w:t>
             </w:r>
           </w:p>
         </w:tc>
@@ -1784,16 +1608,16 @@
                 <w:color w:val="000000"/>
                 <w:sz w:val="40"/>
                 <w:szCs w:val="40"/>
-                <w:lang w:val="en-IN" w:eastAsia="en-IN" w:bidi="ml-IN"/>
-              </w:rPr>
-            </w:pPr>
-            <w:r>
-              <w:rPr>
-                <w:rFonts w:ascii="BRH Devanagari Extra" w:hAnsi="BRH Devanagari Extra" w:cs="BRH Devanagari Extra"/>
-                <w:color w:val="000000"/>
-                <w:sz w:val="40"/>
-                <w:szCs w:val="40"/>
-                <w:lang w:bidi="ml-IN"/>
+                <w:lang w:val="it-IT" w:eastAsia="en-IN" w:bidi="ml-IN"/>
+              </w:rPr>
+            </w:pPr>
+            <w:r>
+              <w:rPr>
+                <w:rFonts w:ascii="BRH Devanagari Extra" w:hAnsi="BRH Devanagari Extra" w:cs="BRH Devanagari Extra"/>
+                <w:color w:val="000000"/>
+                <w:sz w:val="40"/>
+                <w:szCs w:val="40"/>
+                <w:lang w:val="it-IT" w:bidi="ml-IN"/>
               </w:rPr>
               <w:t>C</w:t>
             </w:r>
@@ -1804,64 +1628,59 @@
                 <w:color w:val="000000"/>
                 <w:sz w:val="32"/>
                 <w:szCs w:val="40"/>
-                <w:lang w:bidi="ml-IN"/>
-              </w:rPr>
-              <w:t>–</w:t>
-            </w:r>
-            <w:proofErr w:type="spellStart"/>
-            <w:r>
-              <w:rPr>
-                <w:rFonts w:ascii="BRH Devanagari Extra" w:hAnsi="BRH Devanagari Extra" w:cs="BRH Devanagari Extra"/>
-                <w:color w:val="000000"/>
-                <w:sz w:val="40"/>
-                <w:szCs w:val="40"/>
-                <w:lang w:bidi="ml-IN"/>
+                <w:lang w:val="it-IT" w:bidi="ml-IN"/>
+              </w:rPr>
+              <w:t>–</w:t>
+            </w:r>
+            <w:r>
+              <w:rPr>
+                <w:rFonts w:ascii="BRH Devanagari Extra" w:hAnsi="BRH Devanagari Extra" w:cs="BRH Devanagari Extra"/>
+                <w:color w:val="000000"/>
+                <w:sz w:val="40"/>
+                <w:szCs w:val="40"/>
+                <w:lang w:val="it-IT" w:bidi="ml-IN"/>
               </w:rPr>
               <w:t>ÎlSì</w:t>
             </w:r>
-            <w:proofErr w:type="spellEnd"/>
-            <w:r>
-              <w:rPr>
-                <w:rFonts w:ascii="BRH Malayalam Extra" w:hAnsi="BRH Malayalam Extra" w:cs="BRH Devanagari Extra"/>
-                <w:b/>
-                <w:color w:val="000000"/>
-                <w:sz w:val="32"/>
-                <w:szCs w:val="40"/>
-                <w:lang w:bidi="ml-IN"/>
-              </w:rPr>
-              <w:t>–</w:t>
-            </w:r>
-            <w:proofErr w:type="spellStart"/>
-            <w:r>
-              <w:rPr>
-                <w:rFonts w:ascii="BRH Devanagari Extra" w:hAnsi="BRH Devanagari Extra" w:cs="BRH Devanagari Extra"/>
-                <w:color w:val="000000"/>
-                <w:sz w:val="40"/>
-                <w:szCs w:val="40"/>
-                <w:lang w:bidi="ml-IN"/>
+            <w:r>
+              <w:rPr>
+                <w:rFonts w:ascii="BRH Malayalam Extra" w:hAnsi="BRH Malayalam Extra" w:cs="BRH Devanagari Extra"/>
+                <w:b/>
+                <w:color w:val="000000"/>
+                <w:sz w:val="32"/>
+                <w:szCs w:val="40"/>
+                <w:lang w:val="it-IT" w:bidi="ml-IN"/>
+              </w:rPr>
+              <w:t>–</w:t>
+            </w:r>
+            <w:r>
+              <w:rPr>
+                <w:rFonts w:ascii="BRH Devanagari Extra" w:hAnsi="BRH Devanagari Extra" w:cs="BRH Devanagari Extra"/>
+                <w:color w:val="000000"/>
+                <w:sz w:val="40"/>
+                <w:szCs w:val="40"/>
+                <w:lang w:val="it-IT" w:bidi="ml-IN"/>
               </w:rPr>
               <w:t>rÉMüÉþqÉ</w:t>
             </w:r>
-            <w:proofErr w:type="spellEnd"/>
-            <w:r>
-              <w:rPr>
-                <w:rFonts w:ascii="BRH Malayalam Extra" w:hAnsi="BRH Malayalam Extra" w:cs="BRH Devanagari Extra"/>
-                <w:b/>
-                <w:color w:val="000000"/>
-                <w:sz w:val="32"/>
-                <w:szCs w:val="40"/>
-                <w:lang w:bidi="ml-IN"/>
-              </w:rPr>
-              <w:t>–</w:t>
-            </w:r>
-            <w:proofErr w:type="spellStart"/>
-            <w:r>
-              <w:rPr>
-                <w:rFonts w:ascii="BRH Devanagari Extra" w:hAnsi="BRH Devanagari Extra" w:cs="BRH Devanagari Extra"/>
-                <w:color w:val="000000"/>
-                <w:sz w:val="40"/>
-                <w:szCs w:val="40"/>
-                <w:lang w:bidi="ml-IN"/>
+            <w:r>
+              <w:rPr>
+                <w:rFonts w:ascii="BRH Malayalam Extra" w:hAnsi="BRH Malayalam Extra" w:cs="BRH Devanagari Extra"/>
+                <w:b/>
+                <w:color w:val="000000"/>
+                <w:sz w:val="32"/>
+                <w:szCs w:val="40"/>
+                <w:lang w:val="it-IT" w:bidi="ml-IN"/>
+              </w:rPr>
+              <w:t>–</w:t>
+            </w:r>
+            <w:r>
+              <w:rPr>
+                <w:rFonts w:ascii="BRH Devanagari Extra" w:hAnsi="BRH Devanagari Extra" w:cs="BRH Devanagari Extra"/>
+                <w:color w:val="000000"/>
+                <w:sz w:val="40"/>
+                <w:szCs w:val="40"/>
+                <w:lang w:val="it-IT" w:bidi="ml-IN"/>
               </w:rPr>
               <w:t>xrÉæMüÉþSzÉÉ</w:t>
             </w:r>
@@ -1872,7 +1691,7 @@
                 <w:sz w:val="40"/>
                 <w:szCs w:val="40"/>
                 <w:highlight w:val="green"/>
-                <w:lang w:bidi="ml-IN"/>
+                <w:lang w:val="it-IT" w:bidi="ml-IN"/>
               </w:rPr>
               <w:t>¤É</w:t>
             </w:r>
@@ -1882,20 +1701,9 @@
                 <w:color w:val="000000"/>
                 <w:sz w:val="40"/>
                 <w:szCs w:val="40"/>
-                <w:lang w:bidi="ml-IN"/>
-              </w:rPr>
-              <w:t>UÉ</w:t>
-            </w:r>
-            <w:proofErr w:type="spellEnd"/>
-            <w:r>
-              <w:rPr>
-                <w:rFonts w:ascii="BRH Devanagari Extra" w:hAnsi="BRH Devanagari Extra" w:cs="BRH Devanagari Extra"/>
-                <w:color w:val="000000"/>
-                <w:sz w:val="40"/>
-                <w:szCs w:val="40"/>
-                <w:lang w:bidi="ml-IN"/>
-              </w:rPr>
-              <w:t xml:space="preserve"> |</w:t>
+                <w:lang w:val="it-IT" w:bidi="ml-IN"/>
+              </w:rPr>
+              <w:t>UÉ |</w:t>
             </w:r>
           </w:p>
         </w:tc>
@@ -2120,7 +1928,6 @@
               </w:rPr>
               <w:t>–</w:t>
             </w:r>
-            <w:proofErr w:type="spellStart"/>
             <w:r>
               <w:rPr>
                 <w:rFonts w:ascii="BRH Devanagari Extra" w:hAnsi="BRH Devanagari Extra" w:cs="BRH Devanagari Extra"/>
@@ -2131,60 +1938,26 @@
               </w:rPr>
               <w:t>ÌiÉ</w:t>
             </w:r>
-            <w:proofErr w:type="spellEnd"/>
-            <w:r>
-              <w:rPr>
-                <w:rFonts w:ascii="BRH Malayalam Extra" w:hAnsi="BRH Malayalam Extra" w:cs="BRH Devanagari Extra"/>
-                <w:b/>
-                <w:color w:val="000000"/>
-                <w:sz w:val="32"/>
-                <w:szCs w:val="40"/>
-                <w:lang w:bidi="ml-IN"/>
-              </w:rPr>
-              <w:t>–</w:t>
-            </w:r>
-            <w:r>
-              <w:rPr>
-                <w:rFonts w:ascii="BRH Devanagari Extra" w:hAnsi="BRH Devanagari Extra" w:cs="BRH Devanagari Extra"/>
-                <w:color w:val="000000"/>
-                <w:sz w:val="40"/>
-                <w:szCs w:val="40"/>
-                <w:lang w:bidi="ml-IN"/>
-              </w:rPr>
-              <w:t xml:space="preserve"> </w:t>
-            </w:r>
-            <w:proofErr w:type="spellStart"/>
-            <w:r>
-              <w:rPr>
-                <w:rFonts w:ascii="BRH Devanagari Extra" w:hAnsi="BRH Devanagari Extra" w:cs="BRH Devanagari Extra"/>
-                <w:color w:val="000000"/>
-                <w:sz w:val="40"/>
-                <w:szCs w:val="40"/>
-                <w:lang w:bidi="ml-IN"/>
-              </w:rPr>
-              <w:t>mÉUÉXèûþ</w:t>
-            </w:r>
-            <w:proofErr w:type="spellEnd"/>
-            <w:r>
-              <w:rPr>
-                <w:rFonts w:ascii="BRH Devanagari Extra" w:hAnsi="BRH Devanagari Extra" w:cs="BRH Devanagari Extra"/>
-                <w:color w:val="000000"/>
-                <w:sz w:val="40"/>
-                <w:szCs w:val="40"/>
-                <w:lang w:bidi="ml-IN"/>
-              </w:rPr>
-              <w:t xml:space="preserve"> | </w:t>
-            </w:r>
-            <w:proofErr w:type="spellStart"/>
-            <w:r>
-              <w:rPr>
-                <w:rFonts w:ascii="BRH Devanagari Extra" w:hAnsi="BRH Devanagari Extra" w:cs="BRH Devanagari Extra"/>
-                <w:color w:val="000000"/>
-                <w:sz w:val="40"/>
-                <w:szCs w:val="40"/>
-                <w:lang w:bidi="ml-IN"/>
-              </w:rPr>
-              <w:t>mÉUÉþ</w:t>
+            <w:r>
+              <w:rPr>
+                <w:rFonts w:ascii="BRH Malayalam Extra" w:hAnsi="BRH Malayalam Extra" w:cs="BRH Devanagari Extra"/>
+                <w:b/>
+                <w:color w:val="000000"/>
+                <w:sz w:val="32"/>
+                <w:szCs w:val="40"/>
+                <w:lang w:bidi="ml-IN"/>
+              </w:rPr>
+              <w:t>–</w:t>
+            </w:r>
+            <w:r>
+              <w:rPr>
+                <w:rFonts w:ascii="BRH Devanagari Extra" w:hAnsi="BRH Devanagari Extra" w:cs="BRH Devanagari Extra"/>
+                <w:color w:val="000000"/>
+                <w:sz w:val="40"/>
+                <w:szCs w:val="40"/>
+                <w:lang w:bidi="ml-IN"/>
+              </w:rPr>
+              <w:t xml:space="preserve"> mÉUÉXèûþ | mÉUÉþ</w:t>
             </w:r>
             <w:r>
               <w:rPr>
@@ -2205,18 +1978,7 @@
                 <w:szCs w:val="40"/>
                 <w:lang w:bidi="ml-IN"/>
               </w:rPr>
-              <w:t>ûuÉ</w:t>
-            </w:r>
-            <w:proofErr w:type="spellEnd"/>
-            <w:r>
-              <w:rPr>
-                <w:rFonts w:ascii="BRH Devanagari Extra" w:hAnsi="BRH Devanagari Extra" w:cs="BRH Devanagari Extra"/>
-                <w:color w:val="000000"/>
-                <w:sz w:val="40"/>
-                <w:szCs w:val="40"/>
-                <w:lang w:bidi="ml-IN"/>
-              </w:rPr>
-              <w:t xml:space="preserve"> |</w:t>
+              <w:t>ûuÉ |</w:t>
             </w:r>
           </w:p>
         </w:tc>
@@ -2277,7 +2039,6 @@
               </w:rPr>
               <w:t>–</w:t>
             </w:r>
-            <w:proofErr w:type="spellStart"/>
             <w:r>
               <w:rPr>
                 <w:rFonts w:ascii="BRH Devanagari Extra" w:hAnsi="BRH Devanagari Extra" w:cs="BRH Devanagari Extra"/>
@@ -2288,60 +2049,26 @@
               </w:rPr>
               <w:t>ÌiÉ</w:t>
             </w:r>
-            <w:proofErr w:type="spellEnd"/>
-            <w:r>
-              <w:rPr>
-                <w:rFonts w:ascii="BRH Malayalam Extra" w:hAnsi="BRH Malayalam Extra" w:cs="BRH Devanagari Extra"/>
-                <w:b/>
-                <w:color w:val="000000"/>
-                <w:sz w:val="32"/>
-                <w:szCs w:val="40"/>
-                <w:lang w:bidi="ml-IN"/>
-              </w:rPr>
-              <w:t>–</w:t>
-            </w:r>
-            <w:r>
-              <w:rPr>
-                <w:rFonts w:ascii="BRH Devanagari Extra" w:hAnsi="BRH Devanagari Extra" w:cs="BRH Devanagari Extra"/>
-                <w:color w:val="000000"/>
-                <w:sz w:val="40"/>
-                <w:szCs w:val="40"/>
-                <w:lang w:bidi="ml-IN"/>
-              </w:rPr>
-              <w:t xml:space="preserve"> </w:t>
-            </w:r>
-            <w:proofErr w:type="spellStart"/>
-            <w:r>
-              <w:rPr>
-                <w:rFonts w:ascii="BRH Devanagari Extra" w:hAnsi="BRH Devanagari Extra" w:cs="BRH Devanagari Extra"/>
-                <w:color w:val="000000"/>
-                <w:sz w:val="40"/>
-                <w:szCs w:val="40"/>
-                <w:lang w:bidi="ml-IN"/>
-              </w:rPr>
-              <w:t>mÉUÉXèûþ</w:t>
-            </w:r>
-            <w:proofErr w:type="spellEnd"/>
-            <w:r>
-              <w:rPr>
-                <w:rFonts w:ascii="BRH Devanagari Extra" w:hAnsi="BRH Devanagari Extra" w:cs="BRH Devanagari Extra"/>
-                <w:color w:val="000000"/>
-                <w:sz w:val="40"/>
-                <w:szCs w:val="40"/>
-                <w:lang w:bidi="ml-IN"/>
-              </w:rPr>
-              <w:t xml:space="preserve"> | </w:t>
-            </w:r>
-            <w:proofErr w:type="spellStart"/>
-            <w:r>
-              <w:rPr>
-                <w:rFonts w:ascii="BRH Devanagari Extra" w:hAnsi="BRH Devanagari Extra" w:cs="BRH Devanagari Extra"/>
-                <w:color w:val="000000"/>
-                <w:sz w:val="40"/>
-                <w:szCs w:val="40"/>
-                <w:lang w:bidi="ml-IN"/>
-              </w:rPr>
-              <w:t>mÉUÉ</w:t>
+            <w:r>
+              <w:rPr>
+                <w:rFonts w:ascii="BRH Malayalam Extra" w:hAnsi="BRH Malayalam Extra" w:cs="BRH Devanagari Extra"/>
+                <w:b/>
+                <w:color w:val="000000"/>
+                <w:sz w:val="32"/>
+                <w:szCs w:val="40"/>
+                <w:lang w:bidi="ml-IN"/>
+              </w:rPr>
+              <w:t>–</w:t>
+            </w:r>
+            <w:r>
+              <w:rPr>
+                <w:rFonts w:ascii="BRH Devanagari Extra" w:hAnsi="BRH Devanagari Extra" w:cs="BRH Devanagari Extra"/>
+                <w:color w:val="000000"/>
+                <w:sz w:val="40"/>
+                <w:szCs w:val="40"/>
+                <w:lang w:bidi="ml-IN"/>
+              </w:rPr>
+              <w:t xml:space="preserve"> mÉUÉXèûþ | mÉUÉ</w:t>
             </w:r>
             <w:r>
               <w:rPr>
@@ -2354,7 +2081,6 @@
               </w:rPr>
               <w:t>þÎXûuÉ</w:t>
             </w:r>
-            <w:proofErr w:type="spellEnd"/>
             <w:r>
               <w:rPr>
                 <w:rFonts w:ascii="BRH Devanagari Extra" w:hAnsi="BRH Devanagari Extra" w:cs="BRH Devanagari Extra"/>
@@ -2546,7 +2272,6 @@
                 <w:lang w:bidi="ml-IN"/>
               </w:rPr>
             </w:pPr>
-            <w:proofErr w:type="spellStart"/>
             <w:r>
               <w:rPr>
                 <w:rFonts w:ascii="BRH Devanagari Extra" w:hAnsi="BRH Devanagari Extra" w:cs="BRH Devanagari Extra"/>
@@ -2557,19 +2282,17 @@
               </w:rPr>
               <w:t>mÉÑ</w:t>
             </w:r>
-            <w:proofErr w:type="spellEnd"/>
-            <w:r>
-              <w:rPr>
-                <w:rFonts w:ascii="BRH Malayalam Extra" w:hAnsi="BRH Malayalam Extra" w:cs="BRH Devanagari Extra"/>
-                <w:b/>
-                <w:color w:val="000000"/>
-                <w:sz w:val="32"/>
-                <w:szCs w:val="40"/>
-                <w:lang w:bidi="ml-IN"/>
-              </w:rPr>
-              <w:t>–</w:t>
-            </w:r>
-            <w:proofErr w:type="spellStart"/>
+            <w:r>
+              <w:rPr>
+                <w:rFonts w:ascii="BRH Malayalam Extra" w:hAnsi="BRH Malayalam Extra" w:cs="BRH Devanagari Extra"/>
+                <w:b/>
+                <w:color w:val="000000"/>
+                <w:sz w:val="32"/>
+                <w:szCs w:val="40"/>
+                <w:lang w:bidi="ml-IN"/>
+              </w:rPr>
+              <w:t>–</w:t>
+            </w:r>
             <w:r>
               <w:rPr>
                 <w:rFonts w:ascii="BRH Devanagari Extra" w:hAnsi="BRH Devanagari Extra" w:cs="BRH Devanagari Extra"/>
@@ -2591,27 +2314,15 @@
               </w:rPr>
               <w:t>iÉç</w:t>
             </w:r>
-            <w:proofErr w:type="spellEnd"/>
-            <w:r>
-              <w:rPr>
-                <w:rFonts w:ascii="BRH Devanagari Extra" w:hAnsi="BRH Devanagari Extra" w:cs="BRH Devanagari Extra"/>
-                <w:color w:val="000000"/>
-                <w:sz w:val="40"/>
-                <w:szCs w:val="40"/>
-                <w:lang w:bidi="ml-IN"/>
-              </w:rPr>
-              <w:t xml:space="preserve"> </w:t>
-            </w:r>
-            <w:proofErr w:type="spellStart"/>
-            <w:r>
-              <w:rPr>
-                <w:rFonts w:ascii="BRH Devanagari Extra" w:hAnsi="BRH Devanagari Extra" w:cs="BRH Devanagari Extra"/>
-                <w:color w:val="000000"/>
-                <w:sz w:val="40"/>
-                <w:szCs w:val="40"/>
-                <w:lang w:bidi="ml-IN"/>
-              </w:rPr>
-              <w:t>ÍqÉlÉÉ</w:t>
+            <w:r>
+              <w:rPr>
+                <w:rFonts w:ascii="BRH Devanagari Extra" w:hAnsi="BRH Devanagari Extra" w:cs="BRH Devanagari Extra"/>
+                <w:color w:val="000000"/>
+                <w:sz w:val="40"/>
+                <w:szCs w:val="40"/>
+                <w:lang w:bidi="ml-IN"/>
+              </w:rPr>
+              <w:t xml:space="preserve"> ÍqÉlÉÉ</w:t>
             </w:r>
             <w:r>
               <w:rPr>
@@ -2631,18 +2342,7 @@
                 <w:szCs w:val="40"/>
                 <w:lang w:bidi="ml-IN"/>
               </w:rPr>
-              <w:t>ÌiÉ</w:t>
-            </w:r>
-            <w:proofErr w:type="spellEnd"/>
-            <w:r>
-              <w:rPr>
-                <w:rFonts w:ascii="BRH Devanagari Extra" w:hAnsi="BRH Devanagari Extra" w:cs="BRH Devanagari Extra"/>
-                <w:color w:val="000000"/>
-                <w:sz w:val="40"/>
-                <w:szCs w:val="40"/>
-                <w:lang w:bidi="ml-IN"/>
-              </w:rPr>
-              <w:t xml:space="preserve"> |</w:t>
+              <w:t>ÌiÉ |</w:t>
             </w:r>
           </w:p>
         </w:tc>
@@ -2661,7 +2361,6 @@
                 <w:lang w:bidi="ml-IN"/>
               </w:rPr>
             </w:pPr>
-            <w:proofErr w:type="spellStart"/>
             <w:r>
               <w:rPr>
                 <w:rFonts w:ascii="BRH Devanagari Extra" w:hAnsi="BRH Devanagari Extra" w:cs="BRH Devanagari Extra"/>
@@ -2672,19 +2371,17 @@
               </w:rPr>
               <w:t>mÉÑ</w:t>
             </w:r>
-            <w:proofErr w:type="spellEnd"/>
-            <w:r>
-              <w:rPr>
-                <w:rFonts w:ascii="BRH Malayalam Extra" w:hAnsi="BRH Malayalam Extra" w:cs="BRH Devanagari Extra"/>
-                <w:b/>
-                <w:color w:val="000000"/>
-                <w:sz w:val="32"/>
-                <w:szCs w:val="40"/>
-                <w:lang w:bidi="ml-IN"/>
-              </w:rPr>
-              <w:t>–</w:t>
-            </w:r>
-            <w:proofErr w:type="spellStart"/>
+            <w:r>
+              <w:rPr>
+                <w:rFonts w:ascii="BRH Malayalam Extra" w:hAnsi="BRH Malayalam Extra" w:cs="BRH Devanagari Extra"/>
+                <w:b/>
+                <w:color w:val="000000"/>
+                <w:sz w:val="32"/>
+                <w:szCs w:val="40"/>
+                <w:lang w:bidi="ml-IN"/>
+              </w:rPr>
+              <w:t>–</w:t>
+            </w:r>
             <w:r>
               <w:rPr>
                 <w:rFonts w:ascii="BRH Devanagari Extra" w:hAnsi="BRH Devanagari Extra" w:cs="BRH Devanagari Extra"/>
@@ -2706,27 +2403,15 @@
               </w:rPr>
               <w:t>lÉç</w:t>
             </w:r>
-            <w:proofErr w:type="spellEnd"/>
-            <w:r>
-              <w:rPr>
-                <w:rFonts w:ascii="BRH Devanagari Extra" w:hAnsi="BRH Devanagari Extra" w:cs="BRH Devanagari Extra"/>
-                <w:color w:val="000000"/>
-                <w:sz w:val="40"/>
-                <w:szCs w:val="40"/>
-                <w:lang w:bidi="ml-IN"/>
-              </w:rPr>
-              <w:t xml:space="preserve"> </w:t>
-            </w:r>
-            <w:proofErr w:type="spellStart"/>
-            <w:r>
-              <w:rPr>
-                <w:rFonts w:ascii="BRH Devanagari Extra" w:hAnsi="BRH Devanagari Extra" w:cs="BRH Devanagari Extra"/>
-                <w:color w:val="000000"/>
-                <w:sz w:val="40"/>
-                <w:szCs w:val="40"/>
-                <w:lang w:bidi="ml-IN"/>
-              </w:rPr>
-              <w:t>ÍqÉlÉÉ</w:t>
+            <w:r>
+              <w:rPr>
+                <w:rFonts w:ascii="BRH Devanagari Extra" w:hAnsi="BRH Devanagari Extra" w:cs="BRH Devanagari Extra"/>
+                <w:color w:val="000000"/>
+                <w:sz w:val="40"/>
+                <w:szCs w:val="40"/>
+                <w:lang w:bidi="ml-IN"/>
+              </w:rPr>
+              <w:t xml:space="preserve"> ÍqÉlÉÉ</w:t>
             </w:r>
             <w:r>
               <w:rPr>
@@ -2746,18 +2431,7 @@
                 <w:szCs w:val="40"/>
                 <w:lang w:bidi="ml-IN"/>
               </w:rPr>
-              <w:t>ÌiÉ</w:t>
-            </w:r>
-            <w:proofErr w:type="spellEnd"/>
-            <w:r>
-              <w:rPr>
-                <w:rFonts w:ascii="BRH Devanagari Extra" w:hAnsi="BRH Devanagari Extra" w:cs="BRH Devanagari Extra"/>
-                <w:color w:val="000000"/>
-                <w:sz w:val="40"/>
-                <w:szCs w:val="40"/>
-                <w:lang w:bidi="ml-IN"/>
-              </w:rPr>
-              <w:t xml:space="preserve"> |</w:t>
+              <w:t>ÌiÉ |</w:t>
             </w:r>
           </w:p>
         </w:tc>
@@ -2923,60 +2597,36 @@
                 <w:lang w:bidi="ml-IN"/>
               </w:rPr>
             </w:pPr>
-            <w:proofErr w:type="spellStart"/>
-            <w:r>
-              <w:rPr>
-                <w:rFonts w:ascii="BRH Devanagari Extra" w:hAnsi="BRH Devanagari Extra" w:cs="BRH Devanagari Extra"/>
-                <w:color w:val="000000"/>
-                <w:sz w:val="40"/>
-                <w:szCs w:val="40"/>
-                <w:lang w:bidi="ml-IN"/>
-              </w:rPr>
-              <w:t>iÉÉæ</w:t>
-            </w:r>
-            <w:proofErr w:type="spellEnd"/>
-            <w:r>
-              <w:rPr>
-                <w:rFonts w:ascii="BRH Devanagari Extra" w:hAnsi="BRH Devanagari Extra" w:cs="BRH Devanagari Extra"/>
-                <w:color w:val="000000"/>
-                <w:sz w:val="40"/>
-                <w:szCs w:val="40"/>
-                <w:lang w:bidi="ml-IN"/>
-              </w:rPr>
-              <w:t xml:space="preserve"> xÉ</w:t>
-            </w:r>
-            <w:r>
-              <w:rPr>
-                <w:rFonts w:ascii="BRH Malayalam Extra" w:hAnsi="BRH Malayalam Extra" w:cs="BRH Devanagari Extra"/>
-                <w:b/>
-                <w:color w:val="000000"/>
-                <w:sz w:val="32"/>
-                <w:szCs w:val="40"/>
-                <w:lang w:bidi="ml-IN"/>
-              </w:rPr>
-              <w:t>–</w:t>
-            </w:r>
-            <w:proofErr w:type="spellStart"/>
-            <w:r>
-              <w:rPr>
-                <w:rFonts w:ascii="BRH Devanagari Extra" w:hAnsi="BRH Devanagari Extra" w:cs="BRH Devanagari Extra"/>
-                <w:color w:val="000000"/>
-                <w:sz w:val="40"/>
-                <w:szCs w:val="40"/>
-                <w:lang w:bidi="ml-IN"/>
-              </w:rPr>
-              <w:t>qpÉuÉþliÉÉæ</w:t>
-            </w:r>
-            <w:proofErr w:type="spellEnd"/>
-            <w:r>
-              <w:rPr>
-                <w:rFonts w:ascii="BRH Devanagari Extra" w:hAnsi="BRH Devanagari Extra" w:cs="BRH Devanagari Extra"/>
-                <w:color w:val="000000"/>
-                <w:sz w:val="40"/>
-                <w:szCs w:val="40"/>
-                <w:lang w:bidi="ml-IN"/>
-              </w:rPr>
-              <w:t xml:space="preserve"> | </w:t>
+            <w:r>
+              <w:rPr>
+                <w:rFonts w:ascii="BRH Devanagari Extra" w:hAnsi="BRH Devanagari Extra" w:cs="BRH Devanagari Extra"/>
+                <w:color w:val="000000"/>
+                <w:sz w:val="40"/>
+                <w:szCs w:val="40"/>
+                <w:lang w:bidi="ml-IN"/>
+              </w:rPr>
+              <w:t>iÉÉæ xÉ</w:t>
+            </w:r>
+            <w:r>
+              <w:rPr>
+                <w:rFonts w:ascii="BRH Malayalam Extra" w:hAnsi="BRH Malayalam Extra" w:cs="BRH Devanagari Extra"/>
+                <w:b/>
+                <w:color w:val="000000"/>
+                <w:sz w:val="32"/>
+                <w:szCs w:val="40"/>
+                <w:lang w:bidi="ml-IN"/>
+              </w:rPr>
+              <w:t>–</w:t>
+            </w:r>
+            <w:r>
+              <w:rPr>
+                <w:rFonts w:ascii="BRH Devanagari Extra" w:hAnsi="BRH Devanagari Extra" w:cs="BRH Devanagari Extra"/>
+                <w:color w:val="000000"/>
+                <w:sz w:val="40"/>
+                <w:szCs w:val="40"/>
+                <w:lang w:bidi="ml-IN"/>
+              </w:rPr>
+              <w:t xml:space="preserve">qpÉuÉþliÉÉæ | </w:t>
             </w:r>
             <w:r>
               <w:rPr>
@@ -3009,7 +2659,6 @@
               </w:rPr>
               <w:t>–</w:t>
             </w:r>
-            <w:proofErr w:type="spellStart"/>
             <w:r>
               <w:rPr>
                 <w:rFonts w:ascii="BRH Devanagari Extra" w:hAnsi="BRH Devanagari Extra" w:cs="BRH Devanagari Extra"/>
@@ -3031,49 +2680,26 @@
               </w:rPr>
               <w:t>ÉliÉÉæ</w:t>
             </w:r>
-            <w:proofErr w:type="spellEnd"/>
-            <w:r>
-              <w:rPr>
-                <w:rFonts w:ascii="BRH Malayalam Extra" w:hAnsi="BRH Malayalam Extra" w:cs="BRH Devanagari Extra"/>
-                <w:b/>
-                <w:color w:val="000000"/>
-                <w:sz w:val="32"/>
-                <w:szCs w:val="40"/>
-                <w:lang w:bidi="ml-IN"/>
-              </w:rPr>
-              <w:t>–</w:t>
-            </w:r>
-            <w:r>
-              <w:rPr>
-                <w:rFonts w:ascii="BRH Devanagari Extra" w:hAnsi="BRH Devanagari Extra" w:cs="BRH Devanagari Extra"/>
-                <w:color w:val="000000"/>
-                <w:sz w:val="40"/>
-                <w:szCs w:val="40"/>
-                <w:lang w:bidi="ml-IN"/>
-              </w:rPr>
-              <w:t xml:space="preserve"> </w:t>
-            </w:r>
-            <w:proofErr w:type="spellStart"/>
-            <w:r>
-              <w:rPr>
-                <w:rFonts w:ascii="BRH Devanagari Extra" w:hAnsi="BRH Devanagari Extra" w:cs="BRH Devanagari Extra"/>
-                <w:color w:val="000000"/>
-                <w:sz w:val="40"/>
-                <w:szCs w:val="40"/>
-                <w:lang w:bidi="ml-IN"/>
-              </w:rPr>
-              <w:t>rÉeÉþqÉÉlÉqÉç</w:t>
-            </w:r>
-            <w:proofErr w:type="spellEnd"/>
-            <w:r>
-              <w:rPr>
-                <w:rFonts w:ascii="BRH Devanagari Extra" w:hAnsi="BRH Devanagari Extra" w:cs="BRH Devanagari Extra"/>
-                <w:color w:val="000000"/>
-                <w:sz w:val="40"/>
-                <w:szCs w:val="40"/>
-                <w:lang w:bidi="ml-IN"/>
-              </w:rPr>
-              <w:t xml:space="preserve"> |</w:t>
+            <w:r>
+              <w:rPr>
+                <w:rFonts w:ascii="BRH Malayalam Extra" w:hAnsi="BRH Malayalam Extra" w:cs="BRH Devanagari Extra"/>
+                <w:b/>
+                <w:color w:val="000000"/>
+                <w:sz w:val="32"/>
+                <w:szCs w:val="40"/>
+                <w:lang w:bidi="ml-IN"/>
+              </w:rPr>
+              <w:t>–</w:t>
+            </w:r>
+            <w:r>
+              <w:rPr>
+                <w:rFonts w:ascii="BRH Devanagari Extra" w:hAnsi="BRH Devanagari Extra" w:cs="BRH Devanagari Extra"/>
+                <w:color w:val="000000"/>
+                <w:sz w:val="40"/>
+                <w:szCs w:val="40"/>
+                <w:lang w:bidi="ml-IN"/>
+              </w:rPr>
+              <w:t xml:space="preserve"> rÉeÉþqÉÉlÉqÉç |</w:t>
             </w:r>
           </w:p>
         </w:tc>
@@ -3092,60 +2718,36 @@
                 <w:lang w:bidi="ml-IN"/>
               </w:rPr>
             </w:pPr>
-            <w:proofErr w:type="spellStart"/>
-            <w:r>
-              <w:rPr>
-                <w:rFonts w:ascii="BRH Devanagari Extra" w:hAnsi="BRH Devanagari Extra" w:cs="BRH Devanagari Extra"/>
-                <w:color w:val="000000"/>
-                <w:sz w:val="40"/>
-                <w:szCs w:val="40"/>
-                <w:lang w:bidi="ml-IN"/>
-              </w:rPr>
-              <w:t>iÉÉæ</w:t>
-            </w:r>
-            <w:proofErr w:type="spellEnd"/>
-            <w:r>
-              <w:rPr>
-                <w:rFonts w:ascii="BRH Devanagari Extra" w:hAnsi="BRH Devanagari Extra" w:cs="BRH Devanagari Extra"/>
-                <w:color w:val="000000"/>
-                <w:sz w:val="40"/>
-                <w:szCs w:val="40"/>
-                <w:lang w:bidi="ml-IN"/>
-              </w:rPr>
-              <w:t xml:space="preserve"> xÉ</w:t>
-            </w:r>
-            <w:r>
-              <w:rPr>
-                <w:rFonts w:ascii="BRH Malayalam Extra" w:hAnsi="BRH Malayalam Extra" w:cs="BRH Devanagari Extra"/>
-                <w:b/>
-                <w:color w:val="000000"/>
-                <w:sz w:val="32"/>
-                <w:szCs w:val="40"/>
-                <w:lang w:bidi="ml-IN"/>
-              </w:rPr>
-              <w:t>–</w:t>
-            </w:r>
-            <w:proofErr w:type="spellStart"/>
-            <w:r>
-              <w:rPr>
-                <w:rFonts w:ascii="BRH Devanagari Extra" w:hAnsi="BRH Devanagari Extra" w:cs="BRH Devanagari Extra"/>
-                <w:color w:val="000000"/>
-                <w:sz w:val="40"/>
-                <w:szCs w:val="40"/>
-                <w:lang w:bidi="ml-IN"/>
-              </w:rPr>
-              <w:t>qpÉuÉþliÉÉæ</w:t>
-            </w:r>
-            <w:proofErr w:type="spellEnd"/>
-            <w:r>
-              <w:rPr>
-                <w:rFonts w:ascii="BRH Devanagari Extra" w:hAnsi="BRH Devanagari Extra" w:cs="BRH Devanagari Extra"/>
-                <w:color w:val="000000"/>
-                <w:sz w:val="40"/>
-                <w:szCs w:val="40"/>
-                <w:lang w:bidi="ml-IN"/>
-              </w:rPr>
-              <w:t xml:space="preserve"> | </w:t>
+            <w:r>
+              <w:rPr>
+                <w:rFonts w:ascii="BRH Devanagari Extra" w:hAnsi="BRH Devanagari Extra" w:cs="BRH Devanagari Extra"/>
+                <w:color w:val="000000"/>
+                <w:sz w:val="40"/>
+                <w:szCs w:val="40"/>
+                <w:lang w:bidi="ml-IN"/>
+              </w:rPr>
+              <w:t>iÉÉæ xÉ</w:t>
+            </w:r>
+            <w:r>
+              <w:rPr>
+                <w:rFonts w:ascii="BRH Malayalam Extra" w:hAnsi="BRH Malayalam Extra" w:cs="BRH Devanagari Extra"/>
+                <w:b/>
+                <w:color w:val="000000"/>
+                <w:sz w:val="32"/>
+                <w:szCs w:val="40"/>
+                <w:lang w:bidi="ml-IN"/>
+              </w:rPr>
+              <w:t>–</w:t>
+            </w:r>
+            <w:r>
+              <w:rPr>
+                <w:rFonts w:ascii="BRH Devanagari Extra" w:hAnsi="BRH Devanagari Extra" w:cs="BRH Devanagari Extra"/>
+                <w:color w:val="000000"/>
+                <w:sz w:val="40"/>
+                <w:szCs w:val="40"/>
+                <w:lang w:bidi="ml-IN"/>
+              </w:rPr>
+              <w:t xml:space="preserve">qpÉuÉþliÉÉæ | </w:t>
             </w:r>
             <w:r>
               <w:rPr>
@@ -3178,7 +2780,6 @@
               </w:rPr>
               <w:t>–</w:t>
             </w:r>
-            <w:proofErr w:type="spellStart"/>
             <w:r>
               <w:rPr>
                 <w:rFonts w:ascii="BRH Devanagari Extra" w:hAnsi="BRH Devanagari Extra" w:cs="BRH Devanagari Extra"/>
@@ -3211,49 +2812,26 @@
               </w:rPr>
               <w:t>liÉÉæ</w:t>
             </w:r>
-            <w:proofErr w:type="spellEnd"/>
-            <w:r>
-              <w:rPr>
-                <w:rFonts w:ascii="BRH Malayalam Extra" w:hAnsi="BRH Malayalam Extra" w:cs="BRH Devanagari Extra"/>
-                <w:b/>
-                <w:color w:val="000000"/>
-                <w:sz w:val="32"/>
-                <w:szCs w:val="40"/>
-                <w:lang w:bidi="ml-IN"/>
-              </w:rPr>
-              <w:t>–</w:t>
-            </w:r>
-            <w:r>
-              <w:rPr>
-                <w:rFonts w:ascii="BRH Devanagari Extra" w:hAnsi="BRH Devanagari Extra" w:cs="BRH Devanagari Extra"/>
-                <w:color w:val="000000"/>
-                <w:sz w:val="40"/>
-                <w:szCs w:val="40"/>
-                <w:lang w:bidi="ml-IN"/>
-              </w:rPr>
-              <w:t xml:space="preserve"> </w:t>
-            </w:r>
-            <w:proofErr w:type="spellStart"/>
-            <w:r>
-              <w:rPr>
-                <w:rFonts w:ascii="BRH Devanagari Extra" w:hAnsi="BRH Devanagari Extra" w:cs="BRH Devanagari Extra"/>
-                <w:color w:val="000000"/>
-                <w:sz w:val="40"/>
-                <w:szCs w:val="40"/>
-                <w:lang w:bidi="ml-IN"/>
-              </w:rPr>
-              <w:t>rÉeÉþqÉÉlÉqÉç</w:t>
-            </w:r>
-            <w:proofErr w:type="spellEnd"/>
-            <w:r>
-              <w:rPr>
-                <w:rFonts w:ascii="BRH Devanagari Extra" w:hAnsi="BRH Devanagari Extra" w:cs="BRH Devanagari Extra"/>
-                <w:color w:val="000000"/>
-                <w:sz w:val="40"/>
-                <w:szCs w:val="40"/>
-                <w:lang w:bidi="ml-IN"/>
-              </w:rPr>
-              <w:t xml:space="preserve"> |</w:t>
+            <w:r>
+              <w:rPr>
+                <w:rFonts w:ascii="BRH Malayalam Extra" w:hAnsi="BRH Malayalam Extra" w:cs="BRH Devanagari Extra"/>
+                <w:b/>
+                <w:color w:val="000000"/>
+                <w:sz w:val="32"/>
+                <w:szCs w:val="40"/>
+                <w:lang w:bidi="ml-IN"/>
+              </w:rPr>
+              <w:t>–</w:t>
+            </w:r>
+            <w:r>
+              <w:rPr>
+                <w:rFonts w:ascii="BRH Devanagari Extra" w:hAnsi="BRH Devanagari Extra" w:cs="BRH Devanagari Extra"/>
+                <w:color w:val="000000"/>
+                <w:sz w:val="40"/>
+                <w:szCs w:val="40"/>
+                <w:lang w:bidi="ml-IN"/>
+              </w:rPr>
+              <w:t xml:space="preserve"> rÉeÉþqÉÉlÉqÉç |</w:t>
             </w:r>
           </w:p>
         </w:tc>
@@ -3418,7 +2996,6 @@
                 <w:lang w:bidi="ml-IN"/>
               </w:rPr>
             </w:pPr>
-            <w:proofErr w:type="spellStart"/>
             <w:r>
               <w:rPr>
                 <w:rFonts w:ascii="BRH Devanagari Extra" w:hAnsi="BRH Devanagari Extra" w:cs="BRH Devanagari Extra"/>
@@ -3429,39 +3006,26 @@
               </w:rPr>
               <w:t>mÉëÉ</w:t>
             </w:r>
-            <w:proofErr w:type="spellEnd"/>
-            <w:r>
-              <w:rPr>
-                <w:rFonts w:ascii="BRH Malayalam Extra" w:hAnsi="BRH Malayalam Extra" w:cs="BRH Devanagari Extra"/>
-                <w:b/>
-                <w:color w:val="000000"/>
-                <w:sz w:val="32"/>
-                <w:szCs w:val="40"/>
-                <w:lang w:bidi="ml-IN"/>
-              </w:rPr>
-              <w:t>–</w:t>
-            </w:r>
-            <w:proofErr w:type="spellStart"/>
-            <w:r>
-              <w:rPr>
-                <w:rFonts w:ascii="BRH Devanagari Extra" w:hAnsi="BRH Devanagari Extra" w:cs="BRH Devanagari Extra"/>
-                <w:color w:val="000000"/>
-                <w:sz w:val="40"/>
-                <w:szCs w:val="40"/>
-                <w:lang w:bidi="ml-IN"/>
-              </w:rPr>
-              <w:t>hÉÉlNÒûMçü</w:t>
-            </w:r>
-            <w:proofErr w:type="spellEnd"/>
-            <w:r>
-              <w:rPr>
-                <w:rFonts w:ascii="BRH Devanagari Extra" w:hAnsi="BRH Devanagari Extra" w:cs="BRH Devanagari Extra"/>
-                <w:color w:val="000000"/>
-                <w:sz w:val="40"/>
-                <w:szCs w:val="40"/>
-                <w:lang w:bidi="ml-IN"/>
-              </w:rPr>
-              <w:t xml:space="preserve"> |</w:t>
+            <w:r>
+              <w:rPr>
+                <w:rFonts w:ascii="BRH Malayalam Extra" w:hAnsi="BRH Malayalam Extra" w:cs="BRH Devanagari Extra"/>
+                <w:b/>
+                <w:color w:val="000000"/>
+                <w:sz w:val="32"/>
+                <w:szCs w:val="40"/>
+                <w:lang w:bidi="ml-IN"/>
+              </w:rPr>
+              <w:t>–</w:t>
+            </w:r>
+            <w:r>
+              <w:rPr>
+                <w:rFonts w:ascii="BRH Devanagari Extra" w:hAnsi="BRH Devanagari Extra" w:cs="BRH Devanagari Extra"/>
+                <w:color w:val="000000"/>
+                <w:sz w:val="40"/>
+                <w:szCs w:val="40"/>
+                <w:lang w:bidi="ml-IN"/>
+              </w:rPr>
+              <w:t>hÉÉlNÒûMçü |</w:t>
             </w:r>
           </w:p>
         </w:tc>
@@ -3480,7 +3044,6 @@
                 <w:lang w:bidi="ml-IN"/>
               </w:rPr>
             </w:pPr>
-            <w:proofErr w:type="spellStart"/>
             <w:r>
               <w:rPr>
                 <w:rFonts w:ascii="BRH Devanagari Extra" w:hAnsi="BRH Devanagari Extra" w:cs="BRH Devanagari Extra"/>
@@ -3491,19 +3054,17 @@
               </w:rPr>
               <w:t>mÉëÉ</w:t>
             </w:r>
-            <w:proofErr w:type="spellEnd"/>
-            <w:r>
-              <w:rPr>
-                <w:rFonts w:ascii="BRH Malayalam Extra" w:hAnsi="BRH Malayalam Extra" w:cs="BRH Devanagari Extra"/>
-                <w:b/>
-                <w:color w:val="000000"/>
-                <w:sz w:val="32"/>
-                <w:szCs w:val="40"/>
-                <w:lang w:bidi="ml-IN"/>
-              </w:rPr>
-              <w:t>–</w:t>
-            </w:r>
-            <w:proofErr w:type="spellStart"/>
+            <w:r>
+              <w:rPr>
+                <w:rFonts w:ascii="BRH Malayalam Extra" w:hAnsi="BRH Malayalam Extra" w:cs="BRH Devanagari Extra"/>
+                <w:b/>
+                <w:color w:val="000000"/>
+                <w:sz w:val="32"/>
+                <w:szCs w:val="40"/>
+                <w:lang w:bidi="ml-IN"/>
+              </w:rPr>
+              <w:t>–</w:t>
+            </w:r>
             <w:r>
               <w:rPr>
                 <w:rFonts w:ascii="BRH Devanagari Extra" w:hAnsi="BRH Devanagari Extra" w:cs="BRH Devanagari Extra"/>
@@ -3542,18 +3103,7 @@
                 <w:szCs w:val="40"/>
                 <w:lang w:bidi="ml-IN"/>
               </w:rPr>
-              <w:t>ÒûMçü</w:t>
-            </w:r>
-            <w:proofErr w:type="spellEnd"/>
-            <w:r>
-              <w:rPr>
-                <w:rFonts w:ascii="BRH Devanagari Extra" w:hAnsi="BRH Devanagari Extra" w:cs="BRH Devanagari Extra"/>
-                <w:color w:val="000000"/>
-                <w:sz w:val="40"/>
-                <w:szCs w:val="40"/>
-                <w:lang w:bidi="ml-IN"/>
-              </w:rPr>
-              <w:t xml:space="preserve"> |</w:t>
+              <w:t>ÒûMçü |</w:t>
             </w:r>
           </w:p>
         </w:tc>
@@ -3592,25 +3142,7 @@
                 <w:sz w:val="28"/>
                 <w:szCs w:val="28"/>
               </w:rPr>
-              <w:t>T.S.6.3.</w:t>
-            </w:r>
-            <w:r>
-              <w:rPr>
-                <w:rFonts w:cs="Arial"/>
-                <w:b/>
-                <w:sz w:val="28"/>
-                <w:szCs w:val="28"/>
-              </w:rPr>
-              <w:t>10.2</w:t>
-            </w:r>
-            <w:r>
-              <w:rPr>
-                <w:rFonts w:cs="Arial"/>
-                <w:b/>
-                <w:sz w:val="28"/>
-                <w:szCs w:val="28"/>
-              </w:rPr>
-              <w:t xml:space="preserve">  –</w:t>
+              <w:t>T.S.6.3.10.2  –</w:t>
             </w:r>
             <w:proofErr w:type="gramEnd"/>
             <w:r>
@@ -3650,17 +3182,7 @@
                 <w:szCs w:val="28"/>
                 <w:lang w:val="en-IN"/>
               </w:rPr>
-              <w:t>Krama Vaakyam No.–</w:t>
-            </w:r>
-            <w:r>
-              <w:rPr>
-                <w:rFonts w:cs="Arial"/>
-                <w:b/>
-                <w:sz w:val="28"/>
-                <w:szCs w:val="28"/>
-                <w:lang w:val="en-IN"/>
-              </w:rPr>
-              <w:t>41 &amp; 42</w:t>
+              <w:t>Krama Vaakyam No.–41 &amp; 42</w:t>
             </w:r>
           </w:p>
           <w:p>
@@ -3689,17 +3211,7 @@
                 <w:szCs w:val="28"/>
                 <w:lang w:val="it-IT"/>
               </w:rPr>
-              <w:t xml:space="preserve">Panchaati No. - </w:t>
-            </w:r>
-            <w:r>
-              <w:rPr>
-                <w:rFonts w:cs="Arial"/>
-                <w:b/>
-                <w:sz w:val="28"/>
-                <w:szCs w:val="28"/>
-                <w:lang w:val="it-IT"/>
-              </w:rPr>
-              <w:t>52</w:t>
+              <w:t>Panchaati No. - 52</w:t>
             </w:r>
           </w:p>
         </w:tc>
@@ -3712,17 +3224,14 @@
               <w:spacing w:before="0" w:line="240" w:lineRule="auto"/>
               <w:rPr>
                 <w:rFonts w:ascii="BRH Devanagari Extra" w:hAnsi="BRH Devanagari Extra" w:cs="BRH Devanagari Extra"/>
-                <w:color w:val="000000"/>
-                <w:sz w:val="40"/>
-                <w:szCs w:val="40"/>
-                <w:lang w:bidi="ml-IN"/>
-              </w:rPr>
-            </w:pPr>
-            <w:proofErr w:type="spellStart"/>
-            <w:r>
-              <w:rPr>
-                <w:rFonts w:ascii="BRH Devanagari Extra" w:hAnsi="BRH Devanagari Extra" w:cs="BRH Devanagari Extra"/>
-                <w:color w:val="000000"/>
+                <w:sz w:val="40"/>
+                <w:szCs w:val="40"/>
+                <w:lang w:bidi="ml-IN"/>
+              </w:rPr>
+            </w:pPr>
+            <w:r>
+              <w:rPr>
+                <w:rFonts w:ascii="BRH Devanagari Extra" w:hAnsi="BRH Devanagari Extra" w:cs="BRH Devanagari Extra"/>
                 <w:sz w:val="40"/>
                 <w:szCs w:val="40"/>
                 <w:lang w:bidi="ml-IN"/>
@@ -3732,7 +3241,6 @@
             <w:r>
               <w:rPr>
                 <w:rFonts w:ascii="BRH Devanagari Extra" w:hAnsi="BRH Devanagari Extra" w:cs="BRH Devanagari Extra"/>
-                <w:color w:val="EE0000"/>
                 <w:sz w:val="40"/>
                 <w:szCs w:val="40"/>
                 <w:highlight w:val="yellow"/>
@@ -3740,12 +3248,10 @@
               </w:rPr>
               <w:t>û</w:t>
             </w:r>
-            <w:proofErr w:type="spellEnd"/>
-            <w:r>
-              <w:rPr>
-                <w:rFonts w:ascii="BRH Malayalam Extra" w:hAnsi="BRH Malayalam Extra" w:cs="BRH Devanagari Extra"/>
-                <w:b/>
-                <w:color w:val="EE0000"/>
+            <w:r>
+              <w:rPr>
+                <w:rFonts w:ascii="BRH Malayalam Extra" w:hAnsi="BRH Malayalam Extra" w:cs="BRH Devanagari Extra"/>
+                <w:b/>
                 <w:sz w:val="32"/>
                 <w:szCs w:val="40"/>
                 <w:highlight w:val="yellow"/>
@@ -3753,11 +3259,9 @@
               </w:rPr>
               <w:t>–</w:t>
             </w:r>
-            <w:proofErr w:type="spellStart"/>
-            <w:r>
-              <w:rPr>
-                <w:rFonts w:ascii="BRH Devanagari Extra" w:hAnsi="BRH Devanagari Extra" w:cs="BRH Devanagari Extra"/>
-                <w:color w:val="EE0000"/>
+            <w:r>
+              <w:rPr>
+                <w:rFonts w:ascii="BRH Devanagari Extra" w:hAnsi="BRH Devanagari Extra" w:cs="BRH Devanagari Extra"/>
                 <w:sz w:val="40"/>
                 <w:szCs w:val="40"/>
                 <w:highlight w:val="yellow"/>
@@ -3765,45 +3269,28 @@
               </w:rPr>
               <w:t>iuÉÉ</w:t>
             </w:r>
-            <w:proofErr w:type="spellEnd"/>
-            <w:r>
-              <w:rPr>
-                <w:rFonts w:ascii="BRH Devanagari Extra" w:hAnsi="BRH Devanagari Extra" w:cs="BRH Devanagari Extra"/>
-                <w:color w:val="000000"/>
-                <w:sz w:val="40"/>
-                <w:szCs w:val="40"/>
-                <w:lang w:bidi="ml-IN"/>
-              </w:rPr>
-              <w:t xml:space="preserve"> | </w:t>
-            </w:r>
-            <w:proofErr w:type="spellStart"/>
-            <w:r>
-              <w:rPr>
-                <w:rFonts w:ascii="BRH Devanagari Extra" w:hAnsi="BRH Devanagari Extra" w:cs="BRH Devanagari Extra"/>
-                <w:color w:val="000000"/>
-                <w:sz w:val="40"/>
-                <w:szCs w:val="40"/>
-                <w:lang w:bidi="ml-IN"/>
-              </w:rPr>
-              <w:t>ÍNû</w:t>
-            </w:r>
-            <w:proofErr w:type="spellEnd"/>
-            <w:r>
-              <w:rPr>
-                <w:rFonts w:ascii="BRH Malayalam Extra" w:hAnsi="BRH Malayalam Extra" w:cs="BRH Devanagari Extra"/>
-                <w:b/>
-                <w:color w:val="000000"/>
-                <w:sz w:val="32"/>
-                <w:szCs w:val="40"/>
-                <w:lang w:bidi="ml-IN"/>
-              </w:rPr>
-              <w:t>–</w:t>
-            </w:r>
-            <w:proofErr w:type="spellStart"/>
-            <w:r>
-              <w:rPr>
-                <w:rFonts w:ascii="BRH Devanagari Extra" w:hAnsi="BRH Devanagari Extra" w:cs="BRH Devanagari Extra"/>
-                <w:color w:val="EE0000"/>
+            <w:r>
+              <w:rPr>
+                <w:rFonts w:ascii="BRH Devanagari Extra" w:hAnsi="BRH Devanagari Extra" w:cs="BRH Devanagari Extra"/>
+                <w:sz w:val="40"/>
+                <w:szCs w:val="40"/>
+                <w:lang w:bidi="ml-IN"/>
+              </w:rPr>
+              <w:t xml:space="preserve"> | ÍNû</w:t>
+            </w:r>
+            <w:r>
+              <w:rPr>
+                <w:rFonts w:ascii="BRH Malayalam Extra" w:hAnsi="BRH Malayalam Extra" w:cs="BRH Devanagari Extra"/>
+                <w:b/>
+                <w:sz w:val="32"/>
+                <w:szCs w:val="40"/>
+                <w:lang w:bidi="ml-IN"/>
+              </w:rPr>
+              <w:t>–</w:t>
+            </w:r>
+            <w:r>
+              <w:rPr>
+                <w:rFonts w:ascii="BRH Devanagari Extra" w:hAnsi="BRH Devanagari Extra" w:cs="BRH Devanagari Extra"/>
                 <w:sz w:val="40"/>
                 <w:szCs w:val="40"/>
                 <w:highlight w:val="yellow"/>
@@ -3814,43 +3301,11 @@
             <w:r>
               <w:rPr>
                 <w:rFonts w:ascii="BRH Devanagari Extra" w:hAnsi="BRH Devanagari Extra" w:cs="BRH Devanagari Extra"/>
-                <w:color w:val="000000"/>
-                <w:sz w:val="40"/>
-                <w:szCs w:val="40"/>
-                <w:lang w:bidi="ml-IN"/>
-              </w:rPr>
-              <w:t>qÉ</w:t>
-            </w:r>
-            <w:r>
-              <w:rPr>
-                <w:rFonts w:ascii="BRH Devanagari Extra" w:hAnsi="BRH Devanagari Extra" w:cs="BRH Devanagari Extra"/>
-                <w:color w:val="000000"/>
-                <w:sz w:val="40"/>
-                <w:szCs w:val="40"/>
-                <w:lang w:bidi="ml-IN"/>
-              </w:rPr>
-              <w:t>å</w:t>
-            </w:r>
-            <w:r>
-              <w:rPr>
-                <w:rFonts w:ascii="BRH Devanagari Extra" w:hAnsi="BRH Devanagari Extra" w:cs="BRH Devanagari Extra"/>
-                <w:color w:val="000000"/>
-                <w:sz w:val="40"/>
-                <w:szCs w:val="40"/>
-                <w:lang w:bidi="ml-IN"/>
-              </w:rPr>
-              <w:t>kÉÿqÉç</w:t>
-            </w:r>
-            <w:proofErr w:type="spellEnd"/>
-            <w:r>
-              <w:rPr>
-                <w:rFonts w:ascii="BRH Devanagari Extra" w:hAnsi="BRH Devanagari Extra" w:cs="BRH Devanagari Extra"/>
-                <w:color w:val="000000"/>
-                <w:sz w:val="40"/>
-                <w:szCs w:val="40"/>
-                <w:lang w:bidi="ml-IN"/>
-              </w:rPr>
-              <w:t xml:space="preserve"> |</w:t>
+                <w:sz w:val="40"/>
+                <w:szCs w:val="40"/>
+                <w:lang w:bidi="ml-IN"/>
+              </w:rPr>
+              <w:t>qÉåkÉÿqÉç |</w:t>
             </w:r>
           </w:p>
         </w:tc>
@@ -3863,145 +3318,86 @@
               <w:spacing w:before="0" w:line="240" w:lineRule="auto"/>
               <w:rPr>
                 <w:rFonts w:ascii="BRH Devanagari Extra" w:hAnsi="BRH Devanagari Extra" w:cs="BRH Devanagari Extra"/>
-                <w:color w:val="000000"/>
-                <w:sz w:val="40"/>
-                <w:szCs w:val="40"/>
-                <w:lang w:bidi="ml-IN"/>
-              </w:rPr>
-            </w:pPr>
-            <w:proofErr w:type="spellStart"/>
-            <w:r>
-              <w:rPr>
-                <w:rFonts w:ascii="BRH Devanagari Extra" w:hAnsi="BRH Devanagari Extra" w:cs="BRH Devanagari Extra"/>
-                <w:color w:val="000000"/>
-                <w:sz w:val="40"/>
-                <w:szCs w:val="40"/>
-                <w:lang w:bidi="ml-IN"/>
-              </w:rPr>
-              <w:t>ÍzÉUþÎzN</w:t>
-            </w:r>
-            <w:r>
-              <w:rPr>
-                <w:rFonts w:ascii="BRH Devanagari Extra" w:hAnsi="BRH Devanagari Extra" w:cs="BRH Devanagari Extra"/>
-                <w:color w:val="EE0000"/>
-                <w:sz w:val="40"/>
-                <w:szCs w:val="40"/>
-                <w:highlight w:val="yellow"/>
-                <w:lang w:bidi="ml-IN"/>
-              </w:rPr>
-              <w:t>û</w:t>
-            </w:r>
-            <w:proofErr w:type="spellEnd"/>
-            <w:r>
-              <w:rPr>
-                <w:rFonts w:ascii="BRH Malayalam Extra" w:hAnsi="BRH Malayalam Extra" w:cs="BRH Devanagari Extra"/>
-                <w:b/>
-                <w:color w:val="EE0000"/>
-                <w:sz w:val="32"/>
-                <w:szCs w:val="40"/>
-                <w:highlight w:val="yellow"/>
-                <w:lang w:bidi="ml-IN"/>
-              </w:rPr>
-              <w:t>–</w:t>
-            </w:r>
-            <w:proofErr w:type="spellStart"/>
-            <w:r>
-              <w:rPr>
-                <w:rFonts w:ascii="BRH Devanagari Extra" w:hAnsi="BRH Devanagari Extra" w:cs="BRH Devanagari Extra"/>
-                <w:color w:val="EE0000"/>
-                <w:sz w:val="40"/>
-                <w:szCs w:val="40"/>
-                <w:highlight w:val="yellow"/>
-                <w:lang w:bidi="ml-IN"/>
-              </w:rPr>
-              <w:t>iuÉÉ</w:t>
-            </w:r>
-            <w:proofErr w:type="spellEnd"/>
-            <w:r>
-              <w:rPr>
-                <w:rFonts w:ascii="BRH Devanagari Extra" w:hAnsi="BRH Devanagari Extra" w:cs="BRH Devanagari Extra"/>
-                <w:color w:val="000000"/>
-                <w:sz w:val="40"/>
-                <w:szCs w:val="40"/>
-                <w:lang w:bidi="ml-IN"/>
-              </w:rPr>
-              <w:t xml:space="preserve"> | </w:t>
-            </w:r>
-            <w:proofErr w:type="spellStart"/>
-            <w:r>
-              <w:rPr>
-                <w:rFonts w:ascii="BRH Devanagari Extra" w:hAnsi="BRH Devanagari Extra" w:cs="BRH Devanagari Extra"/>
-                <w:color w:val="000000"/>
-                <w:sz w:val="40"/>
-                <w:szCs w:val="40"/>
-                <w:lang w:bidi="ml-IN"/>
-              </w:rPr>
-              <w:t>ÍNû</w:t>
-            </w:r>
-            <w:proofErr w:type="spellEnd"/>
-            <w:r>
-              <w:rPr>
-                <w:rFonts w:ascii="BRH Malayalam Extra" w:hAnsi="BRH Malayalam Extra" w:cs="BRH Devanagari Extra"/>
-                <w:b/>
-                <w:color w:val="000000"/>
-                <w:sz w:val="32"/>
-                <w:szCs w:val="40"/>
-                <w:lang w:bidi="ml-IN"/>
-              </w:rPr>
-              <w:t>–</w:t>
-            </w:r>
-            <w:proofErr w:type="spellStart"/>
-            <w:r>
-              <w:rPr>
-                <w:rFonts w:ascii="BRH Devanagari Extra" w:hAnsi="BRH Devanagari Extra" w:cs="BRH Devanagari Extra"/>
-                <w:color w:val="EE0000"/>
-                <w:sz w:val="40"/>
-                <w:szCs w:val="40"/>
-                <w:highlight w:val="yellow"/>
-                <w:lang w:bidi="ml-IN"/>
-              </w:rPr>
-              <w:t>iuÉÉ</w:t>
-            </w:r>
-            <w:r>
-              <w:rPr>
-                <w:rFonts w:ascii="BRH Devanagari Extra" w:hAnsi="BRH Devanagari Extra" w:cs="BRH Devanagari Extra"/>
-                <w:color w:val="000000"/>
-                <w:sz w:val="40"/>
-                <w:szCs w:val="40"/>
-                <w:lang w:bidi="ml-IN"/>
-              </w:rPr>
-              <w:t>qÉ</w:t>
-            </w:r>
-            <w:r>
-              <w:rPr>
-                <w:rFonts w:ascii="BRH Devanagari Extra" w:hAnsi="BRH Devanagari Extra" w:cs="BRH Devanagari Extra"/>
-                <w:color w:val="000000"/>
-                <w:sz w:val="40"/>
-                <w:szCs w:val="40"/>
-                <w:lang w:bidi="ml-IN"/>
-              </w:rPr>
-              <w:t>å</w:t>
-            </w:r>
-            <w:r>
-              <w:rPr>
-                <w:rFonts w:ascii="BRH Devanagari Extra" w:hAnsi="BRH Devanagari Extra" w:cs="BRH Devanagari Extra"/>
-                <w:color w:val="000000"/>
-                <w:sz w:val="40"/>
-                <w:szCs w:val="40"/>
-                <w:lang w:bidi="ml-IN"/>
-              </w:rPr>
-              <w:t>kÉÿqÉç</w:t>
-            </w:r>
-            <w:proofErr w:type="spellEnd"/>
-            <w:r>
-              <w:rPr>
-                <w:rFonts w:ascii="BRH Devanagari Extra" w:hAnsi="BRH Devanagari Extra" w:cs="BRH Devanagari Extra"/>
-                <w:color w:val="000000"/>
-                <w:sz w:val="40"/>
-                <w:szCs w:val="40"/>
-                <w:lang w:bidi="ml-IN"/>
-              </w:rPr>
-              <w:t xml:space="preserve"> |</w:t>
+                <w:sz w:val="40"/>
+                <w:szCs w:val="40"/>
+                <w:lang w:bidi="ml-IN"/>
+              </w:rPr>
+            </w:pPr>
+            <w:r>
+              <w:rPr>
+                <w:rFonts w:ascii="BRH Devanagari Extra" w:hAnsi="BRH Devanagari Extra" w:cs="BRH Devanagari Extra"/>
+                <w:sz w:val="40"/>
+                <w:szCs w:val="40"/>
+                <w:lang w:bidi="ml-IN"/>
+              </w:rPr>
+              <w:t>ÍzÉUþÎzNû</w:t>
+            </w:r>
+            <w:r>
+              <w:rPr>
+                <w:rFonts w:ascii="BRH Malayalam Extra" w:hAnsi="BRH Malayalam Extra" w:cs="BRH Devanagari Extra"/>
+                <w:b/>
+                <w:sz w:val="32"/>
+                <w:szCs w:val="40"/>
+                <w:highlight w:val="green"/>
+                <w:lang w:bidi="ml-IN"/>
+              </w:rPr>
+              <w:t>–</w:t>
+            </w:r>
+            <w:r>
+              <w:rPr>
+                <w:rFonts w:ascii="BRH Devanagari Extra" w:hAnsi="BRH Devanagari Extra" w:cs="BRH Devanagari Extra"/>
+                <w:sz w:val="40"/>
+                <w:szCs w:val="40"/>
+                <w:highlight w:val="green"/>
+              </w:rPr>
+              <w:t>¨</w:t>
+            </w:r>
+            <w:r>
+              <w:rPr>
+                <w:rFonts w:ascii="BRH Devanagari Extra" w:hAnsi="BRH Devanagari Extra" w:cs="BRH Devanagari Extra"/>
+                <w:sz w:val="40"/>
+                <w:szCs w:val="40"/>
+                <w:highlight w:val="green"/>
+                <w:lang w:bidi="ml-IN"/>
+              </w:rPr>
+              <w:t>u</w:t>
+            </w:r>
+            <w:r>
+              <w:rPr>
+                <w:rFonts w:ascii="BRH Devanagari Extra" w:hAnsi="BRH Devanagari Extra" w:cs="BRH Devanagari Extra"/>
+                <w:sz w:val="40"/>
+                <w:szCs w:val="40"/>
+                <w:lang w:bidi="ml-IN"/>
+              </w:rPr>
+              <w:t>ÉÉ | ÍNû</w:t>
+            </w:r>
+            <w:r>
+              <w:rPr>
+                <w:rFonts w:ascii="BRH Malayalam Extra" w:hAnsi="BRH Malayalam Extra" w:cs="BRH Devanagari Extra"/>
+                <w:b/>
+                <w:sz w:val="32"/>
+                <w:szCs w:val="40"/>
+                <w:lang w:bidi="ml-IN"/>
+              </w:rPr>
+              <w:t>–</w:t>
+            </w:r>
+            <w:r>
+              <w:rPr>
+                <w:rFonts w:ascii="BRH Devanagari Extra" w:hAnsi="BRH Devanagari Extra" w:cs="BRH Devanagari Extra"/>
+                <w:sz w:val="40"/>
+                <w:szCs w:val="40"/>
+                <w:highlight w:val="green"/>
+              </w:rPr>
+              <w:t>¨</w:t>
+            </w:r>
+            <w:r>
+              <w:rPr>
+                <w:rFonts w:ascii="BRH Devanagari Extra" w:hAnsi="BRH Devanagari Extra" w:cs="BRH Devanagari Extra"/>
+                <w:sz w:val="40"/>
+                <w:szCs w:val="40"/>
+                <w:lang w:bidi="ml-IN"/>
+              </w:rPr>
+              <w:t>uÉÉqÉåkÉÿqÉç |</w:t>
             </w:r>
           </w:p>
         </w:tc>
@@ -4463,49 +3859,15 @@
               </w:rPr>
               <w:t>–</w:t>
             </w:r>
-            <w:proofErr w:type="spellStart"/>
-            <w:r>
-              <w:rPr>
-                <w:rFonts w:ascii="BRH Devanagari Extra" w:hAnsi="BRH Devanagari Extra" w:cs="BRH Devanagari Extra"/>
-                <w:color w:val="000000"/>
-                <w:sz w:val="40"/>
-                <w:szCs w:val="40"/>
-                <w:lang w:bidi="ml-IN"/>
-              </w:rPr>
-              <w:t>zÉÑUç</w:t>
-            </w:r>
-            <w:proofErr w:type="spellEnd"/>
-            <w:r>
-              <w:rPr>
-                <w:rFonts w:ascii="BRH Devanagari Extra" w:hAnsi="BRH Devanagari Extra" w:cs="BRH Devanagari Extra"/>
-                <w:color w:val="000000"/>
-                <w:sz w:val="40"/>
-                <w:szCs w:val="40"/>
-                <w:lang w:bidi="ml-IN"/>
-              </w:rPr>
-              <w:t xml:space="preserve"> </w:t>
-            </w:r>
-            <w:proofErr w:type="spellStart"/>
-            <w:r>
-              <w:rPr>
-                <w:rFonts w:ascii="BRH Devanagari Extra" w:hAnsi="BRH Devanagari Extra" w:cs="BRH Devanagari Extra"/>
-                <w:color w:val="000000"/>
-                <w:sz w:val="40"/>
-                <w:szCs w:val="40"/>
-                <w:lang w:bidi="ml-IN"/>
-              </w:rPr>
-              <w:t>rÉeÉþqÉÉlÉÈ</w:t>
-            </w:r>
-            <w:proofErr w:type="spellEnd"/>
-            <w:r>
-              <w:rPr>
-                <w:rFonts w:ascii="BRH Devanagari Extra" w:hAnsi="BRH Devanagari Extra" w:cs="BRH Devanagari Extra"/>
-                <w:color w:val="000000"/>
-                <w:sz w:val="40"/>
-                <w:szCs w:val="40"/>
-                <w:lang w:bidi="ml-IN"/>
-              </w:rPr>
-              <w:t xml:space="preserve"> | </w:t>
+            <w:r>
+              <w:rPr>
+                <w:rFonts w:ascii="BRH Devanagari Extra" w:hAnsi="BRH Devanagari Extra" w:cs="BRH Devanagari Extra"/>
+                <w:color w:val="000000"/>
+                <w:sz w:val="40"/>
+                <w:szCs w:val="40"/>
+                <w:lang w:bidi="ml-IN"/>
+              </w:rPr>
+              <w:t xml:space="preserve">zÉÑUç rÉeÉþqÉÉlÉÈ | </w:t>
             </w:r>
           </w:p>
           <w:p>
@@ -4519,7 +3881,6 @@
                 <w:lang w:val="en-IN" w:eastAsia="en-IN" w:bidi="ml-IN"/>
               </w:rPr>
             </w:pPr>
-            <w:proofErr w:type="spellStart"/>
             <w:r>
               <w:rPr>
                 <w:rFonts w:ascii="BRH Devanagari Extra" w:hAnsi="BRH Devanagari Extra" w:cs="BRH Devanagari Extra"/>
@@ -4549,40 +3910,7 @@
                 <w:szCs w:val="40"/>
                 <w:lang w:bidi="ml-IN"/>
               </w:rPr>
-              <w:t>ÉlÉÈ</w:t>
-            </w:r>
-            <w:proofErr w:type="spellEnd"/>
-            <w:r>
-              <w:rPr>
-                <w:rFonts w:ascii="BRH Devanagari Extra" w:hAnsi="BRH Devanagari Extra" w:cs="BRH Devanagari Extra"/>
-                <w:color w:val="000000"/>
-                <w:sz w:val="40"/>
-                <w:szCs w:val="40"/>
-                <w:lang w:bidi="ml-IN"/>
-              </w:rPr>
-              <w:t xml:space="preserve"> </w:t>
-            </w:r>
-            <w:proofErr w:type="spellStart"/>
-            <w:r>
-              <w:rPr>
-                <w:rFonts w:ascii="BRH Devanagari Extra" w:hAnsi="BRH Devanagari Extra" w:cs="BRH Devanagari Extra"/>
-                <w:color w:val="000000"/>
-                <w:sz w:val="40"/>
-                <w:szCs w:val="40"/>
-                <w:lang w:bidi="ml-IN"/>
-              </w:rPr>
-              <w:t>xrÉÉiÉç</w:t>
-            </w:r>
-            <w:proofErr w:type="spellEnd"/>
-            <w:r>
-              <w:rPr>
-                <w:rFonts w:ascii="BRH Devanagari Extra" w:hAnsi="BRH Devanagari Extra" w:cs="BRH Devanagari Extra"/>
-                <w:color w:val="000000"/>
-                <w:sz w:val="40"/>
-                <w:szCs w:val="40"/>
-                <w:lang w:bidi="ml-IN"/>
-              </w:rPr>
-              <w:t xml:space="preserve"> |</w:t>
+              <w:t>ÉlÉÈ xrÉÉiÉç |</w:t>
             </w:r>
           </w:p>
         </w:tc>
@@ -4643,49 +3971,15 @@
               </w:rPr>
               <w:t>–</w:t>
             </w:r>
-            <w:proofErr w:type="spellStart"/>
-            <w:r>
-              <w:rPr>
-                <w:rFonts w:ascii="BRH Devanagari Extra" w:hAnsi="BRH Devanagari Extra" w:cs="BRH Devanagari Extra"/>
-                <w:color w:val="000000"/>
-                <w:sz w:val="40"/>
-                <w:szCs w:val="40"/>
-                <w:lang w:bidi="ml-IN"/>
-              </w:rPr>
-              <w:t>zÉÑUç</w:t>
-            </w:r>
-            <w:proofErr w:type="spellEnd"/>
-            <w:r>
-              <w:rPr>
-                <w:rFonts w:ascii="BRH Devanagari Extra" w:hAnsi="BRH Devanagari Extra" w:cs="BRH Devanagari Extra"/>
-                <w:color w:val="000000"/>
-                <w:sz w:val="40"/>
-                <w:szCs w:val="40"/>
-                <w:lang w:bidi="ml-IN"/>
-              </w:rPr>
-              <w:t xml:space="preserve"> </w:t>
-            </w:r>
-            <w:proofErr w:type="spellStart"/>
-            <w:r>
-              <w:rPr>
-                <w:rFonts w:ascii="BRH Devanagari Extra" w:hAnsi="BRH Devanagari Extra" w:cs="BRH Devanagari Extra"/>
-                <w:color w:val="000000"/>
-                <w:sz w:val="40"/>
-                <w:szCs w:val="40"/>
-                <w:lang w:bidi="ml-IN"/>
-              </w:rPr>
-              <w:t>rÉeÉþqÉÉlÉÈ</w:t>
-            </w:r>
-            <w:proofErr w:type="spellEnd"/>
-            <w:r>
-              <w:rPr>
-                <w:rFonts w:ascii="BRH Devanagari Extra" w:hAnsi="BRH Devanagari Extra" w:cs="BRH Devanagari Extra"/>
-                <w:color w:val="000000"/>
-                <w:sz w:val="40"/>
-                <w:szCs w:val="40"/>
-                <w:lang w:bidi="ml-IN"/>
-              </w:rPr>
-              <w:t xml:space="preserve"> | </w:t>
+            <w:r>
+              <w:rPr>
+                <w:rFonts w:ascii="BRH Devanagari Extra" w:hAnsi="BRH Devanagari Extra" w:cs="BRH Devanagari Extra"/>
+                <w:color w:val="000000"/>
+                <w:sz w:val="40"/>
+                <w:szCs w:val="40"/>
+                <w:lang w:bidi="ml-IN"/>
+              </w:rPr>
+              <w:t xml:space="preserve">zÉÑUç rÉeÉþqÉÉlÉÈ | </w:t>
             </w:r>
           </w:p>
           <w:p>
@@ -4699,7 +3993,6 @@
                 <w:lang w:val="en-IN" w:eastAsia="en-IN" w:bidi="ml-IN"/>
               </w:rPr>
             </w:pPr>
-            <w:proofErr w:type="spellStart"/>
             <w:r>
               <w:rPr>
                 <w:rFonts w:ascii="BRH Devanagari Extra" w:hAnsi="BRH Devanagari Extra" w:cs="BRH Devanagari Extra"/>
@@ -4729,40 +4022,7 @@
                 <w:szCs w:val="40"/>
                 <w:lang w:bidi="ml-IN"/>
               </w:rPr>
-              <w:t>lÉÈ</w:t>
-            </w:r>
-            <w:proofErr w:type="spellEnd"/>
-            <w:r>
-              <w:rPr>
-                <w:rFonts w:ascii="BRH Devanagari Extra" w:hAnsi="BRH Devanagari Extra" w:cs="BRH Devanagari Extra"/>
-                <w:color w:val="000000"/>
-                <w:sz w:val="40"/>
-                <w:szCs w:val="40"/>
-                <w:lang w:bidi="ml-IN"/>
-              </w:rPr>
-              <w:t xml:space="preserve"> </w:t>
-            </w:r>
-            <w:proofErr w:type="spellStart"/>
-            <w:r>
-              <w:rPr>
-                <w:rFonts w:ascii="BRH Devanagari Extra" w:hAnsi="BRH Devanagari Extra" w:cs="BRH Devanagari Extra"/>
-                <w:color w:val="000000"/>
-                <w:sz w:val="40"/>
-                <w:szCs w:val="40"/>
-                <w:lang w:bidi="ml-IN"/>
-              </w:rPr>
-              <w:t>xrÉÉiÉç</w:t>
-            </w:r>
-            <w:proofErr w:type="spellEnd"/>
-            <w:r>
-              <w:rPr>
-                <w:rFonts w:ascii="BRH Devanagari Extra" w:hAnsi="BRH Devanagari Extra" w:cs="BRH Devanagari Extra"/>
-                <w:color w:val="000000"/>
-                <w:sz w:val="40"/>
-                <w:szCs w:val="40"/>
-                <w:lang w:bidi="ml-IN"/>
-              </w:rPr>
-              <w:t xml:space="preserve"> |</w:t>
+              <w:t>lÉÈ xrÉÉiÉç |</w:t>
             </w:r>
           </w:p>
         </w:tc>
@@ -5180,7 +4440,6 @@
                 <w:lang w:val="en-IN" w:eastAsia="en-IN" w:bidi="ml-IN"/>
               </w:rPr>
             </w:pPr>
-            <w:proofErr w:type="spellStart"/>
             <w:r>
               <w:rPr>
                 <w:rFonts w:ascii="BRH Devanagari Extra" w:hAnsi="BRH Devanagari Extra" w:cs="BRH Devanagari Extra"/>
@@ -5191,52 +4450,38 @@
               </w:rPr>
               <w:t>rÉSþSèkuÉ</w:t>
             </w:r>
-            <w:proofErr w:type="spellEnd"/>
-            <w:r>
-              <w:rPr>
-                <w:rFonts w:ascii="BRH Malayalam Extra" w:hAnsi="BRH Malayalam Extra" w:cs="BRH Devanagari Extra"/>
-                <w:b/>
-                <w:color w:val="000000"/>
-                <w:sz w:val="32"/>
-                <w:szCs w:val="40"/>
-                <w:lang w:bidi="ml-IN"/>
-              </w:rPr>
-              <w:t>–</w:t>
-            </w:r>
-            <w:proofErr w:type="spellStart"/>
-            <w:r>
-              <w:rPr>
-                <w:rFonts w:ascii="BRH Devanagari Extra" w:hAnsi="BRH Devanagari Extra" w:cs="BRH Devanagari Extra"/>
-                <w:color w:val="000000"/>
-                <w:sz w:val="40"/>
-                <w:szCs w:val="40"/>
-                <w:lang w:bidi="ml-IN"/>
-              </w:rPr>
-              <w:t>rÉÑïÈ</w:t>
-            </w:r>
-            <w:proofErr w:type="spellEnd"/>
-            <w:r>
-              <w:rPr>
-                <w:rFonts w:ascii="BRH Devanagari Extra" w:hAnsi="BRH Devanagari Extra" w:cs="BRH Devanagari Extra"/>
-                <w:color w:val="000000"/>
-                <w:sz w:val="40"/>
-                <w:szCs w:val="40"/>
-                <w:lang w:bidi="ml-IN"/>
-              </w:rPr>
-              <w:t xml:space="preserve"> | A</w:t>
-            </w:r>
-            <w:r>
-              <w:rPr>
-                <w:rFonts w:ascii="BRH Malayalam Extra" w:hAnsi="BRH Malayalam Extra" w:cs="BRH Devanagari Extra"/>
-                <w:b/>
-                <w:color w:val="000000"/>
-                <w:sz w:val="32"/>
-                <w:szCs w:val="40"/>
-                <w:lang w:bidi="ml-IN"/>
-              </w:rPr>
-              <w:t>–</w:t>
-            </w:r>
-            <w:proofErr w:type="spellStart"/>
+            <w:r>
+              <w:rPr>
+                <w:rFonts w:ascii="BRH Malayalam Extra" w:hAnsi="BRH Malayalam Extra" w:cs="BRH Devanagari Extra"/>
+                <w:b/>
+                <w:color w:val="000000"/>
+                <w:sz w:val="32"/>
+                <w:szCs w:val="40"/>
+                <w:lang w:bidi="ml-IN"/>
+              </w:rPr>
+              <w:t>–</w:t>
+            </w:r>
+            <w:r>
+              <w:rPr>
+                <w:rFonts w:ascii="BRH Devanagari Extra" w:hAnsi="BRH Devanagari Extra" w:cs="BRH Devanagari Extra"/>
+                <w:color w:val="000000"/>
+                <w:sz w:val="40"/>
+                <w:szCs w:val="40"/>
+                <w:lang w:bidi="ml-IN"/>
+              </w:rPr>
+              <w:t>rÉÑïÈ | A</w:t>
+            </w:r>
+            <w:r>
+              <w:rPr>
+                <w:rFonts w:ascii="BRH Malayalam Extra" w:hAnsi="BRH Malayalam Extra" w:cs="BRH Devanagari Extra"/>
+                <w:b/>
+                <w:color w:val="000000"/>
+                <w:sz w:val="32"/>
+                <w:szCs w:val="40"/>
+                <w:lang w:bidi="ml-IN"/>
+              </w:rPr>
+              <w:t>–</w:t>
+            </w:r>
             <w:r>
               <w:rPr>
                 <w:rFonts w:ascii="BRH Devanagari Extra" w:hAnsi="BRH Devanagari Extra" w:cs="BRH Devanagari Extra"/>
@@ -5247,19 +4492,17 @@
               </w:rPr>
               <w:t>SèkuÉ</w:t>
             </w:r>
-            <w:proofErr w:type="spellEnd"/>
-            <w:r>
-              <w:rPr>
-                <w:rFonts w:ascii="BRH Malayalam Extra" w:hAnsi="BRH Malayalam Extra" w:cs="BRH Devanagari Extra"/>
-                <w:b/>
-                <w:color w:val="000000"/>
-                <w:sz w:val="32"/>
-                <w:szCs w:val="40"/>
-                <w:lang w:bidi="ml-IN"/>
-              </w:rPr>
-              <w:t>–</w:t>
-            </w:r>
-            <w:proofErr w:type="spellStart"/>
+            <w:r>
+              <w:rPr>
+                <w:rFonts w:ascii="BRH Malayalam Extra" w:hAnsi="BRH Malayalam Extra" w:cs="BRH Devanagari Extra"/>
+                <w:b/>
+                <w:color w:val="000000"/>
+                <w:sz w:val="32"/>
+                <w:szCs w:val="40"/>
+                <w:lang w:bidi="ml-IN"/>
+              </w:rPr>
+              <w:t>–</w:t>
+            </w:r>
             <w:r>
               <w:rPr>
                 <w:rFonts w:ascii="BRH Devanagari Extra" w:hAnsi="BRH Devanagari Extra" w:cs="BRH Devanagari Extra"/>
@@ -5271,61 +4514,36 @@
               </w:rPr>
               <w:t>rÉÑï</w:t>
             </w:r>
-            <w:proofErr w:type="spellEnd"/>
-            <w:r>
-              <w:rPr>
-                <w:rFonts w:ascii="BRH Devanagari Extra" w:hAnsi="BRH Devanagari Extra" w:cs="BRH Devanagari Extra"/>
-                <w:color w:val="000000"/>
-                <w:sz w:val="40"/>
-                <w:szCs w:val="40"/>
-                <w:lang w:bidi="ml-IN"/>
-              </w:rPr>
-              <w:t xml:space="preserve"> </w:t>
-            </w:r>
-            <w:proofErr w:type="spellStart"/>
-            <w:r>
-              <w:rPr>
-                <w:rFonts w:ascii="BRH Devanagari Extra" w:hAnsi="BRH Devanagari Extra" w:cs="BRH Devanagari Extra"/>
-                <w:color w:val="000000"/>
-                <w:sz w:val="40"/>
-                <w:szCs w:val="40"/>
-                <w:lang w:bidi="ml-IN"/>
-              </w:rPr>
-              <w:t>mÉë</w:t>
-            </w:r>
-            <w:proofErr w:type="spellEnd"/>
-            <w:r>
-              <w:rPr>
-                <w:rFonts w:ascii="BRH Malayalam Extra" w:hAnsi="BRH Malayalam Extra" w:cs="BRH Devanagari Extra"/>
-                <w:b/>
-                <w:color w:val="000000"/>
-                <w:sz w:val="32"/>
-                <w:szCs w:val="40"/>
-                <w:lang w:bidi="ml-IN"/>
-              </w:rPr>
-              <w:t>–</w:t>
-            </w:r>
-            <w:proofErr w:type="spellStart"/>
-            <w:r>
-              <w:rPr>
-                <w:rFonts w:ascii="BRH Devanagari Extra" w:hAnsi="BRH Devanagari Extra" w:cs="BRH Devanagari Extra"/>
-                <w:color w:val="000000"/>
-                <w:sz w:val="40"/>
-                <w:szCs w:val="40"/>
-                <w:lang w:bidi="ml-IN"/>
-              </w:rPr>
-              <w:t>irÉXçXèû</w:t>
-            </w:r>
-            <w:proofErr w:type="spellEnd"/>
-            <w:r>
-              <w:rPr>
-                <w:rFonts w:ascii="BRH Devanagari Extra" w:hAnsi="BRH Devanagari Extra" w:cs="BRH Devanagari Extra"/>
-                <w:color w:val="000000"/>
-                <w:sz w:val="40"/>
-                <w:szCs w:val="40"/>
-                <w:lang w:bidi="ml-IN"/>
-              </w:rPr>
-              <w:t xml:space="preserve"> |</w:t>
+            <w:r>
+              <w:rPr>
+                <w:rFonts w:ascii="BRH Devanagari Extra" w:hAnsi="BRH Devanagari Extra" w:cs="BRH Devanagari Extra"/>
+                <w:color w:val="000000"/>
+                <w:sz w:val="40"/>
+                <w:szCs w:val="40"/>
+                <w:lang w:bidi="ml-IN"/>
+              </w:rPr>
+              <w:t xml:space="preserve"> mÉë</w:t>
+            </w:r>
+            <w:r>
+              <w:rPr>
+                <w:rFonts w:ascii="BRH Malayalam Extra" w:hAnsi="BRH Malayalam Extra" w:cs="BRH Devanagari Extra"/>
+                <w:b/>
+                <w:color w:val="000000"/>
+                <w:sz w:val="32"/>
+                <w:szCs w:val="40"/>
+                <w:lang w:bidi="ml-IN"/>
+              </w:rPr>
+              <w:t>–</w:t>
+            </w:r>
+            <w:r>
+              <w:rPr>
+                <w:rFonts w:ascii="BRH Devanagari Extra" w:hAnsi="BRH Devanagari Extra" w:cs="BRH Devanagari Extra"/>
+                <w:color w:val="000000"/>
+                <w:sz w:val="40"/>
+                <w:szCs w:val="40"/>
+                <w:lang w:bidi="ml-IN"/>
+              </w:rPr>
+              <w:t>irÉXçXèû |</w:t>
             </w:r>
           </w:p>
         </w:tc>
@@ -5344,7 +4562,6 @@
                 <w:lang w:val="en-IN" w:eastAsia="en-IN" w:bidi="ml-IN"/>
               </w:rPr>
             </w:pPr>
-            <w:proofErr w:type="spellStart"/>
             <w:r>
               <w:rPr>
                 <w:rFonts w:ascii="BRH Devanagari Extra" w:hAnsi="BRH Devanagari Extra" w:cs="BRH Devanagari Extra"/>
@@ -5355,141 +4572,100 @@
               </w:rPr>
               <w:t>rÉSþSèkuÉ</w:t>
             </w:r>
-            <w:proofErr w:type="spellEnd"/>
-            <w:r>
-              <w:rPr>
-                <w:rFonts w:ascii="BRH Malayalam Extra" w:hAnsi="BRH Malayalam Extra" w:cs="BRH Devanagari Extra"/>
-                <w:b/>
-                <w:color w:val="000000"/>
-                <w:sz w:val="32"/>
-                <w:szCs w:val="40"/>
-                <w:lang w:bidi="ml-IN"/>
-              </w:rPr>
-              <w:t>–</w:t>
-            </w:r>
-            <w:proofErr w:type="spellStart"/>
-            <w:r>
-              <w:rPr>
-                <w:rFonts w:ascii="BRH Devanagari Extra" w:hAnsi="BRH Devanagari Extra" w:cs="BRH Devanagari Extra"/>
-                <w:color w:val="000000"/>
-                <w:sz w:val="40"/>
-                <w:szCs w:val="40"/>
+            <w:r>
+              <w:rPr>
+                <w:rFonts w:ascii="BRH Malayalam Extra" w:hAnsi="BRH Malayalam Extra" w:cs="BRH Devanagari Extra"/>
+                <w:b/>
+                <w:color w:val="000000"/>
+                <w:sz w:val="32"/>
+                <w:szCs w:val="40"/>
+                <w:lang w:bidi="ml-IN"/>
+              </w:rPr>
+              <w:t>–</w:t>
+            </w:r>
+            <w:r>
+              <w:rPr>
+                <w:rFonts w:ascii="BRH Devanagari Extra" w:hAnsi="BRH Devanagari Extra" w:cs="BRH Devanagari Extra"/>
+                <w:color w:val="000000"/>
+                <w:sz w:val="40"/>
+                <w:szCs w:val="40"/>
+                <w:lang w:bidi="ml-IN"/>
+              </w:rPr>
+              <w:t>rÉÑïÈ | A</w:t>
+            </w:r>
+            <w:r>
+              <w:rPr>
+                <w:rFonts w:ascii="BRH Malayalam Extra" w:hAnsi="BRH Malayalam Extra" w:cs="BRH Devanagari Extra"/>
+                <w:b/>
+                <w:color w:val="000000"/>
+                <w:sz w:val="32"/>
+                <w:szCs w:val="40"/>
+                <w:lang w:bidi="ml-IN"/>
+              </w:rPr>
+              <w:t>–</w:t>
+            </w:r>
+            <w:r>
+              <w:rPr>
+                <w:rFonts w:ascii="BRH Devanagari Extra" w:hAnsi="BRH Devanagari Extra" w:cs="BRH Devanagari Extra"/>
+                <w:color w:val="000000"/>
+                <w:sz w:val="40"/>
+                <w:szCs w:val="40"/>
+                <w:lang w:bidi="ml-IN"/>
+              </w:rPr>
+              <w:t>SèkuÉ</w:t>
+            </w:r>
+            <w:r>
+              <w:rPr>
+                <w:rFonts w:ascii="BRH Malayalam Extra" w:hAnsi="BRH Malayalam Extra" w:cs="BRH Devanagari Extra"/>
+                <w:b/>
+                <w:color w:val="000000"/>
+                <w:sz w:val="32"/>
+                <w:szCs w:val="40"/>
+                <w:lang w:bidi="ml-IN"/>
+              </w:rPr>
+              <w:t>–</w:t>
+            </w:r>
+            <w:r>
+              <w:rPr>
+                <w:rFonts w:ascii="BRH Devanagari Extra" w:hAnsi="BRH Devanagari Extra" w:cs="BRH Devanagari Extra"/>
+                <w:color w:val="000000"/>
+                <w:sz w:val="40"/>
+                <w:szCs w:val="40"/>
+                <w:highlight w:val="green"/>
                 <w:lang w:bidi="ml-IN"/>
               </w:rPr>
               <w:t>rÉÑïÈ</w:t>
             </w:r>
-            <w:proofErr w:type="spellEnd"/>
-            <w:r>
-              <w:rPr>
-                <w:rFonts w:ascii="BRH Devanagari Extra" w:hAnsi="BRH Devanagari Extra" w:cs="BRH Devanagari Extra"/>
-                <w:color w:val="000000"/>
-                <w:sz w:val="40"/>
-                <w:szCs w:val="40"/>
-                <w:lang w:bidi="ml-IN"/>
-              </w:rPr>
-              <w:t xml:space="preserve"> | A</w:t>
-            </w:r>
-            <w:r>
-              <w:rPr>
-                <w:rFonts w:ascii="BRH Malayalam Extra" w:hAnsi="BRH Malayalam Extra" w:cs="BRH Devanagari Extra"/>
-                <w:b/>
-                <w:color w:val="000000"/>
-                <w:sz w:val="32"/>
-                <w:szCs w:val="40"/>
-                <w:lang w:bidi="ml-IN"/>
-              </w:rPr>
-              <w:t>–</w:t>
-            </w:r>
-            <w:proofErr w:type="spellStart"/>
-            <w:r>
-              <w:rPr>
-                <w:rFonts w:ascii="BRH Devanagari Extra" w:hAnsi="BRH Devanagari Extra" w:cs="BRH Devanagari Extra"/>
-                <w:color w:val="000000"/>
-                <w:sz w:val="40"/>
-                <w:szCs w:val="40"/>
-                <w:lang w:bidi="ml-IN"/>
-              </w:rPr>
-              <w:t>SèkuÉ</w:t>
-            </w:r>
-            <w:proofErr w:type="spellEnd"/>
-            <w:r>
-              <w:rPr>
-                <w:rFonts w:ascii="BRH Malayalam Extra" w:hAnsi="BRH Malayalam Extra" w:cs="BRH Devanagari Extra"/>
-                <w:b/>
-                <w:color w:val="000000"/>
-                <w:sz w:val="32"/>
-                <w:szCs w:val="40"/>
-                <w:lang w:bidi="ml-IN"/>
-              </w:rPr>
-              <w:t>–</w:t>
-            </w:r>
-            <w:proofErr w:type="spellStart"/>
-            <w:r>
-              <w:rPr>
-                <w:rFonts w:ascii="BRH Devanagari Extra" w:hAnsi="BRH Devanagari Extra" w:cs="BRH Devanagari Extra"/>
-                <w:color w:val="000000"/>
-                <w:sz w:val="40"/>
-                <w:szCs w:val="40"/>
-                <w:highlight w:val="green"/>
-                <w:lang w:bidi="ml-IN"/>
-              </w:rPr>
-              <w:t>rÉÑïÈ</w:t>
-            </w:r>
-            <w:proofErr w:type="spellEnd"/>
-            <w:r>
-              <w:rPr>
-                <w:rFonts w:ascii="BRH Devanagari Extra" w:hAnsi="BRH Devanagari Extra" w:cs="BRH Devanagari Extra"/>
-                <w:color w:val="000000"/>
-                <w:sz w:val="40"/>
-                <w:szCs w:val="40"/>
-                <w:lang w:bidi="ml-IN"/>
-              </w:rPr>
-              <w:t xml:space="preserve"> </w:t>
-            </w:r>
-            <w:proofErr w:type="spellStart"/>
-            <w:r>
-              <w:rPr>
-                <w:rFonts w:ascii="BRH Devanagari Extra" w:hAnsi="BRH Devanagari Extra" w:cs="BRH Devanagari Extra"/>
-                <w:color w:val="000000"/>
-                <w:sz w:val="40"/>
-                <w:szCs w:val="40"/>
-                <w:lang w:bidi="ml-IN"/>
-              </w:rPr>
-              <w:t>mÉë</w:t>
-            </w:r>
-            <w:proofErr w:type="spellEnd"/>
-            <w:r>
-              <w:rPr>
-                <w:rFonts w:ascii="BRH Malayalam Extra" w:hAnsi="BRH Malayalam Extra" w:cs="BRH Devanagari Extra"/>
-                <w:b/>
-                <w:color w:val="000000"/>
-                <w:sz w:val="32"/>
-                <w:szCs w:val="40"/>
-                <w:lang w:bidi="ml-IN"/>
-              </w:rPr>
-              <w:t>–</w:t>
-            </w:r>
-            <w:proofErr w:type="spellStart"/>
-            <w:r>
-              <w:rPr>
-                <w:rFonts w:ascii="BRH Devanagari Extra" w:hAnsi="BRH Devanagari Extra" w:cs="BRH Devanagari Extra"/>
-                <w:color w:val="000000"/>
-                <w:sz w:val="40"/>
-                <w:szCs w:val="40"/>
-                <w:lang w:bidi="ml-IN"/>
-              </w:rPr>
-              <w:t>irÉXçXèû</w:t>
-            </w:r>
-            <w:proofErr w:type="spellEnd"/>
-            <w:r>
-              <w:rPr>
-                <w:rFonts w:ascii="BRH Devanagari Extra" w:hAnsi="BRH Devanagari Extra" w:cs="BRH Devanagari Extra"/>
-                <w:color w:val="000000"/>
-                <w:sz w:val="40"/>
-                <w:szCs w:val="40"/>
-                <w:lang w:bidi="ml-IN"/>
-              </w:rPr>
-              <w:t xml:space="preserve"> |</w:t>
+            <w:r>
+              <w:rPr>
+                <w:rFonts w:ascii="BRH Devanagari Extra" w:hAnsi="BRH Devanagari Extra" w:cs="BRH Devanagari Extra"/>
+                <w:color w:val="000000"/>
+                <w:sz w:val="40"/>
+                <w:szCs w:val="40"/>
+                <w:lang w:bidi="ml-IN"/>
+              </w:rPr>
+              <w:t xml:space="preserve"> mÉë</w:t>
+            </w:r>
+            <w:r>
+              <w:rPr>
+                <w:rFonts w:ascii="BRH Malayalam Extra" w:hAnsi="BRH Malayalam Extra" w:cs="BRH Devanagari Extra"/>
+                <w:b/>
+                <w:color w:val="000000"/>
+                <w:sz w:val="32"/>
+                <w:szCs w:val="40"/>
+                <w:lang w:bidi="ml-IN"/>
+              </w:rPr>
+              <w:t>–</w:t>
+            </w:r>
+            <w:r>
+              <w:rPr>
+                <w:rFonts w:ascii="BRH Devanagari Extra" w:hAnsi="BRH Devanagari Extra" w:cs="BRH Devanagari Extra"/>
+                <w:color w:val="000000"/>
+                <w:sz w:val="40"/>
+                <w:szCs w:val="40"/>
+                <w:lang w:bidi="ml-IN"/>
+              </w:rPr>
+              <w:t>irÉXçXèû |</w:t>
             </w:r>
           </w:p>
         </w:tc>
@@ -5623,60 +4799,36 @@
                 <w:lang w:bidi="ml-IN"/>
               </w:rPr>
             </w:pPr>
-            <w:proofErr w:type="spellStart"/>
-            <w:r>
-              <w:rPr>
-                <w:rFonts w:ascii="BRH Devanagari Extra" w:hAnsi="BRH Devanagari Extra" w:cs="BRH Devanagari Extra"/>
-                <w:color w:val="000000"/>
-                <w:sz w:val="40"/>
-                <w:szCs w:val="40"/>
-                <w:lang w:bidi="ml-IN"/>
-              </w:rPr>
-              <w:t>AÉalÉÏÿSèkÉëqÉç</w:t>
-            </w:r>
-            <w:proofErr w:type="spellEnd"/>
-            <w:r>
-              <w:rPr>
-                <w:rFonts w:ascii="BRH Devanagari Extra" w:hAnsi="BRH Devanagari Extra" w:cs="BRH Devanagari Extra"/>
-                <w:color w:val="000000"/>
-                <w:sz w:val="40"/>
-                <w:szCs w:val="40"/>
-                <w:lang w:bidi="ml-IN"/>
-              </w:rPr>
-              <w:t xml:space="preserve"> mÉ</w:t>
-            </w:r>
-            <w:r>
-              <w:rPr>
-                <w:rFonts w:ascii="BRH Malayalam Extra" w:hAnsi="BRH Malayalam Extra" w:cs="BRH Devanagari Extra"/>
-                <w:b/>
-                <w:color w:val="000000"/>
-                <w:sz w:val="32"/>
-                <w:szCs w:val="40"/>
-                <w:lang w:bidi="ml-IN"/>
-              </w:rPr>
-              <w:t>–</w:t>
-            </w:r>
-            <w:proofErr w:type="spellStart"/>
-            <w:r>
-              <w:rPr>
-                <w:rFonts w:ascii="BRH Devanagari Extra" w:hAnsi="BRH Devanagari Extra" w:cs="BRH Devanagari Extra"/>
-                <w:color w:val="000000"/>
-                <w:sz w:val="40"/>
-                <w:szCs w:val="40"/>
-                <w:lang w:bidi="ml-IN"/>
-              </w:rPr>
-              <w:t>UÏirÉþ</w:t>
-            </w:r>
-            <w:proofErr w:type="spellEnd"/>
-            <w:r>
-              <w:rPr>
-                <w:rFonts w:ascii="BRH Devanagari Extra" w:hAnsi="BRH Devanagari Extra" w:cs="BRH Devanagari Extra"/>
-                <w:color w:val="000000"/>
-                <w:sz w:val="40"/>
-                <w:szCs w:val="40"/>
-                <w:lang w:bidi="ml-IN"/>
-              </w:rPr>
-              <w:t xml:space="preserve"> | </w:t>
+            <w:r>
+              <w:rPr>
+                <w:rFonts w:ascii="BRH Devanagari Extra" w:hAnsi="BRH Devanagari Extra" w:cs="BRH Devanagari Extra"/>
+                <w:color w:val="000000"/>
+                <w:sz w:val="40"/>
+                <w:szCs w:val="40"/>
+                <w:lang w:bidi="ml-IN"/>
+              </w:rPr>
+              <w:t>AÉalÉÏÿSèkÉëqÉç mÉ</w:t>
+            </w:r>
+            <w:r>
+              <w:rPr>
+                <w:rFonts w:ascii="BRH Malayalam Extra" w:hAnsi="BRH Malayalam Extra" w:cs="BRH Devanagari Extra"/>
+                <w:b/>
+                <w:color w:val="000000"/>
+                <w:sz w:val="32"/>
+                <w:szCs w:val="40"/>
+                <w:lang w:bidi="ml-IN"/>
+              </w:rPr>
+              <w:t>–</w:t>
+            </w:r>
+            <w:r>
+              <w:rPr>
+                <w:rFonts w:ascii="BRH Devanagari Extra" w:hAnsi="BRH Devanagari Extra" w:cs="BRH Devanagari Extra"/>
+                <w:color w:val="000000"/>
+                <w:sz w:val="40"/>
+                <w:szCs w:val="40"/>
+                <w:lang w:bidi="ml-IN"/>
+              </w:rPr>
+              <w:t xml:space="preserve">UÏirÉþ | </w:t>
             </w:r>
           </w:p>
           <w:p>
@@ -5690,7 +4842,6 @@
                 <w:lang w:val="en-IN" w:eastAsia="en-IN" w:bidi="ml-IN"/>
               </w:rPr>
             </w:pPr>
-            <w:proofErr w:type="spellStart"/>
             <w:r>
               <w:rPr>
                 <w:rFonts w:ascii="BRH Devanagari Extra" w:hAnsi="BRH Devanagari Extra" w:cs="BRH Devanagari Extra"/>
@@ -5722,52 +4873,38 @@
               </w:rPr>
               <w:t>É</w:t>
             </w:r>
-            <w:proofErr w:type="spellEnd"/>
-            <w:r>
-              <w:rPr>
-                <w:rFonts w:ascii="BRH Malayalam Extra" w:hAnsi="BRH Malayalam Extra" w:cs="BRH Devanagari Extra"/>
-                <w:b/>
-                <w:color w:val="000000"/>
-                <w:sz w:val="32"/>
-                <w:szCs w:val="40"/>
-                <w:lang w:bidi="ml-IN"/>
-              </w:rPr>
-              <w:t>–</w:t>
-            </w:r>
-            <w:proofErr w:type="spellStart"/>
-            <w:r>
-              <w:rPr>
-                <w:rFonts w:ascii="BRH Devanagari Extra" w:hAnsi="BRH Devanagari Extra" w:cs="BRH Devanagari Extra"/>
-                <w:color w:val="000000"/>
-                <w:sz w:val="40"/>
-                <w:szCs w:val="40"/>
-                <w:lang w:bidi="ml-IN"/>
-              </w:rPr>
-              <w:t>ÍqÉirÉÉÎalÉþ</w:t>
-            </w:r>
-            <w:proofErr w:type="spellEnd"/>
-            <w:r>
-              <w:rPr>
-                <w:rFonts w:ascii="BRH Devanagari Extra" w:hAnsi="BRH Devanagari Extra" w:cs="BRH Devanagari Extra"/>
-                <w:color w:val="000000"/>
-                <w:sz w:val="40"/>
-                <w:szCs w:val="40"/>
-                <w:lang w:bidi="ml-IN"/>
-              </w:rPr>
-              <w:t xml:space="preserve"> - C</w:t>
-            </w:r>
-            <w:r>
-              <w:rPr>
-                <w:rFonts w:ascii="BRH Malayalam Extra" w:hAnsi="BRH Malayalam Extra" w:cs="BRH Devanagari Extra"/>
-                <w:b/>
-                <w:color w:val="000000"/>
-                <w:sz w:val="32"/>
-                <w:szCs w:val="40"/>
-                <w:lang w:bidi="ml-IN"/>
-              </w:rPr>
-              <w:t>–</w:t>
-            </w:r>
-            <w:proofErr w:type="spellStart"/>
+            <w:r>
+              <w:rPr>
+                <w:rFonts w:ascii="BRH Malayalam Extra" w:hAnsi="BRH Malayalam Extra" w:cs="BRH Devanagari Extra"/>
+                <w:b/>
+                <w:color w:val="000000"/>
+                <w:sz w:val="32"/>
+                <w:szCs w:val="40"/>
+                <w:lang w:bidi="ml-IN"/>
+              </w:rPr>
+              <w:t>–</w:t>
+            </w:r>
+            <w:r>
+              <w:rPr>
+                <w:rFonts w:ascii="BRH Devanagari Extra" w:hAnsi="BRH Devanagari Extra" w:cs="BRH Devanagari Extra"/>
+                <w:color w:val="000000"/>
+                <w:sz w:val="40"/>
+                <w:szCs w:val="40"/>
+                <w:lang w:bidi="ml-IN"/>
+              </w:rPr>
+              <w:t>ÍqÉirÉÉÎalÉþ - C</w:t>
+            </w:r>
+            <w:r>
+              <w:rPr>
+                <w:rFonts w:ascii="BRH Malayalam Extra" w:hAnsi="BRH Malayalam Extra" w:cs="BRH Devanagari Extra"/>
+                <w:b/>
+                <w:color w:val="000000"/>
+                <w:sz w:val="32"/>
+                <w:szCs w:val="40"/>
+                <w:lang w:bidi="ml-IN"/>
+              </w:rPr>
+              <w:t>–</w:t>
+            </w:r>
             <w:r>
               <w:rPr>
                 <w:rFonts w:ascii="BRH Devanagari Extra" w:hAnsi="BRH Devanagari Extra" w:cs="BRH Devanagari Extra"/>
@@ -5778,7 +4915,6 @@
               </w:rPr>
               <w:t>SèkÉë</w:t>
             </w:r>
-            <w:proofErr w:type="spellEnd"/>
             <w:r>
               <w:rPr>
                 <w:rFonts w:ascii="BRH Malayalam Extra" w:hAnsi="BRH Malayalam Extra" w:cs="BRH Devanagari Extra"/>
@@ -5821,60 +4957,36 @@
                 <w:lang w:bidi="ml-IN"/>
               </w:rPr>
             </w:pPr>
-            <w:proofErr w:type="spellStart"/>
-            <w:r>
-              <w:rPr>
-                <w:rFonts w:ascii="BRH Devanagari Extra" w:hAnsi="BRH Devanagari Extra" w:cs="BRH Devanagari Extra"/>
-                <w:color w:val="000000"/>
-                <w:sz w:val="40"/>
-                <w:szCs w:val="40"/>
-                <w:lang w:bidi="ml-IN"/>
-              </w:rPr>
-              <w:t>AÉalÉÏÿSèkÉëqÉç</w:t>
-            </w:r>
-            <w:proofErr w:type="spellEnd"/>
-            <w:r>
-              <w:rPr>
-                <w:rFonts w:ascii="BRH Devanagari Extra" w:hAnsi="BRH Devanagari Extra" w:cs="BRH Devanagari Extra"/>
-                <w:color w:val="000000"/>
-                <w:sz w:val="40"/>
-                <w:szCs w:val="40"/>
-                <w:lang w:bidi="ml-IN"/>
-              </w:rPr>
-              <w:t xml:space="preserve"> mÉ</w:t>
-            </w:r>
-            <w:r>
-              <w:rPr>
-                <w:rFonts w:ascii="BRH Malayalam Extra" w:hAnsi="BRH Malayalam Extra" w:cs="BRH Devanagari Extra"/>
-                <w:b/>
-                <w:color w:val="000000"/>
-                <w:sz w:val="32"/>
-                <w:szCs w:val="40"/>
-                <w:lang w:bidi="ml-IN"/>
-              </w:rPr>
-              <w:t>–</w:t>
-            </w:r>
-            <w:proofErr w:type="spellStart"/>
-            <w:r>
-              <w:rPr>
-                <w:rFonts w:ascii="BRH Devanagari Extra" w:hAnsi="BRH Devanagari Extra" w:cs="BRH Devanagari Extra"/>
-                <w:color w:val="000000"/>
-                <w:sz w:val="40"/>
-                <w:szCs w:val="40"/>
-                <w:lang w:bidi="ml-IN"/>
-              </w:rPr>
-              <w:t>UÏirÉþ</w:t>
-            </w:r>
-            <w:proofErr w:type="spellEnd"/>
-            <w:r>
-              <w:rPr>
-                <w:rFonts w:ascii="BRH Devanagari Extra" w:hAnsi="BRH Devanagari Extra" w:cs="BRH Devanagari Extra"/>
-                <w:color w:val="000000"/>
-                <w:sz w:val="40"/>
-                <w:szCs w:val="40"/>
-                <w:lang w:bidi="ml-IN"/>
-              </w:rPr>
-              <w:t xml:space="preserve"> | </w:t>
+            <w:r>
+              <w:rPr>
+                <w:rFonts w:ascii="BRH Devanagari Extra" w:hAnsi="BRH Devanagari Extra" w:cs="BRH Devanagari Extra"/>
+                <w:color w:val="000000"/>
+                <w:sz w:val="40"/>
+                <w:szCs w:val="40"/>
+                <w:lang w:bidi="ml-IN"/>
+              </w:rPr>
+              <w:t>AÉalÉÏÿSèkÉëqÉç mÉ</w:t>
+            </w:r>
+            <w:r>
+              <w:rPr>
+                <w:rFonts w:ascii="BRH Malayalam Extra" w:hAnsi="BRH Malayalam Extra" w:cs="BRH Devanagari Extra"/>
+                <w:b/>
+                <w:color w:val="000000"/>
+                <w:sz w:val="32"/>
+                <w:szCs w:val="40"/>
+                <w:lang w:bidi="ml-IN"/>
+              </w:rPr>
+              <w:t>–</w:t>
+            </w:r>
+            <w:r>
+              <w:rPr>
+                <w:rFonts w:ascii="BRH Devanagari Extra" w:hAnsi="BRH Devanagari Extra" w:cs="BRH Devanagari Extra"/>
+                <w:color w:val="000000"/>
+                <w:sz w:val="40"/>
+                <w:szCs w:val="40"/>
+                <w:lang w:bidi="ml-IN"/>
+              </w:rPr>
+              <w:t xml:space="preserve">UÏirÉþ | </w:t>
             </w:r>
           </w:p>
           <w:p>
@@ -5888,7 +5000,6 @@
                 <w:lang w:val="en-IN" w:eastAsia="en-IN" w:bidi="ml-IN"/>
               </w:rPr>
             </w:pPr>
-            <w:proofErr w:type="spellStart"/>
             <w:r>
               <w:rPr>
                 <w:rFonts w:ascii="BRH Devanagari Extra" w:hAnsi="BRH Devanagari Extra" w:cs="BRH Devanagari Extra"/>
@@ -5920,52 +5031,38 @@
               </w:rPr>
               <w:t>ë</w:t>
             </w:r>
-            <w:proofErr w:type="spellEnd"/>
-            <w:r>
-              <w:rPr>
-                <w:rFonts w:ascii="BRH Malayalam Extra" w:hAnsi="BRH Malayalam Extra" w:cs="BRH Devanagari Extra"/>
-                <w:b/>
-                <w:color w:val="000000"/>
-                <w:sz w:val="32"/>
-                <w:szCs w:val="40"/>
-                <w:lang w:bidi="ml-IN"/>
-              </w:rPr>
-              <w:t>–</w:t>
-            </w:r>
-            <w:proofErr w:type="spellStart"/>
-            <w:r>
-              <w:rPr>
-                <w:rFonts w:ascii="BRH Devanagari Extra" w:hAnsi="BRH Devanagari Extra" w:cs="BRH Devanagari Extra"/>
-                <w:color w:val="000000"/>
-                <w:sz w:val="40"/>
-                <w:szCs w:val="40"/>
-                <w:lang w:bidi="ml-IN"/>
-              </w:rPr>
-              <w:t>ÍqÉirÉÉÎalÉþ</w:t>
-            </w:r>
-            <w:proofErr w:type="spellEnd"/>
-            <w:r>
-              <w:rPr>
-                <w:rFonts w:ascii="BRH Devanagari Extra" w:hAnsi="BRH Devanagari Extra" w:cs="BRH Devanagari Extra"/>
-                <w:color w:val="000000"/>
-                <w:sz w:val="40"/>
-                <w:szCs w:val="40"/>
-                <w:lang w:bidi="ml-IN"/>
-              </w:rPr>
-              <w:t xml:space="preserve"> - C</w:t>
-            </w:r>
-            <w:r>
-              <w:rPr>
-                <w:rFonts w:ascii="BRH Malayalam Extra" w:hAnsi="BRH Malayalam Extra" w:cs="BRH Devanagari Extra"/>
-                <w:b/>
-                <w:color w:val="000000"/>
-                <w:sz w:val="32"/>
-                <w:szCs w:val="40"/>
-                <w:lang w:bidi="ml-IN"/>
-              </w:rPr>
-              <w:t>–</w:t>
-            </w:r>
-            <w:proofErr w:type="spellStart"/>
+            <w:r>
+              <w:rPr>
+                <w:rFonts w:ascii="BRH Malayalam Extra" w:hAnsi="BRH Malayalam Extra" w:cs="BRH Devanagari Extra"/>
+                <w:b/>
+                <w:color w:val="000000"/>
+                <w:sz w:val="32"/>
+                <w:szCs w:val="40"/>
+                <w:lang w:bidi="ml-IN"/>
+              </w:rPr>
+              <w:t>–</w:t>
+            </w:r>
+            <w:r>
+              <w:rPr>
+                <w:rFonts w:ascii="BRH Devanagari Extra" w:hAnsi="BRH Devanagari Extra" w:cs="BRH Devanagari Extra"/>
+                <w:color w:val="000000"/>
+                <w:sz w:val="40"/>
+                <w:szCs w:val="40"/>
+                <w:lang w:bidi="ml-IN"/>
+              </w:rPr>
+              <w:t>ÍqÉirÉÉÎalÉþ - C</w:t>
+            </w:r>
+            <w:r>
+              <w:rPr>
+                <w:rFonts w:ascii="BRH Malayalam Extra" w:hAnsi="BRH Malayalam Extra" w:cs="BRH Devanagari Extra"/>
+                <w:b/>
+                <w:color w:val="000000"/>
+                <w:sz w:val="32"/>
+                <w:szCs w:val="40"/>
+                <w:lang w:bidi="ml-IN"/>
+              </w:rPr>
+              <w:t>–</w:t>
+            </w:r>
             <w:r>
               <w:rPr>
                 <w:rFonts w:ascii="BRH Devanagari Extra" w:hAnsi="BRH Devanagari Extra" w:cs="BRH Devanagari Extra"/>
@@ -5976,7 +5073,6 @@
               </w:rPr>
               <w:t>SèkÉë</w:t>
             </w:r>
-            <w:proofErr w:type="spellEnd"/>
             <w:r>
               <w:rPr>
                 <w:rFonts w:ascii="BRH Malayalam Extra" w:hAnsi="BRH Malayalam Extra" w:cs="BRH Devanagari Extra"/>
@@ -6190,7 +5286,6 @@
               </w:rPr>
               <w:t>–</w:t>
             </w:r>
-            <w:proofErr w:type="spellStart"/>
             <w:r>
               <w:rPr>
                 <w:rFonts w:ascii="BRH Devanagari Extra" w:hAnsi="BRH Devanagari Extra" w:cs="BRH Devanagari Extra"/>
@@ -6201,19 +5296,17 @@
               </w:rPr>
               <w:t>uÉÉ</w:t>
             </w:r>
-            <w:proofErr w:type="spellEnd"/>
-            <w:r>
-              <w:rPr>
-                <w:rFonts w:ascii="BRH Malayalam Extra" w:hAnsi="BRH Malayalam Extra" w:cs="BRH Devanagari Extra"/>
-                <w:b/>
-                <w:color w:val="000000"/>
-                <w:sz w:val="32"/>
-                <w:szCs w:val="40"/>
-                <w:lang w:bidi="ml-IN"/>
-              </w:rPr>
-              <w:t>–</w:t>
-            </w:r>
-            <w:proofErr w:type="spellStart"/>
+            <w:r>
+              <w:rPr>
+                <w:rFonts w:ascii="BRH Malayalam Extra" w:hAnsi="BRH Malayalam Extra" w:cs="BRH Devanagari Extra"/>
+                <w:b/>
+                <w:color w:val="000000"/>
+                <w:sz w:val="32"/>
+                <w:szCs w:val="40"/>
+                <w:lang w:bidi="ml-IN"/>
+              </w:rPr>
+              <w:t>–</w:t>
+            </w:r>
             <w:r>
               <w:rPr>
                 <w:rFonts w:ascii="BRH Devanagari Extra" w:hAnsi="BRH Devanagari Extra" w:cs="BRH Devanagari Extra"/>
@@ -6234,41 +5327,27 @@
               </w:rPr>
               <w:t>å</w:t>
             </w:r>
-            <w:proofErr w:type="spellEnd"/>
-            <w:r>
-              <w:rPr>
-                <w:rFonts w:ascii="BRH Malayalam Extra" w:hAnsi="BRH Malayalam Extra" w:cs="BRH Devanagari Extra"/>
-                <w:b/>
-                <w:color w:val="000000"/>
-                <w:sz w:val="32"/>
-                <w:szCs w:val="40"/>
-                <w:lang w:bidi="ml-IN"/>
-              </w:rPr>
-              <w:t>–</w:t>
-            </w:r>
-            <w:proofErr w:type="spellStart"/>
-            <w:r>
-              <w:rPr>
-                <w:rFonts w:ascii="BRH Devanagari Extra" w:hAnsi="BRH Devanagari Extra" w:cs="BRH Devanagari Extra"/>
-                <w:color w:val="000000"/>
-                <w:sz w:val="40"/>
-                <w:szCs w:val="40"/>
-                <w:lang w:bidi="ml-IN"/>
-              </w:rPr>
-              <w:t>ÌSirÉÑþmÉ</w:t>
-            </w:r>
-            <w:proofErr w:type="spellEnd"/>
-            <w:r>
-              <w:rPr>
-                <w:rFonts w:ascii="BRH Devanagari Extra" w:hAnsi="BRH Devanagari Extra" w:cs="BRH Devanagari Extra"/>
-                <w:color w:val="000000"/>
-                <w:sz w:val="40"/>
-                <w:szCs w:val="40"/>
-                <w:lang w:bidi="ml-IN"/>
-              </w:rPr>
-              <w:t xml:space="preserve"> - </w:t>
-            </w:r>
-            <w:proofErr w:type="spellStart"/>
+            <w:r>
+              <w:rPr>
+                <w:rFonts w:ascii="BRH Malayalam Extra" w:hAnsi="BRH Malayalam Extra" w:cs="BRH Devanagari Extra"/>
+                <w:b/>
+                <w:color w:val="000000"/>
+                <w:sz w:val="32"/>
+                <w:szCs w:val="40"/>
+                <w:lang w:bidi="ml-IN"/>
+              </w:rPr>
+              <w:t>–</w:t>
+            </w:r>
+            <w:r>
+              <w:rPr>
+                <w:rFonts w:ascii="BRH Devanagari Extra" w:hAnsi="BRH Devanagari Extra" w:cs="BRH Devanagari Extra"/>
+                <w:color w:val="000000"/>
+                <w:sz w:val="40"/>
+                <w:szCs w:val="40"/>
+                <w:lang w:bidi="ml-IN"/>
+              </w:rPr>
+              <w:t xml:space="preserve">ÌSirÉÑþmÉ - </w:t>
+            </w:r>
             <w:r>
               <w:rPr>
                 <w:rFonts w:ascii="BRH Devanagari Extra" w:hAnsi="BRH Devanagari Extra" w:cs="BRH Devanagari Extra"/>
@@ -6308,18 +5387,7 @@
                 <w:szCs w:val="40"/>
                 <w:lang w:bidi="ml-IN"/>
               </w:rPr>
-              <w:t>ÿiÉç</w:t>
-            </w:r>
-            <w:proofErr w:type="spellEnd"/>
-            <w:r>
-              <w:rPr>
-                <w:rFonts w:ascii="BRH Devanagari Extra" w:hAnsi="BRH Devanagari Extra" w:cs="BRH Devanagari Extra"/>
-                <w:color w:val="000000"/>
-                <w:sz w:val="40"/>
-                <w:szCs w:val="40"/>
-                <w:lang w:bidi="ml-IN"/>
-              </w:rPr>
-              <w:t xml:space="preserve"> |</w:t>
+              <w:t>ÿiÉç |</w:t>
             </w:r>
           </w:p>
         </w:tc>
@@ -6380,7 +5448,6 @@
               </w:rPr>
               <w:t>–</w:t>
             </w:r>
-            <w:proofErr w:type="spellStart"/>
             <w:r>
               <w:rPr>
                 <w:rFonts w:ascii="BRH Devanagari Extra" w:hAnsi="BRH Devanagari Extra" w:cs="BRH Devanagari Extra"/>
@@ -6391,19 +5458,17 @@
               </w:rPr>
               <w:t>uÉÉ</w:t>
             </w:r>
-            <w:proofErr w:type="spellEnd"/>
-            <w:r>
-              <w:rPr>
-                <w:rFonts w:ascii="BRH Malayalam Extra" w:hAnsi="BRH Malayalam Extra" w:cs="BRH Devanagari Extra"/>
-                <w:b/>
-                <w:color w:val="000000"/>
-                <w:sz w:val="32"/>
-                <w:szCs w:val="40"/>
-                <w:lang w:bidi="ml-IN"/>
-              </w:rPr>
-              <w:t>–</w:t>
-            </w:r>
-            <w:proofErr w:type="spellStart"/>
+            <w:r>
+              <w:rPr>
+                <w:rFonts w:ascii="BRH Malayalam Extra" w:hAnsi="BRH Malayalam Extra" w:cs="BRH Devanagari Extra"/>
+                <w:b/>
+                <w:color w:val="000000"/>
+                <w:sz w:val="32"/>
+                <w:szCs w:val="40"/>
+                <w:lang w:bidi="ml-IN"/>
+              </w:rPr>
+              <w:t>–</w:t>
+            </w:r>
             <w:r>
               <w:rPr>
                 <w:rFonts w:ascii="BRH Devanagari Extra" w:hAnsi="BRH Devanagari Extra" w:cs="BRH Devanagari Extra"/>
@@ -6424,41 +5489,27 @@
               </w:rPr>
               <w:t>å</w:t>
             </w:r>
-            <w:proofErr w:type="spellEnd"/>
-            <w:r>
-              <w:rPr>
-                <w:rFonts w:ascii="BRH Malayalam Extra" w:hAnsi="BRH Malayalam Extra" w:cs="BRH Devanagari Extra"/>
-                <w:b/>
-                <w:color w:val="000000"/>
-                <w:sz w:val="32"/>
-                <w:szCs w:val="40"/>
-                <w:lang w:bidi="ml-IN"/>
-              </w:rPr>
-              <w:t>–</w:t>
-            </w:r>
-            <w:proofErr w:type="spellStart"/>
-            <w:r>
-              <w:rPr>
-                <w:rFonts w:ascii="BRH Devanagari Extra" w:hAnsi="BRH Devanagari Extra" w:cs="BRH Devanagari Extra"/>
-                <w:color w:val="000000"/>
-                <w:sz w:val="40"/>
-                <w:szCs w:val="40"/>
-                <w:lang w:bidi="ml-IN"/>
-              </w:rPr>
-              <w:t>ÌSirÉÑþmÉ</w:t>
-            </w:r>
-            <w:proofErr w:type="spellEnd"/>
-            <w:r>
-              <w:rPr>
-                <w:rFonts w:ascii="BRH Devanagari Extra" w:hAnsi="BRH Devanagari Extra" w:cs="BRH Devanagari Extra"/>
-                <w:color w:val="000000"/>
-                <w:sz w:val="40"/>
-                <w:szCs w:val="40"/>
-                <w:lang w:bidi="ml-IN"/>
-              </w:rPr>
-              <w:t xml:space="preserve"> - </w:t>
-            </w:r>
-            <w:proofErr w:type="spellStart"/>
+            <w:r>
+              <w:rPr>
+                <w:rFonts w:ascii="BRH Malayalam Extra" w:hAnsi="BRH Malayalam Extra" w:cs="BRH Devanagari Extra"/>
+                <w:b/>
+                <w:color w:val="000000"/>
+                <w:sz w:val="32"/>
+                <w:szCs w:val="40"/>
+                <w:lang w:bidi="ml-IN"/>
+              </w:rPr>
+              <w:t>–</w:t>
+            </w:r>
+            <w:r>
+              <w:rPr>
+                <w:rFonts w:ascii="BRH Devanagari Extra" w:hAnsi="BRH Devanagari Extra" w:cs="BRH Devanagari Extra"/>
+                <w:color w:val="000000"/>
+                <w:sz w:val="40"/>
+                <w:szCs w:val="40"/>
+                <w:lang w:bidi="ml-IN"/>
+              </w:rPr>
+              <w:t xml:space="preserve">ÌSirÉÑþmÉ - </w:t>
+            </w:r>
             <w:r>
               <w:rPr>
                 <w:rFonts w:ascii="BRH Devanagari Extra" w:hAnsi="BRH Devanagari Extra" w:cs="BRH Devanagari Extra"/>
@@ -6470,7 +5521,6 @@
               </w:rPr>
               <w:t>uÉÉ</w:t>
             </w:r>
-            <w:proofErr w:type="spellEnd"/>
             <w:r>
               <w:rPr>
                 <w:rFonts w:ascii="BRH Malayalam Extra" w:hAnsi="BRH Malayalam Extra" w:cs="BRH Devanagari Extra"/>
@@ -6483,7 +5533,6 @@
               </w:rPr>
               <w:t>–</w:t>
             </w:r>
-            <w:proofErr w:type="spellStart"/>
             <w:r>
               <w:rPr>
                 <w:rFonts w:ascii="BRH Devanagari Extra" w:hAnsi="BRH Devanagari Extra" w:cs="BRH Devanagari Extra"/>
@@ -6512,18 +5561,7 @@
                 <w:szCs w:val="40"/>
                 <w:lang w:bidi="ml-IN"/>
               </w:rPr>
-              <w:t>ÿiÉç</w:t>
-            </w:r>
-            <w:proofErr w:type="spellEnd"/>
-            <w:r>
-              <w:rPr>
-                <w:rFonts w:ascii="BRH Devanagari Extra" w:hAnsi="BRH Devanagari Extra" w:cs="BRH Devanagari Extra"/>
-                <w:color w:val="000000"/>
-                <w:sz w:val="40"/>
-                <w:szCs w:val="40"/>
-                <w:lang w:bidi="ml-IN"/>
-              </w:rPr>
-              <w:t xml:space="preserve"> |</w:t>
+              <w:t>ÿiÉç |</w:t>
             </w:r>
           </w:p>
         </w:tc>
@@ -6657,7 +5695,6 @@
                 <w:lang w:bidi="ml-IN"/>
               </w:rPr>
             </w:pPr>
-            <w:proofErr w:type="spellStart"/>
             <w:r>
               <w:rPr>
                 <w:rFonts w:ascii="BRH Devanagari Extra" w:hAnsi="BRH Devanagari Extra" w:cs="BRH Devanagari Extra"/>
@@ -6668,7 +5705,6 @@
               </w:rPr>
               <w:t>mÉÉ</w:t>
             </w:r>
-            <w:proofErr w:type="spellEnd"/>
             <w:r>
               <w:rPr>
                 <w:rFonts w:ascii="BRH Malayalam Extra" w:hAnsi="BRH Malayalam Extra" w:cs="BRH Devanagari Extra"/>
@@ -6722,27 +5758,15 @@
               </w:rPr>
               <w:t>–</w:t>
             </w:r>
-            <w:proofErr w:type="spellStart"/>
-            <w:r>
-              <w:rPr>
-                <w:rFonts w:ascii="BRH Devanagari Extra" w:hAnsi="BRH Devanagari Extra" w:cs="BRH Devanagari Extra"/>
-                <w:color w:val="000000"/>
-                <w:sz w:val="40"/>
-                <w:szCs w:val="40"/>
-                <w:lang w:bidi="ml-IN"/>
-              </w:rPr>
-              <w:t>irÉÌSþirÉÉÈ</w:t>
-            </w:r>
-            <w:proofErr w:type="spellEnd"/>
-            <w:r>
-              <w:rPr>
-                <w:rFonts w:ascii="BRH Devanagari Extra" w:hAnsi="BRH Devanagari Extra" w:cs="BRH Devanagari Extra"/>
-                <w:color w:val="000000"/>
-                <w:sz w:val="40"/>
-                <w:szCs w:val="40"/>
-                <w:lang w:bidi="ml-IN"/>
-              </w:rPr>
-              <w:t xml:space="preserve"> | </w:t>
+            <w:r>
+              <w:rPr>
+                <w:rFonts w:ascii="BRH Devanagari Extra" w:hAnsi="BRH Devanagari Extra" w:cs="BRH Devanagari Extra"/>
+                <w:color w:val="000000"/>
+                <w:sz w:val="40"/>
+                <w:szCs w:val="40"/>
+                <w:lang w:bidi="ml-IN"/>
+              </w:rPr>
+              <w:t xml:space="preserve">irÉÌSþirÉÉÈ | </w:t>
             </w:r>
           </w:p>
           <w:p>
@@ -6756,7 +5780,6 @@
                 <w:lang w:val="en-IN" w:eastAsia="en-IN" w:bidi="ml-IN"/>
               </w:rPr>
             </w:pPr>
-            <w:proofErr w:type="spellStart"/>
             <w:r>
               <w:rPr>
                 <w:rFonts w:ascii="BRH Devanagari Extra" w:hAnsi="BRH Devanagari Extra" w:cs="BRH Devanagari Extra"/>
@@ -6778,49 +5801,26 @@
               </w:rPr>
               <w:t>ÌSþirÉÉ</w:t>
             </w:r>
-            <w:proofErr w:type="spellEnd"/>
-            <w:r>
-              <w:rPr>
-                <w:rFonts w:ascii="BRH Malayalam Extra" w:hAnsi="BRH Malayalam Extra" w:cs="BRH Devanagari Extra"/>
-                <w:b/>
-                <w:color w:val="000000"/>
-                <w:sz w:val="32"/>
-                <w:szCs w:val="40"/>
-                <w:lang w:bidi="ml-IN"/>
-              </w:rPr>
-              <w:t>–</w:t>
-            </w:r>
-            <w:r>
-              <w:rPr>
-                <w:rFonts w:ascii="BRH Devanagari Extra" w:hAnsi="BRH Devanagari Extra" w:cs="BRH Devanagari Extra"/>
-                <w:color w:val="000000"/>
-                <w:sz w:val="40"/>
-                <w:szCs w:val="40"/>
-                <w:lang w:bidi="ml-IN"/>
-              </w:rPr>
-              <w:t xml:space="preserve">È </w:t>
-            </w:r>
-            <w:proofErr w:type="spellStart"/>
-            <w:r>
-              <w:rPr>
-                <w:rFonts w:ascii="BRH Devanagari Extra" w:hAnsi="BRH Devanagari Extra" w:cs="BRH Devanagari Extra"/>
-                <w:color w:val="000000"/>
-                <w:sz w:val="40"/>
-                <w:szCs w:val="40"/>
-                <w:lang w:bidi="ml-IN"/>
-              </w:rPr>
-              <w:t>xÉSþÈ</w:t>
-            </w:r>
-            <w:proofErr w:type="spellEnd"/>
-            <w:r>
-              <w:rPr>
-                <w:rFonts w:ascii="BRH Devanagari Extra" w:hAnsi="BRH Devanagari Extra" w:cs="BRH Devanagari Extra"/>
-                <w:color w:val="000000"/>
-                <w:sz w:val="40"/>
-                <w:szCs w:val="40"/>
-                <w:lang w:bidi="ml-IN"/>
-              </w:rPr>
-              <w:t xml:space="preserve"> |</w:t>
+            <w:r>
+              <w:rPr>
+                <w:rFonts w:ascii="BRH Malayalam Extra" w:hAnsi="BRH Malayalam Extra" w:cs="BRH Devanagari Extra"/>
+                <w:b/>
+                <w:color w:val="000000"/>
+                <w:sz w:val="32"/>
+                <w:szCs w:val="40"/>
+                <w:lang w:bidi="ml-IN"/>
+              </w:rPr>
+              <w:t>–</w:t>
+            </w:r>
+            <w:r>
+              <w:rPr>
+                <w:rFonts w:ascii="BRH Devanagari Extra" w:hAnsi="BRH Devanagari Extra" w:cs="BRH Devanagari Extra"/>
+                <w:color w:val="000000"/>
+                <w:sz w:val="40"/>
+                <w:szCs w:val="40"/>
+                <w:lang w:bidi="ml-IN"/>
+              </w:rPr>
+              <w:t>È xÉSþÈ |</w:t>
             </w:r>
           </w:p>
         </w:tc>
@@ -6843,7 +5843,6 @@
                 <w:lang w:bidi="ml-IN"/>
               </w:rPr>
             </w:pPr>
-            <w:proofErr w:type="spellStart"/>
             <w:r>
               <w:rPr>
                 <w:rFonts w:ascii="BRH Devanagari Extra" w:hAnsi="BRH Devanagari Extra" w:cs="BRH Devanagari Extra"/>
@@ -6854,7 +5853,6 @@
               </w:rPr>
               <w:t>mÉÉ</w:t>
             </w:r>
-            <w:proofErr w:type="spellEnd"/>
             <w:r>
               <w:rPr>
                 <w:rFonts w:ascii="BRH Malayalam Extra" w:hAnsi="BRH Malayalam Extra" w:cs="BRH Devanagari Extra"/>
@@ -6908,27 +5906,15 @@
               </w:rPr>
               <w:t>–</w:t>
             </w:r>
-            <w:proofErr w:type="spellStart"/>
-            <w:r>
-              <w:rPr>
-                <w:rFonts w:ascii="BRH Devanagari Extra" w:hAnsi="BRH Devanagari Extra" w:cs="BRH Devanagari Extra"/>
-                <w:color w:val="000000"/>
-                <w:sz w:val="40"/>
-                <w:szCs w:val="40"/>
-                <w:lang w:bidi="ml-IN"/>
-              </w:rPr>
-              <w:t>irÉÌSþirÉÉÈ</w:t>
-            </w:r>
-            <w:proofErr w:type="spellEnd"/>
-            <w:r>
-              <w:rPr>
-                <w:rFonts w:ascii="BRH Devanagari Extra" w:hAnsi="BRH Devanagari Extra" w:cs="BRH Devanagari Extra"/>
-                <w:color w:val="000000"/>
-                <w:sz w:val="40"/>
-                <w:szCs w:val="40"/>
-                <w:lang w:bidi="ml-IN"/>
-              </w:rPr>
-              <w:t xml:space="preserve"> | </w:t>
+            <w:r>
+              <w:rPr>
+                <w:rFonts w:ascii="BRH Devanagari Extra" w:hAnsi="BRH Devanagari Extra" w:cs="BRH Devanagari Extra"/>
+                <w:color w:val="000000"/>
+                <w:sz w:val="40"/>
+                <w:szCs w:val="40"/>
+                <w:lang w:bidi="ml-IN"/>
+              </w:rPr>
+              <w:t xml:space="preserve">irÉÌSþirÉÉÈ | </w:t>
             </w:r>
           </w:p>
           <w:p>
@@ -6942,7 +5928,6 @@
                 <w:lang w:val="en-IN" w:eastAsia="en-IN" w:bidi="ml-IN"/>
               </w:rPr>
             </w:pPr>
-            <w:proofErr w:type="spellStart"/>
             <w:r>
               <w:rPr>
                 <w:rFonts w:ascii="BRH Devanagari Extra" w:hAnsi="BRH Devanagari Extra" w:cs="BRH Devanagari Extra"/>
@@ -6964,49 +5949,26 @@
               </w:rPr>
               <w:t>SþirÉÉ</w:t>
             </w:r>
-            <w:proofErr w:type="spellEnd"/>
-            <w:r>
-              <w:rPr>
-                <w:rFonts w:ascii="BRH Malayalam Extra" w:hAnsi="BRH Malayalam Extra" w:cs="BRH Devanagari Extra"/>
-                <w:b/>
-                <w:color w:val="000000"/>
-                <w:sz w:val="32"/>
-                <w:szCs w:val="40"/>
-                <w:lang w:bidi="ml-IN"/>
-              </w:rPr>
-              <w:t>–</w:t>
-            </w:r>
-            <w:r>
-              <w:rPr>
-                <w:rFonts w:ascii="BRH Devanagari Extra" w:hAnsi="BRH Devanagari Extra" w:cs="BRH Devanagari Extra"/>
-                <w:color w:val="000000"/>
-                <w:sz w:val="40"/>
-                <w:szCs w:val="40"/>
-                <w:lang w:bidi="ml-IN"/>
-              </w:rPr>
-              <w:t xml:space="preserve">È </w:t>
-            </w:r>
-            <w:proofErr w:type="spellStart"/>
-            <w:r>
-              <w:rPr>
-                <w:rFonts w:ascii="BRH Devanagari Extra" w:hAnsi="BRH Devanagari Extra" w:cs="BRH Devanagari Extra"/>
-                <w:color w:val="000000"/>
-                <w:sz w:val="40"/>
-                <w:szCs w:val="40"/>
-                <w:lang w:bidi="ml-IN"/>
-              </w:rPr>
-              <w:t>xÉSþÈ</w:t>
-            </w:r>
-            <w:proofErr w:type="spellEnd"/>
-            <w:r>
-              <w:rPr>
-                <w:rFonts w:ascii="BRH Devanagari Extra" w:hAnsi="BRH Devanagari Extra" w:cs="BRH Devanagari Extra"/>
-                <w:color w:val="000000"/>
-                <w:sz w:val="40"/>
-                <w:szCs w:val="40"/>
-                <w:lang w:bidi="ml-IN"/>
-              </w:rPr>
-              <w:t xml:space="preserve"> |</w:t>
+            <w:r>
+              <w:rPr>
+                <w:rFonts w:ascii="BRH Malayalam Extra" w:hAnsi="BRH Malayalam Extra" w:cs="BRH Devanagari Extra"/>
+                <w:b/>
+                <w:color w:val="000000"/>
+                <w:sz w:val="32"/>
+                <w:szCs w:val="40"/>
+                <w:lang w:bidi="ml-IN"/>
+              </w:rPr>
+              <w:t>–</w:t>
+            </w:r>
+            <w:r>
+              <w:rPr>
+                <w:rFonts w:ascii="BRH Devanagari Extra" w:hAnsi="BRH Devanagari Extra" w:cs="BRH Devanagari Extra"/>
+                <w:color w:val="000000"/>
+                <w:sz w:val="40"/>
+                <w:szCs w:val="40"/>
+                <w:lang w:bidi="ml-IN"/>
+              </w:rPr>
+              <w:t>È xÉSþÈ |</w:t>
             </w:r>
           </w:p>
         </w:tc>
@@ -7184,9 +6146,71 @@
                 <w:szCs w:val="40"/>
                 <w:lang w:bidi="ml-IN"/>
               </w:rPr>
-              <w:t xml:space="preserve">qÉç </w:t>
-            </w:r>
-            <w:proofErr w:type="spellStart"/>
+              <w:t>qÉç S</w:t>
+            </w:r>
+            <w:r>
+              <w:rPr>
+                <w:rFonts w:ascii="BRH Devanagari Extra" w:hAnsi="BRH Devanagari Extra" w:cs="BRH Devanagari Extra"/>
+                <w:color w:val="000000"/>
+                <w:sz w:val="40"/>
+                <w:szCs w:val="40"/>
+                <w:lang w:bidi="ml-IN"/>
+              </w:rPr>
+              <w:t>å</w:t>
+            </w:r>
+            <w:r>
+              <w:rPr>
+                <w:rFonts w:ascii="BRH Malayalam Extra" w:hAnsi="BRH Malayalam Extra" w:cs="BRH Devanagari Extra"/>
+                <w:b/>
+                <w:color w:val="000000"/>
+                <w:sz w:val="32"/>
+                <w:szCs w:val="40"/>
+                <w:lang w:bidi="ml-IN"/>
+              </w:rPr>
+              <w:t>–</w:t>
+            </w:r>
+            <w:r>
+              <w:rPr>
+                <w:rFonts w:ascii="BRH Devanagari Extra" w:hAnsi="BRH Devanagari Extra" w:cs="BRH Devanagari Extra"/>
+                <w:color w:val="000000"/>
+                <w:sz w:val="40"/>
+                <w:szCs w:val="40"/>
+                <w:lang w:bidi="ml-IN"/>
+              </w:rPr>
+              <w:t>uÉiÉÉÿ</w:t>
+            </w:r>
+            <w:r>
+              <w:rPr>
+                <w:rFonts w:ascii="BRH Devanagari Extra" w:hAnsi="BRH Devanagari Extra" w:cs="BRH Devanagari Extra"/>
+                <w:color w:val="000000"/>
+                <w:sz w:val="40"/>
+                <w:szCs w:val="40"/>
+                <w:highlight w:val="yellow"/>
+                <w:lang w:bidi="ml-IN"/>
+              </w:rPr>
+              <w:t>prÉ</w:t>
+            </w:r>
+            <w:r>
+              <w:rPr>
+                <w:rFonts w:ascii="BRH Devanagari Extra" w:hAnsi="BRH Devanagari Extra" w:cs="BRH Devanagari Extra"/>
+                <w:color w:val="000000"/>
+                <w:sz w:val="40"/>
+                <w:szCs w:val="40"/>
+                <w:lang w:bidi="ml-IN"/>
+              </w:rPr>
+              <w:t xml:space="preserve"> | </w:t>
+            </w:r>
+          </w:p>
+          <w:p>
+            <w:pPr>
+              <w:spacing w:before="0" w:line="240" w:lineRule="auto"/>
+              <w:rPr>
+                <w:rFonts w:ascii="BRH Devanagari Extra" w:hAnsi="BRH Devanagari Extra" w:cs="BRH Devanagari Extra"/>
+                <w:color w:val="000000"/>
+                <w:sz w:val="40"/>
+                <w:szCs w:val="40"/>
+              </w:rPr>
+            </w:pPr>
             <w:r>
               <w:rPr>
                 <w:rFonts w:ascii="BRH Devanagari Extra" w:hAnsi="BRH Devanagari Extra" w:cs="BRH Devanagari Extra"/>
@@ -7207,96 +6231,17 @@
               </w:rPr>
               <w:t>å</w:t>
             </w:r>
-            <w:proofErr w:type="spellEnd"/>
-            <w:r>
-              <w:rPr>
-                <w:rFonts w:ascii="BRH Malayalam Extra" w:hAnsi="BRH Malayalam Extra" w:cs="BRH Devanagari Extra"/>
-                <w:b/>
-                <w:color w:val="000000"/>
-                <w:sz w:val="32"/>
-                <w:szCs w:val="40"/>
-                <w:lang w:bidi="ml-IN"/>
-              </w:rPr>
-              <w:t>–</w:t>
-            </w:r>
-            <w:proofErr w:type="spellStart"/>
-            <w:r>
-              <w:rPr>
-                <w:rFonts w:ascii="BRH Devanagari Extra" w:hAnsi="BRH Devanagari Extra" w:cs="BRH Devanagari Extra"/>
-                <w:color w:val="000000"/>
-                <w:sz w:val="40"/>
-                <w:szCs w:val="40"/>
-                <w:lang w:bidi="ml-IN"/>
-              </w:rPr>
-              <w:t>uÉiÉÉÿ</w:t>
-            </w:r>
-            <w:r>
-              <w:rPr>
-                <w:rFonts w:ascii="BRH Devanagari Extra" w:hAnsi="BRH Devanagari Extra" w:cs="BRH Devanagari Extra"/>
-                <w:color w:val="000000"/>
-                <w:sz w:val="40"/>
-                <w:szCs w:val="40"/>
-                <w:highlight w:val="yellow"/>
-                <w:lang w:bidi="ml-IN"/>
-              </w:rPr>
-              <w:t>prÉ</w:t>
-            </w:r>
-            <w:proofErr w:type="spellEnd"/>
-            <w:r>
-              <w:rPr>
-                <w:rFonts w:ascii="BRH Devanagari Extra" w:hAnsi="BRH Devanagari Extra" w:cs="BRH Devanagari Extra"/>
-                <w:color w:val="000000"/>
-                <w:sz w:val="40"/>
-                <w:szCs w:val="40"/>
-                <w:lang w:bidi="ml-IN"/>
-              </w:rPr>
-              <w:t xml:space="preserve"> | </w:t>
-            </w:r>
-          </w:p>
-          <w:p>
-            <w:pPr>
-              <w:spacing w:before="0" w:line="240" w:lineRule="auto"/>
-              <w:rPr>
-                <w:rFonts w:ascii="BRH Devanagari Extra" w:hAnsi="BRH Devanagari Extra" w:cs="BRH Devanagari Extra"/>
-                <w:color w:val="000000"/>
-                <w:sz w:val="40"/>
-                <w:szCs w:val="40"/>
-              </w:rPr>
-            </w:pPr>
-            <w:proofErr w:type="spellStart"/>
-            <w:r>
-              <w:rPr>
-                <w:rFonts w:ascii="BRH Devanagari Extra" w:hAnsi="BRH Devanagari Extra" w:cs="BRH Devanagari Extra"/>
-                <w:color w:val="000000"/>
-                <w:sz w:val="40"/>
-                <w:szCs w:val="40"/>
-                <w:lang w:bidi="ml-IN"/>
-              </w:rPr>
-              <w:t>S</w:t>
-            </w:r>
-            <w:r>
-              <w:rPr>
-                <w:rFonts w:ascii="BRH Devanagari Extra" w:hAnsi="BRH Devanagari Extra" w:cs="BRH Devanagari Extra"/>
-                <w:color w:val="000000"/>
-                <w:sz w:val="40"/>
-                <w:szCs w:val="40"/>
-                <w:lang w:bidi="ml-IN"/>
-              </w:rPr>
-              <w:t>å</w:t>
-            </w:r>
-            <w:proofErr w:type="spellEnd"/>
-            <w:r>
-              <w:rPr>
-                <w:rFonts w:ascii="BRH Malayalam Extra" w:hAnsi="BRH Malayalam Extra" w:cs="BRH Devanagari Extra"/>
-                <w:b/>
-                <w:color w:val="000000"/>
-                <w:sz w:val="32"/>
-                <w:szCs w:val="40"/>
-                <w:lang w:bidi="ml-IN"/>
-              </w:rPr>
-              <w:t>–</w:t>
-            </w:r>
-            <w:proofErr w:type="spellStart"/>
+            <w:r>
+              <w:rPr>
+                <w:rFonts w:ascii="BRH Malayalam Extra" w:hAnsi="BRH Malayalam Extra" w:cs="BRH Devanagari Extra"/>
+                <w:b/>
+                <w:color w:val="000000"/>
+                <w:sz w:val="32"/>
+                <w:szCs w:val="40"/>
+                <w:lang w:bidi="ml-IN"/>
+              </w:rPr>
+              <w:t>–</w:t>
+            </w:r>
             <w:r>
               <w:rPr>
                 <w:rFonts w:ascii="BRH Devanagari Extra" w:hAnsi="BRH Devanagari Extra" w:cs="BRH Devanagari Extra"/>
@@ -7307,49 +6252,26 @@
               </w:rPr>
               <w:t>uÉiÉÉÿprÉ</w:t>
             </w:r>
-            <w:proofErr w:type="spellEnd"/>
-            <w:r>
-              <w:rPr>
-                <w:rFonts w:ascii="BRH Malayalam Extra" w:hAnsi="BRH Malayalam Extra" w:cs="BRH Devanagari Extra"/>
-                <w:b/>
-                <w:color w:val="000000"/>
-                <w:sz w:val="32"/>
-                <w:szCs w:val="40"/>
-                <w:lang w:bidi="ml-IN"/>
-              </w:rPr>
-              <w:t>–</w:t>
-            </w:r>
-            <w:r>
-              <w:rPr>
-                <w:rFonts w:ascii="BRH Devanagari Extra" w:hAnsi="BRH Devanagari Extra" w:cs="BRH Devanagari Extra"/>
-                <w:color w:val="000000"/>
-                <w:sz w:val="40"/>
-                <w:szCs w:val="40"/>
-                <w:lang w:bidi="ml-IN"/>
-              </w:rPr>
-              <w:t xml:space="preserve">È </w:t>
-            </w:r>
-            <w:proofErr w:type="spellStart"/>
-            <w:r>
-              <w:rPr>
-                <w:rFonts w:ascii="BRH Devanagari Extra" w:hAnsi="BRH Devanagari Extra" w:cs="BRH Devanagari Extra"/>
-                <w:color w:val="000000"/>
-                <w:sz w:val="40"/>
-                <w:szCs w:val="40"/>
-                <w:lang w:bidi="ml-IN"/>
-              </w:rPr>
-              <w:t>xÉqÉç</w:t>
-            </w:r>
-            <w:proofErr w:type="spellEnd"/>
-            <w:r>
-              <w:rPr>
-                <w:rFonts w:ascii="BRH Devanagari Extra" w:hAnsi="BRH Devanagari Extra" w:cs="BRH Devanagari Extra"/>
-                <w:color w:val="000000"/>
-                <w:sz w:val="40"/>
-                <w:szCs w:val="40"/>
-                <w:lang w:bidi="ml-IN"/>
-              </w:rPr>
-              <w:t xml:space="preserve"> |</w:t>
+            <w:r>
+              <w:rPr>
+                <w:rFonts w:ascii="BRH Malayalam Extra" w:hAnsi="BRH Malayalam Extra" w:cs="BRH Devanagari Extra"/>
+                <w:b/>
+                <w:color w:val="000000"/>
+                <w:sz w:val="32"/>
+                <w:szCs w:val="40"/>
+                <w:lang w:bidi="ml-IN"/>
+              </w:rPr>
+              <w:t>–</w:t>
+            </w:r>
+            <w:r>
+              <w:rPr>
+                <w:rFonts w:ascii="BRH Devanagari Extra" w:hAnsi="BRH Devanagari Extra" w:cs="BRH Devanagari Extra"/>
+                <w:color w:val="000000"/>
+                <w:sz w:val="40"/>
+                <w:szCs w:val="40"/>
+                <w:lang w:bidi="ml-IN"/>
+              </w:rPr>
+              <w:t>È xÉqÉç |</w:t>
             </w:r>
           </w:p>
         </w:tc>
@@ -7418,9 +6340,71 @@
                 <w:szCs w:val="40"/>
                 <w:lang w:bidi="ml-IN"/>
               </w:rPr>
-              <w:t xml:space="preserve">qÉç </w:t>
-            </w:r>
-            <w:proofErr w:type="spellStart"/>
+              <w:t>qÉç S</w:t>
+            </w:r>
+            <w:r>
+              <w:rPr>
+                <w:rFonts w:ascii="BRH Devanagari Extra" w:hAnsi="BRH Devanagari Extra" w:cs="BRH Devanagari Extra"/>
+                <w:color w:val="000000"/>
+                <w:sz w:val="40"/>
+                <w:szCs w:val="40"/>
+                <w:lang w:bidi="ml-IN"/>
+              </w:rPr>
+              <w:t>å</w:t>
+            </w:r>
+            <w:r>
+              <w:rPr>
+                <w:rFonts w:ascii="BRH Malayalam Extra" w:hAnsi="BRH Malayalam Extra" w:cs="BRH Devanagari Extra"/>
+                <w:b/>
+                <w:color w:val="000000"/>
+                <w:sz w:val="32"/>
+                <w:szCs w:val="40"/>
+                <w:lang w:bidi="ml-IN"/>
+              </w:rPr>
+              <w:t>–</w:t>
+            </w:r>
+            <w:r>
+              <w:rPr>
+                <w:rFonts w:ascii="BRH Devanagari Extra" w:hAnsi="BRH Devanagari Extra" w:cs="BRH Devanagari Extra"/>
+                <w:color w:val="000000"/>
+                <w:sz w:val="40"/>
+                <w:szCs w:val="40"/>
+                <w:lang w:bidi="ml-IN"/>
+              </w:rPr>
+              <w:t>uÉiÉÉÿ</w:t>
+            </w:r>
+            <w:r>
+              <w:rPr>
+                <w:rFonts w:ascii="BRH Devanagari Extra" w:hAnsi="BRH Devanagari Extra" w:cs="BRH Devanagari Extra"/>
+                <w:color w:val="000000"/>
+                <w:sz w:val="40"/>
+                <w:szCs w:val="40"/>
+                <w:highlight w:val="green"/>
+                <w:lang w:bidi="ml-IN"/>
+              </w:rPr>
+              <w:t>prÉÈ</w:t>
+            </w:r>
+            <w:r>
+              <w:rPr>
+                <w:rFonts w:ascii="BRH Devanagari Extra" w:hAnsi="BRH Devanagari Extra" w:cs="BRH Devanagari Extra"/>
+                <w:color w:val="000000"/>
+                <w:sz w:val="40"/>
+                <w:szCs w:val="40"/>
+                <w:lang w:bidi="ml-IN"/>
+              </w:rPr>
+              <w:t xml:space="preserve"> | </w:t>
+            </w:r>
+          </w:p>
+          <w:p>
+            <w:pPr>
+              <w:spacing w:before="0" w:line="240" w:lineRule="auto"/>
+              <w:rPr>
+                <w:rFonts w:ascii="BRH Devanagari Extra" w:hAnsi="BRH Devanagari Extra" w:cs="BRH Devanagari Extra"/>
+                <w:color w:val="000000"/>
+                <w:sz w:val="40"/>
+                <w:szCs w:val="40"/>
+              </w:rPr>
+            </w:pPr>
             <w:r>
               <w:rPr>
                 <w:rFonts w:ascii="BRH Devanagari Extra" w:hAnsi="BRH Devanagari Extra" w:cs="BRH Devanagari Extra"/>
@@ -7441,96 +6425,17 @@
               </w:rPr>
               <w:t>å</w:t>
             </w:r>
-            <w:proofErr w:type="spellEnd"/>
-            <w:r>
-              <w:rPr>
-                <w:rFonts w:ascii="BRH Malayalam Extra" w:hAnsi="BRH Malayalam Extra" w:cs="BRH Devanagari Extra"/>
-                <w:b/>
-                <w:color w:val="000000"/>
-                <w:sz w:val="32"/>
-                <w:szCs w:val="40"/>
-                <w:lang w:bidi="ml-IN"/>
-              </w:rPr>
-              <w:t>–</w:t>
-            </w:r>
-            <w:proofErr w:type="spellStart"/>
-            <w:r>
-              <w:rPr>
-                <w:rFonts w:ascii="BRH Devanagari Extra" w:hAnsi="BRH Devanagari Extra" w:cs="BRH Devanagari Extra"/>
-                <w:color w:val="000000"/>
-                <w:sz w:val="40"/>
-                <w:szCs w:val="40"/>
-                <w:lang w:bidi="ml-IN"/>
-              </w:rPr>
-              <w:t>uÉiÉÉÿ</w:t>
-            </w:r>
-            <w:r>
-              <w:rPr>
-                <w:rFonts w:ascii="BRH Devanagari Extra" w:hAnsi="BRH Devanagari Extra" w:cs="BRH Devanagari Extra"/>
-                <w:color w:val="000000"/>
-                <w:sz w:val="40"/>
-                <w:szCs w:val="40"/>
-                <w:highlight w:val="green"/>
-                <w:lang w:bidi="ml-IN"/>
-              </w:rPr>
-              <w:t>prÉÈ</w:t>
-            </w:r>
-            <w:proofErr w:type="spellEnd"/>
-            <w:r>
-              <w:rPr>
-                <w:rFonts w:ascii="BRH Devanagari Extra" w:hAnsi="BRH Devanagari Extra" w:cs="BRH Devanagari Extra"/>
-                <w:color w:val="000000"/>
-                <w:sz w:val="40"/>
-                <w:szCs w:val="40"/>
-                <w:lang w:bidi="ml-IN"/>
-              </w:rPr>
-              <w:t xml:space="preserve"> | </w:t>
-            </w:r>
-          </w:p>
-          <w:p>
-            <w:pPr>
-              <w:spacing w:before="0" w:line="240" w:lineRule="auto"/>
-              <w:rPr>
-                <w:rFonts w:ascii="BRH Devanagari Extra" w:hAnsi="BRH Devanagari Extra" w:cs="BRH Devanagari Extra"/>
-                <w:color w:val="000000"/>
-                <w:sz w:val="40"/>
-                <w:szCs w:val="40"/>
-              </w:rPr>
-            </w:pPr>
-            <w:proofErr w:type="spellStart"/>
-            <w:r>
-              <w:rPr>
-                <w:rFonts w:ascii="BRH Devanagari Extra" w:hAnsi="BRH Devanagari Extra" w:cs="BRH Devanagari Extra"/>
-                <w:color w:val="000000"/>
-                <w:sz w:val="40"/>
-                <w:szCs w:val="40"/>
-                <w:lang w:bidi="ml-IN"/>
-              </w:rPr>
-              <w:t>S</w:t>
-            </w:r>
-            <w:r>
-              <w:rPr>
-                <w:rFonts w:ascii="BRH Devanagari Extra" w:hAnsi="BRH Devanagari Extra" w:cs="BRH Devanagari Extra"/>
-                <w:color w:val="000000"/>
-                <w:sz w:val="40"/>
-                <w:szCs w:val="40"/>
-                <w:lang w:bidi="ml-IN"/>
-              </w:rPr>
-              <w:t>å</w:t>
-            </w:r>
-            <w:proofErr w:type="spellEnd"/>
-            <w:r>
-              <w:rPr>
-                <w:rFonts w:ascii="BRH Malayalam Extra" w:hAnsi="BRH Malayalam Extra" w:cs="BRH Devanagari Extra"/>
-                <w:b/>
-                <w:color w:val="000000"/>
-                <w:sz w:val="32"/>
-                <w:szCs w:val="40"/>
-                <w:lang w:bidi="ml-IN"/>
-              </w:rPr>
-              <w:t>–</w:t>
-            </w:r>
-            <w:proofErr w:type="spellStart"/>
+            <w:r>
+              <w:rPr>
+                <w:rFonts w:ascii="BRH Malayalam Extra" w:hAnsi="BRH Malayalam Extra" w:cs="BRH Devanagari Extra"/>
+                <w:b/>
+                <w:color w:val="000000"/>
+                <w:sz w:val="32"/>
+                <w:szCs w:val="40"/>
+                <w:lang w:bidi="ml-IN"/>
+              </w:rPr>
+              <w:t>–</w:t>
+            </w:r>
             <w:r>
               <w:rPr>
                 <w:rFonts w:ascii="BRH Devanagari Extra" w:hAnsi="BRH Devanagari Extra" w:cs="BRH Devanagari Extra"/>
@@ -7541,49 +6446,26 @@
               </w:rPr>
               <w:t>uÉiÉÉÿprÉ</w:t>
             </w:r>
-            <w:proofErr w:type="spellEnd"/>
-            <w:r>
-              <w:rPr>
-                <w:rFonts w:ascii="BRH Malayalam Extra" w:hAnsi="BRH Malayalam Extra" w:cs="BRH Devanagari Extra"/>
-                <w:b/>
-                <w:color w:val="000000"/>
-                <w:sz w:val="32"/>
-                <w:szCs w:val="40"/>
-                <w:lang w:bidi="ml-IN"/>
-              </w:rPr>
-              <w:t>–</w:t>
-            </w:r>
-            <w:r>
-              <w:rPr>
-                <w:rFonts w:ascii="BRH Devanagari Extra" w:hAnsi="BRH Devanagari Extra" w:cs="BRH Devanagari Extra"/>
-                <w:color w:val="000000"/>
-                <w:sz w:val="40"/>
-                <w:szCs w:val="40"/>
-                <w:lang w:bidi="ml-IN"/>
-              </w:rPr>
-              <w:t xml:space="preserve">È </w:t>
-            </w:r>
-            <w:proofErr w:type="spellStart"/>
-            <w:r>
-              <w:rPr>
-                <w:rFonts w:ascii="BRH Devanagari Extra" w:hAnsi="BRH Devanagari Extra" w:cs="BRH Devanagari Extra"/>
-                <w:color w:val="000000"/>
-                <w:sz w:val="40"/>
-                <w:szCs w:val="40"/>
-                <w:lang w:bidi="ml-IN"/>
-              </w:rPr>
-              <w:t>xÉqÉç</w:t>
-            </w:r>
-            <w:proofErr w:type="spellEnd"/>
-            <w:r>
-              <w:rPr>
-                <w:rFonts w:ascii="BRH Devanagari Extra" w:hAnsi="BRH Devanagari Extra" w:cs="BRH Devanagari Extra"/>
-                <w:color w:val="000000"/>
-                <w:sz w:val="40"/>
-                <w:szCs w:val="40"/>
-                <w:lang w:bidi="ml-IN"/>
-              </w:rPr>
-              <w:t xml:space="preserve"> |</w:t>
+            <w:r>
+              <w:rPr>
+                <w:rFonts w:ascii="BRH Malayalam Extra" w:hAnsi="BRH Malayalam Extra" w:cs="BRH Devanagari Extra"/>
+                <w:b/>
+                <w:color w:val="000000"/>
+                <w:sz w:val="32"/>
+                <w:szCs w:val="40"/>
+                <w:lang w:bidi="ml-IN"/>
+              </w:rPr>
+              <w:t>–</w:t>
+            </w:r>
+            <w:r>
+              <w:rPr>
+                <w:rFonts w:ascii="BRH Devanagari Extra" w:hAnsi="BRH Devanagari Extra" w:cs="BRH Devanagari Extra"/>
+                <w:color w:val="000000"/>
+                <w:sz w:val="40"/>
+                <w:szCs w:val="40"/>
+                <w:lang w:bidi="ml-IN"/>
+              </w:rPr>
+              <w:t>È xÉqÉç |</w:t>
             </w:r>
           </w:p>
         </w:tc>
@@ -7744,7 +6626,6 @@
               </w:rPr>
               <w:t xml:space="preserve">uÉ </w:t>
             </w:r>
-            <w:proofErr w:type="spellStart"/>
             <w:r>
               <w:rPr>
                 <w:rFonts w:ascii="BRH Devanagari Extra" w:hAnsi="BRH Devanagari Extra" w:cs="BRH Devanagari Extra"/>
@@ -7764,62 +6645,7 @@
                 <w:szCs w:val="40"/>
                 <w:lang w:bidi="ml-IN"/>
               </w:rPr>
-              <w:t>ëþÌiÉ</w:t>
-            </w:r>
-            <w:proofErr w:type="spellEnd"/>
-            <w:r>
-              <w:rPr>
-                <w:rFonts w:ascii="BRH Devanagari Extra" w:hAnsi="BRH Devanagari Extra" w:cs="BRH Devanagari Extra"/>
-                <w:color w:val="000000"/>
-                <w:sz w:val="40"/>
-                <w:szCs w:val="40"/>
-                <w:lang w:bidi="ml-IN"/>
-              </w:rPr>
-              <w:t xml:space="preserve"> | </w:t>
-            </w:r>
-            <w:proofErr w:type="spellStart"/>
-            <w:r>
-              <w:rPr>
-                <w:rFonts w:ascii="BRH Devanagari Extra" w:hAnsi="BRH Devanagari Extra" w:cs="BRH Devanagari Extra"/>
-                <w:color w:val="000000"/>
-                <w:sz w:val="40"/>
-                <w:szCs w:val="40"/>
-                <w:lang w:bidi="ml-IN"/>
-              </w:rPr>
-              <w:t>mÉëÌiÉþ</w:t>
-            </w:r>
-            <w:proofErr w:type="spellEnd"/>
-            <w:r>
-              <w:rPr>
-                <w:rFonts w:ascii="BRH Devanagari Extra" w:hAnsi="BRH Devanagari Extra" w:cs="BRH Devanagari Extra"/>
-                <w:color w:val="000000"/>
-                <w:sz w:val="40"/>
-                <w:szCs w:val="40"/>
-                <w:lang w:bidi="ml-IN"/>
-              </w:rPr>
-              <w:t xml:space="preserve"> </w:t>
-            </w:r>
-            <w:proofErr w:type="spellStart"/>
-            <w:r>
-              <w:rPr>
-                <w:rFonts w:ascii="BRH Devanagari Extra" w:hAnsi="BRH Devanagari Extra" w:cs="BRH Devanagari Extra"/>
-                <w:color w:val="000000"/>
-                <w:sz w:val="40"/>
-                <w:szCs w:val="40"/>
-                <w:lang w:bidi="ml-IN"/>
-              </w:rPr>
-              <w:t>ÌiÉ¸ÌiÉ</w:t>
-            </w:r>
-            <w:proofErr w:type="spellEnd"/>
-            <w:r>
-              <w:rPr>
-                <w:rFonts w:ascii="BRH Devanagari Extra" w:hAnsi="BRH Devanagari Extra" w:cs="BRH Devanagari Extra"/>
-                <w:color w:val="000000"/>
-                <w:sz w:val="40"/>
-                <w:szCs w:val="40"/>
-                <w:lang w:bidi="ml-IN"/>
-              </w:rPr>
-              <w:t xml:space="preserve"> |</w:t>
+              <w:t>ëþÌiÉ | mÉëÌiÉþ ÌiÉ¸ÌiÉ |</w:t>
             </w:r>
           </w:p>
         </w:tc>
@@ -7867,18 +6693,7 @@
                 <w:szCs w:val="40"/>
                 <w:lang w:bidi="ml-IN"/>
               </w:rPr>
-              <w:t xml:space="preserve">uÉ </w:t>
-            </w:r>
-            <w:proofErr w:type="spellStart"/>
-            <w:r>
-              <w:rPr>
-                <w:rFonts w:ascii="BRH Devanagari Extra" w:hAnsi="BRH Devanagari Extra" w:cs="BRH Devanagari Extra"/>
-                <w:color w:val="000000"/>
-                <w:sz w:val="40"/>
-                <w:szCs w:val="40"/>
-                <w:lang w:bidi="ml-IN"/>
-              </w:rPr>
-              <w:t>mÉë</w:t>
+              <w:t>uÉ mÉë</w:t>
             </w:r>
             <w:r>
               <w:rPr>
@@ -7899,62 +6714,7 @@
                 <w:szCs w:val="40"/>
                 <w:lang w:bidi="ml-IN"/>
               </w:rPr>
-              <w:t>þ</w:t>
-            </w:r>
-            <w:proofErr w:type="spellEnd"/>
-            <w:r>
-              <w:rPr>
-                <w:rFonts w:ascii="BRH Devanagari Extra" w:hAnsi="BRH Devanagari Extra" w:cs="BRH Devanagari Extra"/>
-                <w:color w:val="000000"/>
-                <w:sz w:val="40"/>
-                <w:szCs w:val="40"/>
-                <w:lang w:bidi="ml-IN"/>
-              </w:rPr>
-              <w:t xml:space="preserve"> | </w:t>
-            </w:r>
-            <w:proofErr w:type="spellStart"/>
-            <w:r>
-              <w:rPr>
-                <w:rFonts w:ascii="BRH Devanagari Extra" w:hAnsi="BRH Devanagari Extra" w:cs="BRH Devanagari Extra"/>
-                <w:color w:val="000000"/>
-                <w:sz w:val="40"/>
-                <w:szCs w:val="40"/>
-                <w:lang w:bidi="ml-IN"/>
-              </w:rPr>
-              <w:t>mÉëÌiÉþ</w:t>
-            </w:r>
-            <w:proofErr w:type="spellEnd"/>
-            <w:r>
-              <w:rPr>
-                <w:rFonts w:ascii="BRH Devanagari Extra" w:hAnsi="BRH Devanagari Extra" w:cs="BRH Devanagari Extra"/>
-                <w:color w:val="000000"/>
-                <w:sz w:val="40"/>
-                <w:szCs w:val="40"/>
-                <w:lang w:bidi="ml-IN"/>
-              </w:rPr>
-              <w:t xml:space="preserve"> </w:t>
-            </w:r>
-            <w:proofErr w:type="spellStart"/>
-            <w:r>
-              <w:rPr>
-                <w:rFonts w:ascii="BRH Devanagari Extra" w:hAnsi="BRH Devanagari Extra" w:cs="BRH Devanagari Extra"/>
-                <w:color w:val="000000"/>
-                <w:sz w:val="40"/>
-                <w:szCs w:val="40"/>
-                <w:lang w:bidi="ml-IN"/>
-              </w:rPr>
-              <w:t>ÌiÉ¸ÌiÉ</w:t>
-            </w:r>
-            <w:proofErr w:type="spellEnd"/>
-            <w:r>
-              <w:rPr>
-                <w:rFonts w:ascii="BRH Devanagari Extra" w:hAnsi="BRH Devanagari Extra" w:cs="BRH Devanagari Extra"/>
-                <w:color w:val="000000"/>
-                <w:sz w:val="40"/>
-                <w:szCs w:val="40"/>
-                <w:lang w:bidi="ml-IN"/>
-              </w:rPr>
-              <w:t xml:space="preserve"> |</w:t>
+              <w:t>þ | mÉëÌiÉþ ÌiÉ¸ÌiÉ |</w:t>
             </w:r>
           </w:p>
         </w:tc>
@@ -8088,7 +6848,6 @@
                 <w:lang w:val="en-IN" w:eastAsia="en-IN" w:bidi="ml-IN"/>
               </w:rPr>
             </w:pPr>
-            <w:proofErr w:type="spellStart"/>
             <w:r>
               <w:rPr>
                 <w:rFonts w:ascii="BRH Devanagari Extra" w:hAnsi="BRH Devanagari Extra" w:cs="BRH Devanagari Extra"/>
@@ -8099,19 +6858,17 @@
               </w:rPr>
               <w:t>mÉë</w:t>
             </w:r>
-            <w:proofErr w:type="spellEnd"/>
-            <w:r>
-              <w:rPr>
-                <w:rFonts w:ascii="BRH Malayalam Extra" w:hAnsi="BRH Malayalam Extra" w:cs="BRH Devanagari Extra"/>
-                <w:b/>
-                <w:color w:val="000000"/>
-                <w:sz w:val="32"/>
-                <w:szCs w:val="40"/>
-                <w:lang w:bidi="ml-IN"/>
-              </w:rPr>
-              <w:t>–</w:t>
-            </w:r>
-            <w:proofErr w:type="spellStart"/>
+            <w:r>
+              <w:rPr>
+                <w:rFonts w:ascii="BRH Malayalam Extra" w:hAnsi="BRH Malayalam Extra" w:cs="BRH Devanagari Extra"/>
+                <w:b/>
+                <w:color w:val="000000"/>
+                <w:sz w:val="32"/>
+                <w:szCs w:val="40"/>
+                <w:lang w:bidi="ml-IN"/>
+              </w:rPr>
+              <w:t>–</w:t>
+            </w:r>
             <w:r>
               <w:rPr>
                 <w:rFonts w:ascii="BRH Devanagari Extra" w:hAnsi="BRH Devanagari Extra" w:cs="BRH Devanagari Extra"/>
@@ -8132,52 +6889,27 @@
               </w:rPr>
               <w:t>å</w:t>
             </w:r>
-            <w:proofErr w:type="spellEnd"/>
-            <w:r>
-              <w:rPr>
-                <w:rFonts w:ascii="BRH Malayalam Extra" w:hAnsi="BRH Malayalam Extra" w:cs="BRH Devanagari Extra"/>
-                <w:b/>
-                <w:color w:val="000000"/>
-                <w:sz w:val="32"/>
-                <w:szCs w:val="40"/>
-                <w:lang w:bidi="ml-IN"/>
-              </w:rPr>
-              <w:t>–</w:t>
-            </w:r>
-            <w:proofErr w:type="spellStart"/>
-            <w:r>
-              <w:rPr>
-                <w:rFonts w:ascii="BRH Devanagari Extra" w:hAnsi="BRH Devanagari Extra" w:cs="BRH Devanagari Extra"/>
-                <w:color w:val="000000"/>
-                <w:sz w:val="40"/>
-                <w:szCs w:val="40"/>
-                <w:lang w:bidi="ml-IN"/>
-              </w:rPr>
-              <w:t>ËUÌiÉþ</w:t>
-            </w:r>
-            <w:proofErr w:type="spellEnd"/>
-            <w:r>
-              <w:rPr>
-                <w:rFonts w:ascii="BRH Devanagari Extra" w:hAnsi="BRH Devanagari Extra" w:cs="BRH Devanagari Extra"/>
-                <w:color w:val="000000"/>
-                <w:sz w:val="40"/>
-                <w:szCs w:val="40"/>
-                <w:lang w:bidi="ml-IN"/>
-              </w:rPr>
-              <w:t xml:space="preserve"> </w:t>
-            </w:r>
-            <w:proofErr w:type="spellStart"/>
-            <w:r>
-              <w:rPr>
-                <w:rFonts w:ascii="BRH Devanagari Extra" w:hAnsi="BRH Devanagari Extra" w:cs="BRH Devanagari Extra"/>
-                <w:color w:val="000000"/>
-                <w:sz w:val="40"/>
-                <w:szCs w:val="40"/>
-                <w:lang w:bidi="ml-IN"/>
-              </w:rPr>
-              <w:t>mÉë</w:t>
-            </w:r>
-            <w:proofErr w:type="spellEnd"/>
+            <w:r>
+              <w:rPr>
+                <w:rFonts w:ascii="BRH Malayalam Extra" w:hAnsi="BRH Malayalam Extra" w:cs="BRH Devanagari Extra"/>
+                <w:b/>
+                <w:color w:val="000000"/>
+                <w:sz w:val="32"/>
+                <w:szCs w:val="40"/>
+                <w:lang w:bidi="ml-IN"/>
+              </w:rPr>
+              <w:t>–</w:t>
+            </w:r>
+            <w:r>
+              <w:rPr>
+                <w:rFonts w:ascii="BRH Devanagari Extra" w:hAnsi="BRH Devanagari Extra" w:cs="BRH Devanagari Extra"/>
+                <w:color w:val="000000"/>
+                <w:sz w:val="40"/>
+                <w:szCs w:val="40"/>
+                <w:lang w:bidi="ml-IN"/>
+              </w:rPr>
+              <w:t>ËUÌiÉþ mÉë</w:t>
+            </w:r>
             <w:r>
               <w:rPr>
                 <w:rFonts w:ascii="BRH Malayalam Extra" w:hAnsi="BRH Malayalam Extra" w:cs="BRH Devanagari Extra"/>
@@ -8210,7 +6942,6 @@
               </w:rPr>
               <w:t>–</w:t>
             </w:r>
-            <w:proofErr w:type="spellStart"/>
             <w:r>
               <w:rPr>
                 <w:rFonts w:ascii="BRH Devanagari Extra" w:hAnsi="BRH Devanagari Extra" w:cs="BRH Devanagari Extra"/>
@@ -8232,7 +6963,6 @@
               </w:rPr>
               <w:t>å</w:t>
             </w:r>
-            <w:proofErr w:type="spellEnd"/>
             <w:r>
               <w:rPr>
                 <w:rFonts w:ascii="BRH Malayalam Extra" w:hAnsi="BRH Malayalam Extra" w:cs="BRH Devanagari Extra"/>
@@ -8275,7 +7005,6 @@
                 <w:lang w:val="en-IN" w:eastAsia="en-IN" w:bidi="ml-IN"/>
               </w:rPr>
             </w:pPr>
-            <w:proofErr w:type="spellStart"/>
             <w:r>
               <w:rPr>
                 <w:rFonts w:ascii="BRH Devanagari Extra" w:hAnsi="BRH Devanagari Extra" w:cs="BRH Devanagari Extra"/>
@@ -8286,19 +7015,17 @@
               </w:rPr>
               <w:t>mÉë</w:t>
             </w:r>
-            <w:proofErr w:type="spellEnd"/>
-            <w:r>
-              <w:rPr>
-                <w:rFonts w:ascii="BRH Malayalam Extra" w:hAnsi="BRH Malayalam Extra" w:cs="BRH Devanagari Extra"/>
-                <w:b/>
-                <w:color w:val="000000"/>
-                <w:sz w:val="32"/>
-                <w:szCs w:val="40"/>
-                <w:lang w:bidi="ml-IN"/>
-              </w:rPr>
-              <w:t>–</w:t>
-            </w:r>
-            <w:proofErr w:type="spellStart"/>
+            <w:r>
+              <w:rPr>
+                <w:rFonts w:ascii="BRH Malayalam Extra" w:hAnsi="BRH Malayalam Extra" w:cs="BRH Devanagari Extra"/>
+                <w:b/>
+                <w:color w:val="000000"/>
+                <w:sz w:val="32"/>
+                <w:szCs w:val="40"/>
+                <w:lang w:bidi="ml-IN"/>
+              </w:rPr>
+              <w:t>–</w:t>
+            </w:r>
             <w:r>
               <w:rPr>
                 <w:rFonts w:ascii="BRH Devanagari Extra" w:hAnsi="BRH Devanagari Extra" w:cs="BRH Devanagari Extra"/>
@@ -8319,52 +7046,27 @@
               </w:rPr>
               <w:t>å</w:t>
             </w:r>
-            <w:proofErr w:type="spellEnd"/>
-            <w:r>
-              <w:rPr>
-                <w:rFonts w:ascii="BRH Malayalam Extra" w:hAnsi="BRH Malayalam Extra" w:cs="BRH Devanagari Extra"/>
-                <w:b/>
-                <w:color w:val="000000"/>
-                <w:sz w:val="32"/>
-                <w:szCs w:val="40"/>
-                <w:lang w:bidi="ml-IN"/>
-              </w:rPr>
-              <w:t>–</w:t>
-            </w:r>
-            <w:proofErr w:type="spellStart"/>
-            <w:r>
-              <w:rPr>
-                <w:rFonts w:ascii="BRH Devanagari Extra" w:hAnsi="BRH Devanagari Extra" w:cs="BRH Devanagari Extra"/>
-                <w:color w:val="000000"/>
-                <w:sz w:val="40"/>
-                <w:szCs w:val="40"/>
-                <w:lang w:bidi="ml-IN"/>
-              </w:rPr>
-              <w:t>ËUÌiÉþ</w:t>
-            </w:r>
-            <w:proofErr w:type="spellEnd"/>
-            <w:r>
-              <w:rPr>
-                <w:rFonts w:ascii="BRH Devanagari Extra" w:hAnsi="BRH Devanagari Extra" w:cs="BRH Devanagari Extra"/>
-                <w:color w:val="000000"/>
-                <w:sz w:val="40"/>
-                <w:szCs w:val="40"/>
-                <w:lang w:bidi="ml-IN"/>
-              </w:rPr>
-              <w:t xml:space="preserve"> </w:t>
-            </w:r>
-            <w:proofErr w:type="spellStart"/>
-            <w:r>
-              <w:rPr>
-                <w:rFonts w:ascii="BRH Devanagari Extra" w:hAnsi="BRH Devanagari Extra" w:cs="BRH Devanagari Extra"/>
-                <w:color w:val="000000"/>
-                <w:sz w:val="40"/>
-                <w:szCs w:val="40"/>
-                <w:lang w:bidi="ml-IN"/>
-              </w:rPr>
-              <w:t>mÉë</w:t>
-            </w:r>
-            <w:proofErr w:type="spellEnd"/>
+            <w:r>
+              <w:rPr>
+                <w:rFonts w:ascii="BRH Malayalam Extra" w:hAnsi="BRH Malayalam Extra" w:cs="BRH Devanagari Extra"/>
+                <w:b/>
+                <w:color w:val="000000"/>
+                <w:sz w:val="32"/>
+                <w:szCs w:val="40"/>
+                <w:lang w:bidi="ml-IN"/>
+              </w:rPr>
+              <w:t>–</w:t>
+            </w:r>
+            <w:r>
+              <w:rPr>
+                <w:rFonts w:ascii="BRH Devanagari Extra" w:hAnsi="BRH Devanagari Extra" w:cs="BRH Devanagari Extra"/>
+                <w:color w:val="000000"/>
+                <w:sz w:val="40"/>
+                <w:szCs w:val="40"/>
+                <w:lang w:bidi="ml-IN"/>
+              </w:rPr>
+              <w:t>ËUÌiÉþ mÉë</w:t>
+            </w:r>
             <w:r>
               <w:rPr>
                 <w:rFonts w:ascii="BRH Malayalam Extra" w:hAnsi="BRH Malayalam Extra" w:cs="BRH Devanagari Extra"/>
@@ -8397,7 +7099,6 @@
               </w:rPr>
               <w:t>–</w:t>
             </w:r>
-            <w:proofErr w:type="spellStart"/>
             <w:r>
               <w:rPr>
                 <w:rFonts w:ascii="BRH Devanagari Extra" w:hAnsi="BRH Devanagari Extra" w:cs="BRH Devanagari Extra"/>
@@ -8409,7 +7110,6 @@
               </w:rPr>
               <w:t>iÉå</w:t>
             </w:r>
-            <w:proofErr w:type="spellEnd"/>
             <w:r>
               <w:rPr>
                 <w:rFonts w:ascii="BRH Malayalam Extra" w:hAnsi="BRH Malayalam Extra" w:cs="BRH Devanagari Extra"/>
@@ -8582,49 +7282,15 @@
                 <w:lang w:bidi="ml-IN"/>
               </w:rPr>
             </w:pPr>
-            <w:proofErr w:type="spellStart"/>
-            <w:r>
-              <w:rPr>
-                <w:rFonts w:ascii="BRH Devanagari Extra" w:hAnsi="BRH Devanagari Extra" w:cs="BRH Devanagari Extra"/>
-                <w:color w:val="000000"/>
-                <w:sz w:val="40"/>
-                <w:szCs w:val="40"/>
-                <w:lang w:bidi="ml-IN"/>
-              </w:rPr>
-              <w:t>AuÉþ</w:t>
-            </w:r>
-            <w:proofErr w:type="spellEnd"/>
-            <w:r>
-              <w:rPr>
-                <w:rFonts w:ascii="BRH Devanagari Extra" w:hAnsi="BRH Devanagari Extra" w:cs="BRH Devanagari Extra"/>
-                <w:color w:val="000000"/>
-                <w:sz w:val="40"/>
-                <w:szCs w:val="40"/>
-                <w:lang w:bidi="ml-IN"/>
-              </w:rPr>
-              <w:t xml:space="preserve"> </w:t>
-            </w:r>
-            <w:proofErr w:type="spellStart"/>
-            <w:r>
-              <w:rPr>
-                <w:rFonts w:ascii="BRH Devanagari Extra" w:hAnsi="BRH Devanagari Extra" w:cs="BRH Devanagari Extra"/>
-                <w:color w:val="000000"/>
-                <w:sz w:val="40"/>
-                <w:szCs w:val="40"/>
-                <w:lang w:bidi="ml-IN"/>
-              </w:rPr>
-              <w:t>xiÉ×hÉÉÌiÉ</w:t>
-            </w:r>
-            <w:proofErr w:type="spellEnd"/>
-            <w:r>
-              <w:rPr>
-                <w:rFonts w:ascii="BRH Devanagari Extra" w:hAnsi="BRH Devanagari Extra" w:cs="BRH Devanagari Extra"/>
-                <w:color w:val="000000"/>
-                <w:sz w:val="40"/>
-                <w:szCs w:val="40"/>
-                <w:lang w:bidi="ml-IN"/>
-              </w:rPr>
-              <w:t xml:space="preserve"> | </w:t>
+            <w:r>
+              <w:rPr>
+                <w:rFonts w:ascii="BRH Devanagari Extra" w:hAnsi="BRH Devanagari Extra" w:cs="BRH Devanagari Extra"/>
+                <w:color w:val="000000"/>
+                <w:sz w:val="40"/>
+                <w:szCs w:val="40"/>
+                <w:lang w:bidi="ml-IN"/>
+              </w:rPr>
+              <w:t xml:space="preserve">AuÉþ xiÉ×hÉÉÌiÉ | </w:t>
             </w:r>
           </w:p>
           <w:p>
@@ -8670,7 +7336,6 @@
               </w:rPr>
               <w:t>–</w:t>
             </w:r>
-            <w:proofErr w:type="spellStart"/>
             <w:r>
               <w:rPr>
                 <w:rFonts w:ascii="BRH Devanagari Extra" w:hAnsi="BRH Devanagari Extra" w:cs="BRH Devanagari Extra"/>
@@ -8681,19 +7346,17 @@
               </w:rPr>
               <w:t>hÉÉ</w:t>
             </w:r>
-            <w:proofErr w:type="spellEnd"/>
-            <w:r>
-              <w:rPr>
-                <w:rFonts w:ascii="BRH Malayalam Extra" w:hAnsi="BRH Malayalam Extra" w:cs="BRH Devanagari Extra"/>
-                <w:b/>
-                <w:color w:val="000000"/>
-                <w:sz w:val="32"/>
-                <w:szCs w:val="40"/>
-                <w:lang w:bidi="ml-IN"/>
-              </w:rPr>
-              <w:t>–</w:t>
-            </w:r>
-            <w:proofErr w:type="spellStart"/>
+            <w:r>
+              <w:rPr>
+                <w:rFonts w:ascii="BRH Malayalam Extra" w:hAnsi="BRH Malayalam Extra" w:cs="BRH Devanagari Extra"/>
+                <w:b/>
+                <w:color w:val="000000"/>
+                <w:sz w:val="32"/>
+                <w:szCs w:val="40"/>
+                <w:lang w:bidi="ml-IN"/>
+              </w:rPr>
+              <w:t>–</w:t>
+            </w:r>
             <w:r>
               <w:rPr>
                 <w:rFonts w:ascii="BRH Devanagari Extra" w:hAnsi="BRH Devanagari Extra" w:cs="BRH Devanagari Extra"/>
@@ -8704,40 +7367,27 @@
               </w:rPr>
               <w:t>ÌiÉ</w:t>
             </w:r>
-            <w:proofErr w:type="spellEnd"/>
-            <w:r>
-              <w:rPr>
-                <w:rFonts w:ascii="BRH Malayalam Extra" w:hAnsi="BRH Malayalam Extra" w:cs="BRH Devanagari Extra"/>
-                <w:b/>
-                <w:color w:val="000000"/>
-                <w:sz w:val="32"/>
-                <w:szCs w:val="40"/>
-                <w:lang w:bidi="ml-IN"/>
-              </w:rPr>
-              <w:t>–</w:t>
-            </w:r>
-            <w:r>
-              <w:rPr>
-                <w:rFonts w:ascii="BRH Devanagari Extra" w:hAnsi="BRH Devanagari Extra" w:cs="BRH Devanagari Extra"/>
-                <w:color w:val="000000"/>
-                <w:sz w:val="40"/>
-                <w:szCs w:val="40"/>
-                <w:lang w:bidi="ml-IN"/>
-              </w:rPr>
-              <w:t xml:space="preserve"> </w:t>
-            </w:r>
-            <w:proofErr w:type="spellStart"/>
-            <w:r>
-              <w:rPr>
-                <w:rFonts w:ascii="BRH Devanagari Extra" w:hAnsi="BRH Devanagari Extra" w:cs="BRH Devanagari Extra"/>
-                <w:color w:val="000000"/>
-                <w:sz w:val="40"/>
-                <w:szCs w:val="40"/>
-                <w:lang w:bidi="ml-IN"/>
-              </w:rPr>
-              <w:t>ÌmÉ</w:t>
-            </w:r>
-            <w:proofErr w:type="spellEnd"/>
+            <w:r>
+              <w:rPr>
+                <w:rFonts w:ascii="BRH Malayalam Extra" w:hAnsi="BRH Malayalam Extra" w:cs="BRH Devanagari Extra"/>
+                <w:b/>
+                <w:color w:val="000000"/>
+                <w:sz w:val="32"/>
+                <w:szCs w:val="40"/>
+                <w:lang w:bidi="ml-IN"/>
+              </w:rPr>
+              <w:t>–</w:t>
+            </w:r>
+            <w:r>
+              <w:rPr>
+                <w:rFonts w:ascii="BRH Devanagari Extra" w:hAnsi="BRH Devanagari Extra" w:cs="BRH Devanagari Extra"/>
+                <w:color w:val="000000"/>
+                <w:sz w:val="40"/>
+                <w:szCs w:val="40"/>
+                <w:lang w:bidi="ml-IN"/>
+              </w:rPr>
+              <w:t xml:space="preserve"> ÌmÉ</w:t>
+            </w:r>
             <w:r>
               <w:rPr>
                 <w:rFonts w:ascii="BRH Malayalam Extra" w:hAnsi="BRH Malayalam Extra" w:cs="BRH Devanagari Extra"/>
@@ -8770,7 +7420,6 @@
               </w:rPr>
               <w:t>–</w:t>
             </w:r>
-            <w:proofErr w:type="spellStart"/>
             <w:r>
               <w:rPr>
                 <w:rFonts w:ascii="BRH Devanagari Extra" w:hAnsi="BRH Devanagari Extra" w:cs="BRH Devanagari Extra"/>
@@ -8791,7 +7440,6 @@
               </w:rPr>
               <w:t>å</w:t>
             </w:r>
-            <w:proofErr w:type="spellEnd"/>
             <w:r>
               <w:rPr>
                 <w:rFonts w:ascii="BRH Malayalam Extra" w:hAnsi="BRH Malayalam Extra" w:cs="BRH Devanagari Extra"/>
@@ -8824,27 +7472,15 @@
               </w:rPr>
               <w:t>–</w:t>
             </w:r>
-            <w:proofErr w:type="spellStart"/>
-            <w:r>
-              <w:rPr>
-                <w:rFonts w:ascii="BRH Devanagari Extra" w:hAnsi="BRH Devanagari Extra" w:cs="BRH Devanagari Extra"/>
-                <w:color w:val="000000"/>
-                <w:sz w:val="40"/>
-                <w:szCs w:val="40"/>
-                <w:lang w:bidi="ml-IN"/>
-              </w:rPr>
-              <w:t>irÉÿqÉç</w:t>
-            </w:r>
-            <w:proofErr w:type="spellEnd"/>
-            <w:r>
-              <w:rPr>
-                <w:rFonts w:ascii="BRH Devanagari Extra" w:hAnsi="BRH Devanagari Extra" w:cs="BRH Devanagari Extra"/>
-                <w:color w:val="000000"/>
-                <w:sz w:val="40"/>
-                <w:szCs w:val="40"/>
-                <w:lang w:bidi="ml-IN"/>
-              </w:rPr>
-              <w:t xml:space="preserve"> |</w:t>
+            <w:r>
+              <w:rPr>
+                <w:rFonts w:ascii="BRH Devanagari Extra" w:hAnsi="BRH Devanagari Extra" w:cs="BRH Devanagari Extra"/>
+                <w:color w:val="000000"/>
+                <w:sz w:val="40"/>
+                <w:szCs w:val="40"/>
+                <w:lang w:bidi="ml-IN"/>
+              </w:rPr>
+              <w:t>irÉÿqÉç |</w:t>
             </w:r>
           </w:p>
         </w:tc>
@@ -8863,49 +7499,15 @@
                 <w:lang w:bidi="ml-IN"/>
               </w:rPr>
             </w:pPr>
-            <w:proofErr w:type="spellStart"/>
-            <w:r>
-              <w:rPr>
-                <w:rFonts w:ascii="BRH Devanagari Extra" w:hAnsi="BRH Devanagari Extra" w:cs="BRH Devanagari Extra"/>
-                <w:color w:val="000000"/>
-                <w:sz w:val="40"/>
-                <w:szCs w:val="40"/>
-                <w:lang w:bidi="ml-IN"/>
-              </w:rPr>
-              <w:t>AuÉþ</w:t>
-            </w:r>
-            <w:proofErr w:type="spellEnd"/>
-            <w:r>
-              <w:rPr>
-                <w:rFonts w:ascii="BRH Devanagari Extra" w:hAnsi="BRH Devanagari Extra" w:cs="BRH Devanagari Extra"/>
-                <w:color w:val="000000"/>
-                <w:sz w:val="40"/>
-                <w:szCs w:val="40"/>
-                <w:lang w:bidi="ml-IN"/>
-              </w:rPr>
-              <w:t xml:space="preserve"> </w:t>
-            </w:r>
-            <w:proofErr w:type="spellStart"/>
-            <w:r>
-              <w:rPr>
-                <w:rFonts w:ascii="BRH Devanagari Extra" w:hAnsi="BRH Devanagari Extra" w:cs="BRH Devanagari Extra"/>
-                <w:color w:val="000000"/>
-                <w:sz w:val="40"/>
-                <w:szCs w:val="40"/>
-                <w:lang w:bidi="ml-IN"/>
-              </w:rPr>
-              <w:t>xiÉ×hÉÉÌiÉ</w:t>
-            </w:r>
-            <w:proofErr w:type="spellEnd"/>
-            <w:r>
-              <w:rPr>
-                <w:rFonts w:ascii="BRH Devanagari Extra" w:hAnsi="BRH Devanagari Extra" w:cs="BRH Devanagari Extra"/>
-                <w:color w:val="000000"/>
-                <w:sz w:val="40"/>
-                <w:szCs w:val="40"/>
-                <w:lang w:bidi="ml-IN"/>
-              </w:rPr>
-              <w:t xml:space="preserve"> | </w:t>
+            <w:r>
+              <w:rPr>
+                <w:rFonts w:ascii="BRH Devanagari Extra" w:hAnsi="BRH Devanagari Extra" w:cs="BRH Devanagari Extra"/>
+                <w:color w:val="000000"/>
+                <w:sz w:val="40"/>
+                <w:szCs w:val="40"/>
+                <w:lang w:bidi="ml-IN"/>
+              </w:rPr>
+              <w:t xml:space="preserve">AuÉþ xiÉ×hÉÉÌiÉ | </w:t>
             </w:r>
           </w:p>
           <w:p>
@@ -8951,7 +7553,6 @@
               </w:rPr>
               <w:t>–</w:t>
             </w:r>
-            <w:proofErr w:type="spellStart"/>
             <w:r>
               <w:rPr>
                 <w:rFonts w:ascii="BRH Devanagari Extra" w:hAnsi="BRH Devanagari Extra" w:cs="BRH Devanagari Extra"/>
@@ -8962,19 +7563,17 @@
               </w:rPr>
               <w:t>hÉÉ</w:t>
             </w:r>
-            <w:proofErr w:type="spellEnd"/>
-            <w:r>
-              <w:rPr>
-                <w:rFonts w:ascii="BRH Malayalam Extra" w:hAnsi="BRH Malayalam Extra" w:cs="BRH Devanagari Extra"/>
-                <w:b/>
-                <w:color w:val="000000"/>
-                <w:sz w:val="32"/>
-                <w:szCs w:val="40"/>
-                <w:lang w:bidi="ml-IN"/>
-              </w:rPr>
-              <w:t>–</w:t>
-            </w:r>
-            <w:proofErr w:type="spellStart"/>
+            <w:r>
+              <w:rPr>
+                <w:rFonts w:ascii="BRH Malayalam Extra" w:hAnsi="BRH Malayalam Extra" w:cs="BRH Devanagari Extra"/>
+                <w:b/>
+                <w:color w:val="000000"/>
+                <w:sz w:val="32"/>
+                <w:szCs w:val="40"/>
+                <w:lang w:bidi="ml-IN"/>
+              </w:rPr>
+              <w:t>–</w:t>
+            </w:r>
             <w:r>
               <w:rPr>
                 <w:rFonts w:ascii="BRH Devanagari Extra" w:hAnsi="BRH Devanagari Extra" w:cs="BRH Devanagari Extra"/>
@@ -8985,40 +7584,27 @@
               </w:rPr>
               <w:t>ÌiÉ</w:t>
             </w:r>
-            <w:proofErr w:type="spellEnd"/>
-            <w:r>
-              <w:rPr>
-                <w:rFonts w:ascii="BRH Malayalam Extra" w:hAnsi="BRH Malayalam Extra" w:cs="BRH Devanagari Extra"/>
-                <w:b/>
-                <w:color w:val="000000"/>
-                <w:sz w:val="32"/>
-                <w:szCs w:val="40"/>
-                <w:lang w:bidi="ml-IN"/>
-              </w:rPr>
-              <w:t>–</w:t>
-            </w:r>
-            <w:r>
-              <w:rPr>
-                <w:rFonts w:ascii="BRH Devanagari Extra" w:hAnsi="BRH Devanagari Extra" w:cs="BRH Devanagari Extra"/>
-                <w:color w:val="000000"/>
-                <w:sz w:val="40"/>
-                <w:szCs w:val="40"/>
-                <w:lang w:bidi="ml-IN"/>
-              </w:rPr>
-              <w:t xml:space="preserve"> </w:t>
-            </w:r>
-            <w:proofErr w:type="spellStart"/>
-            <w:r>
-              <w:rPr>
-                <w:rFonts w:ascii="BRH Devanagari Extra" w:hAnsi="BRH Devanagari Extra" w:cs="BRH Devanagari Extra"/>
-                <w:color w:val="000000"/>
-                <w:sz w:val="40"/>
-                <w:szCs w:val="40"/>
-                <w:lang w:bidi="ml-IN"/>
-              </w:rPr>
-              <w:t>ÌmÉ</w:t>
-            </w:r>
-            <w:proofErr w:type="spellEnd"/>
+            <w:r>
+              <w:rPr>
+                <w:rFonts w:ascii="BRH Malayalam Extra" w:hAnsi="BRH Malayalam Extra" w:cs="BRH Devanagari Extra"/>
+                <w:b/>
+                <w:color w:val="000000"/>
+                <w:sz w:val="32"/>
+                <w:szCs w:val="40"/>
+                <w:lang w:bidi="ml-IN"/>
+              </w:rPr>
+              <w:t>–</w:t>
+            </w:r>
+            <w:r>
+              <w:rPr>
+                <w:rFonts w:ascii="BRH Devanagari Extra" w:hAnsi="BRH Devanagari Extra" w:cs="BRH Devanagari Extra"/>
+                <w:color w:val="000000"/>
+                <w:sz w:val="40"/>
+                <w:szCs w:val="40"/>
+                <w:lang w:bidi="ml-IN"/>
+              </w:rPr>
+              <w:t xml:space="preserve"> ÌmÉ</w:t>
+            </w:r>
             <w:r>
               <w:rPr>
                 <w:rFonts w:ascii="BRH Malayalam Extra" w:hAnsi="BRH Malayalam Extra" w:cs="BRH Devanagari Extra"/>
@@ -9051,7 +7637,6 @@
               </w:rPr>
               <w:t>–</w:t>
             </w:r>
-            <w:proofErr w:type="spellStart"/>
             <w:r>
               <w:rPr>
                 <w:rFonts w:ascii="BRH Devanagari Extra" w:hAnsi="BRH Devanagari Extra" w:cs="BRH Devanagari Extra"/>
@@ -9072,7 +7657,6 @@
               </w:rPr>
               <w:t>å</w:t>
             </w:r>
-            <w:proofErr w:type="spellEnd"/>
             <w:r>
               <w:rPr>
                 <w:rFonts w:ascii="BRH Malayalam Extra" w:hAnsi="BRH Malayalam Extra" w:cs="BRH Devanagari Extra"/>
@@ -9105,27 +7689,15 @@
               </w:rPr>
               <w:t>–</w:t>
             </w:r>
-            <w:proofErr w:type="spellStart"/>
-            <w:r>
-              <w:rPr>
-                <w:rFonts w:ascii="BRH Devanagari Extra" w:hAnsi="BRH Devanagari Extra" w:cs="BRH Devanagari Extra"/>
-                <w:color w:val="000000"/>
-                <w:sz w:val="40"/>
-                <w:szCs w:val="40"/>
-                <w:lang w:bidi="ml-IN"/>
-              </w:rPr>
-              <w:t>irÉÿqÉç</w:t>
-            </w:r>
-            <w:proofErr w:type="spellEnd"/>
-            <w:r>
-              <w:rPr>
-                <w:rFonts w:ascii="BRH Devanagari Extra" w:hAnsi="BRH Devanagari Extra" w:cs="BRH Devanagari Extra"/>
-                <w:color w:val="000000"/>
-                <w:sz w:val="40"/>
-                <w:szCs w:val="40"/>
-                <w:lang w:bidi="ml-IN"/>
-              </w:rPr>
-              <w:t xml:space="preserve"> |</w:t>
+            <w:r>
+              <w:rPr>
+                <w:rFonts w:ascii="BRH Devanagari Extra" w:hAnsi="BRH Devanagari Extra" w:cs="BRH Devanagari Extra"/>
+                <w:color w:val="000000"/>
+                <w:sz w:val="40"/>
+                <w:szCs w:val="40"/>
+                <w:lang w:bidi="ml-IN"/>
+              </w:rPr>
+              <w:t>irÉÿqÉç |</w:t>
             </w:r>
           </w:p>
         </w:tc>
@@ -9266,38 +7838,15 @@
                 <w:lang w:val="en-IN" w:eastAsia="en-IN" w:bidi="ml-IN"/>
               </w:rPr>
             </w:pPr>
-            <w:proofErr w:type="spellStart"/>
-            <w:r>
-              <w:rPr>
-                <w:rFonts w:ascii="BRH Devanagari Extra" w:hAnsi="BRH Devanagari Extra" w:cs="BRH Devanagari Extra"/>
-                <w:color w:val="000000"/>
-                <w:sz w:val="40"/>
-                <w:szCs w:val="40"/>
-                <w:lang w:bidi="ml-IN"/>
-              </w:rPr>
-              <w:t>iuÉÉæwÉþkÉÏprÉÈ</w:t>
-            </w:r>
-            <w:proofErr w:type="spellEnd"/>
-            <w:r>
-              <w:rPr>
-                <w:rFonts w:ascii="BRH Devanagari Extra" w:hAnsi="BRH Devanagari Extra" w:cs="BRH Devanagari Extra"/>
-                <w:color w:val="000000"/>
-                <w:sz w:val="40"/>
-                <w:szCs w:val="40"/>
-                <w:lang w:bidi="ml-IN"/>
-              </w:rPr>
-              <w:t xml:space="preserve"> | </w:t>
-            </w:r>
-            <w:proofErr w:type="spellStart"/>
-            <w:r>
-              <w:rPr>
-                <w:rFonts w:ascii="BRH Devanagari Extra" w:hAnsi="BRH Devanagari Extra" w:cs="BRH Devanagari Extra"/>
-                <w:color w:val="000000"/>
-                <w:sz w:val="40"/>
-                <w:szCs w:val="40"/>
-                <w:lang w:bidi="ml-IN"/>
-              </w:rPr>
-              <w:t>AÉ</w:t>
+            <w:r>
+              <w:rPr>
+                <w:rFonts w:ascii="BRH Devanagari Extra" w:hAnsi="BRH Devanagari Extra" w:cs="BRH Devanagari Extra"/>
+                <w:color w:val="000000"/>
+                <w:sz w:val="40"/>
+                <w:szCs w:val="40"/>
+                <w:lang w:bidi="ml-IN"/>
+              </w:rPr>
+              <w:t>iuÉÉæwÉþkÉÏprÉÈ | AÉ</w:t>
             </w:r>
             <w:r>
               <w:rPr>
@@ -9340,49 +7889,26 @@
               </w:rPr>
               <w:t>prÉ</w:t>
             </w:r>
-            <w:proofErr w:type="spellEnd"/>
-            <w:r>
-              <w:rPr>
-                <w:rFonts w:ascii="BRH Malayalam Extra" w:hAnsi="BRH Malayalam Extra" w:cs="BRH Devanagari Extra"/>
-                <w:b/>
-                <w:color w:val="000000"/>
-                <w:sz w:val="32"/>
-                <w:szCs w:val="40"/>
-                <w:lang w:bidi="ml-IN"/>
-              </w:rPr>
-              <w:t>–</w:t>
-            </w:r>
-            <w:r>
-              <w:rPr>
-                <w:rFonts w:ascii="BRH Devanagari Extra" w:hAnsi="BRH Devanagari Extra" w:cs="BRH Devanagari Extra"/>
-                <w:color w:val="000000"/>
-                <w:sz w:val="40"/>
-                <w:szCs w:val="40"/>
-                <w:lang w:bidi="ml-IN"/>
-              </w:rPr>
-              <w:t xml:space="preserve"> </w:t>
-            </w:r>
-            <w:proofErr w:type="spellStart"/>
-            <w:r>
-              <w:rPr>
-                <w:rFonts w:ascii="BRH Devanagari Extra" w:hAnsi="BRH Devanagari Extra" w:cs="BRH Devanagari Extra"/>
-                <w:color w:val="000000"/>
-                <w:sz w:val="40"/>
-                <w:szCs w:val="40"/>
-                <w:lang w:bidi="ml-IN"/>
-              </w:rPr>
-              <w:t>CÌiÉþ</w:t>
-            </w:r>
-            <w:proofErr w:type="spellEnd"/>
-            <w:r>
-              <w:rPr>
-                <w:rFonts w:ascii="BRH Devanagari Extra" w:hAnsi="BRH Devanagari Extra" w:cs="BRH Devanagari Extra"/>
-                <w:color w:val="000000"/>
-                <w:sz w:val="40"/>
-                <w:szCs w:val="40"/>
-                <w:lang w:bidi="ml-IN"/>
-              </w:rPr>
-              <w:t xml:space="preserve"> |</w:t>
+            <w:r>
+              <w:rPr>
+                <w:rFonts w:ascii="BRH Malayalam Extra" w:hAnsi="BRH Malayalam Extra" w:cs="BRH Devanagari Extra"/>
+                <w:b/>
+                <w:color w:val="000000"/>
+                <w:sz w:val="32"/>
+                <w:szCs w:val="40"/>
+                <w:lang w:bidi="ml-IN"/>
+              </w:rPr>
+              <w:t>–</w:t>
+            </w:r>
+            <w:r>
+              <w:rPr>
+                <w:rFonts w:ascii="BRH Devanagari Extra" w:hAnsi="BRH Devanagari Extra" w:cs="BRH Devanagari Extra"/>
+                <w:color w:val="000000"/>
+                <w:sz w:val="40"/>
+                <w:szCs w:val="40"/>
+                <w:lang w:bidi="ml-IN"/>
+              </w:rPr>
+              <w:t xml:space="preserve"> CÌiÉþ |</w:t>
             </w:r>
           </w:p>
         </w:tc>
@@ -9401,38 +7927,15 @@
                 <w:lang w:val="en-IN" w:eastAsia="en-IN" w:bidi="ml-IN"/>
               </w:rPr>
             </w:pPr>
-            <w:proofErr w:type="spellStart"/>
-            <w:r>
-              <w:rPr>
-                <w:rFonts w:ascii="BRH Devanagari Extra" w:hAnsi="BRH Devanagari Extra" w:cs="BRH Devanagari Extra"/>
-                <w:color w:val="000000"/>
-                <w:sz w:val="40"/>
-                <w:szCs w:val="40"/>
-                <w:lang w:bidi="ml-IN"/>
-              </w:rPr>
-              <w:t>iuÉÉæwÉþkÉÏprÉÈ</w:t>
-            </w:r>
-            <w:proofErr w:type="spellEnd"/>
-            <w:r>
-              <w:rPr>
-                <w:rFonts w:ascii="BRH Devanagari Extra" w:hAnsi="BRH Devanagari Extra" w:cs="BRH Devanagari Extra"/>
-                <w:color w:val="000000"/>
-                <w:sz w:val="40"/>
-                <w:szCs w:val="40"/>
-                <w:lang w:bidi="ml-IN"/>
-              </w:rPr>
-              <w:t xml:space="preserve"> | </w:t>
-            </w:r>
-            <w:proofErr w:type="spellStart"/>
-            <w:r>
-              <w:rPr>
-                <w:rFonts w:ascii="BRH Devanagari Extra" w:hAnsi="BRH Devanagari Extra" w:cs="BRH Devanagari Extra"/>
-                <w:color w:val="000000"/>
-                <w:sz w:val="40"/>
-                <w:szCs w:val="40"/>
-                <w:lang w:bidi="ml-IN"/>
-              </w:rPr>
-              <w:t>AÉ</w:t>
+            <w:r>
+              <w:rPr>
+                <w:rFonts w:ascii="BRH Devanagari Extra" w:hAnsi="BRH Devanagari Extra" w:cs="BRH Devanagari Extra"/>
+                <w:color w:val="000000"/>
+                <w:sz w:val="40"/>
+                <w:szCs w:val="40"/>
+                <w:lang w:bidi="ml-IN"/>
+              </w:rPr>
+              <w:t>iuÉÉæwÉþkÉÏprÉÈ | AÉ</w:t>
             </w:r>
             <w:r>
               <w:rPr>
@@ -9475,49 +7978,26 @@
               </w:rPr>
               <w:t>prÉ</w:t>
             </w:r>
-            <w:proofErr w:type="spellEnd"/>
-            <w:r>
-              <w:rPr>
-                <w:rFonts w:ascii="BRH Malayalam Extra" w:hAnsi="BRH Malayalam Extra" w:cs="BRH Devanagari Extra"/>
-                <w:b/>
-                <w:color w:val="000000"/>
-                <w:sz w:val="32"/>
-                <w:szCs w:val="40"/>
-                <w:lang w:bidi="ml-IN"/>
-              </w:rPr>
-              <w:t>–</w:t>
-            </w:r>
-            <w:r>
-              <w:rPr>
-                <w:rFonts w:ascii="BRH Devanagari Extra" w:hAnsi="BRH Devanagari Extra" w:cs="BRH Devanagari Extra"/>
-                <w:color w:val="000000"/>
-                <w:sz w:val="40"/>
-                <w:szCs w:val="40"/>
-                <w:lang w:bidi="ml-IN"/>
-              </w:rPr>
-              <w:t xml:space="preserve"> </w:t>
-            </w:r>
-            <w:proofErr w:type="spellStart"/>
-            <w:r>
-              <w:rPr>
-                <w:rFonts w:ascii="BRH Devanagari Extra" w:hAnsi="BRH Devanagari Extra" w:cs="BRH Devanagari Extra"/>
-                <w:color w:val="000000"/>
-                <w:sz w:val="40"/>
-                <w:szCs w:val="40"/>
-                <w:lang w:bidi="ml-IN"/>
-              </w:rPr>
-              <w:t>CÌiÉþ</w:t>
-            </w:r>
-            <w:proofErr w:type="spellEnd"/>
-            <w:r>
-              <w:rPr>
-                <w:rFonts w:ascii="BRH Devanagari Extra" w:hAnsi="BRH Devanagari Extra" w:cs="BRH Devanagari Extra"/>
-                <w:color w:val="000000"/>
-                <w:sz w:val="40"/>
-                <w:szCs w:val="40"/>
-                <w:lang w:bidi="ml-IN"/>
-              </w:rPr>
-              <w:t xml:space="preserve"> |</w:t>
+            <w:r>
+              <w:rPr>
+                <w:rFonts w:ascii="BRH Malayalam Extra" w:hAnsi="BRH Malayalam Extra" w:cs="BRH Devanagari Extra"/>
+                <w:b/>
+                <w:color w:val="000000"/>
+                <w:sz w:val="32"/>
+                <w:szCs w:val="40"/>
+                <w:lang w:bidi="ml-IN"/>
+              </w:rPr>
+              <w:t>–</w:t>
+            </w:r>
+            <w:r>
+              <w:rPr>
+                <w:rFonts w:ascii="BRH Devanagari Extra" w:hAnsi="BRH Devanagari Extra" w:cs="BRH Devanagari Extra"/>
+                <w:color w:val="000000"/>
+                <w:sz w:val="40"/>
+                <w:szCs w:val="40"/>
+                <w:lang w:bidi="ml-IN"/>
+              </w:rPr>
+              <w:t xml:space="preserve"> CÌiÉþ |</w:t>
             </w:r>
           </w:p>
         </w:tc>
@@ -9679,7 +8159,6 @@
               </w:rPr>
               <w:t>–</w:t>
             </w:r>
-            <w:proofErr w:type="spellStart"/>
             <w:r>
               <w:rPr>
                 <w:rFonts w:ascii="BRH Devanagari Extra" w:hAnsi="BRH Devanagari Extra" w:cs="BRH Devanagari Extra"/>
@@ -9709,18 +8188,7 @@
                 <w:szCs w:val="40"/>
                 <w:lang w:bidi="ml-IN"/>
               </w:rPr>
-              <w:t>ÉÌ£ü</w:t>
-            </w:r>
-            <w:proofErr w:type="spellEnd"/>
-            <w:r>
-              <w:rPr>
-                <w:rFonts w:ascii="BRH Devanagari Extra" w:hAnsi="BRH Devanagari Extra" w:cs="BRH Devanagari Extra"/>
-                <w:color w:val="000000"/>
-                <w:sz w:val="40"/>
-                <w:szCs w:val="40"/>
-                <w:lang w:bidi="ml-IN"/>
-              </w:rPr>
-              <w:t xml:space="preserve"> | </w:t>
+              <w:t xml:space="preserve">ÉÌ£ü | </w:t>
             </w:r>
           </w:p>
           <w:p>
@@ -9755,60 +8223,36 @@
               </w:rPr>
               <w:t>–</w:t>
             </w:r>
-            <w:proofErr w:type="spellStart"/>
-            <w:r>
-              <w:rPr>
-                <w:rFonts w:ascii="BRH Devanagari Extra" w:hAnsi="BRH Devanagari Extra" w:cs="BRH Devanagari Extra"/>
-                <w:color w:val="000000"/>
-                <w:sz w:val="40"/>
-                <w:szCs w:val="40"/>
-                <w:lang w:bidi="ml-IN"/>
-              </w:rPr>
-              <w:t>liÉÍqÉirÉÉÿ</w:t>
-            </w:r>
-            <w:proofErr w:type="spellEnd"/>
-            <w:r>
-              <w:rPr>
-                <w:rFonts w:ascii="BRH Devanagari Extra" w:hAnsi="BRH Devanagari Extra" w:cs="BRH Devanagari Extra"/>
-                <w:color w:val="000000"/>
-                <w:sz w:val="40"/>
-                <w:szCs w:val="40"/>
-                <w:lang w:bidi="ml-IN"/>
-              </w:rPr>
-              <w:t xml:space="preserve"> - A</w:t>
-            </w:r>
-            <w:r>
-              <w:rPr>
-                <w:rFonts w:ascii="BRH Malayalam Extra" w:hAnsi="BRH Malayalam Extra" w:cs="BRH Devanagari Extra"/>
-                <w:b/>
-                <w:color w:val="000000"/>
-                <w:sz w:val="32"/>
-                <w:szCs w:val="40"/>
-                <w:lang w:bidi="ml-IN"/>
-              </w:rPr>
-              <w:t>–</w:t>
-            </w:r>
-            <w:proofErr w:type="spellStart"/>
-            <w:r>
-              <w:rPr>
-                <w:rFonts w:ascii="BRH Devanagari Extra" w:hAnsi="BRH Devanagari Extra" w:cs="BRH Devanagari Extra"/>
-                <w:color w:val="000000"/>
-                <w:sz w:val="40"/>
-                <w:szCs w:val="40"/>
-                <w:lang w:bidi="ml-IN"/>
-              </w:rPr>
-              <w:t>liÉqÉç</w:t>
-            </w:r>
-            <w:proofErr w:type="spellEnd"/>
-            <w:r>
-              <w:rPr>
-                <w:rFonts w:ascii="BRH Devanagari Extra" w:hAnsi="BRH Devanagari Extra" w:cs="BRH Devanagari Extra"/>
-                <w:color w:val="000000"/>
-                <w:sz w:val="40"/>
-                <w:szCs w:val="40"/>
-                <w:lang w:bidi="ml-IN"/>
-              </w:rPr>
-              <w:t xml:space="preserve"> | </w:t>
+            <w:r>
+              <w:rPr>
+                <w:rFonts w:ascii="BRH Devanagari Extra" w:hAnsi="BRH Devanagari Extra" w:cs="BRH Devanagari Extra"/>
+                <w:color w:val="000000"/>
+                <w:sz w:val="40"/>
+                <w:szCs w:val="40"/>
+                <w:lang w:bidi="ml-IN"/>
+              </w:rPr>
+              <w:t>liÉÍqÉirÉÉÿ - A</w:t>
+            </w:r>
+            <w:r>
+              <w:rPr>
+                <w:rFonts w:ascii="BRH Malayalam Extra" w:hAnsi="BRH Malayalam Extra" w:cs="BRH Devanagari Extra"/>
+                <w:b/>
+                <w:color w:val="000000"/>
+                <w:sz w:val="32"/>
+                <w:szCs w:val="40"/>
+                <w:lang w:bidi="ml-IN"/>
+              </w:rPr>
+              <w:t>–</w:t>
+            </w:r>
+            <w:r>
+              <w:rPr>
+                <w:rFonts w:ascii="BRH Devanagari Extra" w:hAnsi="BRH Devanagari Extra" w:cs="BRH Devanagari Extra"/>
+                <w:color w:val="000000"/>
+                <w:sz w:val="40"/>
+                <w:szCs w:val="40"/>
+                <w:lang w:bidi="ml-IN"/>
+              </w:rPr>
+              <w:t xml:space="preserve">liÉqÉç | </w:t>
             </w:r>
           </w:p>
           <w:p>
@@ -9864,7 +8308,6 @@
               </w:rPr>
               <w:t>–</w:t>
             </w:r>
-            <w:proofErr w:type="spellStart"/>
             <w:r>
               <w:rPr>
                 <w:rFonts w:ascii="BRH Devanagari Extra" w:hAnsi="BRH Devanagari Extra" w:cs="BRH Devanagari Extra"/>
@@ -9875,39 +8318,26 @@
               </w:rPr>
               <w:t>YirÉÉ</w:t>
             </w:r>
-            <w:proofErr w:type="spellEnd"/>
-            <w:r>
-              <w:rPr>
-                <w:rFonts w:ascii="BRH Malayalam Extra" w:hAnsi="BRH Malayalam Extra" w:cs="BRH Devanagari Extra"/>
-                <w:b/>
-                <w:color w:val="000000"/>
-                <w:sz w:val="32"/>
-                <w:szCs w:val="40"/>
-                <w:lang w:bidi="ml-IN"/>
-              </w:rPr>
-              <w:t>–</w:t>
-            </w:r>
-            <w:proofErr w:type="spellStart"/>
-            <w:r>
-              <w:rPr>
-                <w:rFonts w:ascii="BRH Devanagari Extra" w:hAnsi="BRH Devanagari Extra" w:cs="BRH Devanagari Extra"/>
-                <w:color w:val="000000"/>
-                <w:sz w:val="40"/>
-                <w:szCs w:val="40"/>
-                <w:lang w:bidi="ml-IN"/>
-              </w:rPr>
-              <w:t>liÉqÉç</w:t>
-            </w:r>
-            <w:proofErr w:type="spellEnd"/>
-            <w:r>
-              <w:rPr>
-                <w:rFonts w:ascii="BRH Devanagari Extra" w:hAnsi="BRH Devanagari Extra" w:cs="BRH Devanagari Extra"/>
-                <w:color w:val="000000"/>
-                <w:sz w:val="40"/>
-                <w:szCs w:val="40"/>
-                <w:lang w:bidi="ml-IN"/>
-              </w:rPr>
-              <w:t xml:space="preserve"> |</w:t>
+            <w:r>
+              <w:rPr>
+                <w:rFonts w:ascii="BRH Malayalam Extra" w:hAnsi="BRH Malayalam Extra" w:cs="BRH Devanagari Extra"/>
+                <w:b/>
+                <w:color w:val="000000"/>
+                <w:sz w:val="32"/>
+                <w:szCs w:val="40"/>
+                <w:lang w:bidi="ml-IN"/>
+              </w:rPr>
+              <w:t>–</w:t>
+            </w:r>
+            <w:r>
+              <w:rPr>
+                <w:rFonts w:ascii="BRH Devanagari Extra" w:hAnsi="BRH Devanagari Extra" w:cs="BRH Devanagari Extra"/>
+                <w:color w:val="000000"/>
+                <w:sz w:val="40"/>
+                <w:szCs w:val="40"/>
+                <w:lang w:bidi="ml-IN"/>
+              </w:rPr>
+              <w:t>liÉqÉç |</w:t>
             </w:r>
           </w:p>
         </w:tc>
@@ -9947,7 +8377,6 @@
               </w:rPr>
               <w:t>–</w:t>
             </w:r>
-            <w:proofErr w:type="spellStart"/>
             <w:r>
               <w:rPr>
                 <w:rFonts w:ascii="BRH Devanagari Extra" w:hAnsi="BRH Devanagari Extra" w:cs="BRH Devanagari Extra"/>
@@ -9977,18 +8406,7 @@
                 <w:szCs w:val="40"/>
                 <w:lang w:bidi="ml-IN"/>
               </w:rPr>
-              <w:t>Ì£ü</w:t>
-            </w:r>
-            <w:proofErr w:type="spellEnd"/>
-            <w:r>
-              <w:rPr>
-                <w:rFonts w:ascii="BRH Devanagari Extra" w:hAnsi="BRH Devanagari Extra" w:cs="BRH Devanagari Extra"/>
-                <w:color w:val="000000"/>
-                <w:sz w:val="40"/>
-                <w:szCs w:val="40"/>
-                <w:lang w:bidi="ml-IN"/>
-              </w:rPr>
-              <w:t xml:space="preserve"> | </w:t>
+              <w:t xml:space="preserve">Ì£ü | </w:t>
             </w:r>
           </w:p>
           <w:p>
@@ -10023,60 +8441,36 @@
               </w:rPr>
               <w:t>–</w:t>
             </w:r>
-            <w:proofErr w:type="spellStart"/>
-            <w:r>
-              <w:rPr>
-                <w:rFonts w:ascii="BRH Devanagari Extra" w:hAnsi="BRH Devanagari Extra" w:cs="BRH Devanagari Extra"/>
-                <w:color w:val="000000"/>
-                <w:sz w:val="40"/>
-                <w:szCs w:val="40"/>
-                <w:lang w:bidi="ml-IN"/>
-              </w:rPr>
-              <w:t>liÉÍqÉirÉÉÿ</w:t>
-            </w:r>
-            <w:proofErr w:type="spellEnd"/>
-            <w:r>
-              <w:rPr>
-                <w:rFonts w:ascii="BRH Devanagari Extra" w:hAnsi="BRH Devanagari Extra" w:cs="BRH Devanagari Extra"/>
-                <w:color w:val="000000"/>
-                <w:sz w:val="40"/>
-                <w:szCs w:val="40"/>
-                <w:lang w:bidi="ml-IN"/>
-              </w:rPr>
-              <w:t xml:space="preserve"> - A</w:t>
-            </w:r>
-            <w:r>
-              <w:rPr>
-                <w:rFonts w:ascii="BRH Malayalam Extra" w:hAnsi="BRH Malayalam Extra" w:cs="BRH Devanagari Extra"/>
-                <w:b/>
-                <w:color w:val="000000"/>
-                <w:sz w:val="32"/>
-                <w:szCs w:val="40"/>
-                <w:lang w:bidi="ml-IN"/>
-              </w:rPr>
-              <w:t>–</w:t>
-            </w:r>
-            <w:proofErr w:type="spellStart"/>
-            <w:r>
-              <w:rPr>
-                <w:rFonts w:ascii="BRH Devanagari Extra" w:hAnsi="BRH Devanagari Extra" w:cs="BRH Devanagari Extra"/>
-                <w:color w:val="000000"/>
-                <w:sz w:val="40"/>
-                <w:szCs w:val="40"/>
-                <w:lang w:bidi="ml-IN"/>
-              </w:rPr>
-              <w:t>liÉqÉç</w:t>
-            </w:r>
-            <w:proofErr w:type="spellEnd"/>
-            <w:r>
-              <w:rPr>
-                <w:rFonts w:ascii="BRH Devanagari Extra" w:hAnsi="BRH Devanagari Extra" w:cs="BRH Devanagari Extra"/>
-                <w:color w:val="000000"/>
-                <w:sz w:val="40"/>
-                <w:szCs w:val="40"/>
-                <w:lang w:bidi="ml-IN"/>
-              </w:rPr>
-              <w:t xml:space="preserve"> | </w:t>
+            <w:r>
+              <w:rPr>
+                <w:rFonts w:ascii="BRH Devanagari Extra" w:hAnsi="BRH Devanagari Extra" w:cs="BRH Devanagari Extra"/>
+                <w:color w:val="000000"/>
+                <w:sz w:val="40"/>
+                <w:szCs w:val="40"/>
+                <w:lang w:bidi="ml-IN"/>
+              </w:rPr>
+              <w:t>liÉÍqÉirÉÉÿ - A</w:t>
+            </w:r>
+            <w:r>
+              <w:rPr>
+                <w:rFonts w:ascii="BRH Malayalam Extra" w:hAnsi="BRH Malayalam Extra" w:cs="BRH Devanagari Extra"/>
+                <w:b/>
+                <w:color w:val="000000"/>
+                <w:sz w:val="32"/>
+                <w:szCs w:val="40"/>
+                <w:lang w:bidi="ml-IN"/>
+              </w:rPr>
+              <w:t>–</w:t>
+            </w:r>
+            <w:r>
+              <w:rPr>
+                <w:rFonts w:ascii="BRH Devanagari Extra" w:hAnsi="BRH Devanagari Extra" w:cs="BRH Devanagari Extra"/>
+                <w:color w:val="000000"/>
+                <w:sz w:val="40"/>
+                <w:szCs w:val="40"/>
+                <w:lang w:bidi="ml-IN"/>
+              </w:rPr>
+              <w:t xml:space="preserve">liÉqÉç | </w:t>
             </w:r>
           </w:p>
           <w:p>
@@ -10132,7 +8526,6 @@
               </w:rPr>
               <w:t>–</w:t>
             </w:r>
-            <w:proofErr w:type="spellStart"/>
             <w:r>
               <w:rPr>
                 <w:rFonts w:ascii="BRH Devanagari Extra" w:hAnsi="BRH Devanagari Extra" w:cs="BRH Devanagari Extra"/>
@@ -10143,39 +8536,26 @@
               </w:rPr>
               <w:t>YirÉÉ</w:t>
             </w:r>
-            <w:proofErr w:type="spellEnd"/>
-            <w:r>
-              <w:rPr>
-                <w:rFonts w:ascii="BRH Malayalam Extra" w:hAnsi="BRH Malayalam Extra" w:cs="BRH Devanagari Extra"/>
-                <w:b/>
-                <w:color w:val="000000"/>
-                <w:sz w:val="32"/>
-                <w:szCs w:val="40"/>
-                <w:lang w:bidi="ml-IN"/>
-              </w:rPr>
-              <w:t>–</w:t>
-            </w:r>
-            <w:proofErr w:type="spellStart"/>
-            <w:r>
-              <w:rPr>
-                <w:rFonts w:ascii="BRH Devanagari Extra" w:hAnsi="BRH Devanagari Extra" w:cs="BRH Devanagari Extra"/>
-                <w:color w:val="000000"/>
-                <w:sz w:val="40"/>
-                <w:szCs w:val="40"/>
-                <w:lang w:bidi="ml-IN"/>
-              </w:rPr>
-              <w:t>liÉqÉç</w:t>
-            </w:r>
-            <w:proofErr w:type="spellEnd"/>
-            <w:r>
-              <w:rPr>
-                <w:rFonts w:ascii="BRH Devanagari Extra" w:hAnsi="BRH Devanagari Extra" w:cs="BRH Devanagari Extra"/>
-                <w:color w:val="000000"/>
-                <w:sz w:val="40"/>
-                <w:szCs w:val="40"/>
-                <w:lang w:bidi="ml-IN"/>
-              </w:rPr>
-              <w:t xml:space="preserve"> |</w:t>
+            <w:r>
+              <w:rPr>
+                <w:rFonts w:ascii="BRH Malayalam Extra" w:hAnsi="BRH Malayalam Extra" w:cs="BRH Devanagari Extra"/>
+                <w:b/>
+                <w:color w:val="000000"/>
+                <w:sz w:val="32"/>
+                <w:szCs w:val="40"/>
+                <w:lang w:bidi="ml-IN"/>
+              </w:rPr>
+              <w:t>–</w:t>
+            </w:r>
+            <w:r>
+              <w:rPr>
+                <w:rFonts w:ascii="BRH Devanagari Extra" w:hAnsi="BRH Devanagari Extra" w:cs="BRH Devanagari Extra"/>
+                <w:color w:val="000000"/>
+                <w:sz w:val="40"/>
+                <w:szCs w:val="40"/>
+                <w:lang w:bidi="ml-IN"/>
+              </w:rPr>
+              <w:t>liÉqÉç |</w:t>
             </w:r>
           </w:p>
         </w:tc>
@@ -10317,7 +8697,6 @@
                 <w:lang w:val="en-IN" w:eastAsia="en-IN" w:bidi="ml-IN"/>
               </w:rPr>
             </w:pPr>
-            <w:proofErr w:type="spellStart"/>
             <w:r>
               <w:rPr>
                 <w:rFonts w:ascii="BRH Devanagari Extra" w:hAnsi="BRH Devanagari Extra" w:cs="BRH Devanagari Extra"/>
@@ -10339,71 +8718,26 @@
               </w:rPr>
               <w:t>cÉÏ</w:t>
             </w:r>
-            <w:proofErr w:type="spellEnd"/>
-            <w:r>
-              <w:rPr>
-                <w:rFonts w:ascii="BRH Malayalam Extra" w:hAnsi="BRH Malayalam Extra" w:cs="BRH Devanagari Extra"/>
-                <w:b/>
-                <w:color w:val="000000"/>
-                <w:sz w:val="32"/>
-                <w:szCs w:val="40"/>
-                <w:lang w:bidi="ml-IN"/>
-              </w:rPr>
-              <w:t>–</w:t>
-            </w:r>
-            <w:r>
-              <w:rPr>
-                <w:rFonts w:ascii="BRH Devanagari Extra" w:hAnsi="BRH Devanagari Extra" w:cs="BRH Devanagari Extra"/>
-                <w:color w:val="000000"/>
-                <w:sz w:val="40"/>
-                <w:szCs w:val="40"/>
-                <w:lang w:bidi="ml-IN"/>
-              </w:rPr>
-              <w:t xml:space="preserve">qÉç </w:t>
-            </w:r>
-            <w:proofErr w:type="spellStart"/>
-            <w:r>
-              <w:rPr>
-                <w:rFonts w:ascii="BRH Devanagari Extra" w:hAnsi="BRH Devanagari Extra" w:cs="BRH Devanagari Extra"/>
-                <w:color w:val="000000"/>
-                <w:sz w:val="40"/>
-                <w:szCs w:val="40"/>
-                <w:lang w:bidi="ml-IN"/>
-              </w:rPr>
-              <w:t>ÆuÉÉ</w:t>
-            </w:r>
-            <w:proofErr w:type="spellEnd"/>
-            <w:r>
-              <w:rPr>
-                <w:rFonts w:ascii="BRH Devanagari Extra" w:hAnsi="BRH Devanagari Extra" w:cs="BRH Devanagari Extra"/>
-                <w:color w:val="000000"/>
-                <w:sz w:val="40"/>
-                <w:szCs w:val="40"/>
-                <w:lang w:bidi="ml-IN"/>
-              </w:rPr>
-              <w:t xml:space="preserve"> | </w:t>
-            </w:r>
-            <w:proofErr w:type="spellStart"/>
-            <w:r>
-              <w:rPr>
-                <w:rFonts w:ascii="BRH Devanagari Extra" w:hAnsi="BRH Devanagari Extra" w:cs="BRH Devanagari Extra"/>
-                <w:color w:val="000000"/>
-                <w:sz w:val="40"/>
-                <w:szCs w:val="40"/>
-                <w:lang w:bidi="ml-IN"/>
-              </w:rPr>
-              <w:t>uÉÉÅuÉþ</w:t>
-            </w:r>
-            <w:proofErr w:type="spellEnd"/>
-            <w:r>
-              <w:rPr>
-                <w:rFonts w:ascii="BRH Devanagari Extra" w:hAnsi="BRH Devanagari Extra" w:cs="BRH Devanagari Extra"/>
-                <w:color w:val="000000"/>
-                <w:sz w:val="40"/>
-                <w:szCs w:val="40"/>
-                <w:lang w:bidi="ml-IN"/>
-              </w:rPr>
-              <w:t xml:space="preserve"> |</w:t>
+            <w:r>
+              <w:rPr>
+                <w:rFonts w:ascii="BRH Malayalam Extra" w:hAnsi="BRH Malayalam Extra" w:cs="BRH Devanagari Extra"/>
+                <w:b/>
+                <w:color w:val="000000"/>
+                <w:sz w:val="32"/>
+                <w:szCs w:val="40"/>
+                <w:lang w:bidi="ml-IN"/>
+              </w:rPr>
+              <w:t>–</w:t>
+            </w:r>
+            <w:r>
+              <w:rPr>
+                <w:rFonts w:ascii="BRH Devanagari Extra" w:hAnsi="BRH Devanagari Extra" w:cs="BRH Devanagari Extra"/>
+                <w:color w:val="000000"/>
+                <w:sz w:val="40"/>
+                <w:szCs w:val="40"/>
+                <w:lang w:bidi="ml-IN"/>
+              </w:rPr>
+              <w:t>qÉç ÆuÉÉ | uÉÉÅuÉþ |</w:t>
             </w:r>
           </w:p>
         </w:tc>
@@ -10422,7 +8756,6 @@
                 <w:lang w:val="en-IN" w:eastAsia="en-IN" w:bidi="ml-IN"/>
               </w:rPr>
             </w:pPr>
-            <w:proofErr w:type="spellStart"/>
             <w:r>
               <w:rPr>
                 <w:rFonts w:ascii="BRH Devanagari Extra" w:hAnsi="BRH Devanagari Extra" w:cs="BRH Devanagari Extra"/>
@@ -10452,62 +8785,7 @@
                 <w:szCs w:val="40"/>
                 <w:lang w:bidi="ml-IN"/>
               </w:rPr>
-              <w:t>qÉç</w:t>
-            </w:r>
-            <w:proofErr w:type="spellEnd"/>
-            <w:r>
-              <w:rPr>
-                <w:rFonts w:ascii="BRH Devanagari Extra" w:hAnsi="BRH Devanagari Extra" w:cs="BRH Devanagari Extra"/>
-                <w:color w:val="000000"/>
-                <w:sz w:val="40"/>
-                <w:szCs w:val="40"/>
-                <w:lang w:bidi="ml-IN"/>
-              </w:rPr>
-              <w:t xml:space="preserve"> </w:t>
-            </w:r>
-            <w:proofErr w:type="spellStart"/>
-            <w:r>
-              <w:rPr>
-                <w:rFonts w:ascii="BRH Devanagari Extra" w:hAnsi="BRH Devanagari Extra" w:cs="BRH Devanagari Extra"/>
-                <w:color w:val="000000"/>
-                <w:sz w:val="40"/>
-                <w:szCs w:val="40"/>
-                <w:lang w:bidi="ml-IN"/>
-              </w:rPr>
-              <w:t>ÆuÉÉ</w:t>
-            </w:r>
-            <w:proofErr w:type="spellEnd"/>
-            <w:r>
-              <w:rPr>
-                <w:rFonts w:ascii="BRH Devanagari Extra" w:hAnsi="BRH Devanagari Extra" w:cs="BRH Devanagari Extra"/>
-                <w:color w:val="000000"/>
-                <w:sz w:val="40"/>
-                <w:szCs w:val="40"/>
-                <w:lang w:bidi="ml-IN"/>
-              </w:rPr>
-              <w:t xml:space="preserve"> | </w:t>
-            </w:r>
-            <w:proofErr w:type="spellStart"/>
-            <w:r>
-              <w:rPr>
-                <w:rFonts w:ascii="BRH Devanagari Extra" w:hAnsi="BRH Devanagari Extra" w:cs="BRH Devanagari Extra"/>
-                <w:color w:val="000000"/>
-                <w:sz w:val="40"/>
-                <w:szCs w:val="40"/>
-                <w:lang w:bidi="ml-IN"/>
-              </w:rPr>
-              <w:t>uÉÉÅuÉþ</w:t>
-            </w:r>
-            <w:proofErr w:type="spellEnd"/>
-            <w:r>
-              <w:rPr>
-                <w:rFonts w:ascii="BRH Devanagari Extra" w:hAnsi="BRH Devanagari Extra" w:cs="BRH Devanagari Extra"/>
-                <w:color w:val="000000"/>
-                <w:sz w:val="40"/>
-                <w:szCs w:val="40"/>
-                <w:lang w:bidi="ml-IN"/>
-              </w:rPr>
-              <w:t xml:space="preserve"> |</w:t>
+              <w:t>qÉç ÆuÉÉ | uÉÉÅuÉþ |</w:t>
             </w:r>
           </w:p>
         </w:tc>
@@ -10648,7 +8926,6 @@
                 <w:lang w:val="en-IN" w:eastAsia="en-IN" w:bidi="ml-IN"/>
               </w:rPr>
             </w:pPr>
-            <w:proofErr w:type="spellStart"/>
             <w:r>
               <w:rPr>
                 <w:rFonts w:ascii="BRH Devanagari Extra" w:hAnsi="BRH Devanagari Extra" w:cs="BRH Devanagari Extra"/>
@@ -10659,19 +8936,17 @@
               </w:rPr>
               <w:t>ÍqÉ</w:t>
             </w:r>
-            <w:proofErr w:type="spellEnd"/>
-            <w:r>
-              <w:rPr>
-                <w:rFonts w:ascii="BRH Malayalam Extra" w:hAnsi="BRH Malayalam Extra" w:cs="BRH Devanagari Extra"/>
-                <w:b/>
-                <w:color w:val="000000"/>
-                <w:sz w:val="32"/>
-                <w:szCs w:val="40"/>
-                <w:lang w:bidi="ml-IN"/>
-              </w:rPr>
-              <w:t>–</w:t>
-            </w:r>
-            <w:proofErr w:type="spellStart"/>
+            <w:r>
+              <w:rPr>
+                <w:rFonts w:ascii="BRH Malayalam Extra" w:hAnsi="BRH Malayalam Extra" w:cs="BRH Devanagari Extra"/>
+                <w:b/>
+                <w:color w:val="000000"/>
+                <w:sz w:val="32"/>
+                <w:szCs w:val="40"/>
+                <w:lang w:bidi="ml-IN"/>
+              </w:rPr>
+              <w:t>–</w:t>
+            </w:r>
             <w:r>
               <w:rPr>
                 <w:rFonts w:ascii="BRH Devanagari Extra" w:hAnsi="BRH Devanagari Extra" w:cs="BRH Devanagari Extra"/>
@@ -10692,19 +8967,17 @@
               </w:rPr>
               <w:t>å</w:t>
             </w:r>
-            <w:proofErr w:type="spellEnd"/>
-            <w:r>
-              <w:rPr>
-                <w:rFonts w:ascii="BRH Malayalam Extra" w:hAnsi="BRH Malayalam Extra" w:cs="BRH Devanagari Extra"/>
-                <w:b/>
-                <w:color w:val="000000"/>
-                <w:sz w:val="32"/>
-                <w:szCs w:val="40"/>
-                <w:lang w:bidi="ml-IN"/>
-              </w:rPr>
-              <w:t>–</w:t>
-            </w:r>
-            <w:proofErr w:type="spellStart"/>
+            <w:r>
+              <w:rPr>
+                <w:rFonts w:ascii="BRH Malayalam Extra" w:hAnsi="BRH Malayalam Extra" w:cs="BRH Devanagari Extra"/>
+                <w:b/>
+                <w:color w:val="000000"/>
+                <w:sz w:val="32"/>
+                <w:szCs w:val="40"/>
+                <w:lang w:bidi="ml-IN"/>
+              </w:rPr>
+              <w:t>–</w:t>
+            </w:r>
             <w:r>
               <w:rPr>
                 <w:rFonts w:ascii="BRH Devanagari Extra" w:hAnsi="BRH Devanagari Extra" w:cs="BRH Devanagari Extra"/>
@@ -10715,7 +8988,6 @@
               </w:rPr>
               <w:t>ÌiÉ</w:t>
             </w:r>
-            <w:proofErr w:type="spellEnd"/>
             <w:r>
               <w:rPr>
                 <w:rFonts w:ascii="BRH Malayalam Extra" w:hAnsi="BRH Malayalam Extra" w:cs="BRH Devanagari Extra"/>
@@ -10737,7 +9009,6 @@
               </w:rPr>
               <w:t xml:space="preserve"> </w:t>
             </w:r>
-            <w:proofErr w:type="spellStart"/>
             <w:r>
               <w:rPr>
                 <w:rFonts w:ascii="BRH Devanagari Extra" w:hAnsi="BRH Devanagari Extra" w:cs="BRH Devanagari Extra"/>
@@ -10757,43 +9028,19 @@
                 <w:szCs w:val="40"/>
                 <w:lang w:bidi="ml-IN"/>
               </w:rPr>
-              <w:t>UxiÉÉÿiÉç</w:t>
-            </w:r>
-            <w:proofErr w:type="spellEnd"/>
-            <w:r>
-              <w:rPr>
-                <w:rFonts w:ascii="BRH Devanagari Extra" w:hAnsi="BRH Devanagari Extra" w:cs="BRH Devanagari Extra"/>
-                <w:color w:val="000000"/>
-                <w:sz w:val="40"/>
-                <w:szCs w:val="40"/>
-                <w:lang w:bidi="ml-IN"/>
-              </w:rPr>
-              <w:t xml:space="preserve"> | </w:t>
-            </w:r>
-            <w:proofErr w:type="spellStart"/>
-            <w:r>
-              <w:rPr>
-                <w:rFonts w:ascii="BRH Devanagari Extra" w:hAnsi="BRH Devanagari Extra" w:cs="BRH Devanagari Extra"/>
-                <w:color w:val="000000"/>
-                <w:sz w:val="40"/>
-                <w:szCs w:val="40"/>
-                <w:lang w:bidi="ml-IN"/>
-              </w:rPr>
-              <w:t>mÉÑ</w:t>
-            </w:r>
-            <w:proofErr w:type="spellEnd"/>
-            <w:r>
-              <w:rPr>
-                <w:rFonts w:ascii="BRH Malayalam Extra" w:hAnsi="BRH Malayalam Extra" w:cs="BRH Devanagari Extra"/>
-                <w:b/>
-                <w:color w:val="000000"/>
-                <w:sz w:val="32"/>
-                <w:szCs w:val="40"/>
-                <w:lang w:bidi="ml-IN"/>
-              </w:rPr>
-              <w:t>–</w:t>
-            </w:r>
-            <w:proofErr w:type="spellStart"/>
+              <w:t>UxiÉÉÿiÉç | mÉÑ</w:t>
+            </w:r>
+            <w:r>
+              <w:rPr>
+                <w:rFonts w:ascii="BRH Malayalam Extra" w:hAnsi="BRH Malayalam Extra" w:cs="BRH Devanagari Extra"/>
+                <w:b/>
+                <w:color w:val="000000"/>
+                <w:sz w:val="32"/>
+                <w:szCs w:val="40"/>
+                <w:lang w:bidi="ml-IN"/>
+              </w:rPr>
+              <w:t>–</w:t>
+            </w:r>
             <w:r>
               <w:rPr>
                 <w:rFonts w:ascii="BRH Devanagari Extra" w:hAnsi="BRH Devanagari Extra" w:cs="BRH Devanagari Extra"/>
@@ -10804,39 +9051,26 @@
               </w:rPr>
               <w:t>UxiÉÉ</w:t>
             </w:r>
-            <w:proofErr w:type="spellEnd"/>
-            <w:r>
-              <w:rPr>
-                <w:rFonts w:ascii="BRH Malayalam Extra" w:hAnsi="BRH Malayalam Extra" w:cs="BRH Devanagari Extra"/>
-                <w:b/>
-                <w:color w:val="000000"/>
-                <w:sz w:val="32"/>
-                <w:szCs w:val="40"/>
-                <w:lang w:bidi="ml-IN"/>
-              </w:rPr>
-              <w:t>–</w:t>
-            </w:r>
-            <w:proofErr w:type="spellStart"/>
-            <w:r>
-              <w:rPr>
-                <w:rFonts w:ascii="BRH Devanagari Extra" w:hAnsi="BRH Devanagari Extra" w:cs="BRH Devanagari Extra"/>
-                <w:color w:val="000000"/>
-                <w:sz w:val="40"/>
-                <w:szCs w:val="40"/>
-                <w:lang w:bidi="ml-IN"/>
-              </w:rPr>
-              <w:t>SèÍkÉ</w:t>
-            </w:r>
-            <w:proofErr w:type="spellEnd"/>
-            <w:r>
-              <w:rPr>
-                <w:rFonts w:ascii="BRH Devanagari Extra" w:hAnsi="BRH Devanagari Extra" w:cs="BRH Devanagari Extra"/>
-                <w:color w:val="000000"/>
-                <w:sz w:val="40"/>
-                <w:szCs w:val="40"/>
-                <w:lang w:bidi="ml-IN"/>
-              </w:rPr>
-              <w:t xml:space="preserve"> | </w:t>
+            <w:r>
+              <w:rPr>
+                <w:rFonts w:ascii="BRH Malayalam Extra" w:hAnsi="BRH Malayalam Extra" w:cs="BRH Devanagari Extra"/>
+                <w:b/>
+                <w:color w:val="000000"/>
+                <w:sz w:val="32"/>
+                <w:szCs w:val="40"/>
+                <w:lang w:bidi="ml-IN"/>
+              </w:rPr>
+              <w:t>–</w:t>
+            </w:r>
+            <w:r>
+              <w:rPr>
+                <w:rFonts w:ascii="BRH Devanagari Extra" w:hAnsi="BRH Devanagari Extra" w:cs="BRH Devanagari Extra"/>
+                <w:color w:val="000000"/>
+                <w:sz w:val="40"/>
+                <w:szCs w:val="40"/>
+                <w:lang w:bidi="ml-IN"/>
+              </w:rPr>
+              <w:t xml:space="preserve">SèÍkÉ | </w:t>
             </w:r>
           </w:p>
         </w:tc>
@@ -10855,7 +9089,6 @@
                 <w:lang w:val="en-IN" w:eastAsia="en-IN" w:bidi="ml-IN"/>
               </w:rPr>
             </w:pPr>
-            <w:proofErr w:type="spellStart"/>
             <w:r>
               <w:rPr>
                 <w:rFonts w:ascii="BRH Devanagari Extra" w:hAnsi="BRH Devanagari Extra" w:cs="BRH Devanagari Extra"/>
@@ -10866,19 +9099,17 @@
               </w:rPr>
               <w:t>ÍqÉ</w:t>
             </w:r>
-            <w:proofErr w:type="spellEnd"/>
-            <w:r>
-              <w:rPr>
-                <w:rFonts w:ascii="BRH Malayalam Extra" w:hAnsi="BRH Malayalam Extra" w:cs="BRH Devanagari Extra"/>
-                <w:b/>
-                <w:color w:val="000000"/>
-                <w:sz w:val="32"/>
-                <w:szCs w:val="40"/>
-                <w:lang w:bidi="ml-IN"/>
-              </w:rPr>
-              <w:t>–</w:t>
-            </w:r>
-            <w:proofErr w:type="spellStart"/>
+            <w:r>
+              <w:rPr>
+                <w:rFonts w:ascii="BRH Malayalam Extra" w:hAnsi="BRH Malayalam Extra" w:cs="BRH Devanagari Extra"/>
+                <w:b/>
+                <w:color w:val="000000"/>
+                <w:sz w:val="32"/>
+                <w:szCs w:val="40"/>
+                <w:lang w:bidi="ml-IN"/>
+              </w:rPr>
+              <w:t>–</w:t>
+            </w:r>
             <w:r>
               <w:rPr>
                 <w:rFonts w:ascii="BRH Devanagari Extra" w:hAnsi="BRH Devanagari Extra" w:cs="BRH Devanagari Extra"/>
@@ -10899,19 +9130,17 @@
               </w:rPr>
               <w:t>å</w:t>
             </w:r>
-            <w:proofErr w:type="spellEnd"/>
-            <w:r>
-              <w:rPr>
-                <w:rFonts w:ascii="BRH Malayalam Extra" w:hAnsi="BRH Malayalam Extra" w:cs="BRH Devanagari Extra"/>
-                <w:b/>
-                <w:color w:val="000000"/>
-                <w:sz w:val="32"/>
-                <w:szCs w:val="40"/>
-                <w:lang w:bidi="ml-IN"/>
-              </w:rPr>
-              <w:t>–</w:t>
-            </w:r>
-            <w:proofErr w:type="spellStart"/>
+            <w:r>
+              <w:rPr>
+                <w:rFonts w:ascii="BRH Malayalam Extra" w:hAnsi="BRH Malayalam Extra" w:cs="BRH Devanagari Extra"/>
+                <w:b/>
+                <w:color w:val="000000"/>
+                <w:sz w:val="32"/>
+                <w:szCs w:val="40"/>
+                <w:lang w:bidi="ml-IN"/>
+              </w:rPr>
+              <w:t>–</w:t>
+            </w:r>
             <w:r>
               <w:rPr>
                 <w:rFonts w:ascii="BRH Devanagari Extra" w:hAnsi="BRH Devanagari Extra" w:cs="BRH Devanagari Extra"/>
@@ -10922,7 +9151,6 @@
               </w:rPr>
               <w:t>ÌiÉ</w:t>
             </w:r>
-            <w:proofErr w:type="spellEnd"/>
             <w:r>
               <w:rPr>
                 <w:rFonts w:ascii="BRH Malayalam Extra" w:hAnsi="BRH Malayalam Extra" w:cs="BRH Devanagari Extra"/>
@@ -10944,7 +9172,6 @@
               </w:rPr>
               <w:t xml:space="preserve"> </w:t>
             </w:r>
-            <w:proofErr w:type="spellStart"/>
             <w:r>
               <w:rPr>
                 <w:rFonts w:ascii="BRH Devanagari Extra" w:hAnsi="BRH Devanagari Extra" w:cs="BRH Devanagari Extra"/>
@@ -10956,7 +9183,6 @@
               </w:rPr>
               <w:t>mÉÑ</w:t>
             </w:r>
-            <w:proofErr w:type="spellEnd"/>
             <w:r>
               <w:rPr>
                 <w:rFonts w:ascii="BRH Malayalam Extra" w:hAnsi="BRH Malayalam Extra" w:cs="BRH Devanagari Extra"/>
@@ -10969,52 +9195,27 @@
               </w:rPr>
               <w:t>–</w:t>
             </w:r>
-            <w:proofErr w:type="spellStart"/>
-            <w:r>
-              <w:rPr>
-                <w:rFonts w:ascii="BRH Devanagari Extra" w:hAnsi="BRH Devanagari Extra" w:cs="BRH Devanagari Extra"/>
-                <w:color w:val="000000"/>
-                <w:sz w:val="40"/>
-                <w:szCs w:val="40"/>
-                <w:lang w:bidi="ml-IN"/>
-              </w:rPr>
-              <w:t>UxiÉÉÿiÉç</w:t>
-            </w:r>
-            <w:proofErr w:type="spellEnd"/>
-            <w:r>
-              <w:rPr>
-                <w:rFonts w:ascii="BRH Devanagari Extra" w:hAnsi="BRH Devanagari Extra" w:cs="BRH Devanagari Extra"/>
-                <w:color w:val="000000"/>
-                <w:sz w:val="40"/>
-                <w:szCs w:val="40"/>
-                <w:lang w:bidi="ml-IN"/>
-              </w:rPr>
-              <w:t xml:space="preserve"> | </w:t>
-            </w:r>
-            <w:proofErr w:type="spellStart"/>
-            <w:r>
-              <w:rPr>
-                <w:rFonts w:ascii="BRH Devanagari Extra" w:hAnsi="BRH Devanagari Extra" w:cs="BRH Devanagari Extra"/>
-                <w:color w:val="000000"/>
-                <w:sz w:val="40"/>
-                <w:szCs w:val="40"/>
-                <w:lang w:bidi="ml-IN"/>
-              </w:rPr>
-              <w:t>mÉÑ</w:t>
-            </w:r>
-            <w:proofErr w:type="spellEnd"/>
-            <w:r>
-              <w:rPr>
-                <w:rFonts w:ascii="BRH Malayalam Extra" w:hAnsi="BRH Malayalam Extra" w:cs="BRH Devanagari Extra"/>
-                <w:b/>
-                <w:color w:val="000000"/>
-                <w:sz w:val="32"/>
-                <w:szCs w:val="40"/>
-                <w:lang w:bidi="ml-IN"/>
-              </w:rPr>
-              <w:t>–</w:t>
-            </w:r>
-            <w:proofErr w:type="spellStart"/>
+            <w:r>
+              <w:rPr>
+                <w:rFonts w:ascii="BRH Devanagari Extra" w:hAnsi="BRH Devanagari Extra" w:cs="BRH Devanagari Extra"/>
+                <w:color w:val="000000"/>
+                <w:sz w:val="40"/>
+                <w:szCs w:val="40"/>
+                <w:lang w:bidi="ml-IN"/>
+              </w:rPr>
+              <w:t>UxiÉÉÿiÉç | mÉÑ</w:t>
+            </w:r>
+            <w:r>
+              <w:rPr>
+                <w:rFonts w:ascii="BRH Malayalam Extra" w:hAnsi="BRH Malayalam Extra" w:cs="BRH Devanagari Extra"/>
+                <w:b/>
+                <w:color w:val="000000"/>
+                <w:sz w:val="32"/>
+                <w:szCs w:val="40"/>
+                <w:lang w:bidi="ml-IN"/>
+              </w:rPr>
+              <w:t>–</w:t>
+            </w:r>
             <w:r>
               <w:rPr>
                 <w:rFonts w:ascii="BRH Devanagari Extra" w:hAnsi="BRH Devanagari Extra" w:cs="BRH Devanagari Extra"/>
@@ -11025,39 +9226,26 @@
               </w:rPr>
               <w:t>UxiÉÉ</w:t>
             </w:r>
-            <w:proofErr w:type="spellEnd"/>
-            <w:r>
-              <w:rPr>
-                <w:rFonts w:ascii="BRH Malayalam Extra" w:hAnsi="BRH Malayalam Extra" w:cs="BRH Devanagari Extra"/>
-                <w:b/>
-                <w:color w:val="000000"/>
-                <w:sz w:val="32"/>
-                <w:szCs w:val="40"/>
-                <w:lang w:bidi="ml-IN"/>
-              </w:rPr>
-              <w:t>–</w:t>
-            </w:r>
-            <w:proofErr w:type="spellStart"/>
-            <w:r>
-              <w:rPr>
-                <w:rFonts w:ascii="BRH Devanagari Extra" w:hAnsi="BRH Devanagari Extra" w:cs="BRH Devanagari Extra"/>
-                <w:color w:val="000000"/>
-                <w:sz w:val="40"/>
-                <w:szCs w:val="40"/>
-                <w:lang w:bidi="ml-IN"/>
-              </w:rPr>
-              <w:t>SèÍkÉ</w:t>
-            </w:r>
-            <w:proofErr w:type="spellEnd"/>
-            <w:r>
-              <w:rPr>
-                <w:rFonts w:ascii="BRH Devanagari Extra" w:hAnsi="BRH Devanagari Extra" w:cs="BRH Devanagari Extra"/>
-                <w:color w:val="000000"/>
-                <w:sz w:val="40"/>
-                <w:szCs w:val="40"/>
-                <w:lang w:bidi="ml-IN"/>
-              </w:rPr>
-              <w:t xml:space="preserve"> | </w:t>
+            <w:r>
+              <w:rPr>
+                <w:rFonts w:ascii="BRH Malayalam Extra" w:hAnsi="BRH Malayalam Extra" w:cs="BRH Devanagari Extra"/>
+                <w:b/>
+                <w:color w:val="000000"/>
+                <w:sz w:val="32"/>
+                <w:szCs w:val="40"/>
+                <w:lang w:bidi="ml-IN"/>
+              </w:rPr>
+              <w:t>–</w:t>
+            </w:r>
+            <w:r>
+              <w:rPr>
+                <w:rFonts w:ascii="BRH Devanagari Extra" w:hAnsi="BRH Devanagari Extra" w:cs="BRH Devanagari Extra"/>
+                <w:color w:val="000000"/>
+                <w:sz w:val="40"/>
+                <w:szCs w:val="40"/>
+                <w:lang w:bidi="ml-IN"/>
+              </w:rPr>
+              <w:t xml:space="preserve">SèÍkÉ | </w:t>
             </w:r>
           </w:p>
         </w:tc>
@@ -11187,40 +9375,27 @@
                 <w:szCs w:val="40"/>
               </w:rPr>
             </w:pPr>
-            <w:proofErr w:type="spellStart"/>
-            <w:r>
-              <w:rPr>
-                <w:rFonts w:ascii="BRH Devanagari Extra" w:hAnsi="BRH Devanagari Extra" w:cs="BRH Devanagari Extra"/>
-                <w:color w:val="000000"/>
-                <w:sz w:val="40"/>
-                <w:szCs w:val="40"/>
-                <w:lang w:bidi="ml-IN"/>
-              </w:rPr>
-              <w:t>CÌiÉþ</w:t>
-            </w:r>
-            <w:proofErr w:type="spellEnd"/>
-            <w:r>
-              <w:rPr>
-                <w:rFonts w:ascii="BRH Devanagari Extra" w:hAnsi="BRH Devanagari Extra" w:cs="BRH Devanagari Extra"/>
-                <w:color w:val="000000"/>
-                <w:sz w:val="40"/>
-                <w:szCs w:val="40"/>
-                <w:lang w:bidi="ml-IN"/>
-              </w:rPr>
-              <w:t xml:space="preserve"> qÉ×</w:t>
-            </w:r>
-            <w:r>
-              <w:rPr>
-                <w:rFonts w:ascii="BRH Malayalam Extra" w:hAnsi="BRH Malayalam Extra" w:cs="BRH Devanagari Extra"/>
-                <w:b/>
-                <w:color w:val="000000"/>
-                <w:sz w:val="32"/>
-                <w:szCs w:val="40"/>
-                <w:lang w:bidi="ml-IN"/>
-              </w:rPr>
-              <w:t>–</w:t>
-            </w:r>
-            <w:proofErr w:type="spellStart"/>
+            <w:r>
+              <w:rPr>
+                <w:rFonts w:ascii="BRH Devanagari Extra" w:hAnsi="BRH Devanagari Extra" w:cs="BRH Devanagari Extra"/>
+                <w:color w:val="000000"/>
+                <w:sz w:val="40"/>
+                <w:szCs w:val="40"/>
+                <w:lang w:bidi="ml-IN"/>
+              </w:rPr>
+              <w:t>CÌiÉþ qÉ×</w:t>
+            </w:r>
+            <w:r>
+              <w:rPr>
+                <w:rFonts w:ascii="BRH Malayalam Extra" w:hAnsi="BRH Malayalam Extra" w:cs="BRH Devanagari Extra"/>
+                <w:b/>
+                <w:color w:val="000000"/>
+                <w:sz w:val="32"/>
+                <w:szCs w:val="40"/>
+                <w:lang w:bidi="ml-IN"/>
+              </w:rPr>
+              <w:t>–</w:t>
+            </w:r>
             <w:r>
               <w:rPr>
                 <w:rFonts w:ascii="BRH Devanagari Extra" w:hAnsi="BRH Devanagari Extra" w:cs="BRH Devanagari Extra"/>
@@ -11249,31 +9424,19 @@
                 <w:szCs w:val="40"/>
                 <w:lang w:bidi="ml-IN"/>
               </w:rPr>
-              <w:t>ÿ</w:t>
-            </w:r>
-            <w:proofErr w:type="spellEnd"/>
-            <w:r>
-              <w:rPr>
-                <w:rFonts w:ascii="BRH Devanagari Extra" w:hAnsi="BRH Devanagari Extra" w:cs="BRH Devanagari Extra"/>
-                <w:color w:val="000000"/>
-                <w:sz w:val="40"/>
-                <w:szCs w:val="40"/>
-                <w:lang w:bidi="ml-IN"/>
-              </w:rPr>
-              <w:t xml:space="preserve"> | qÉ×</w:t>
-            </w:r>
-            <w:r>
-              <w:rPr>
-                <w:rFonts w:ascii="BRH Malayalam Extra" w:hAnsi="BRH Malayalam Extra" w:cs="BRH Devanagari Extra"/>
-                <w:b/>
-                <w:color w:val="000000"/>
-                <w:sz w:val="32"/>
-                <w:szCs w:val="40"/>
-                <w:lang w:bidi="ml-IN"/>
-              </w:rPr>
-              <w:t>–</w:t>
-            </w:r>
-            <w:proofErr w:type="spellStart"/>
+              <w:t>ÿ | qÉ×</w:t>
+            </w:r>
+            <w:r>
+              <w:rPr>
+                <w:rFonts w:ascii="BRH Malayalam Extra" w:hAnsi="BRH Malayalam Extra" w:cs="BRH Devanagari Extra"/>
+                <w:b/>
+                <w:color w:val="000000"/>
+                <w:sz w:val="32"/>
+                <w:szCs w:val="40"/>
+                <w:lang w:bidi="ml-IN"/>
+              </w:rPr>
+              <w:t>–</w:t>
+            </w:r>
             <w:r>
               <w:rPr>
                 <w:rFonts w:ascii="BRH Devanagari Extra" w:hAnsi="BRH Devanagari Extra" w:cs="BRH Devanagari Extra"/>
@@ -11305,49 +9468,26 @@
               </w:rPr>
               <w:t>æ</w:t>
             </w:r>
-            <w:proofErr w:type="spellEnd"/>
-            <w:r>
-              <w:rPr>
-                <w:rFonts w:ascii="BRH Malayalam Extra" w:hAnsi="BRH Malayalam Extra" w:cs="BRH Devanagari Extra"/>
-                <w:b/>
-                <w:color w:val="000000"/>
-                <w:sz w:val="32"/>
-                <w:szCs w:val="40"/>
-                <w:lang w:bidi="ml-IN"/>
-              </w:rPr>
-              <w:t>–</w:t>
-            </w:r>
-            <w:r>
-              <w:rPr>
-                <w:rFonts w:ascii="BRH Devanagari Extra" w:hAnsi="BRH Devanagari Extra" w:cs="BRH Devanagari Extra"/>
-                <w:color w:val="000000"/>
-                <w:sz w:val="40"/>
-                <w:szCs w:val="40"/>
-                <w:lang w:bidi="ml-IN"/>
-              </w:rPr>
-              <w:t xml:space="preserve"> </w:t>
-            </w:r>
-            <w:proofErr w:type="spellStart"/>
-            <w:r>
-              <w:rPr>
-                <w:rFonts w:ascii="BRH Devanagari Extra" w:hAnsi="BRH Devanagari Extra" w:cs="BRH Devanagari Extra"/>
-                <w:color w:val="000000"/>
-                <w:sz w:val="40"/>
-                <w:szCs w:val="40"/>
-                <w:lang w:bidi="ml-IN"/>
-              </w:rPr>
-              <w:t>uÉæ</w:t>
-            </w:r>
-            <w:proofErr w:type="spellEnd"/>
-            <w:r>
-              <w:rPr>
-                <w:rFonts w:ascii="BRH Devanagari Extra" w:hAnsi="BRH Devanagari Extra" w:cs="BRH Devanagari Extra"/>
-                <w:color w:val="000000"/>
-                <w:sz w:val="40"/>
-                <w:szCs w:val="40"/>
-                <w:lang w:bidi="ml-IN"/>
-              </w:rPr>
-              <w:t xml:space="preserve"> |</w:t>
+            <w:r>
+              <w:rPr>
+                <w:rFonts w:ascii="BRH Malayalam Extra" w:hAnsi="BRH Malayalam Extra" w:cs="BRH Devanagari Extra"/>
+                <w:b/>
+                <w:color w:val="000000"/>
+                <w:sz w:val="32"/>
+                <w:szCs w:val="40"/>
+                <w:lang w:bidi="ml-IN"/>
+              </w:rPr>
+              <w:t>–</w:t>
+            </w:r>
+            <w:r>
+              <w:rPr>
+                <w:rFonts w:ascii="BRH Devanagari Extra" w:hAnsi="BRH Devanagari Extra" w:cs="BRH Devanagari Extra"/>
+                <w:color w:val="000000"/>
+                <w:sz w:val="40"/>
+                <w:szCs w:val="40"/>
+                <w:lang w:bidi="ml-IN"/>
+              </w:rPr>
+              <w:t xml:space="preserve"> uÉæ |</w:t>
             </w:r>
           </w:p>
         </w:tc>
@@ -11369,40 +9509,27 @@
                 <w:szCs w:val="40"/>
               </w:rPr>
             </w:pPr>
-            <w:proofErr w:type="spellStart"/>
-            <w:r>
-              <w:rPr>
-                <w:rFonts w:ascii="BRH Devanagari Extra" w:hAnsi="BRH Devanagari Extra" w:cs="BRH Devanagari Extra"/>
-                <w:color w:val="000000"/>
-                <w:sz w:val="40"/>
-                <w:szCs w:val="40"/>
-                <w:lang w:bidi="ml-IN"/>
-              </w:rPr>
-              <w:t>CÌiÉþ</w:t>
-            </w:r>
-            <w:proofErr w:type="spellEnd"/>
-            <w:r>
-              <w:rPr>
-                <w:rFonts w:ascii="BRH Devanagari Extra" w:hAnsi="BRH Devanagari Extra" w:cs="BRH Devanagari Extra"/>
-                <w:color w:val="000000"/>
-                <w:sz w:val="40"/>
-                <w:szCs w:val="40"/>
-                <w:lang w:bidi="ml-IN"/>
-              </w:rPr>
-              <w:t xml:space="preserve"> qÉ×</w:t>
-            </w:r>
-            <w:r>
-              <w:rPr>
-                <w:rFonts w:ascii="BRH Malayalam Extra" w:hAnsi="BRH Malayalam Extra" w:cs="BRH Devanagari Extra"/>
-                <w:b/>
-                <w:color w:val="000000"/>
-                <w:sz w:val="32"/>
-                <w:szCs w:val="40"/>
-                <w:lang w:bidi="ml-IN"/>
-              </w:rPr>
-              <w:t>–</w:t>
-            </w:r>
-            <w:proofErr w:type="spellStart"/>
+            <w:r>
+              <w:rPr>
+                <w:rFonts w:ascii="BRH Devanagari Extra" w:hAnsi="BRH Devanagari Extra" w:cs="BRH Devanagari Extra"/>
+                <w:color w:val="000000"/>
+                <w:sz w:val="40"/>
+                <w:szCs w:val="40"/>
+                <w:lang w:bidi="ml-IN"/>
+              </w:rPr>
+              <w:t>CÌiÉþ qÉ×</w:t>
+            </w:r>
+            <w:r>
+              <w:rPr>
+                <w:rFonts w:ascii="BRH Malayalam Extra" w:hAnsi="BRH Malayalam Extra" w:cs="BRH Devanagari Extra"/>
+                <w:b/>
+                <w:color w:val="000000"/>
+                <w:sz w:val="32"/>
+                <w:szCs w:val="40"/>
+                <w:lang w:bidi="ml-IN"/>
+              </w:rPr>
+              <w:t>–</w:t>
+            </w:r>
             <w:r>
               <w:rPr>
                 <w:rFonts w:ascii="BRH Devanagari Extra" w:hAnsi="BRH Devanagari Extra" w:cs="BRH Devanagari Extra"/>
@@ -11431,31 +9558,19 @@
                 <w:szCs w:val="40"/>
                 <w:lang w:bidi="ml-IN"/>
               </w:rPr>
-              <w:t>ÿ</w:t>
-            </w:r>
-            <w:proofErr w:type="spellEnd"/>
-            <w:r>
-              <w:rPr>
-                <w:rFonts w:ascii="BRH Devanagari Extra" w:hAnsi="BRH Devanagari Extra" w:cs="BRH Devanagari Extra"/>
-                <w:color w:val="000000"/>
-                <w:sz w:val="40"/>
-                <w:szCs w:val="40"/>
-                <w:lang w:bidi="ml-IN"/>
-              </w:rPr>
-              <w:t xml:space="preserve"> | qÉ×</w:t>
-            </w:r>
-            <w:r>
-              <w:rPr>
-                <w:rFonts w:ascii="BRH Malayalam Extra" w:hAnsi="BRH Malayalam Extra" w:cs="BRH Devanagari Extra"/>
-                <w:b/>
-                <w:color w:val="000000"/>
-                <w:sz w:val="32"/>
-                <w:szCs w:val="40"/>
-                <w:lang w:bidi="ml-IN"/>
-              </w:rPr>
-              <w:t>–</w:t>
-            </w:r>
-            <w:proofErr w:type="spellStart"/>
+              <w:t>ÿ | qÉ×</w:t>
+            </w:r>
+            <w:r>
+              <w:rPr>
+                <w:rFonts w:ascii="BRH Malayalam Extra" w:hAnsi="BRH Malayalam Extra" w:cs="BRH Devanagari Extra"/>
+                <w:b/>
+                <w:color w:val="000000"/>
+                <w:sz w:val="32"/>
+                <w:szCs w:val="40"/>
+                <w:lang w:bidi="ml-IN"/>
+              </w:rPr>
+              <w:t>–</w:t>
+            </w:r>
             <w:r>
               <w:rPr>
                 <w:rFonts w:ascii="BRH Devanagari Extra" w:hAnsi="BRH Devanagari Extra" w:cs="BRH Devanagari Extra"/>
@@ -11487,49 +9602,26 @@
               </w:rPr>
               <w:t>å</w:t>
             </w:r>
-            <w:proofErr w:type="spellEnd"/>
-            <w:r>
-              <w:rPr>
-                <w:rFonts w:ascii="BRH Malayalam Extra" w:hAnsi="BRH Malayalam Extra" w:cs="BRH Devanagari Extra"/>
-                <w:b/>
-                <w:color w:val="000000"/>
-                <w:sz w:val="32"/>
-                <w:szCs w:val="40"/>
-                <w:lang w:bidi="ml-IN"/>
-              </w:rPr>
-              <w:t>–</w:t>
-            </w:r>
-            <w:r>
-              <w:rPr>
-                <w:rFonts w:ascii="BRH Devanagari Extra" w:hAnsi="BRH Devanagari Extra" w:cs="BRH Devanagari Extra"/>
-                <w:color w:val="000000"/>
-                <w:sz w:val="40"/>
-                <w:szCs w:val="40"/>
-                <w:lang w:bidi="ml-IN"/>
-              </w:rPr>
-              <w:t xml:space="preserve"> </w:t>
-            </w:r>
-            <w:proofErr w:type="spellStart"/>
-            <w:r>
-              <w:rPr>
-                <w:rFonts w:ascii="BRH Devanagari Extra" w:hAnsi="BRH Devanagari Extra" w:cs="BRH Devanagari Extra"/>
-                <w:color w:val="000000"/>
-                <w:sz w:val="40"/>
-                <w:szCs w:val="40"/>
-                <w:lang w:bidi="ml-IN"/>
-              </w:rPr>
-              <w:t>uÉæ</w:t>
-            </w:r>
-            <w:proofErr w:type="spellEnd"/>
-            <w:r>
-              <w:rPr>
-                <w:rFonts w:ascii="BRH Devanagari Extra" w:hAnsi="BRH Devanagari Extra" w:cs="BRH Devanagari Extra"/>
-                <w:color w:val="000000"/>
-                <w:sz w:val="40"/>
-                <w:szCs w:val="40"/>
-                <w:lang w:bidi="ml-IN"/>
-              </w:rPr>
-              <w:t xml:space="preserve"> |</w:t>
+            <w:r>
+              <w:rPr>
+                <w:rFonts w:ascii="BRH Malayalam Extra" w:hAnsi="BRH Malayalam Extra" w:cs="BRH Devanagari Extra"/>
+                <w:b/>
+                <w:color w:val="000000"/>
+                <w:sz w:val="32"/>
+                <w:szCs w:val="40"/>
+                <w:lang w:bidi="ml-IN"/>
+              </w:rPr>
+              <w:t>–</w:t>
+            </w:r>
+            <w:r>
+              <w:rPr>
+                <w:rFonts w:ascii="BRH Devanagari Extra" w:hAnsi="BRH Devanagari Extra" w:cs="BRH Devanagari Extra"/>
+                <w:color w:val="000000"/>
+                <w:sz w:val="40"/>
+                <w:szCs w:val="40"/>
+                <w:lang w:bidi="ml-IN"/>
+              </w:rPr>
+              <w:t xml:space="preserve"> uÉæ |</w:t>
             </w:r>
           </w:p>
         </w:tc>
@@ -11655,51 +9747,16 @@
                 <w:szCs w:val="40"/>
               </w:rPr>
             </w:pPr>
-            <w:proofErr w:type="spellStart"/>
-            <w:r>
-              <w:rPr>
-                <w:rFonts w:ascii="BRH Devanagari Extra" w:hAnsi="BRH Devanagari Extra" w:cs="BRH Devanagari Extra"/>
-                <w:color w:val="000000"/>
-                <w:sz w:val="40"/>
-                <w:szCs w:val="40"/>
-                <w:lang w:bidi="ml-IN"/>
-              </w:rPr>
-              <w:t>rÉeÉþqÉÉlÉÈ</w:t>
-            </w:r>
-            <w:proofErr w:type="spellEnd"/>
-            <w:r>
-              <w:rPr>
-                <w:rFonts w:ascii="BRH Devanagari Extra" w:hAnsi="BRH Devanagari Extra" w:cs="BRH Devanagari Extra"/>
-                <w:color w:val="000000"/>
-                <w:sz w:val="40"/>
-                <w:szCs w:val="40"/>
-                <w:lang w:bidi="ml-IN"/>
-              </w:rPr>
-              <w:t xml:space="preserve"> </w:t>
-            </w:r>
-            <w:proofErr w:type="spellStart"/>
-            <w:r>
-              <w:rPr>
-                <w:rFonts w:ascii="BRH Devanagari Extra" w:hAnsi="BRH Devanagari Extra" w:cs="BRH Devanagari Extra"/>
-                <w:color w:val="000000"/>
-                <w:sz w:val="40"/>
-                <w:szCs w:val="40"/>
-                <w:lang w:bidi="ml-IN"/>
-              </w:rPr>
-              <w:t>xrÉÉiÉç</w:t>
-            </w:r>
-            <w:proofErr w:type="spellEnd"/>
-            <w:r>
-              <w:rPr>
-                <w:rFonts w:ascii="BRH Devanagari Extra" w:hAnsi="BRH Devanagari Extra" w:cs="BRH Devanagari Extra"/>
-                <w:color w:val="000000"/>
-                <w:sz w:val="40"/>
-                <w:szCs w:val="40"/>
-                <w:lang w:bidi="ml-IN"/>
-              </w:rPr>
-              <w:t xml:space="preserve"> | </w:t>
-            </w:r>
-            <w:proofErr w:type="spellStart"/>
+            <w:r>
+              <w:rPr>
+                <w:rFonts w:ascii="BRH Devanagari Extra" w:hAnsi="BRH Devanagari Extra" w:cs="BRH Devanagari Extra"/>
+                <w:color w:val="000000"/>
+                <w:sz w:val="40"/>
+                <w:szCs w:val="40"/>
+                <w:lang w:bidi="ml-IN"/>
+              </w:rPr>
+              <w:t xml:space="preserve">rÉeÉþqÉÉlÉÈ xrÉÉiÉç | </w:t>
+            </w:r>
             <w:r>
               <w:rPr>
                 <w:rFonts w:ascii="BRH Devanagari Extra" w:hAnsi="BRH Devanagari Extra" w:cs="BRH Devanagari Extra"/>
@@ -11739,18 +9796,7 @@
                 <w:szCs w:val="40"/>
                 <w:lang w:bidi="ml-IN"/>
               </w:rPr>
-              <w:t>ÿ</w:t>
-            </w:r>
-            <w:proofErr w:type="spellEnd"/>
-            <w:r>
-              <w:rPr>
-                <w:rFonts w:ascii="BRH Devanagari Extra" w:hAnsi="BRH Devanagari Extra" w:cs="BRH Devanagari Extra"/>
-                <w:color w:val="000000"/>
-                <w:sz w:val="40"/>
-                <w:szCs w:val="40"/>
-                <w:lang w:bidi="ml-IN"/>
-              </w:rPr>
-              <w:t xml:space="preserve"> |</w:t>
+              <w:t>ÿ |</w:t>
             </w:r>
           </w:p>
         </w:tc>
@@ -11772,51 +9818,16 @@
                 <w:szCs w:val="40"/>
               </w:rPr>
             </w:pPr>
-            <w:proofErr w:type="spellStart"/>
-            <w:r>
-              <w:rPr>
-                <w:rFonts w:ascii="BRH Devanagari Extra" w:hAnsi="BRH Devanagari Extra" w:cs="BRH Devanagari Extra"/>
-                <w:color w:val="000000"/>
-                <w:sz w:val="40"/>
-                <w:szCs w:val="40"/>
-                <w:lang w:bidi="ml-IN"/>
-              </w:rPr>
-              <w:t>rÉeÉþqÉÉlÉÈ</w:t>
-            </w:r>
-            <w:proofErr w:type="spellEnd"/>
-            <w:r>
-              <w:rPr>
-                <w:rFonts w:ascii="BRH Devanagari Extra" w:hAnsi="BRH Devanagari Extra" w:cs="BRH Devanagari Extra"/>
-                <w:color w:val="000000"/>
-                <w:sz w:val="40"/>
-                <w:szCs w:val="40"/>
-                <w:lang w:bidi="ml-IN"/>
-              </w:rPr>
-              <w:t xml:space="preserve"> </w:t>
-            </w:r>
-            <w:proofErr w:type="spellStart"/>
-            <w:r>
-              <w:rPr>
-                <w:rFonts w:ascii="BRH Devanagari Extra" w:hAnsi="BRH Devanagari Extra" w:cs="BRH Devanagari Extra"/>
-                <w:color w:val="000000"/>
-                <w:sz w:val="40"/>
-                <w:szCs w:val="40"/>
-                <w:lang w:bidi="ml-IN"/>
-              </w:rPr>
-              <w:t>xrÉÉiÉç</w:t>
-            </w:r>
-            <w:proofErr w:type="spellEnd"/>
-            <w:r>
-              <w:rPr>
-                <w:rFonts w:ascii="BRH Devanagari Extra" w:hAnsi="BRH Devanagari Extra" w:cs="BRH Devanagari Extra"/>
-                <w:color w:val="000000"/>
-                <w:sz w:val="40"/>
-                <w:szCs w:val="40"/>
-                <w:lang w:bidi="ml-IN"/>
-              </w:rPr>
-              <w:t xml:space="preserve"> | </w:t>
-            </w:r>
-            <w:proofErr w:type="spellStart"/>
+            <w:r>
+              <w:rPr>
+                <w:rFonts w:ascii="BRH Devanagari Extra" w:hAnsi="BRH Devanagari Extra" w:cs="BRH Devanagari Extra"/>
+                <w:color w:val="000000"/>
+                <w:sz w:val="40"/>
+                <w:szCs w:val="40"/>
+                <w:lang w:bidi="ml-IN"/>
+              </w:rPr>
+              <w:t xml:space="preserve">rÉeÉþqÉÉlÉÈ xrÉÉiÉç | </w:t>
+            </w:r>
             <w:r>
               <w:rPr>
                 <w:rFonts w:ascii="BRH Devanagari Extra" w:hAnsi="BRH Devanagari Extra" w:cs="BRH Devanagari Extra"/>
@@ -11828,7 +9839,6 @@
               </w:rPr>
               <w:t>xrÉÉ</w:t>
             </w:r>
-            <w:proofErr w:type="spellEnd"/>
             <w:r>
               <w:rPr>
                 <w:rFonts w:ascii="BRH Malayalam Extra" w:hAnsi="BRH Malayalam Extra" w:cs="BRH Devanagari Extra"/>
@@ -11841,7 +9851,6 @@
               </w:rPr>
               <w:t>–</w:t>
             </w:r>
-            <w:proofErr w:type="spellStart"/>
             <w:r>
               <w:rPr>
                 <w:rFonts w:ascii="BRH Devanagari Extra" w:hAnsi="BRH Devanagari Extra" w:cs="BRH Devanagari Extra"/>
@@ -11870,18 +9879,7 @@
                 <w:szCs w:val="40"/>
                 <w:lang w:bidi="ml-IN"/>
               </w:rPr>
-              <w:t>ÿ</w:t>
-            </w:r>
-            <w:proofErr w:type="spellEnd"/>
-            <w:r>
-              <w:rPr>
-                <w:rFonts w:ascii="BRH Devanagari Extra" w:hAnsi="BRH Devanagari Extra" w:cs="BRH Devanagari Extra"/>
-                <w:color w:val="000000"/>
-                <w:sz w:val="40"/>
-                <w:szCs w:val="40"/>
-                <w:lang w:bidi="ml-IN"/>
-              </w:rPr>
-              <w:t xml:space="preserve"> |</w:t>
+              <w:t>ÿ |</w:t>
             </w:r>
           </w:p>
         </w:tc>
@@ -12079,38 +10077,15 @@
               </w:rPr>
               <w:t>–</w:t>
             </w:r>
-            <w:proofErr w:type="spellStart"/>
-            <w:r>
-              <w:rPr>
-                <w:rFonts w:ascii="BRH Devanagari Extra" w:hAnsi="BRH Devanagari Extra" w:cs="BRH Devanagari Extra"/>
-                <w:color w:val="000000"/>
-                <w:sz w:val="40"/>
-                <w:szCs w:val="40"/>
-                <w:lang w:bidi="ml-IN"/>
-              </w:rPr>
-              <w:t>uÉqÉç</w:t>
-            </w:r>
-            <w:proofErr w:type="spellEnd"/>
-            <w:r>
-              <w:rPr>
-                <w:rFonts w:ascii="BRH Devanagari Extra" w:hAnsi="BRH Devanagari Extra" w:cs="BRH Devanagari Extra"/>
-                <w:color w:val="000000"/>
-                <w:sz w:val="40"/>
-                <w:szCs w:val="40"/>
-                <w:lang w:bidi="ml-IN"/>
-              </w:rPr>
-              <w:t xml:space="preserve"> </w:t>
-            </w:r>
-            <w:proofErr w:type="spellStart"/>
-            <w:r>
-              <w:rPr>
-                <w:rFonts w:ascii="BRH Devanagari Extra" w:hAnsi="BRH Devanagari Extra" w:cs="BRH Devanagari Extra"/>
-                <w:color w:val="000000"/>
-                <w:sz w:val="40"/>
-                <w:szCs w:val="40"/>
-                <w:lang w:bidi="ml-IN"/>
-              </w:rPr>
-              <w:t>ÆuÉ</w:t>
+            <w:r>
+              <w:rPr>
+                <w:rFonts w:ascii="BRH Devanagari Extra" w:hAnsi="BRH Devanagari Extra" w:cs="BRH Devanagari Extra"/>
+                <w:color w:val="000000"/>
+                <w:sz w:val="40"/>
+                <w:szCs w:val="40"/>
+                <w:lang w:bidi="ml-IN"/>
+              </w:rPr>
+              <w:t>uÉqÉç ÆuÉ</w:t>
             </w:r>
             <w:r>
               <w:rPr>
@@ -12130,18 +10105,7 @@
                 <w:szCs w:val="40"/>
                 <w:lang w:bidi="ml-IN"/>
               </w:rPr>
-              <w:t>Sþ</w:t>
-            </w:r>
-            <w:proofErr w:type="spellEnd"/>
-            <w:r>
-              <w:rPr>
-                <w:rFonts w:ascii="BRH Devanagari Extra" w:hAnsi="BRH Devanagari Extra" w:cs="BRH Devanagari Extra"/>
-                <w:color w:val="000000"/>
-                <w:sz w:val="40"/>
-                <w:szCs w:val="40"/>
-                <w:lang w:bidi="ml-IN"/>
-              </w:rPr>
-              <w:t xml:space="preserve"> |</w:t>
+              <w:t>Sþ |</w:t>
             </w:r>
           </w:p>
         </w:tc>
@@ -12185,7 +10149,6 @@
               </w:rPr>
               <w:t>–</w:t>
             </w:r>
-            <w:proofErr w:type="spellStart"/>
             <w:r>
               <w:rPr>
                 <w:rFonts w:ascii="BRH Devanagari Extra" w:hAnsi="BRH Devanagari Extra" w:cs="BRH Devanagari Extra"/>
@@ -12197,7 +10160,6 @@
               </w:rPr>
               <w:t>uÉqÉç</w:t>
             </w:r>
-            <w:proofErr w:type="spellEnd"/>
             <w:r>
               <w:rPr>
                 <w:rFonts w:ascii="BRH Devanagari Extra" w:hAnsi="BRH Devanagari Extra" w:cs="BRH Devanagari Extra"/>
@@ -12219,38 +10181,15 @@
               </w:rPr>
               <w:t>–</w:t>
             </w:r>
-            <w:proofErr w:type="spellStart"/>
-            <w:r>
-              <w:rPr>
-                <w:rFonts w:ascii="BRH Devanagari Extra" w:hAnsi="BRH Devanagari Extra" w:cs="BRH Devanagari Extra"/>
-                <w:color w:val="000000"/>
-                <w:sz w:val="40"/>
-                <w:szCs w:val="40"/>
-                <w:lang w:bidi="ml-IN"/>
-              </w:rPr>
-              <w:t>uÉqÉç</w:t>
-            </w:r>
-            <w:proofErr w:type="spellEnd"/>
-            <w:r>
-              <w:rPr>
-                <w:rFonts w:ascii="BRH Devanagari Extra" w:hAnsi="BRH Devanagari Extra" w:cs="BRH Devanagari Extra"/>
-                <w:color w:val="000000"/>
-                <w:sz w:val="40"/>
-                <w:szCs w:val="40"/>
-                <w:lang w:bidi="ml-IN"/>
-              </w:rPr>
-              <w:t xml:space="preserve"> </w:t>
-            </w:r>
-            <w:proofErr w:type="spellStart"/>
-            <w:r>
-              <w:rPr>
-                <w:rFonts w:ascii="BRH Devanagari Extra" w:hAnsi="BRH Devanagari Extra" w:cs="BRH Devanagari Extra"/>
-                <w:color w:val="000000"/>
-                <w:sz w:val="40"/>
-                <w:szCs w:val="40"/>
-                <w:lang w:bidi="ml-IN"/>
-              </w:rPr>
-              <w:t>ÆuÉ</w:t>
+            <w:r>
+              <w:rPr>
+                <w:rFonts w:ascii="BRH Devanagari Extra" w:hAnsi="BRH Devanagari Extra" w:cs="BRH Devanagari Extra"/>
+                <w:color w:val="000000"/>
+                <w:sz w:val="40"/>
+                <w:szCs w:val="40"/>
+                <w:lang w:bidi="ml-IN"/>
+              </w:rPr>
+              <w:t>uÉqÉç ÆuÉ</w:t>
             </w:r>
             <w:r>
               <w:rPr>
@@ -12270,18 +10209,7 @@
                 <w:szCs w:val="40"/>
                 <w:lang w:bidi="ml-IN"/>
               </w:rPr>
-              <w:t>Sþ</w:t>
-            </w:r>
-            <w:proofErr w:type="spellEnd"/>
-            <w:r>
-              <w:rPr>
-                <w:rFonts w:ascii="BRH Devanagari Extra" w:hAnsi="BRH Devanagari Extra" w:cs="BRH Devanagari Extra"/>
-                <w:color w:val="000000"/>
-                <w:sz w:val="40"/>
-                <w:szCs w:val="40"/>
-                <w:lang w:bidi="ml-IN"/>
-              </w:rPr>
-              <w:t xml:space="preserve"> |</w:t>
+              <w:t>Sþ |</w:t>
             </w:r>
           </w:p>
         </w:tc>
@@ -12434,18 +10362,7 @@
                 <w:szCs w:val="40"/>
                 <w:lang w:bidi="ml-IN"/>
               </w:rPr>
-              <w:t xml:space="preserve">AÉ </w:t>
-            </w:r>
-            <w:proofErr w:type="spellStart"/>
-            <w:r>
-              <w:rPr>
-                <w:rFonts w:ascii="BRH Devanagari Extra" w:hAnsi="BRH Devanagari Extra" w:cs="BRH Devanagari Extra"/>
-                <w:color w:val="000000"/>
-                <w:sz w:val="40"/>
-                <w:szCs w:val="40"/>
-                <w:lang w:bidi="ml-IN"/>
-              </w:rPr>
-              <w:t>zÉÉÿxiÉ</w:t>
+              <w:t>AÉ zÉÉÿxiÉ</w:t>
             </w:r>
             <w:r>
               <w:rPr>
@@ -12457,41 +10374,27 @@
               </w:rPr>
               <w:t>å</w:t>
             </w:r>
-            <w:proofErr w:type="spellEnd"/>
-            <w:r>
-              <w:rPr>
-                <w:rFonts w:ascii="BRH Devanagari Extra" w:hAnsi="BRH Devanagari Extra" w:cs="BRH Devanagari Extra"/>
-                <w:color w:val="000000"/>
-                <w:sz w:val="40"/>
-                <w:szCs w:val="40"/>
-                <w:lang w:bidi="ml-IN"/>
-              </w:rPr>
-              <w:t xml:space="preserve"> | </w:t>
-            </w:r>
-            <w:proofErr w:type="spellStart"/>
-            <w:r>
-              <w:rPr>
-                <w:rFonts w:ascii="BRH Devanagari Extra" w:hAnsi="BRH Devanagari Extra" w:cs="BRH Devanagari Extra"/>
-                <w:color w:val="000000"/>
-                <w:sz w:val="40"/>
-                <w:szCs w:val="40"/>
-                <w:lang w:bidi="ml-IN"/>
-              </w:rPr>
-              <w:t>zÉÉ</w:t>
-            </w:r>
-            <w:proofErr w:type="spellEnd"/>
-            <w:r>
-              <w:rPr>
-                <w:rFonts w:ascii="BRH Malayalam Extra" w:hAnsi="BRH Malayalam Extra" w:cs="BRH Devanagari Extra"/>
-                <w:b/>
-                <w:color w:val="000000"/>
-                <w:sz w:val="32"/>
-                <w:szCs w:val="40"/>
-                <w:lang w:bidi="ml-IN"/>
-              </w:rPr>
-              <w:t>–</w:t>
-            </w:r>
-            <w:proofErr w:type="spellStart"/>
+            <w:r>
+              <w:rPr>
+                <w:rFonts w:ascii="BRH Devanagari Extra" w:hAnsi="BRH Devanagari Extra" w:cs="BRH Devanagari Extra"/>
+                <w:color w:val="000000"/>
+                <w:sz w:val="40"/>
+                <w:szCs w:val="40"/>
+                <w:lang w:bidi="ml-IN"/>
+              </w:rPr>
+              <w:t xml:space="preserve"> | zÉÉ</w:t>
+            </w:r>
+            <w:r>
+              <w:rPr>
+                <w:rFonts w:ascii="BRH Malayalam Extra" w:hAnsi="BRH Malayalam Extra" w:cs="BRH Devanagari Extra"/>
+                <w:b/>
+                <w:color w:val="000000"/>
+                <w:sz w:val="32"/>
+                <w:szCs w:val="40"/>
+                <w:lang w:bidi="ml-IN"/>
+              </w:rPr>
+              <w:t>–</w:t>
+            </w:r>
             <w:r>
               <w:rPr>
                 <w:rFonts w:ascii="BRH Devanagari Extra" w:hAnsi="BRH Devanagari Extra" w:cs="BRH Devanagari Extra"/>
@@ -12503,7 +10406,6 @@
               </w:rPr>
               <w:t>xiÉå</w:t>
             </w:r>
-            <w:proofErr w:type="spellEnd"/>
             <w:r>
               <w:rPr>
                 <w:rFonts w:ascii="BRH Malayalam Extra" w:hAnsi="BRH Malayalam Extra" w:cs="BRH Devanagari Extra"/>
@@ -12524,29 +10426,7 @@
                 <w:szCs w:val="40"/>
                 <w:lang w:bidi="ml-IN"/>
               </w:rPr>
-              <w:t xml:space="preserve"> </w:t>
-            </w:r>
-            <w:proofErr w:type="spellStart"/>
-            <w:r>
-              <w:rPr>
-                <w:rFonts w:ascii="BRH Devanagari Extra" w:hAnsi="BRH Devanagari Extra" w:cs="BRH Devanagari Extra"/>
-                <w:color w:val="000000"/>
-                <w:sz w:val="40"/>
-                <w:szCs w:val="40"/>
-                <w:lang w:bidi="ml-IN"/>
-              </w:rPr>
-              <w:t>AÉmÉþÈ</w:t>
-            </w:r>
-            <w:proofErr w:type="spellEnd"/>
-            <w:r>
-              <w:rPr>
-                <w:rFonts w:ascii="BRH Devanagari Extra" w:hAnsi="BRH Devanagari Extra" w:cs="BRH Devanagari Extra"/>
-                <w:color w:val="000000"/>
-                <w:sz w:val="40"/>
-                <w:szCs w:val="40"/>
-                <w:lang w:bidi="ml-IN"/>
-              </w:rPr>
-              <w:t xml:space="preserve"> |</w:t>
+              <w:t xml:space="preserve"> AÉmÉþÈ |</w:t>
             </w:r>
           </w:p>
         </w:tc>
@@ -12577,18 +10457,7 @@
                 <w:szCs w:val="40"/>
                 <w:lang w:bidi="ml-IN"/>
               </w:rPr>
-              <w:t xml:space="preserve">AÉ </w:t>
-            </w:r>
-            <w:proofErr w:type="spellStart"/>
-            <w:r>
-              <w:rPr>
-                <w:rFonts w:ascii="BRH Devanagari Extra" w:hAnsi="BRH Devanagari Extra" w:cs="BRH Devanagari Extra"/>
-                <w:color w:val="000000"/>
-                <w:sz w:val="40"/>
-                <w:szCs w:val="40"/>
-                <w:lang w:bidi="ml-IN"/>
-              </w:rPr>
-              <w:t>zÉÉÿxiÉ</w:t>
+              <w:t>AÉ zÉÉÿxiÉ</w:t>
             </w:r>
             <w:r>
               <w:rPr>
@@ -12600,29 +10469,16 @@
               </w:rPr>
               <w:t>å</w:t>
             </w:r>
-            <w:proofErr w:type="spellEnd"/>
-            <w:r>
-              <w:rPr>
-                <w:rFonts w:ascii="BRH Devanagari Extra" w:hAnsi="BRH Devanagari Extra" w:cs="BRH Devanagari Extra"/>
-                <w:color w:val="000000"/>
-                <w:sz w:val="40"/>
-                <w:szCs w:val="40"/>
-                <w:lang w:bidi="ml-IN"/>
-              </w:rPr>
-              <w:t xml:space="preserve"> | </w:t>
-            </w:r>
-            <w:proofErr w:type="spellStart"/>
-            <w:r>
-              <w:rPr>
-                <w:rFonts w:ascii="BRH Devanagari Extra" w:hAnsi="BRH Devanagari Extra" w:cs="BRH Devanagari Extra"/>
-                <w:color w:val="000000"/>
-                <w:sz w:val="40"/>
-                <w:szCs w:val="40"/>
-                <w:lang w:bidi="ml-IN"/>
-              </w:rPr>
-              <w:t>zÉÉ</w:t>
-            </w:r>
-            <w:proofErr w:type="spellEnd"/>
+            <w:r>
+              <w:rPr>
+                <w:rFonts w:ascii="BRH Devanagari Extra" w:hAnsi="BRH Devanagari Extra" w:cs="BRH Devanagari Extra"/>
+                <w:color w:val="000000"/>
+                <w:sz w:val="40"/>
+                <w:szCs w:val="40"/>
+                <w:lang w:bidi="ml-IN"/>
+              </w:rPr>
+              <w:t xml:space="preserve"> | zÉÉ</w:t>
+            </w:r>
             <w:r>
               <w:rPr>
                 <w:rFonts w:ascii="BRH Malayalam Extra" w:hAnsi="BRH Malayalam Extra" w:cs="BRH Devanagari Extra"/>
@@ -12664,29 +10520,7 @@
                 <w:szCs w:val="40"/>
                 <w:lang w:bidi="ml-IN"/>
               </w:rPr>
-              <w:t xml:space="preserve"> </w:t>
-            </w:r>
-            <w:proofErr w:type="spellStart"/>
-            <w:r>
-              <w:rPr>
-                <w:rFonts w:ascii="BRH Devanagari Extra" w:hAnsi="BRH Devanagari Extra" w:cs="BRH Devanagari Extra"/>
-                <w:color w:val="000000"/>
-                <w:sz w:val="40"/>
-                <w:szCs w:val="40"/>
-                <w:lang w:bidi="ml-IN"/>
-              </w:rPr>
-              <w:t>AÉmÉþÈ</w:t>
-            </w:r>
-            <w:proofErr w:type="spellEnd"/>
-            <w:r>
-              <w:rPr>
-                <w:rFonts w:ascii="BRH Devanagari Extra" w:hAnsi="BRH Devanagari Extra" w:cs="BRH Devanagari Extra"/>
-                <w:color w:val="000000"/>
-                <w:sz w:val="40"/>
-                <w:szCs w:val="40"/>
-                <w:lang w:bidi="ml-IN"/>
-              </w:rPr>
-              <w:t xml:space="preserve"> |</w:t>
+              <w:t xml:space="preserve"> AÉmÉþÈ |</w:t>
             </w:r>
           </w:p>
         </w:tc>
@@ -12825,7 +10659,6 @@
                 <w:lang w:bidi="ml-IN"/>
               </w:rPr>
             </w:pPr>
-            <w:proofErr w:type="spellStart"/>
             <w:r>
               <w:rPr>
                 <w:rFonts w:ascii="BRH Devanagari Extra" w:hAnsi="BRH Devanagari Extra" w:cs="BRH Devanagari Extra"/>
@@ -12836,19 +10669,17 @@
               </w:rPr>
               <w:t>AaÉë</w:t>
             </w:r>
-            <w:proofErr w:type="spellEnd"/>
-            <w:r>
-              <w:rPr>
-                <w:rFonts w:ascii="BRH Malayalam Extra" w:hAnsi="BRH Malayalam Extra" w:cs="BRH Devanagari Extra"/>
-                <w:b/>
-                <w:color w:val="000000"/>
-                <w:sz w:val="32"/>
-                <w:szCs w:val="40"/>
-                <w:lang w:bidi="ml-IN"/>
-              </w:rPr>
-              <w:t>–</w:t>
-            </w:r>
-            <w:proofErr w:type="spellStart"/>
+            <w:r>
+              <w:rPr>
+                <w:rFonts w:ascii="BRH Malayalam Extra" w:hAnsi="BRH Malayalam Extra" w:cs="BRH Devanagari Extra"/>
+                <w:b/>
+                <w:color w:val="000000"/>
+                <w:sz w:val="32"/>
+                <w:szCs w:val="40"/>
+                <w:lang w:bidi="ml-IN"/>
+              </w:rPr>
+              <w:t>–</w:t>
+            </w:r>
             <w:r>
               <w:rPr>
                 <w:rFonts w:ascii="BRH Devanagari Extra" w:hAnsi="BRH Devanagari Extra" w:cs="BRH Devanagari Extra"/>
@@ -12898,18 +10729,7 @@
                 <w:szCs w:val="40"/>
                 <w:lang w:bidi="ml-IN"/>
               </w:rPr>
-              <w:t>lÉÉqÉç</w:t>
-            </w:r>
-            <w:proofErr w:type="spellEnd"/>
-            <w:r>
-              <w:rPr>
-                <w:rFonts w:ascii="BRH Devanagari Extra" w:hAnsi="BRH Devanagari Extra" w:cs="BRH Devanagari Extra"/>
-                <w:color w:val="000000"/>
-                <w:sz w:val="40"/>
-                <w:szCs w:val="40"/>
-                <w:lang w:bidi="ml-IN"/>
-              </w:rPr>
-              <w:t xml:space="preserve"> | </w:t>
+              <w:t xml:space="preserve">lÉÉqÉç | </w:t>
             </w:r>
           </w:p>
           <w:p>
@@ -12923,7 +10743,6 @@
                 <w:lang w:val="en-IN" w:eastAsia="en-IN" w:bidi="ml-IN"/>
               </w:rPr>
             </w:pPr>
-            <w:proofErr w:type="spellStart"/>
             <w:r>
               <w:rPr>
                 <w:rFonts w:ascii="BRH Devanagari Extra" w:hAnsi="BRH Devanagari Extra" w:cs="BRH Devanagari Extra"/>
@@ -12973,18 +10792,7 @@
                 <w:szCs w:val="40"/>
                 <w:lang w:bidi="ml-IN"/>
               </w:rPr>
-              <w:t>lÉÉqÉç</w:t>
-            </w:r>
-            <w:proofErr w:type="spellEnd"/>
-            <w:r>
-              <w:rPr>
-                <w:rFonts w:ascii="BRH Devanagari Extra" w:hAnsi="BRH Devanagari Extra" w:cs="BRH Devanagari Extra"/>
-                <w:color w:val="000000"/>
-                <w:sz w:val="40"/>
-                <w:szCs w:val="40"/>
-                <w:lang w:bidi="ml-IN"/>
-              </w:rPr>
-              <w:t xml:space="preserve"> oÉ</w:t>
+              <w:t>lÉÉqÉç oÉ</w:t>
             </w:r>
             <w:r>
               <w:rPr>
@@ -13019,7 +10827,6 @@
               </w:rPr>
               <w:t>–</w:t>
             </w:r>
-            <w:proofErr w:type="spellStart"/>
             <w:proofErr w:type="gramEnd"/>
             <w:r>
               <w:rPr>
@@ -13029,18 +10836,7 @@
                 <w:szCs w:val="40"/>
                 <w:lang w:bidi="ml-IN"/>
               </w:rPr>
-              <w:t>ÌWûÈ</w:t>
-            </w:r>
-            <w:proofErr w:type="spellEnd"/>
-            <w:r>
-              <w:rPr>
-                <w:rFonts w:ascii="BRH Devanagari Extra" w:hAnsi="BRH Devanagari Extra" w:cs="BRH Devanagari Extra"/>
-                <w:color w:val="000000"/>
-                <w:sz w:val="40"/>
-                <w:szCs w:val="40"/>
-                <w:lang w:bidi="ml-IN"/>
-              </w:rPr>
-              <w:t xml:space="preserve"> |</w:t>
+              <w:t>ÌWûÈ |</w:t>
             </w:r>
           </w:p>
         </w:tc>
@@ -13059,7 +10855,6 @@
                 <w:lang w:bidi="ml-IN"/>
               </w:rPr>
             </w:pPr>
-            <w:proofErr w:type="spellStart"/>
             <w:r>
               <w:rPr>
                 <w:rFonts w:ascii="BRH Devanagari Extra" w:hAnsi="BRH Devanagari Extra" w:cs="BRH Devanagari Extra"/>
@@ -13070,19 +10865,17 @@
               </w:rPr>
               <w:t>AaÉë</w:t>
             </w:r>
-            <w:proofErr w:type="spellEnd"/>
-            <w:r>
-              <w:rPr>
-                <w:rFonts w:ascii="BRH Malayalam Extra" w:hAnsi="BRH Malayalam Extra" w:cs="BRH Devanagari Extra"/>
-                <w:b/>
-                <w:color w:val="000000"/>
-                <w:sz w:val="32"/>
-                <w:szCs w:val="40"/>
-                <w:lang w:bidi="ml-IN"/>
-              </w:rPr>
-              <w:t>–</w:t>
-            </w:r>
-            <w:proofErr w:type="spellStart"/>
+            <w:r>
+              <w:rPr>
+                <w:rFonts w:ascii="BRH Malayalam Extra" w:hAnsi="BRH Malayalam Extra" w:cs="BRH Devanagari Extra"/>
+                <w:b/>
+                <w:color w:val="000000"/>
+                <w:sz w:val="32"/>
+                <w:szCs w:val="40"/>
+                <w:lang w:bidi="ml-IN"/>
+              </w:rPr>
+              <w:t>–</w:t>
+            </w:r>
             <w:r>
               <w:rPr>
                 <w:rFonts w:ascii="BRH Devanagari Extra" w:hAnsi="BRH Devanagari Extra" w:cs="BRH Devanagari Extra"/>
@@ -13132,18 +10925,7 @@
                 <w:szCs w:val="40"/>
                 <w:lang w:bidi="ml-IN"/>
               </w:rPr>
-              <w:t>lÉÉqÉç</w:t>
-            </w:r>
-            <w:proofErr w:type="spellEnd"/>
-            <w:r>
-              <w:rPr>
-                <w:rFonts w:ascii="BRH Devanagari Extra" w:hAnsi="BRH Devanagari Extra" w:cs="BRH Devanagari Extra"/>
-                <w:color w:val="000000"/>
-                <w:sz w:val="40"/>
-                <w:szCs w:val="40"/>
-                <w:lang w:bidi="ml-IN"/>
-              </w:rPr>
-              <w:t xml:space="preserve"> | </w:t>
+              <w:t xml:space="preserve">lÉÉqÉç | </w:t>
             </w:r>
           </w:p>
           <w:p>
@@ -13157,7 +10939,6 @@
                 <w:lang w:val="en-IN" w:eastAsia="en-IN" w:bidi="ml-IN"/>
               </w:rPr>
             </w:pPr>
-            <w:proofErr w:type="spellStart"/>
             <w:r>
               <w:rPr>
                 <w:rFonts w:ascii="BRH Devanagari Extra" w:hAnsi="BRH Devanagari Extra" w:cs="BRH Devanagari Extra"/>
@@ -13207,18 +10988,7 @@
                 <w:szCs w:val="40"/>
                 <w:lang w:bidi="ml-IN"/>
               </w:rPr>
-              <w:t>lÉÉqÉç</w:t>
-            </w:r>
-            <w:proofErr w:type="spellEnd"/>
-            <w:r>
-              <w:rPr>
-                <w:rFonts w:ascii="BRH Devanagari Extra" w:hAnsi="BRH Devanagari Extra" w:cs="BRH Devanagari Extra"/>
-                <w:color w:val="000000"/>
-                <w:sz w:val="40"/>
-                <w:szCs w:val="40"/>
-                <w:lang w:bidi="ml-IN"/>
-              </w:rPr>
-              <w:t xml:space="preserve"> oÉ</w:t>
+              <w:t>lÉÉqÉç oÉ</w:t>
             </w:r>
             <w:r>
               <w:rPr>
@@ -13253,7 +11023,6 @@
               </w:rPr>
               <w:t>–</w:t>
             </w:r>
-            <w:proofErr w:type="spellStart"/>
             <w:proofErr w:type="gramEnd"/>
             <w:r>
               <w:rPr>
@@ -13263,18 +11032,7 @@
                 <w:szCs w:val="40"/>
                 <w:lang w:bidi="ml-IN"/>
               </w:rPr>
-              <w:t>ÌWûÈ</w:t>
-            </w:r>
-            <w:proofErr w:type="spellEnd"/>
-            <w:r>
-              <w:rPr>
-                <w:rFonts w:ascii="BRH Devanagari Extra" w:hAnsi="BRH Devanagari Extra" w:cs="BRH Devanagari Extra"/>
-                <w:color w:val="000000"/>
-                <w:sz w:val="40"/>
-                <w:szCs w:val="40"/>
-                <w:lang w:bidi="ml-IN"/>
-              </w:rPr>
-              <w:t xml:space="preserve"> |</w:t>
+              <w:t>ÌWûÈ |</w:t>
             </w:r>
           </w:p>
         </w:tc>
@@ -13419,7 +11177,6 @@
                 <w:lang w:val="en-IN" w:eastAsia="en-IN" w:bidi="ml-IN"/>
               </w:rPr>
             </w:pPr>
-            <w:proofErr w:type="spellStart"/>
             <w:r>
               <w:rPr>
                 <w:rFonts w:ascii="BRH Devanagari Extra" w:hAnsi="BRH Devanagari Extra" w:cs="BRH Devanagari Extra"/>
@@ -13430,19 +11187,17 @@
               </w:rPr>
               <w:t>mÉëÉ</w:t>
             </w:r>
-            <w:proofErr w:type="spellEnd"/>
-            <w:r>
-              <w:rPr>
-                <w:rFonts w:ascii="BRH Malayalam Extra" w:hAnsi="BRH Malayalam Extra" w:cs="BRH Devanagari Extra"/>
-                <w:b/>
-                <w:color w:val="000000"/>
-                <w:sz w:val="32"/>
-                <w:szCs w:val="40"/>
-                <w:lang w:bidi="ml-IN"/>
-              </w:rPr>
-              <w:t>–</w:t>
-            </w:r>
-            <w:proofErr w:type="spellStart"/>
+            <w:r>
+              <w:rPr>
+                <w:rFonts w:ascii="BRH Malayalam Extra" w:hAnsi="BRH Malayalam Extra" w:cs="BRH Devanagari Extra"/>
+                <w:b/>
+                <w:color w:val="000000"/>
+                <w:sz w:val="32"/>
+                <w:szCs w:val="40"/>
+                <w:lang w:bidi="ml-IN"/>
+              </w:rPr>
+              <w:t>–</w:t>
+            </w:r>
             <w:r>
               <w:rPr>
                 <w:rFonts w:ascii="BRH Devanagari Extra" w:hAnsi="BRH Devanagari Extra" w:cs="BRH Devanagari Extra"/>
@@ -13453,19 +11208,17 @@
               </w:rPr>
               <w:t>hÉÉ</w:t>
             </w:r>
-            <w:proofErr w:type="spellEnd"/>
-            <w:r>
-              <w:rPr>
-                <w:rFonts w:ascii="BRH Malayalam Extra" w:hAnsi="BRH Malayalam Extra" w:cs="BRH Devanagari Extra"/>
-                <w:b/>
-                <w:color w:val="000000"/>
-                <w:sz w:val="32"/>
-                <w:szCs w:val="40"/>
-                <w:lang w:bidi="ml-IN"/>
-              </w:rPr>
-              <w:t>–</w:t>
-            </w:r>
-            <w:proofErr w:type="spellStart"/>
+            <w:r>
+              <w:rPr>
+                <w:rFonts w:ascii="BRH Malayalam Extra" w:hAnsi="BRH Malayalam Extra" w:cs="BRH Devanagari Extra"/>
+                <w:b/>
+                <w:color w:val="000000"/>
+                <w:sz w:val="32"/>
+                <w:szCs w:val="40"/>
+                <w:lang w:bidi="ml-IN"/>
+              </w:rPr>
+              <w:t>–</w:t>
+            </w:r>
             <w:r>
               <w:rPr>
                 <w:rFonts w:ascii="BRH Devanagari Extra" w:hAnsi="BRH Devanagari Extra" w:cs="BRH Devanagari Extra"/>
@@ -13476,50 +11229,26 @@
               </w:rPr>
               <w:t>mÉÉ</w:t>
             </w:r>
-            <w:proofErr w:type="spellEnd"/>
-            <w:r>
-              <w:rPr>
-                <w:rFonts w:ascii="BRH Malayalam Extra" w:hAnsi="BRH Malayalam Extra" w:cs="BRH Devanagari Extra"/>
-                <w:b/>
-                <w:color w:val="000000"/>
-                <w:sz w:val="32"/>
-                <w:szCs w:val="40"/>
-                <w:lang w:bidi="ml-IN"/>
-              </w:rPr>
-              <w:t>–</w:t>
-            </w:r>
-            <w:proofErr w:type="spellStart"/>
-            <w:r>
-              <w:rPr>
-                <w:rFonts w:ascii="BRH Devanagari Extra" w:hAnsi="BRH Devanagari Extra" w:cs="BRH Devanagari Extra"/>
-                <w:color w:val="000000"/>
-                <w:sz w:val="40"/>
-                <w:szCs w:val="40"/>
-                <w:lang w:bidi="ml-IN"/>
-              </w:rPr>
-              <w:t>lÉÉÌuÉÌiÉþ</w:t>
-            </w:r>
-            <w:proofErr w:type="spellEnd"/>
-            <w:r>
-              <w:rPr>
-                <w:rFonts w:ascii="BRH Devanagari Extra" w:hAnsi="BRH Devanagari Extra" w:cs="BRH Devanagari Extra"/>
-                <w:color w:val="000000"/>
-                <w:sz w:val="40"/>
-                <w:szCs w:val="40"/>
-                <w:lang w:bidi="ml-IN"/>
-              </w:rPr>
-              <w:t xml:space="preserve"> </w:t>
-            </w:r>
-            <w:proofErr w:type="spellStart"/>
-            <w:r>
-              <w:rPr>
-                <w:rFonts w:ascii="BRH Devanagari Extra" w:hAnsi="BRH Devanagari Extra" w:cs="BRH Devanagari Extra"/>
-                <w:color w:val="000000"/>
-                <w:sz w:val="40"/>
-                <w:szCs w:val="40"/>
-                <w:lang w:bidi="ml-IN"/>
-              </w:rPr>
-              <w:t>mÉëÉ</w:t>
+            <w:r>
+              <w:rPr>
+                <w:rFonts w:ascii="BRH Malayalam Extra" w:hAnsi="BRH Malayalam Extra" w:cs="BRH Devanagari Extra"/>
+                <w:b/>
+                <w:color w:val="000000"/>
+                <w:sz w:val="32"/>
+                <w:szCs w:val="40"/>
+                <w:lang w:bidi="ml-IN"/>
+              </w:rPr>
+              <w:t>–</w:t>
+            </w:r>
+            <w:r>
+              <w:rPr>
+                <w:rFonts w:ascii="BRH Devanagari Extra" w:hAnsi="BRH Devanagari Extra" w:cs="BRH Devanagari Extra"/>
+                <w:color w:val="000000"/>
+                <w:sz w:val="40"/>
+                <w:szCs w:val="40"/>
+                <w:lang w:bidi="ml-IN"/>
+              </w:rPr>
+              <w:t>lÉÉÌuÉÌiÉþ mÉëÉ</w:t>
             </w:r>
             <w:r>
               <w:rPr>
@@ -13532,7 +11261,6 @@
               </w:rPr>
               <w:t>hÉÉ</w:t>
             </w:r>
-            <w:proofErr w:type="spellEnd"/>
             <w:r>
               <w:rPr>
                 <w:rFonts w:ascii="BRH Devanagari Extra" w:hAnsi="BRH Devanagari Extra" w:cs="BRH Devanagari Extra"/>
@@ -13554,7 +11282,6 @@
               </w:rPr>
               <w:t>–</w:t>
             </w:r>
-            <w:proofErr w:type="spellStart"/>
             <w:r>
               <w:rPr>
                 <w:rFonts w:ascii="BRH Devanagari Extra" w:hAnsi="BRH Devanagari Extra" w:cs="BRH Devanagari Extra"/>
@@ -13565,39 +11292,26 @@
               </w:rPr>
               <w:t>mÉÉ</w:t>
             </w:r>
-            <w:proofErr w:type="spellEnd"/>
-            <w:r>
-              <w:rPr>
-                <w:rFonts w:ascii="BRH Malayalam Extra" w:hAnsi="BRH Malayalam Extra" w:cs="BRH Devanagari Extra"/>
-                <w:b/>
-                <w:color w:val="000000"/>
-                <w:sz w:val="32"/>
-                <w:szCs w:val="40"/>
-                <w:lang w:bidi="ml-IN"/>
-              </w:rPr>
-              <w:t>–</w:t>
-            </w:r>
-            <w:proofErr w:type="spellStart"/>
-            <w:r>
-              <w:rPr>
-                <w:rFonts w:ascii="BRH Devanagari Extra" w:hAnsi="BRH Devanagari Extra" w:cs="BRH Devanagari Extra"/>
-                <w:color w:val="000000"/>
-                <w:sz w:val="40"/>
-                <w:szCs w:val="40"/>
-                <w:lang w:bidi="ml-IN"/>
-              </w:rPr>
-              <w:t>lÉÉæ</w:t>
-            </w:r>
-            <w:proofErr w:type="spellEnd"/>
-            <w:r>
-              <w:rPr>
-                <w:rFonts w:ascii="BRH Devanagari Extra" w:hAnsi="BRH Devanagari Extra" w:cs="BRH Devanagari Extra"/>
-                <w:color w:val="000000"/>
-                <w:sz w:val="40"/>
-                <w:szCs w:val="40"/>
-                <w:lang w:bidi="ml-IN"/>
-              </w:rPr>
-              <w:t xml:space="preserve"> | </w:t>
+            <w:r>
+              <w:rPr>
+                <w:rFonts w:ascii="BRH Malayalam Extra" w:hAnsi="BRH Malayalam Extra" w:cs="BRH Devanagari Extra"/>
+                <w:b/>
+                <w:color w:val="000000"/>
+                <w:sz w:val="32"/>
+                <w:szCs w:val="40"/>
+                <w:lang w:bidi="ml-IN"/>
+              </w:rPr>
+              <w:t>–</w:t>
+            </w:r>
+            <w:r>
+              <w:rPr>
+                <w:rFonts w:ascii="BRH Devanagari Extra" w:hAnsi="BRH Devanagari Extra" w:cs="BRH Devanagari Extra"/>
+                <w:color w:val="000000"/>
+                <w:sz w:val="40"/>
+                <w:szCs w:val="40"/>
+                <w:lang w:bidi="ml-IN"/>
+              </w:rPr>
+              <w:t xml:space="preserve">lÉÉæ | </w:t>
             </w:r>
           </w:p>
         </w:tc>
@@ -13620,7 +11334,6 @@
                 <w:lang w:val="en-IN" w:eastAsia="en-IN" w:bidi="ml-IN"/>
               </w:rPr>
             </w:pPr>
-            <w:proofErr w:type="spellStart"/>
             <w:r>
               <w:rPr>
                 <w:rFonts w:ascii="BRH Devanagari Extra" w:hAnsi="BRH Devanagari Extra" w:cs="BRH Devanagari Extra"/>
@@ -13631,19 +11344,17 @@
               </w:rPr>
               <w:t>mÉëÉ</w:t>
             </w:r>
-            <w:proofErr w:type="spellEnd"/>
-            <w:r>
-              <w:rPr>
-                <w:rFonts w:ascii="BRH Malayalam Extra" w:hAnsi="BRH Malayalam Extra" w:cs="BRH Devanagari Extra"/>
-                <w:b/>
-                <w:color w:val="000000"/>
-                <w:sz w:val="32"/>
-                <w:szCs w:val="40"/>
-                <w:lang w:bidi="ml-IN"/>
-              </w:rPr>
-              <w:t>–</w:t>
-            </w:r>
-            <w:proofErr w:type="spellStart"/>
+            <w:r>
+              <w:rPr>
+                <w:rFonts w:ascii="BRH Malayalam Extra" w:hAnsi="BRH Malayalam Extra" w:cs="BRH Devanagari Extra"/>
+                <w:b/>
+                <w:color w:val="000000"/>
+                <w:sz w:val="32"/>
+                <w:szCs w:val="40"/>
+                <w:lang w:bidi="ml-IN"/>
+              </w:rPr>
+              <w:t>–</w:t>
+            </w:r>
             <w:r>
               <w:rPr>
                 <w:rFonts w:ascii="BRH Devanagari Extra" w:hAnsi="BRH Devanagari Extra" w:cs="BRH Devanagari Extra"/>
@@ -13654,19 +11365,17 @@
               </w:rPr>
               <w:t>hÉÉ</w:t>
             </w:r>
-            <w:proofErr w:type="spellEnd"/>
-            <w:r>
-              <w:rPr>
-                <w:rFonts w:ascii="BRH Malayalam Extra" w:hAnsi="BRH Malayalam Extra" w:cs="BRH Devanagari Extra"/>
-                <w:b/>
-                <w:color w:val="000000"/>
-                <w:sz w:val="32"/>
-                <w:szCs w:val="40"/>
-                <w:lang w:bidi="ml-IN"/>
-              </w:rPr>
-              <w:t>–</w:t>
-            </w:r>
-            <w:proofErr w:type="spellStart"/>
+            <w:r>
+              <w:rPr>
+                <w:rFonts w:ascii="BRH Malayalam Extra" w:hAnsi="BRH Malayalam Extra" w:cs="BRH Devanagari Extra"/>
+                <w:b/>
+                <w:color w:val="000000"/>
+                <w:sz w:val="32"/>
+                <w:szCs w:val="40"/>
+                <w:lang w:bidi="ml-IN"/>
+              </w:rPr>
+              <w:t>–</w:t>
+            </w:r>
             <w:r>
               <w:rPr>
                 <w:rFonts w:ascii="BRH Devanagari Extra" w:hAnsi="BRH Devanagari Extra" w:cs="BRH Devanagari Extra"/>
@@ -13677,50 +11386,26 @@
               </w:rPr>
               <w:t>mÉÉ</w:t>
             </w:r>
-            <w:proofErr w:type="spellEnd"/>
-            <w:r>
-              <w:rPr>
-                <w:rFonts w:ascii="BRH Malayalam Extra" w:hAnsi="BRH Malayalam Extra" w:cs="BRH Devanagari Extra"/>
-                <w:b/>
-                <w:color w:val="000000"/>
-                <w:sz w:val="32"/>
-                <w:szCs w:val="40"/>
-                <w:lang w:bidi="ml-IN"/>
-              </w:rPr>
-              <w:t>–</w:t>
-            </w:r>
-            <w:proofErr w:type="spellStart"/>
-            <w:r>
-              <w:rPr>
-                <w:rFonts w:ascii="BRH Devanagari Extra" w:hAnsi="BRH Devanagari Extra" w:cs="BRH Devanagari Extra"/>
-                <w:color w:val="000000"/>
-                <w:sz w:val="40"/>
-                <w:szCs w:val="40"/>
-                <w:lang w:bidi="ml-IN"/>
-              </w:rPr>
-              <w:t>lÉÉÌuÉÌiÉþ</w:t>
-            </w:r>
-            <w:proofErr w:type="spellEnd"/>
-            <w:r>
-              <w:rPr>
-                <w:rFonts w:ascii="BRH Devanagari Extra" w:hAnsi="BRH Devanagari Extra" w:cs="BRH Devanagari Extra"/>
-                <w:color w:val="000000"/>
-                <w:sz w:val="40"/>
-                <w:szCs w:val="40"/>
-                <w:lang w:bidi="ml-IN"/>
-              </w:rPr>
-              <w:t xml:space="preserve"> </w:t>
-            </w:r>
-            <w:proofErr w:type="spellStart"/>
-            <w:r>
-              <w:rPr>
-                <w:rFonts w:ascii="BRH Devanagari Extra" w:hAnsi="BRH Devanagari Extra" w:cs="BRH Devanagari Extra"/>
-                <w:color w:val="000000"/>
-                <w:sz w:val="40"/>
-                <w:szCs w:val="40"/>
-                <w:lang w:bidi="ml-IN"/>
-              </w:rPr>
-              <w:t>mÉëÉ</w:t>
+            <w:r>
+              <w:rPr>
+                <w:rFonts w:ascii="BRH Malayalam Extra" w:hAnsi="BRH Malayalam Extra" w:cs="BRH Devanagari Extra"/>
+                <w:b/>
+                <w:color w:val="000000"/>
+                <w:sz w:val="32"/>
+                <w:szCs w:val="40"/>
+                <w:lang w:bidi="ml-IN"/>
+              </w:rPr>
+              <w:t>–</w:t>
+            </w:r>
+            <w:r>
+              <w:rPr>
+                <w:rFonts w:ascii="BRH Devanagari Extra" w:hAnsi="BRH Devanagari Extra" w:cs="BRH Devanagari Extra"/>
+                <w:color w:val="000000"/>
+                <w:sz w:val="40"/>
+                <w:szCs w:val="40"/>
+                <w:lang w:bidi="ml-IN"/>
+              </w:rPr>
+              <w:t>lÉÉÌuÉÌiÉþ mÉëÉ</w:t>
             </w:r>
             <w:r>
               <w:rPr>
@@ -13733,7 +11418,6 @@
               </w:rPr>
               <w:t>hÉ</w:t>
             </w:r>
-            <w:proofErr w:type="spellEnd"/>
             <w:r>
               <w:rPr>
                 <w:rFonts w:ascii="BRH Devanagari Extra" w:hAnsi="BRH Devanagari Extra" w:cs="BRH Devanagari Extra"/>
@@ -13755,7 +11439,6 @@
               </w:rPr>
               <w:t>–</w:t>
             </w:r>
-            <w:proofErr w:type="spellStart"/>
             <w:r>
               <w:rPr>
                 <w:rFonts w:ascii="BRH Devanagari Extra" w:hAnsi="BRH Devanagari Extra" w:cs="BRH Devanagari Extra"/>
@@ -13766,39 +11449,26 @@
               </w:rPr>
               <w:t>mÉÉ</w:t>
             </w:r>
-            <w:proofErr w:type="spellEnd"/>
-            <w:r>
-              <w:rPr>
-                <w:rFonts w:ascii="BRH Malayalam Extra" w:hAnsi="BRH Malayalam Extra" w:cs="BRH Devanagari Extra"/>
-                <w:b/>
-                <w:color w:val="000000"/>
-                <w:sz w:val="32"/>
-                <w:szCs w:val="40"/>
-                <w:lang w:bidi="ml-IN"/>
-              </w:rPr>
-              <w:t>–</w:t>
-            </w:r>
-            <w:proofErr w:type="spellStart"/>
-            <w:r>
-              <w:rPr>
-                <w:rFonts w:ascii="BRH Devanagari Extra" w:hAnsi="BRH Devanagari Extra" w:cs="BRH Devanagari Extra"/>
-                <w:color w:val="000000"/>
-                <w:sz w:val="40"/>
-                <w:szCs w:val="40"/>
-                <w:lang w:bidi="ml-IN"/>
-              </w:rPr>
-              <w:t>lÉÉæ</w:t>
-            </w:r>
-            <w:proofErr w:type="spellEnd"/>
-            <w:r>
-              <w:rPr>
-                <w:rFonts w:ascii="BRH Devanagari Extra" w:hAnsi="BRH Devanagari Extra" w:cs="BRH Devanagari Extra"/>
-                <w:color w:val="000000"/>
-                <w:sz w:val="40"/>
-                <w:szCs w:val="40"/>
-                <w:lang w:bidi="ml-IN"/>
-              </w:rPr>
-              <w:t xml:space="preserve"> | </w:t>
+            <w:r>
+              <w:rPr>
+                <w:rFonts w:ascii="BRH Malayalam Extra" w:hAnsi="BRH Malayalam Extra" w:cs="BRH Devanagari Extra"/>
+                <w:b/>
+                <w:color w:val="000000"/>
+                <w:sz w:val="32"/>
+                <w:szCs w:val="40"/>
+                <w:lang w:bidi="ml-IN"/>
+              </w:rPr>
+              <w:t>–</w:t>
+            </w:r>
+            <w:r>
+              <w:rPr>
+                <w:rFonts w:ascii="BRH Devanagari Extra" w:hAnsi="BRH Devanagari Extra" w:cs="BRH Devanagari Extra"/>
+                <w:color w:val="000000"/>
+                <w:sz w:val="40"/>
+                <w:szCs w:val="40"/>
+                <w:lang w:bidi="ml-IN"/>
+              </w:rPr>
+              <w:t xml:space="preserve">lÉÉæ | </w:t>
             </w:r>
           </w:p>
         </w:tc>
@@ -13983,27 +11653,15 @@
               </w:rPr>
               <w:t>–</w:t>
             </w:r>
-            <w:proofErr w:type="spellStart"/>
-            <w:r>
-              <w:rPr>
-                <w:rFonts w:ascii="BRH Devanagari Extra" w:hAnsi="BRH Devanagari Extra" w:cs="BRH Devanagari Extra"/>
-                <w:color w:val="000000"/>
-                <w:sz w:val="40"/>
-                <w:szCs w:val="40"/>
-                <w:lang w:bidi="ml-IN"/>
-              </w:rPr>
-              <w:t>UqÉÑiÉç</w:t>
-            </w:r>
-            <w:proofErr w:type="spellEnd"/>
-            <w:r>
-              <w:rPr>
-                <w:rFonts w:ascii="BRH Devanagari Extra" w:hAnsi="BRH Devanagari Extra" w:cs="BRH Devanagari Extra"/>
-                <w:color w:val="000000"/>
-                <w:sz w:val="40"/>
-                <w:szCs w:val="40"/>
-                <w:lang w:bidi="ml-IN"/>
-              </w:rPr>
-              <w:t xml:space="preserve"> | </w:t>
+            <w:r>
+              <w:rPr>
+                <w:rFonts w:ascii="BRH Devanagari Extra" w:hAnsi="BRH Devanagari Extra" w:cs="BRH Devanagari Extra"/>
+                <w:color w:val="000000"/>
+                <w:sz w:val="40"/>
+                <w:szCs w:val="40"/>
+                <w:lang w:bidi="ml-IN"/>
+              </w:rPr>
+              <w:t xml:space="preserve">UqÉÑiÉç | </w:t>
             </w:r>
           </w:p>
           <w:p>
@@ -14059,60 +11717,36 @@
               </w:rPr>
               <w:t>–</w:t>
             </w:r>
-            <w:proofErr w:type="spellStart"/>
-            <w:r>
-              <w:rPr>
-                <w:rFonts w:ascii="BRH Devanagari Extra" w:hAnsi="BRH Devanagari Extra" w:cs="BRH Devanagari Extra"/>
-                <w:color w:val="000000"/>
-                <w:sz w:val="40"/>
-                <w:szCs w:val="40"/>
-                <w:lang w:bidi="ml-IN"/>
-              </w:rPr>
-              <w:t>UÍqÉirÉÑþiÉç</w:t>
-            </w:r>
-            <w:proofErr w:type="spellEnd"/>
-            <w:r>
-              <w:rPr>
-                <w:rFonts w:ascii="BRH Devanagari Extra" w:hAnsi="BRH Devanagari Extra" w:cs="BRH Devanagari Extra"/>
-                <w:color w:val="000000"/>
-                <w:sz w:val="40"/>
-                <w:szCs w:val="40"/>
-                <w:lang w:bidi="ml-IN"/>
-              </w:rPr>
-              <w:t>-WûÉ</w:t>
-            </w:r>
-            <w:r>
-              <w:rPr>
-                <w:rFonts w:ascii="BRH Malayalam Extra" w:hAnsi="BRH Malayalam Extra" w:cs="BRH Devanagari Extra"/>
-                <w:b/>
-                <w:color w:val="000000"/>
-                <w:sz w:val="32"/>
-                <w:szCs w:val="40"/>
-                <w:lang w:bidi="ml-IN"/>
-              </w:rPr>
-              <w:t>–</w:t>
-            </w:r>
-            <w:proofErr w:type="spellStart"/>
-            <w:r>
-              <w:rPr>
-                <w:rFonts w:ascii="BRH Devanagari Extra" w:hAnsi="BRH Devanagari Extra" w:cs="BRH Devanagari Extra"/>
-                <w:color w:val="000000"/>
-                <w:sz w:val="40"/>
-                <w:szCs w:val="40"/>
-                <w:lang w:bidi="ml-IN"/>
-              </w:rPr>
-              <w:t>UqÉç</w:t>
-            </w:r>
-            <w:proofErr w:type="spellEnd"/>
-            <w:r>
-              <w:rPr>
-                <w:rFonts w:ascii="BRH Devanagari Extra" w:hAnsi="BRH Devanagari Extra" w:cs="BRH Devanagari Extra"/>
-                <w:color w:val="000000"/>
-                <w:sz w:val="40"/>
-                <w:szCs w:val="40"/>
-                <w:lang w:bidi="ml-IN"/>
-              </w:rPr>
-              <w:t xml:space="preserve"> |</w:t>
+            <w:r>
+              <w:rPr>
+                <w:rFonts w:ascii="BRH Devanagari Extra" w:hAnsi="BRH Devanagari Extra" w:cs="BRH Devanagari Extra"/>
+                <w:color w:val="000000"/>
+                <w:sz w:val="40"/>
+                <w:szCs w:val="40"/>
+                <w:lang w:bidi="ml-IN"/>
+              </w:rPr>
+              <w:t>UÍqÉirÉÑþiÉç-WûÉ</w:t>
+            </w:r>
+            <w:r>
+              <w:rPr>
+                <w:rFonts w:ascii="BRH Malayalam Extra" w:hAnsi="BRH Malayalam Extra" w:cs="BRH Devanagari Extra"/>
+                <w:b/>
+                <w:color w:val="000000"/>
+                <w:sz w:val="32"/>
+                <w:szCs w:val="40"/>
+                <w:lang w:bidi="ml-IN"/>
+              </w:rPr>
+              <w:t>–</w:t>
+            </w:r>
+            <w:r>
+              <w:rPr>
+                <w:rFonts w:ascii="BRH Devanagari Extra" w:hAnsi="BRH Devanagari Extra" w:cs="BRH Devanagari Extra"/>
+                <w:color w:val="000000"/>
+                <w:sz w:val="40"/>
+                <w:szCs w:val="40"/>
+                <w:lang w:bidi="ml-IN"/>
+              </w:rPr>
+              <w:t>UqÉç |</w:t>
             </w:r>
           </w:p>
         </w:tc>
@@ -14175,27 +11809,15 @@
               </w:rPr>
               <w:t>–</w:t>
             </w:r>
-            <w:proofErr w:type="spellStart"/>
-            <w:r>
-              <w:rPr>
-                <w:rFonts w:ascii="BRH Devanagari Extra" w:hAnsi="BRH Devanagari Extra" w:cs="BRH Devanagari Extra"/>
-                <w:color w:val="000000"/>
-                <w:sz w:val="40"/>
-                <w:szCs w:val="40"/>
-                <w:lang w:bidi="ml-IN"/>
-              </w:rPr>
-              <w:t>UqÉÑiÉç</w:t>
-            </w:r>
-            <w:proofErr w:type="spellEnd"/>
-            <w:r>
-              <w:rPr>
-                <w:rFonts w:ascii="BRH Devanagari Extra" w:hAnsi="BRH Devanagari Extra" w:cs="BRH Devanagari Extra"/>
-                <w:color w:val="000000"/>
-                <w:sz w:val="40"/>
-                <w:szCs w:val="40"/>
-                <w:lang w:bidi="ml-IN"/>
-              </w:rPr>
-              <w:t xml:space="preserve"> | </w:t>
+            <w:r>
+              <w:rPr>
+                <w:rFonts w:ascii="BRH Devanagari Extra" w:hAnsi="BRH Devanagari Extra" w:cs="BRH Devanagari Extra"/>
+                <w:color w:val="000000"/>
+                <w:sz w:val="40"/>
+                <w:szCs w:val="40"/>
+                <w:lang w:bidi="ml-IN"/>
+              </w:rPr>
+              <w:t xml:space="preserve">UqÉÑiÉç | </w:t>
             </w:r>
           </w:p>
           <w:p>
@@ -14251,60 +11873,36 @@
               </w:rPr>
               <w:t>–</w:t>
             </w:r>
-            <w:proofErr w:type="spellStart"/>
-            <w:r>
-              <w:rPr>
-                <w:rFonts w:ascii="BRH Devanagari Extra" w:hAnsi="BRH Devanagari Extra" w:cs="BRH Devanagari Extra"/>
-                <w:color w:val="000000"/>
-                <w:sz w:val="40"/>
-                <w:szCs w:val="40"/>
-                <w:lang w:bidi="ml-IN"/>
-              </w:rPr>
-              <w:t>UÍqÉirÉÑþiÉç</w:t>
-            </w:r>
-            <w:proofErr w:type="spellEnd"/>
-            <w:r>
-              <w:rPr>
-                <w:rFonts w:ascii="BRH Devanagari Extra" w:hAnsi="BRH Devanagari Extra" w:cs="BRH Devanagari Extra"/>
-                <w:color w:val="000000"/>
-                <w:sz w:val="40"/>
-                <w:szCs w:val="40"/>
-                <w:lang w:bidi="ml-IN"/>
-              </w:rPr>
-              <w:t>-WûÉ</w:t>
-            </w:r>
-            <w:r>
-              <w:rPr>
-                <w:rFonts w:ascii="BRH Malayalam Extra" w:hAnsi="BRH Malayalam Extra" w:cs="BRH Devanagari Extra"/>
-                <w:b/>
-                <w:color w:val="000000"/>
-                <w:sz w:val="32"/>
-                <w:szCs w:val="40"/>
-                <w:lang w:bidi="ml-IN"/>
-              </w:rPr>
-              <w:t>–</w:t>
-            </w:r>
-            <w:proofErr w:type="spellStart"/>
-            <w:r>
-              <w:rPr>
-                <w:rFonts w:ascii="BRH Devanagari Extra" w:hAnsi="BRH Devanagari Extra" w:cs="BRH Devanagari Extra"/>
-                <w:color w:val="000000"/>
-                <w:sz w:val="40"/>
-                <w:szCs w:val="40"/>
-                <w:lang w:bidi="ml-IN"/>
-              </w:rPr>
-              <w:t>UqÉç</w:t>
-            </w:r>
-            <w:proofErr w:type="spellEnd"/>
-            <w:r>
-              <w:rPr>
-                <w:rFonts w:ascii="BRH Devanagari Extra" w:hAnsi="BRH Devanagari Extra" w:cs="BRH Devanagari Extra"/>
-                <w:color w:val="000000"/>
-                <w:sz w:val="40"/>
-                <w:szCs w:val="40"/>
-                <w:lang w:bidi="ml-IN"/>
-              </w:rPr>
-              <w:t xml:space="preserve"> |</w:t>
+            <w:r>
+              <w:rPr>
+                <w:rFonts w:ascii="BRH Devanagari Extra" w:hAnsi="BRH Devanagari Extra" w:cs="BRH Devanagari Extra"/>
+                <w:color w:val="000000"/>
+                <w:sz w:val="40"/>
+                <w:szCs w:val="40"/>
+                <w:lang w:bidi="ml-IN"/>
+              </w:rPr>
+              <w:t>UÍqÉirÉÑþiÉç-WûÉ</w:t>
+            </w:r>
+            <w:r>
+              <w:rPr>
+                <w:rFonts w:ascii="BRH Malayalam Extra" w:hAnsi="BRH Malayalam Extra" w:cs="BRH Devanagari Extra"/>
+                <w:b/>
+                <w:color w:val="000000"/>
+                <w:sz w:val="32"/>
+                <w:szCs w:val="40"/>
+                <w:lang w:bidi="ml-IN"/>
+              </w:rPr>
+              <w:t>–</w:t>
+            </w:r>
+            <w:r>
+              <w:rPr>
+                <w:rFonts w:ascii="BRH Devanagari Extra" w:hAnsi="BRH Devanagari Extra" w:cs="BRH Devanagari Extra"/>
+                <w:color w:val="000000"/>
+                <w:sz w:val="40"/>
+                <w:szCs w:val="40"/>
+                <w:lang w:bidi="ml-IN"/>
+              </w:rPr>
+              <w:t>UqÉç |</w:t>
             </w:r>
           </w:p>
         </w:tc>
@@ -14459,7 +12057,6 @@
               </w:rPr>
               <w:t>–</w:t>
             </w:r>
-            <w:proofErr w:type="spellStart"/>
             <w:r>
               <w:rPr>
                 <w:rFonts w:ascii="BRH Devanagari Extra" w:hAnsi="BRH Devanagari Extra" w:cs="BRH Devanagari Extra"/>
@@ -14470,62 +12067,38 @@
               </w:rPr>
               <w:t>zÉÑprÉ</w:t>
             </w:r>
-            <w:proofErr w:type="spellEnd"/>
-            <w:r>
-              <w:rPr>
-                <w:rFonts w:ascii="BRH Malayalam Extra" w:hAnsi="BRH Malayalam Extra" w:cs="BRH Devanagari Extra"/>
-                <w:b/>
-                <w:color w:val="000000"/>
-                <w:sz w:val="32"/>
-                <w:szCs w:val="40"/>
-                <w:lang w:bidi="ml-IN"/>
-              </w:rPr>
-              <w:t>–</w:t>
-            </w:r>
-            <w:r>
-              <w:rPr>
-                <w:rFonts w:ascii="BRH Devanagari Extra" w:hAnsi="BRH Devanagari Extra" w:cs="BRH Devanagari Extra"/>
-                <w:color w:val="000000"/>
-                <w:sz w:val="40"/>
-                <w:szCs w:val="40"/>
-                <w:lang w:bidi="ml-IN"/>
-              </w:rPr>
-              <w:t xml:space="preserve"> </w:t>
-            </w:r>
-            <w:proofErr w:type="spellStart"/>
-            <w:r>
-              <w:rPr>
-                <w:rFonts w:ascii="BRH Devanagari Extra" w:hAnsi="BRH Devanagari Extra" w:cs="BRH Devanagari Extra"/>
-                <w:color w:val="000000"/>
-                <w:sz w:val="40"/>
-                <w:szCs w:val="40"/>
-                <w:lang w:bidi="ml-IN"/>
-              </w:rPr>
-              <w:t>CÌiÉþ</w:t>
-            </w:r>
-            <w:proofErr w:type="spellEnd"/>
-            <w:r>
-              <w:rPr>
-                <w:rFonts w:ascii="BRH Devanagari Extra" w:hAnsi="BRH Devanagari Extra" w:cs="BRH Devanagari Extra"/>
-                <w:color w:val="000000"/>
-                <w:sz w:val="40"/>
-                <w:szCs w:val="40"/>
-                <w:lang w:bidi="ml-IN"/>
-              </w:rPr>
-              <w:t xml:space="preserve"> mÉ</w:t>
-            </w:r>
-            <w:r>
-              <w:rPr>
-                <w:rFonts w:ascii="BRH Malayalam Extra" w:hAnsi="BRH Malayalam Extra" w:cs="BRH Devanagari Extra"/>
-                <w:b/>
-                <w:color w:val="000000"/>
-                <w:sz w:val="32"/>
-                <w:szCs w:val="40"/>
-                <w:lang w:bidi="ml-IN"/>
-              </w:rPr>
-              <w:t>–</w:t>
-            </w:r>
-            <w:proofErr w:type="spellStart"/>
+            <w:r>
+              <w:rPr>
+                <w:rFonts w:ascii="BRH Malayalam Extra" w:hAnsi="BRH Malayalam Extra" w:cs="BRH Devanagari Extra"/>
+                <w:b/>
+                <w:color w:val="000000"/>
+                <w:sz w:val="32"/>
+                <w:szCs w:val="40"/>
+                <w:lang w:bidi="ml-IN"/>
+              </w:rPr>
+              <w:t>–</w:t>
+            </w:r>
+            <w:r>
+              <w:rPr>
+                <w:rFonts w:ascii="BRH Devanagari Extra" w:hAnsi="BRH Devanagari Extra" w:cs="BRH Devanagari Extra"/>
+                <w:color w:val="000000"/>
+                <w:sz w:val="40"/>
+                <w:szCs w:val="40"/>
+                <w:lang w:bidi="ml-IN"/>
+              </w:rPr>
+              <w:t xml:space="preserve"> CÌiÉþ mÉ</w:t>
+            </w:r>
+            <w:r>
+              <w:rPr>
+                <w:rFonts w:ascii="BRH Malayalam Extra" w:hAnsi="BRH Malayalam Extra" w:cs="BRH Devanagari Extra"/>
+                <w:b/>
+                <w:color w:val="000000"/>
+                <w:sz w:val="32"/>
+                <w:szCs w:val="40"/>
+                <w:lang w:bidi="ml-IN"/>
+              </w:rPr>
+              <w:t>–</w:t>
+            </w:r>
             <w:r>
               <w:rPr>
                 <w:rFonts w:ascii="BRH Devanagari Extra" w:hAnsi="BRH Devanagari Extra" w:cs="BRH Devanagari Extra"/>
@@ -14555,18 +12128,7 @@
                 <w:szCs w:val="40"/>
                 <w:lang w:bidi="ml-IN"/>
               </w:rPr>
-              <w:t>È</w:t>
-            </w:r>
-            <w:proofErr w:type="spellEnd"/>
-            <w:r>
-              <w:rPr>
-                <w:rFonts w:ascii="BRH Devanagari Extra" w:hAnsi="BRH Devanagari Extra" w:cs="BRH Devanagari Extra"/>
-                <w:color w:val="000000"/>
-                <w:sz w:val="40"/>
-                <w:szCs w:val="40"/>
-                <w:lang w:bidi="ml-IN"/>
-              </w:rPr>
-              <w:t xml:space="preserve"> |</w:t>
+              <w:t>È |</w:t>
             </w:r>
           </w:p>
         </w:tc>
@@ -14606,7 +12168,6 @@
               </w:rPr>
               <w:t>–</w:t>
             </w:r>
-            <w:proofErr w:type="spellStart"/>
             <w:r>
               <w:rPr>
                 <w:rFonts w:ascii="BRH Devanagari Extra" w:hAnsi="BRH Devanagari Extra" w:cs="BRH Devanagari Extra"/>
@@ -14617,82 +12178,47 @@
               </w:rPr>
               <w:t>zÉÑprÉ</w:t>
             </w:r>
-            <w:proofErr w:type="spellEnd"/>
-            <w:r>
-              <w:rPr>
-                <w:rFonts w:ascii="BRH Malayalam Extra" w:hAnsi="BRH Malayalam Extra" w:cs="BRH Devanagari Extra"/>
-                <w:b/>
-                <w:color w:val="000000"/>
-                <w:sz w:val="32"/>
-                <w:szCs w:val="40"/>
-                <w:lang w:bidi="ml-IN"/>
-              </w:rPr>
-              <w:t>–</w:t>
-            </w:r>
-            <w:r>
-              <w:rPr>
-                <w:rFonts w:ascii="BRH Devanagari Extra" w:hAnsi="BRH Devanagari Extra" w:cs="BRH Devanagari Extra"/>
-                <w:color w:val="000000"/>
-                <w:sz w:val="40"/>
-                <w:szCs w:val="40"/>
-                <w:lang w:bidi="ml-IN"/>
-              </w:rPr>
-              <w:t xml:space="preserve"> </w:t>
-            </w:r>
-            <w:proofErr w:type="spellStart"/>
-            <w:r>
-              <w:rPr>
-                <w:rFonts w:ascii="BRH Devanagari Extra" w:hAnsi="BRH Devanagari Extra" w:cs="BRH Devanagari Extra"/>
-                <w:color w:val="000000"/>
-                <w:sz w:val="40"/>
-                <w:szCs w:val="40"/>
-                <w:lang w:bidi="ml-IN"/>
-              </w:rPr>
-              <w:t>CÌiÉþ</w:t>
-            </w:r>
-            <w:proofErr w:type="spellEnd"/>
-            <w:r>
-              <w:rPr>
-                <w:rFonts w:ascii="BRH Devanagari Extra" w:hAnsi="BRH Devanagari Extra" w:cs="BRH Devanagari Extra"/>
-                <w:color w:val="000000"/>
-                <w:sz w:val="40"/>
-                <w:szCs w:val="40"/>
-                <w:lang w:bidi="ml-IN"/>
-              </w:rPr>
-              <w:t xml:space="preserve"> mÉ</w:t>
-            </w:r>
-            <w:r>
-              <w:rPr>
-                <w:rFonts w:ascii="BRH Malayalam Extra" w:hAnsi="BRH Malayalam Extra" w:cs="BRH Devanagari Extra"/>
-                <w:b/>
-                <w:color w:val="000000"/>
-                <w:sz w:val="32"/>
-                <w:szCs w:val="40"/>
-                <w:lang w:bidi="ml-IN"/>
-              </w:rPr>
-              <w:t>–</w:t>
-            </w:r>
-            <w:proofErr w:type="spellStart"/>
-            <w:r>
-              <w:rPr>
-                <w:rFonts w:ascii="BRH Devanagari Extra" w:hAnsi="BRH Devanagari Extra" w:cs="BRH Devanagari Extra"/>
-                <w:color w:val="000000"/>
-                <w:sz w:val="40"/>
-                <w:szCs w:val="40"/>
-                <w:lang w:bidi="ml-IN"/>
-              </w:rPr>
-              <w:t>zÉÑ</w:t>
-            </w:r>
-            <w:proofErr w:type="spellEnd"/>
-            <w:r>
-              <w:rPr>
-                <w:rFonts w:ascii="BRH Devanagari Extra" w:hAnsi="BRH Devanagari Extra" w:cs="BRH Devanagari Extra"/>
-                <w:color w:val="000000"/>
-                <w:sz w:val="40"/>
-                <w:szCs w:val="40"/>
-                <w:lang w:bidi="ml-IN"/>
-              </w:rPr>
-              <w:t>-</w:t>
+            <w:r>
+              <w:rPr>
+                <w:rFonts w:ascii="BRH Malayalam Extra" w:hAnsi="BRH Malayalam Extra" w:cs="BRH Devanagari Extra"/>
+                <w:b/>
+                <w:color w:val="000000"/>
+                <w:sz w:val="32"/>
+                <w:szCs w:val="40"/>
+                <w:lang w:bidi="ml-IN"/>
+              </w:rPr>
+              <w:t>–</w:t>
+            </w:r>
+            <w:r>
+              <w:rPr>
+                <w:rFonts w:ascii="BRH Devanagari Extra" w:hAnsi="BRH Devanagari Extra" w:cs="BRH Devanagari Extra"/>
+                <w:color w:val="000000"/>
+                <w:sz w:val="40"/>
+                <w:szCs w:val="40"/>
+                <w:lang w:bidi="ml-IN"/>
+              </w:rPr>
+              <w:t xml:space="preserve"> CÌiÉþ mÉ</w:t>
+            </w:r>
+            <w:r>
+              <w:rPr>
+                <w:rFonts w:ascii="BRH Malayalam Extra" w:hAnsi="BRH Malayalam Extra" w:cs="BRH Devanagari Extra"/>
+                <w:b/>
+                <w:color w:val="000000"/>
+                <w:sz w:val="32"/>
+                <w:szCs w:val="40"/>
+                <w:lang w:bidi="ml-IN"/>
+              </w:rPr>
+              <w:t>–</w:t>
+            </w:r>
+            <w:r>
+              <w:rPr>
+                <w:rFonts w:ascii="BRH Devanagari Extra" w:hAnsi="BRH Devanagari Extra" w:cs="BRH Devanagari Extra"/>
+                <w:color w:val="000000"/>
+                <w:sz w:val="40"/>
+                <w:szCs w:val="40"/>
+                <w:lang w:bidi="ml-IN"/>
+              </w:rPr>
+              <w:t>zÉÑ-</w:t>
             </w:r>
             <w:r>
               <w:rPr>
@@ -14909,7 +12435,6 @@
               </w:rPr>
               <w:t>–</w:t>
             </w:r>
-            <w:proofErr w:type="spellStart"/>
             <w:r>
               <w:rPr>
                 <w:rFonts w:ascii="BRH Devanagari Extra" w:hAnsi="BRH Devanagari Extra" w:cs="BRH Devanagari Extra"/>
@@ -14920,29 +12445,70 @@
               </w:rPr>
               <w:t>ÌiÉ</w:t>
             </w:r>
-            <w:proofErr w:type="spellEnd"/>
-            <w:r>
-              <w:rPr>
-                <w:rFonts w:ascii="BRH Malayalam Extra" w:hAnsi="BRH Malayalam Extra" w:cs="BRH Devanagari Extra"/>
-                <w:b/>
-                <w:color w:val="000000"/>
-                <w:sz w:val="32"/>
-                <w:szCs w:val="40"/>
-                <w:lang w:bidi="ml-IN"/>
-              </w:rPr>
-              <w:t>–</w:t>
-            </w:r>
-            <w:r>
-              <w:rPr>
-                <w:rFonts w:ascii="BRH Devanagari Extra" w:hAnsi="BRH Devanagari Extra" w:cs="BRH Devanagari Extra"/>
-                <w:color w:val="000000"/>
-                <w:sz w:val="40"/>
-                <w:szCs w:val="40"/>
-                <w:lang w:bidi="ml-IN"/>
-              </w:rPr>
-              <w:t xml:space="preserve"> </w:t>
-            </w:r>
-            <w:proofErr w:type="spellStart"/>
+            <w:r>
+              <w:rPr>
+                <w:rFonts w:ascii="BRH Malayalam Extra" w:hAnsi="BRH Malayalam Extra" w:cs="BRH Devanagari Extra"/>
+                <w:b/>
+                <w:color w:val="000000"/>
+                <w:sz w:val="32"/>
+                <w:szCs w:val="40"/>
+                <w:lang w:bidi="ml-IN"/>
+              </w:rPr>
+              <w:t>–</w:t>
+            </w:r>
+            <w:r>
+              <w:rPr>
+                <w:rFonts w:ascii="BRH Devanagari Extra" w:hAnsi="BRH Devanagari Extra" w:cs="BRH Devanagari Extra"/>
+                <w:color w:val="000000"/>
+                <w:sz w:val="40"/>
+                <w:szCs w:val="40"/>
+                <w:lang w:bidi="ml-IN"/>
+              </w:rPr>
+              <w:t xml:space="preserve"> mÉë</w:t>
+            </w:r>
+            <w:r>
+              <w:rPr>
+                <w:rFonts w:ascii="BRH Malayalam Extra" w:hAnsi="BRH Malayalam Extra" w:cs="BRH Devanagari Extra"/>
+                <w:b/>
+                <w:color w:val="000000"/>
+                <w:sz w:val="32"/>
+                <w:szCs w:val="40"/>
+                <w:lang w:bidi="ml-IN"/>
+              </w:rPr>
+              <w:t>–</w:t>
+            </w:r>
+            <w:r>
+              <w:rPr>
+                <w:rFonts w:ascii="BRH Devanagari Extra" w:hAnsi="BRH Devanagari Extra" w:cs="BRH Devanagari Extra"/>
+                <w:color w:val="000000"/>
+                <w:sz w:val="40"/>
+                <w:szCs w:val="40"/>
+                <w:highlight w:val="yellow"/>
+                <w:lang w:bidi="ml-IN"/>
+              </w:rPr>
+              <w:t>eÉÉ</w:t>
+            </w:r>
+            <w:r>
+              <w:rPr>
+                <w:rFonts w:ascii="BRH Devanagari Extra" w:hAnsi="BRH Devanagari Extra" w:cs="BRH Devanagari Extra"/>
+                <w:color w:val="000000"/>
+                <w:sz w:val="40"/>
+                <w:szCs w:val="40"/>
+                <w:lang w:bidi="ml-IN"/>
+              </w:rPr>
+              <w:t xml:space="preserve">þmÉÌiÉÈ | </w:t>
+            </w:r>
+          </w:p>
+          <w:p>
+            <w:pPr>
+              <w:spacing w:before="0" w:line="240" w:lineRule="auto"/>
+              <w:rPr>
+                <w:rFonts w:ascii="BRH Devanagari Extra" w:hAnsi="BRH Devanagari Extra" w:cs="BRH Devanagari Extra"/>
+                <w:color w:val="000000"/>
+                <w:sz w:val="40"/>
+                <w:szCs w:val="40"/>
+              </w:rPr>
+            </w:pPr>
             <w:r>
               <w:rPr>
                 <w:rFonts w:ascii="BRH Devanagari Extra" w:hAnsi="BRH Devanagari Extra" w:cs="BRH Devanagari Extra"/>
@@ -14953,106 +12519,26 @@
               </w:rPr>
               <w:t>mÉë</w:t>
             </w:r>
-            <w:proofErr w:type="spellEnd"/>
-            <w:r>
-              <w:rPr>
-                <w:rFonts w:ascii="BRH Malayalam Extra" w:hAnsi="BRH Malayalam Extra" w:cs="BRH Devanagari Extra"/>
-                <w:b/>
-                <w:color w:val="000000"/>
-                <w:sz w:val="32"/>
-                <w:szCs w:val="40"/>
-                <w:lang w:bidi="ml-IN"/>
-              </w:rPr>
-              <w:t>–</w:t>
-            </w:r>
-            <w:proofErr w:type="spellStart"/>
-            <w:r>
-              <w:rPr>
-                <w:rFonts w:ascii="BRH Devanagari Extra" w:hAnsi="BRH Devanagari Extra" w:cs="BRH Devanagari Extra"/>
-                <w:color w:val="000000"/>
-                <w:sz w:val="40"/>
-                <w:szCs w:val="40"/>
-                <w:highlight w:val="yellow"/>
-                <w:lang w:bidi="ml-IN"/>
-              </w:rPr>
-              <w:t>eÉÉ</w:t>
-            </w:r>
-            <w:r>
-              <w:rPr>
-                <w:rFonts w:ascii="BRH Devanagari Extra" w:hAnsi="BRH Devanagari Extra" w:cs="BRH Devanagari Extra"/>
-                <w:color w:val="000000"/>
-                <w:sz w:val="40"/>
-                <w:szCs w:val="40"/>
-                <w:lang w:bidi="ml-IN"/>
-              </w:rPr>
-              <w:t>þmÉÌiÉÈ</w:t>
-            </w:r>
-            <w:proofErr w:type="spellEnd"/>
-            <w:r>
-              <w:rPr>
-                <w:rFonts w:ascii="BRH Devanagari Extra" w:hAnsi="BRH Devanagari Extra" w:cs="BRH Devanagari Extra"/>
-                <w:color w:val="000000"/>
-                <w:sz w:val="40"/>
-                <w:szCs w:val="40"/>
-                <w:lang w:bidi="ml-IN"/>
-              </w:rPr>
-              <w:t xml:space="preserve"> | </w:t>
-            </w:r>
-          </w:p>
-          <w:p>
-            <w:pPr>
-              <w:spacing w:before="0" w:line="240" w:lineRule="auto"/>
-              <w:rPr>
-                <w:rFonts w:ascii="BRH Devanagari Extra" w:hAnsi="BRH Devanagari Extra" w:cs="BRH Devanagari Extra"/>
-                <w:color w:val="000000"/>
-                <w:sz w:val="40"/>
-                <w:szCs w:val="40"/>
-              </w:rPr>
-            </w:pPr>
-            <w:proofErr w:type="spellStart"/>
-            <w:r>
-              <w:rPr>
-                <w:rFonts w:ascii="BRH Devanagari Extra" w:hAnsi="BRH Devanagari Extra" w:cs="BRH Devanagari Extra"/>
-                <w:color w:val="000000"/>
-                <w:sz w:val="40"/>
-                <w:szCs w:val="40"/>
-                <w:lang w:bidi="ml-IN"/>
-              </w:rPr>
-              <w:t>mÉë</w:t>
-            </w:r>
-            <w:proofErr w:type="spellEnd"/>
-            <w:r>
-              <w:rPr>
-                <w:rFonts w:ascii="BRH Malayalam Extra" w:hAnsi="BRH Malayalam Extra" w:cs="BRH Devanagari Extra"/>
-                <w:b/>
-                <w:color w:val="000000"/>
-                <w:sz w:val="32"/>
-                <w:szCs w:val="40"/>
-                <w:lang w:bidi="ml-IN"/>
-              </w:rPr>
-              <w:t>–</w:t>
-            </w:r>
-            <w:proofErr w:type="spellStart"/>
-            <w:r>
-              <w:rPr>
-                <w:rFonts w:ascii="BRH Devanagari Extra" w:hAnsi="BRH Devanagari Extra" w:cs="BRH Devanagari Extra"/>
-                <w:color w:val="000000"/>
-                <w:sz w:val="40"/>
-                <w:szCs w:val="40"/>
-                <w:lang w:bidi="ml-IN"/>
-              </w:rPr>
-              <w:t>eÉÉmÉþÌiÉUç</w:t>
-            </w:r>
-            <w:proofErr w:type="spellEnd"/>
-            <w:r>
-              <w:rPr>
-                <w:rFonts w:ascii="BRH Devanagari Extra" w:hAnsi="BRH Devanagari Extra" w:cs="BRH Devanagari Extra"/>
-                <w:color w:val="000000"/>
-                <w:sz w:val="40"/>
-                <w:szCs w:val="40"/>
-                <w:lang w:bidi="ml-IN"/>
-              </w:rPr>
-              <w:t xml:space="preserve"> rÉ</w:t>
+            <w:r>
+              <w:rPr>
+                <w:rFonts w:ascii="BRH Malayalam Extra" w:hAnsi="BRH Malayalam Extra" w:cs="BRH Devanagari Extra"/>
+                <w:b/>
+                <w:color w:val="000000"/>
+                <w:sz w:val="32"/>
+                <w:szCs w:val="40"/>
+                <w:lang w:bidi="ml-IN"/>
+              </w:rPr>
+              <w:t>–</w:t>
+            </w:r>
+            <w:r>
+              <w:rPr>
+                <w:rFonts w:ascii="BRH Devanagari Extra" w:hAnsi="BRH Devanagari Extra" w:cs="BRH Devanagari Extra"/>
+                <w:color w:val="000000"/>
+                <w:sz w:val="40"/>
+                <w:szCs w:val="40"/>
+                <w:lang w:bidi="ml-IN"/>
+              </w:rPr>
+              <w:t>eÉÉmÉþÌiÉUç rÉ</w:t>
             </w:r>
             <w:r>
               <w:rPr>
@@ -15138,7 +12624,6 @@
               </w:rPr>
               <w:t>–</w:t>
             </w:r>
-            <w:proofErr w:type="spellStart"/>
             <w:r>
               <w:rPr>
                 <w:rFonts w:ascii="BRH Devanagari Extra" w:hAnsi="BRH Devanagari Extra" w:cs="BRH Devanagari Extra"/>
@@ -15149,29 +12634,80 @@
               </w:rPr>
               <w:t>ÌiÉ</w:t>
             </w:r>
-            <w:proofErr w:type="spellEnd"/>
-            <w:r>
-              <w:rPr>
-                <w:rFonts w:ascii="BRH Malayalam Extra" w:hAnsi="BRH Malayalam Extra" w:cs="BRH Devanagari Extra"/>
-                <w:b/>
-                <w:color w:val="000000"/>
-                <w:sz w:val="32"/>
-                <w:szCs w:val="40"/>
-                <w:lang w:bidi="ml-IN"/>
-              </w:rPr>
-              <w:t>–</w:t>
-            </w:r>
-            <w:r>
-              <w:rPr>
-                <w:rFonts w:ascii="BRH Devanagari Extra" w:hAnsi="BRH Devanagari Extra" w:cs="BRH Devanagari Extra"/>
-                <w:color w:val="000000"/>
-                <w:sz w:val="40"/>
-                <w:szCs w:val="40"/>
-                <w:lang w:bidi="ml-IN"/>
-              </w:rPr>
-              <w:t xml:space="preserve"> </w:t>
-            </w:r>
-            <w:proofErr w:type="spellStart"/>
+            <w:r>
+              <w:rPr>
+                <w:rFonts w:ascii="BRH Malayalam Extra" w:hAnsi="BRH Malayalam Extra" w:cs="BRH Devanagari Extra"/>
+                <w:b/>
+                <w:color w:val="000000"/>
+                <w:sz w:val="32"/>
+                <w:szCs w:val="40"/>
+                <w:lang w:bidi="ml-IN"/>
+              </w:rPr>
+              <w:t>–</w:t>
+            </w:r>
+            <w:r>
+              <w:rPr>
+                <w:rFonts w:ascii="BRH Devanagari Extra" w:hAnsi="BRH Devanagari Extra" w:cs="BRH Devanagari Extra"/>
+                <w:color w:val="000000"/>
+                <w:sz w:val="40"/>
+                <w:szCs w:val="40"/>
+                <w:lang w:bidi="ml-IN"/>
+              </w:rPr>
+              <w:t xml:space="preserve"> mÉë</w:t>
+            </w:r>
+            <w:r>
+              <w:rPr>
+                <w:rFonts w:ascii="BRH Malayalam Extra" w:hAnsi="BRH Malayalam Extra" w:cs="BRH Devanagari Extra"/>
+                <w:b/>
+                <w:color w:val="000000"/>
+                <w:sz w:val="32"/>
+                <w:szCs w:val="40"/>
+                <w:lang w:bidi="ml-IN"/>
+              </w:rPr>
+              <w:t>–</w:t>
+            </w:r>
+            <w:r>
+              <w:rPr>
+                <w:rFonts w:ascii="BRH Devanagari Extra" w:hAnsi="BRH Devanagari Extra" w:cs="BRH Devanagari Extra"/>
+                <w:color w:val="000000"/>
+                <w:sz w:val="40"/>
+                <w:szCs w:val="40"/>
+                <w:lang w:bidi="ml-IN"/>
+              </w:rPr>
+              <w:t>eÉÉ</w:t>
+            </w:r>
+            <w:r>
+              <w:rPr>
+                <w:rFonts w:ascii="BRH Devanagari Extra" w:hAnsi="BRH Devanagari Extra" w:cs="BRH Devanagari Extra"/>
+                <w:color w:val="000000"/>
+                <w:sz w:val="40"/>
+                <w:szCs w:val="40"/>
+                <w:highlight w:val="green"/>
+                <w:lang w:bidi="ml-IN"/>
+              </w:rPr>
+              <w:t>mÉ</w:t>
+            </w:r>
+            <w:r>
+              <w:rPr>
+                <w:rFonts w:ascii="BRH Devanagari Extra" w:hAnsi="BRH Devanagari Extra" w:cs="BRH Devanagari Extra"/>
+                <w:color w:val="000000"/>
+                <w:sz w:val="40"/>
+                <w:szCs w:val="40"/>
+                <w:lang w:bidi="ml-IN"/>
+              </w:rPr>
+              <w:t xml:space="preserve">þÌiÉÈ | </w:t>
+            </w:r>
+          </w:p>
+          <w:p>
+            <w:pPr>
+              <w:spacing w:before="0" w:line="240" w:lineRule="auto"/>
+              <w:rPr>
+                <w:rFonts w:ascii="BRH Devanagari Extra" w:hAnsi="BRH Devanagari Extra" w:cs="BRH Devanagari Extra"/>
+                <w:color w:val="000000"/>
+                <w:sz w:val="40"/>
+                <w:szCs w:val="40"/>
+              </w:rPr>
+            </w:pPr>
             <w:r>
               <w:rPr>
                 <w:rFonts w:ascii="BRH Devanagari Extra" w:hAnsi="BRH Devanagari Extra" w:cs="BRH Devanagari Extra"/>
@@ -15182,116 +12718,26 @@
               </w:rPr>
               <w:t>mÉë</w:t>
             </w:r>
-            <w:proofErr w:type="spellEnd"/>
-            <w:r>
-              <w:rPr>
-                <w:rFonts w:ascii="BRH Malayalam Extra" w:hAnsi="BRH Malayalam Extra" w:cs="BRH Devanagari Extra"/>
-                <w:b/>
-                <w:color w:val="000000"/>
-                <w:sz w:val="32"/>
-                <w:szCs w:val="40"/>
-                <w:lang w:bidi="ml-IN"/>
-              </w:rPr>
-              <w:t>–</w:t>
-            </w:r>
-            <w:proofErr w:type="spellStart"/>
-            <w:r>
-              <w:rPr>
-                <w:rFonts w:ascii="BRH Devanagari Extra" w:hAnsi="BRH Devanagari Extra" w:cs="BRH Devanagari Extra"/>
-                <w:color w:val="000000"/>
-                <w:sz w:val="40"/>
-                <w:szCs w:val="40"/>
-                <w:lang w:bidi="ml-IN"/>
-              </w:rPr>
-              <w:t>eÉÉ</w:t>
-            </w:r>
-            <w:r>
-              <w:rPr>
-                <w:rFonts w:ascii="BRH Devanagari Extra" w:hAnsi="BRH Devanagari Extra" w:cs="BRH Devanagari Extra"/>
-                <w:color w:val="000000"/>
-                <w:sz w:val="40"/>
-                <w:szCs w:val="40"/>
-                <w:highlight w:val="green"/>
-                <w:lang w:bidi="ml-IN"/>
-              </w:rPr>
-              <w:t>mÉ</w:t>
-            </w:r>
-            <w:r>
-              <w:rPr>
-                <w:rFonts w:ascii="BRH Devanagari Extra" w:hAnsi="BRH Devanagari Extra" w:cs="BRH Devanagari Extra"/>
-                <w:color w:val="000000"/>
-                <w:sz w:val="40"/>
-                <w:szCs w:val="40"/>
-                <w:lang w:bidi="ml-IN"/>
-              </w:rPr>
-              <w:t>þÌiÉÈ</w:t>
-            </w:r>
-            <w:proofErr w:type="spellEnd"/>
-            <w:r>
-              <w:rPr>
-                <w:rFonts w:ascii="BRH Devanagari Extra" w:hAnsi="BRH Devanagari Extra" w:cs="BRH Devanagari Extra"/>
-                <w:color w:val="000000"/>
-                <w:sz w:val="40"/>
-                <w:szCs w:val="40"/>
-                <w:lang w:bidi="ml-IN"/>
-              </w:rPr>
-              <w:t xml:space="preserve"> | </w:t>
-            </w:r>
-          </w:p>
-          <w:p>
-            <w:pPr>
-              <w:spacing w:before="0" w:line="240" w:lineRule="auto"/>
-              <w:rPr>
-                <w:rFonts w:ascii="BRH Devanagari Extra" w:hAnsi="BRH Devanagari Extra" w:cs="BRH Devanagari Extra"/>
-                <w:color w:val="000000"/>
-                <w:sz w:val="40"/>
-                <w:szCs w:val="40"/>
-              </w:rPr>
-            </w:pPr>
-            <w:proofErr w:type="spellStart"/>
-            <w:r>
-              <w:rPr>
-                <w:rFonts w:ascii="BRH Devanagari Extra" w:hAnsi="BRH Devanagari Extra" w:cs="BRH Devanagari Extra"/>
-                <w:color w:val="000000"/>
-                <w:sz w:val="40"/>
-                <w:szCs w:val="40"/>
-                <w:lang w:bidi="ml-IN"/>
-              </w:rPr>
-              <w:t>mÉë</w:t>
-            </w:r>
-            <w:proofErr w:type="spellEnd"/>
-            <w:r>
-              <w:rPr>
-                <w:rFonts w:ascii="BRH Malayalam Extra" w:hAnsi="BRH Malayalam Extra" w:cs="BRH Devanagari Extra"/>
-                <w:b/>
-                <w:color w:val="000000"/>
-                <w:sz w:val="32"/>
-                <w:szCs w:val="40"/>
-                <w:lang w:bidi="ml-IN"/>
-              </w:rPr>
-              <w:t>–</w:t>
-            </w:r>
-            <w:proofErr w:type="spellStart"/>
-            <w:r>
-              <w:rPr>
-                <w:rFonts w:ascii="BRH Devanagari Extra" w:hAnsi="BRH Devanagari Extra" w:cs="BRH Devanagari Extra"/>
-                <w:color w:val="000000"/>
-                <w:sz w:val="40"/>
-                <w:szCs w:val="40"/>
-                <w:lang w:bidi="ml-IN"/>
-              </w:rPr>
-              <w:t>eÉÉmÉþÌiÉUç</w:t>
-            </w:r>
-            <w:proofErr w:type="spellEnd"/>
-            <w:r>
-              <w:rPr>
-                <w:rFonts w:ascii="BRH Devanagari Extra" w:hAnsi="BRH Devanagari Extra" w:cs="BRH Devanagari Extra"/>
-                <w:color w:val="000000"/>
-                <w:sz w:val="40"/>
-                <w:szCs w:val="40"/>
-                <w:lang w:bidi="ml-IN"/>
-              </w:rPr>
-              <w:t xml:space="preserve"> rÉ</w:t>
+            <w:r>
+              <w:rPr>
+                <w:rFonts w:ascii="BRH Malayalam Extra" w:hAnsi="BRH Malayalam Extra" w:cs="BRH Devanagari Extra"/>
+                <w:b/>
+                <w:color w:val="000000"/>
+                <w:sz w:val="32"/>
+                <w:szCs w:val="40"/>
+                <w:lang w:bidi="ml-IN"/>
+              </w:rPr>
+              <w:t>–</w:t>
+            </w:r>
+            <w:r>
+              <w:rPr>
+                <w:rFonts w:ascii="BRH Devanagari Extra" w:hAnsi="BRH Devanagari Extra" w:cs="BRH Devanagari Extra"/>
+                <w:color w:val="000000"/>
+                <w:sz w:val="40"/>
+                <w:szCs w:val="40"/>
+                <w:lang w:bidi="ml-IN"/>
+              </w:rPr>
+              <w:t>eÉÉmÉþÌiÉUç rÉ</w:t>
             </w:r>
             <w:r>
               <w:rPr>
@@ -15484,7 +12930,6 @@
               </w:rPr>
               <w:t>–</w:t>
             </w:r>
-            <w:proofErr w:type="spellStart"/>
             <w:r>
               <w:rPr>
                 <w:rFonts w:ascii="BRH Devanagari Extra" w:hAnsi="BRH Devanagari Extra" w:cs="BRH Devanagari Extra"/>
@@ -15495,51 +12940,27 @@
               </w:rPr>
               <w:t>ÌiÉ</w:t>
             </w:r>
-            <w:proofErr w:type="spellEnd"/>
-            <w:r>
-              <w:rPr>
-                <w:rFonts w:ascii="BRH Malayalam Extra" w:hAnsi="BRH Malayalam Extra" w:cs="BRH Devanagari Extra"/>
-                <w:b/>
-                <w:color w:val="000000"/>
-                <w:sz w:val="32"/>
-                <w:szCs w:val="40"/>
-                <w:lang w:bidi="ml-IN"/>
-              </w:rPr>
-              <w:t>–</w:t>
-            </w:r>
-            <w:r>
-              <w:rPr>
-                <w:rFonts w:ascii="BRH Devanagari Extra" w:hAnsi="BRH Devanagari Extra" w:cs="BRH Devanagari Extra"/>
-                <w:color w:val="000000"/>
-                <w:sz w:val="40"/>
-                <w:szCs w:val="40"/>
-                <w:lang w:bidi="ml-IN"/>
-              </w:rPr>
-              <w:t xml:space="preserve"> </w:t>
-            </w:r>
-            <w:proofErr w:type="spellStart"/>
-            <w:r>
-              <w:rPr>
-                <w:rFonts w:ascii="BRH Devanagari Extra" w:hAnsi="BRH Devanagari Extra" w:cs="BRH Devanagari Extra"/>
-                <w:color w:val="000000"/>
-                <w:sz w:val="40"/>
-                <w:szCs w:val="40"/>
-                <w:lang w:bidi="ml-IN"/>
-              </w:rPr>
-              <w:t>blÉÎliÉþ</w:t>
-            </w:r>
-            <w:proofErr w:type="spellEnd"/>
-            <w:r>
-              <w:rPr>
-                <w:rFonts w:ascii="BRH Devanagari Extra" w:hAnsi="BRH Devanagari Extra" w:cs="BRH Devanagari Extra"/>
-                <w:color w:val="000000"/>
-                <w:sz w:val="40"/>
-                <w:szCs w:val="40"/>
-                <w:lang w:bidi="ml-IN"/>
-              </w:rPr>
-              <w:t xml:space="preserve"> | </w:t>
-            </w:r>
-            <w:proofErr w:type="spellStart"/>
+            <w:r>
+              <w:rPr>
+                <w:rFonts w:ascii="BRH Malayalam Extra" w:hAnsi="BRH Malayalam Extra" w:cs="BRH Devanagari Extra"/>
+                <w:b/>
+                <w:color w:val="000000"/>
+                <w:sz w:val="32"/>
+                <w:szCs w:val="40"/>
+                <w:lang w:bidi="ml-IN"/>
+              </w:rPr>
+              <w:t>–</w:t>
+            </w:r>
+            <w:r>
+              <w:rPr>
+                <w:rFonts w:ascii="BRH Devanagari Extra" w:hAnsi="BRH Devanagari Extra" w:cs="BRH Devanagari Extra"/>
+                <w:color w:val="000000"/>
+                <w:sz w:val="40"/>
+                <w:szCs w:val="40"/>
+                <w:lang w:bidi="ml-IN"/>
+              </w:rPr>
+              <w:t xml:space="preserve"> blÉÎliÉþ | </w:t>
+            </w:r>
             <w:r>
               <w:rPr>
                 <w:rFonts w:ascii="BRH Devanagari Extra" w:hAnsi="BRH Devanagari Extra" w:cs="BRH Devanagari Extra"/>
@@ -15561,49 +12982,26 @@
               </w:rPr>
               <w:t>ÎliÉ</w:t>
             </w:r>
-            <w:proofErr w:type="spellEnd"/>
-            <w:r>
-              <w:rPr>
-                <w:rFonts w:ascii="BRH Malayalam Extra" w:hAnsi="BRH Malayalam Extra" w:cs="BRH Devanagari Extra"/>
-                <w:b/>
-                <w:color w:val="000000"/>
-                <w:sz w:val="32"/>
-                <w:szCs w:val="40"/>
-                <w:lang w:bidi="ml-IN"/>
-              </w:rPr>
-              <w:t>–</w:t>
-            </w:r>
-            <w:r>
-              <w:rPr>
-                <w:rFonts w:ascii="BRH Devanagari Extra" w:hAnsi="BRH Devanagari Extra" w:cs="BRH Devanagari Extra"/>
-                <w:color w:val="000000"/>
-                <w:sz w:val="40"/>
-                <w:szCs w:val="40"/>
-                <w:lang w:bidi="ml-IN"/>
-              </w:rPr>
-              <w:t xml:space="preserve"> </w:t>
-            </w:r>
-            <w:proofErr w:type="spellStart"/>
-            <w:r>
-              <w:rPr>
-                <w:rFonts w:ascii="BRH Devanagari Extra" w:hAnsi="BRH Devanagari Extra" w:cs="BRH Devanagari Extra"/>
-                <w:color w:val="000000"/>
-                <w:sz w:val="40"/>
-                <w:szCs w:val="40"/>
-                <w:lang w:bidi="ml-IN"/>
-              </w:rPr>
-              <w:t>uÉæ</w:t>
-            </w:r>
-            <w:proofErr w:type="spellEnd"/>
-            <w:r>
-              <w:rPr>
-                <w:rFonts w:ascii="BRH Devanagari Extra" w:hAnsi="BRH Devanagari Extra" w:cs="BRH Devanagari Extra"/>
-                <w:color w:val="000000"/>
-                <w:sz w:val="40"/>
-                <w:szCs w:val="40"/>
-                <w:lang w:bidi="ml-IN"/>
-              </w:rPr>
-              <w:t xml:space="preserve"> | </w:t>
+            <w:r>
+              <w:rPr>
+                <w:rFonts w:ascii="BRH Malayalam Extra" w:hAnsi="BRH Malayalam Extra" w:cs="BRH Devanagari Extra"/>
+                <w:b/>
+                <w:color w:val="000000"/>
+                <w:sz w:val="32"/>
+                <w:szCs w:val="40"/>
+                <w:lang w:bidi="ml-IN"/>
+              </w:rPr>
+              <w:t>–</w:t>
+            </w:r>
+            <w:r>
+              <w:rPr>
+                <w:rFonts w:ascii="BRH Devanagari Extra" w:hAnsi="BRH Devanagari Extra" w:cs="BRH Devanagari Extra"/>
+                <w:color w:val="000000"/>
+                <w:sz w:val="40"/>
+                <w:szCs w:val="40"/>
+                <w:lang w:bidi="ml-IN"/>
+              </w:rPr>
+              <w:t xml:space="preserve"> uÉæ | </w:t>
             </w:r>
           </w:p>
         </w:tc>
@@ -15664,7 +13062,6 @@
               </w:rPr>
               <w:t>–</w:t>
             </w:r>
-            <w:proofErr w:type="spellStart"/>
             <w:r>
               <w:rPr>
                 <w:rFonts w:ascii="BRH Devanagari Extra" w:hAnsi="BRH Devanagari Extra" w:cs="BRH Devanagari Extra"/>
@@ -15675,51 +13072,27 @@
               </w:rPr>
               <w:t>ÌiÉ</w:t>
             </w:r>
-            <w:proofErr w:type="spellEnd"/>
-            <w:r>
-              <w:rPr>
-                <w:rFonts w:ascii="BRH Malayalam Extra" w:hAnsi="BRH Malayalam Extra" w:cs="BRH Devanagari Extra"/>
-                <w:b/>
-                <w:color w:val="000000"/>
-                <w:sz w:val="32"/>
-                <w:szCs w:val="40"/>
-                <w:lang w:bidi="ml-IN"/>
-              </w:rPr>
-              <w:t>–</w:t>
-            </w:r>
-            <w:r>
-              <w:rPr>
-                <w:rFonts w:ascii="BRH Devanagari Extra" w:hAnsi="BRH Devanagari Extra" w:cs="BRH Devanagari Extra"/>
-                <w:color w:val="000000"/>
-                <w:sz w:val="40"/>
-                <w:szCs w:val="40"/>
-                <w:lang w:bidi="ml-IN"/>
-              </w:rPr>
-              <w:t xml:space="preserve"> </w:t>
-            </w:r>
-            <w:proofErr w:type="spellStart"/>
-            <w:r>
-              <w:rPr>
-                <w:rFonts w:ascii="BRH Devanagari Extra" w:hAnsi="BRH Devanagari Extra" w:cs="BRH Devanagari Extra"/>
-                <w:color w:val="000000"/>
-                <w:sz w:val="40"/>
-                <w:szCs w:val="40"/>
-                <w:lang w:bidi="ml-IN"/>
-              </w:rPr>
-              <w:t>blÉÎliÉþ</w:t>
-            </w:r>
-            <w:proofErr w:type="spellEnd"/>
-            <w:r>
-              <w:rPr>
-                <w:rFonts w:ascii="BRH Devanagari Extra" w:hAnsi="BRH Devanagari Extra" w:cs="BRH Devanagari Extra"/>
-                <w:color w:val="000000"/>
-                <w:sz w:val="40"/>
-                <w:szCs w:val="40"/>
-                <w:lang w:bidi="ml-IN"/>
-              </w:rPr>
-              <w:t xml:space="preserve"> | </w:t>
-            </w:r>
-            <w:proofErr w:type="spellStart"/>
+            <w:r>
+              <w:rPr>
+                <w:rFonts w:ascii="BRH Malayalam Extra" w:hAnsi="BRH Malayalam Extra" w:cs="BRH Devanagari Extra"/>
+                <w:b/>
+                <w:color w:val="000000"/>
+                <w:sz w:val="32"/>
+                <w:szCs w:val="40"/>
+                <w:lang w:bidi="ml-IN"/>
+              </w:rPr>
+              <w:t>–</w:t>
+            </w:r>
+            <w:r>
+              <w:rPr>
+                <w:rFonts w:ascii="BRH Devanagari Extra" w:hAnsi="BRH Devanagari Extra" w:cs="BRH Devanagari Extra"/>
+                <w:color w:val="000000"/>
+                <w:sz w:val="40"/>
+                <w:szCs w:val="40"/>
+                <w:lang w:bidi="ml-IN"/>
+              </w:rPr>
+              <w:t xml:space="preserve"> blÉÎliÉþ | </w:t>
+            </w:r>
             <w:r>
               <w:rPr>
                 <w:rFonts w:ascii="BRH Devanagari Extra" w:hAnsi="BRH Devanagari Extra" w:cs="BRH Devanagari Extra"/>
@@ -15741,49 +13114,26 @@
               </w:rPr>
               <w:t>ÎliÉ</w:t>
             </w:r>
-            <w:proofErr w:type="spellEnd"/>
-            <w:r>
-              <w:rPr>
-                <w:rFonts w:ascii="BRH Malayalam Extra" w:hAnsi="BRH Malayalam Extra" w:cs="BRH Devanagari Extra"/>
-                <w:b/>
-                <w:color w:val="000000"/>
-                <w:sz w:val="32"/>
-                <w:szCs w:val="40"/>
-                <w:lang w:bidi="ml-IN"/>
-              </w:rPr>
-              <w:t>–</w:t>
-            </w:r>
-            <w:r>
-              <w:rPr>
-                <w:rFonts w:ascii="BRH Devanagari Extra" w:hAnsi="BRH Devanagari Extra" w:cs="BRH Devanagari Extra"/>
-                <w:color w:val="000000"/>
-                <w:sz w:val="40"/>
-                <w:szCs w:val="40"/>
-                <w:lang w:bidi="ml-IN"/>
-              </w:rPr>
-              <w:t xml:space="preserve"> </w:t>
-            </w:r>
-            <w:proofErr w:type="spellStart"/>
-            <w:r>
-              <w:rPr>
-                <w:rFonts w:ascii="BRH Devanagari Extra" w:hAnsi="BRH Devanagari Extra" w:cs="BRH Devanagari Extra"/>
-                <w:color w:val="000000"/>
-                <w:sz w:val="40"/>
-                <w:szCs w:val="40"/>
-                <w:lang w:bidi="ml-IN"/>
-              </w:rPr>
-              <w:t>uÉæ</w:t>
-            </w:r>
-            <w:proofErr w:type="spellEnd"/>
-            <w:r>
-              <w:rPr>
-                <w:rFonts w:ascii="BRH Devanagari Extra" w:hAnsi="BRH Devanagari Extra" w:cs="BRH Devanagari Extra"/>
-                <w:color w:val="000000"/>
-                <w:sz w:val="40"/>
-                <w:szCs w:val="40"/>
-                <w:lang w:bidi="ml-IN"/>
-              </w:rPr>
-              <w:t xml:space="preserve"> |</w:t>
+            <w:r>
+              <w:rPr>
+                <w:rFonts w:ascii="BRH Malayalam Extra" w:hAnsi="BRH Malayalam Extra" w:cs="BRH Devanagari Extra"/>
+                <w:b/>
+                <w:color w:val="000000"/>
+                <w:sz w:val="32"/>
+                <w:szCs w:val="40"/>
+                <w:lang w:bidi="ml-IN"/>
+              </w:rPr>
+              <w:t>–</w:t>
+            </w:r>
+            <w:r>
+              <w:rPr>
+                <w:rFonts w:ascii="BRH Devanagari Extra" w:hAnsi="BRH Devanagari Extra" w:cs="BRH Devanagari Extra"/>
+                <w:color w:val="000000"/>
+                <w:sz w:val="40"/>
+                <w:szCs w:val="40"/>
+                <w:lang w:bidi="ml-IN"/>
+              </w:rPr>
+              <w:t xml:space="preserve"> uÉæ |</w:t>
             </w:r>
           </w:p>
         </w:tc>
@@ -15817,29 +13167,7 @@
           <w:szCs w:val="40"/>
           <w:lang w:val="en-IN" w:eastAsia="en-IN"/>
         </w:rPr>
-        <w:t>"</w:t>
-      </w:r>
-      <w:proofErr w:type="spellStart"/>
-      <w:r>
-        <w:rPr>
-          <w:rFonts w:ascii="BRH Devanagari" w:hAnsi="BRH Devanagari" w:cs="BRH Devanagari"/>
-          <w:color w:val="000000"/>
-          <w:sz w:val="40"/>
-          <w:szCs w:val="40"/>
-          <w:lang w:val="en-IN" w:eastAsia="en-IN"/>
-        </w:rPr>
-        <w:t>zlÉ</w:t>
-      </w:r>
-      <w:proofErr w:type="spellEnd"/>
-      <w:r>
-        <w:rPr>
-          <w:rFonts w:ascii="BRH Devanagari" w:hAnsi="BRH Devanagari" w:cs="BRH Devanagari"/>
-          <w:color w:val="000000"/>
-          <w:sz w:val="40"/>
-          <w:szCs w:val="40"/>
-          <w:lang w:val="en-IN" w:eastAsia="en-IN"/>
-        </w:rPr>
-        <w:t xml:space="preserve">" </w:t>
+        <w:t xml:space="preserve">"zlÉ" </w:t>
       </w:r>
       <w:r>
         <w:rPr>
@@ -15878,7 +13206,6 @@
         </w:rPr>
         <w:t>"</w:t>
       </w:r>
-      <w:proofErr w:type="spellStart"/>
       <w:proofErr w:type="gramEnd"/>
       <w:r>
         <w:rPr>
@@ -15891,7 +13218,6 @@
         </w:rPr>
         <w:t>zgÉ</w:t>
       </w:r>
-      <w:proofErr w:type="spellEnd"/>
       <w:r>
         <w:rPr>
           <w:rFonts w:ascii="BRH Devanagari" w:hAnsi="BRH Devanagari" w:cs="BRH Devanagari"/>
